--- a/КП/КП_Пояснительная_записка.docx
+++ b/КП/КП_Пояснительная_записка.docx
@@ -3267,19 +3267,7 @@
         <w:pStyle w:val="a3"/>
       </w:pPr>
       <w:r>
-        <w:t>АКТ</w:t>
-      </w:r>
-      <w:r>
-        <w:t> </w:t>
-      </w:r>
-      <w:r>
-        <w:t>(ф)</w:t>
-      </w:r>
-      <w:r>
-        <w:t> </w:t>
-      </w:r>
-      <w:r>
-        <w:t>СПбГУТ – Архангельский колледж телекоммуникаций (филиал) Санкт-Петербуржского государственного университета телекоммуникаций</w:t>
+        <w:t>БД – база данных</w:t>
       </w:r>
     </w:p>
     <w:p>
@@ -3287,7 +3275,7 @@
         <w:pStyle w:val="a3"/>
       </w:pPr>
       <w:r>
-        <w:t>БД – база данных</w:t>
+        <w:t>ОС – операционная система</w:t>
       </w:r>
     </w:p>
     <w:p>
@@ -3295,7 +3283,7 @@
         <w:pStyle w:val="a3"/>
       </w:pPr>
       <w:r>
-        <w:t>ОС – операционная система</w:t>
+        <w:t>ПК – персональный компьютер</w:t>
       </w:r>
     </w:p>
     <w:p>
@@ -3303,7 +3291,7 @@
         <w:pStyle w:val="a3"/>
       </w:pPr>
       <w:r>
-        <w:t>ПК – персональный компьютер</w:t>
+        <w:t>ПО – программное обеспечение</w:t>
       </w:r>
     </w:p>
     <w:p>
@@ -3311,7 +3299,7 @@
         <w:pStyle w:val="a3"/>
       </w:pPr>
       <w:r>
-        <w:t>ПО – программное обеспечение</w:t>
+        <w:t>СУБД – система управления базами данных</w:t>
       </w:r>
     </w:p>
     <w:p>
@@ -3319,25 +3307,145 @@
         <w:pStyle w:val="a3"/>
       </w:pPr>
       <w:r>
-        <w:t>СПбГУТ –</w:t>
+        <w:t xml:space="preserve">УНФО – </w:t>
+      </w:r>
+      <w:r>
+        <w:t>Учет номерного фонда общежития</w:t>
+      </w:r>
+    </w:p>
+    <w:p>
+      <w:pPr>
+        <w:pStyle w:val="a3"/>
+      </w:pPr>
+      <w:r>
+        <w:t>ЯП – язык программирования</w:t>
+      </w:r>
+    </w:p>
+    <w:p>
+      <w:pPr>
+        <w:pStyle w:val="a3"/>
+      </w:pPr>
+    </w:p>
+    <w:p>
+      <w:pPr>
+        <w:pStyle w:val="a3"/>
+      </w:pPr>
+      <w:r>
+        <w:rPr>
+          <w:lang w:val="en-US"/>
+        </w:rPr>
+        <w:t>API</w:t>
+      </w:r>
+      <w:r>
+        <w:t xml:space="preserve"> – </w:t>
+      </w:r>
+      <w:r>
+        <w:t>интерфейс прикладного программирования</w:t>
+      </w:r>
+    </w:p>
+    <w:p>
+      <w:pPr>
+        <w:pStyle w:val="a3"/>
+      </w:pPr>
+      <w:r>
+        <w:rPr>
+          <w:lang w:val="en-US"/>
+        </w:rPr>
+        <w:t>CSS</w:t>
+      </w:r>
+      <w:r>
+        <w:t xml:space="preserve"> – </w:t>
+      </w:r>
+      <w:r>
+        <w:t>каскадная таблица стилей</w:t>
+      </w:r>
+    </w:p>
+    <w:p>
+      <w:pPr>
+        <w:pStyle w:val="a3"/>
+      </w:pPr>
+      <w:r>
+        <w:rPr>
+          <w:lang w:val="en-US"/>
+        </w:rPr>
+        <w:t>ERD</w:t>
+      </w:r>
+      <w:r>
+        <w:t xml:space="preserve"> – диаграмма взаимосвязей сущностей</w:t>
+      </w:r>
+    </w:p>
+    <w:p>
+      <w:pPr>
+        <w:pStyle w:val="a3"/>
+      </w:pPr>
+      <w:r>
+        <w:rPr>
+          <w:lang w:val="en-US"/>
+        </w:rPr>
+        <w:t>HTML</w:t>
+      </w:r>
+      <w:r>
+        <w:t xml:space="preserve"> – </w:t>
+      </w:r>
+      <w:r>
+        <w:t>язык гипертекстовой разметки</w:t>
+      </w:r>
+    </w:p>
+    <w:p>
+      <w:pPr>
+        <w:pStyle w:val="a3"/>
+      </w:pPr>
+      <w:r>
+        <w:rPr>
+          <w:lang w:val="en-US"/>
+        </w:rPr>
+        <w:t>HTTPS</w:t>
+      </w:r>
+      <w:r>
+        <w:t xml:space="preserve"> – </w:t>
+      </w:r>
+      <w:r>
+        <w:t>б</w:t>
+      </w:r>
+      <w:r>
+        <w:t>езопасный протокол передачи гипертекста</w:t>
+      </w:r>
+    </w:p>
+    <w:p>
+      <w:pPr>
+        <w:pStyle w:val="a3"/>
+      </w:pPr>
+      <w:r>
+        <w:rPr>
+          <w:lang w:val="en-US"/>
+        </w:rPr>
+        <w:t>ID</w:t>
+      </w:r>
+      <w:r>
+        <w:t xml:space="preserve"> - </w:t>
+      </w:r>
+      <w:r>
+        <w:t>идентификатор</w:t>
+      </w:r>
+    </w:p>
+    <w:p>
+      <w:pPr>
+        <w:pStyle w:val="a3"/>
+      </w:pPr>
+      <w:r>
+        <w:rPr>
+          <w:lang w:val="en-US"/>
+        </w:rPr>
+        <w:t>IDE</w:t>
+      </w:r>
+      <w:r>
+        <w:t xml:space="preserve"> –</w:t>
       </w:r>
       <w:r>
         <w:t xml:space="preserve"> </w:t>
       </w:r>
       <w:r>
-        <w:t>Санкт-Петербуржск</w:t>
-      </w:r>
-      <w:r>
-        <w:t>ий</w:t>
-      </w:r>
-      <w:r>
-        <w:t xml:space="preserve"> государственн</w:t>
-      </w:r>
-      <w:r>
-        <w:t>ый</w:t>
-      </w:r>
-      <w:r>
-        <w:t xml:space="preserve"> университет телекоммуникаций</w:t>
+        <w:t>интегрированная среда разработки</w:t>
       </w:r>
     </w:p>
     <w:p>
@@ -3345,7 +3453,19 @@
         <w:pStyle w:val="a3"/>
       </w:pPr>
       <w:r>
-        <w:t>СУБД – система управления базами данных</w:t>
+        <w:rPr>
+          <w:lang w:val="en-US"/>
+        </w:rPr>
+        <w:t>REST</w:t>
+      </w:r>
+      <w:r>
+        <w:t xml:space="preserve"> –</w:t>
+      </w:r>
+      <w:r>
+        <w:t xml:space="preserve"> </w:t>
+      </w:r>
+      <w:r>
+        <w:t>передача репрезентативного состояния</w:t>
       </w:r>
     </w:p>
     <w:p>
@@ -3353,13 +3473,13 @@
         <w:pStyle w:val="a3"/>
       </w:pPr>
       <w:r>
-        <w:t>УНФО –</w:t>
-      </w:r>
-      <w:r>
-        <w:t xml:space="preserve"> </w:t>
-      </w:r>
-      <w:r>
-        <w:t>Учет номерного фонда общежития</w:t>
+        <w:rPr>
+          <w:lang w:val="en-US"/>
+        </w:rPr>
+        <w:t>SDK</w:t>
+      </w:r>
+      <w:r>
+        <w:t xml:space="preserve"> – комплект для разработки программного обеспечения</w:t>
       </w:r>
     </w:p>
     <w:p>
@@ -3367,172 +3487,21 @@
         <w:pStyle w:val="a3"/>
       </w:pPr>
       <w:r>
-        <w:t>ЯП – язык программирования</w:t>
+        <w:rPr>
+          <w:lang w:val="en-US"/>
+        </w:rPr>
+        <w:t>EFCore</w:t>
       </w:r>
     </w:p>
     <w:p>
       <w:pPr>
         <w:pStyle w:val="a3"/>
       </w:pPr>
-    </w:p>
-    <w:p>
-      <w:pPr>
-        <w:pStyle w:val="a3"/>
-      </w:pPr>
-      <w:r>
-        <w:rPr>
-          <w:lang w:val="en-US"/>
-        </w:rPr>
-        <w:t>API</w:t>
-      </w:r>
-      <w:r>
-        <w:t xml:space="preserve"> –</w:t>
-      </w:r>
-      <w:r>
-        <w:t xml:space="preserve"> </w:t>
-      </w:r>
-      <w:r>
-        <w:t>интерфейс прикладного программирования</w:t>
-      </w:r>
-    </w:p>
-    <w:p>
-      <w:pPr>
-        <w:pStyle w:val="a3"/>
-      </w:pPr>
-      <w:r>
-        <w:rPr>
-          <w:lang w:val="en-US"/>
-        </w:rPr>
-        <w:t>CSS</w:t>
-      </w:r>
-      <w:r>
-        <w:t xml:space="preserve"> –</w:t>
-      </w:r>
-      <w:r>
-        <w:t xml:space="preserve"> </w:t>
-      </w:r>
-      <w:r>
-        <w:t>каскадная таблица стилей</w:t>
-      </w:r>
-    </w:p>
-    <w:p>
-      <w:pPr>
-        <w:pStyle w:val="a3"/>
-      </w:pPr>
-      <w:r>
-        <w:rPr>
-          <w:lang w:val="en-US"/>
-        </w:rPr>
-        <w:t>ERD</w:t>
-      </w:r>
-      <w:r>
-        <w:t xml:space="preserve"> –</w:t>
-      </w:r>
-      <w:r>
-        <w:t xml:space="preserve"> </w:t>
-      </w:r>
-      <w:r>
-        <w:t>диаграмма взаимосвязей сущностей</w:t>
-      </w:r>
-    </w:p>
-    <w:p>
-      <w:pPr>
-        <w:pStyle w:val="a3"/>
-      </w:pPr>
-      <w:r>
-        <w:rPr>
-          <w:lang w:val="en-US"/>
-        </w:rPr>
-        <w:t>HTML</w:t>
-      </w:r>
-      <w:r>
-        <w:t xml:space="preserve"> – </w:t>
-      </w:r>
-      <w:r>
-        <w:t>язык гипертекстовой разметки</w:t>
-      </w:r>
-    </w:p>
-    <w:p>
-      <w:pPr>
-        <w:pStyle w:val="a3"/>
-      </w:pPr>
-      <w:r>
-        <w:rPr>
-          <w:lang w:val="en-US"/>
-        </w:rPr>
-        <w:t>HTTPS</w:t>
-      </w:r>
-      <w:r>
-        <w:t xml:space="preserve"> –</w:t>
-      </w:r>
-      <w:r>
-        <w:t xml:space="preserve"> </w:t>
-      </w:r>
-      <w:r>
-        <w:t>б</w:t>
-      </w:r>
-      <w:r>
-        <w:t>езопасный протокол передачи гипертекста</w:t>
-      </w:r>
-    </w:p>
-    <w:p>
-      <w:pPr>
-        <w:pStyle w:val="a3"/>
-      </w:pPr>
-      <w:r>
-        <w:rPr>
-          <w:lang w:val="en-US"/>
-        </w:rPr>
-        <w:t>IDE</w:t>
-      </w:r>
-      <w:r>
-        <w:t xml:space="preserve"> –</w:t>
-      </w:r>
-      <w:r>
-        <w:t xml:space="preserve"> </w:t>
-      </w:r>
-      <w:r>
-        <w:t>интегрированная среда разработки</w:t>
-      </w:r>
-    </w:p>
-    <w:p>
-      <w:pPr>
-        <w:pStyle w:val="a3"/>
-      </w:pPr>
-      <w:r>
-        <w:rPr>
-          <w:lang w:val="en-US"/>
-        </w:rPr>
-        <w:t>REST</w:t>
-      </w:r>
-      <w:r>
-        <w:t xml:space="preserve"> –</w:t>
-      </w:r>
-      <w:r>
-        <w:t xml:space="preserve"> </w:t>
-      </w:r>
-      <w:r>
-        <w:t>передача репрезентативного состояния</w:t>
-      </w:r>
-    </w:p>
-    <w:p>
-      <w:pPr>
-        <w:pStyle w:val="a3"/>
-      </w:pPr>
-      <w:r>
-        <w:rPr>
-          <w:lang w:val="en-US"/>
-        </w:rPr>
-        <w:t>SDK</w:t>
-      </w:r>
-      <w:r>
-        <w:t xml:space="preserve"> –</w:t>
-      </w:r>
-      <w:r>
-        <w:t xml:space="preserve"> </w:t>
-      </w:r>
-      <w:r>
-        <w:t>комплект для разработки программного обеспечения</w:t>
+      <w:r>
+        <w:rPr>
+          <w:lang w:val="en-US"/>
+        </w:rPr>
+        <w:t>DTO</w:t>
       </w:r>
     </w:p>
     <w:p>
@@ -3671,17 +3640,17 @@
       <w:pPr>
         <w:pStyle w:val="1"/>
       </w:pPr>
-      <w:bookmarkStart w:id="6" w:name="_Hlk215608503"/>
-      <w:bookmarkStart w:id="7" w:name="_Toc215610290"/>
-      <w:bookmarkStart w:id="8" w:name="_Toc215610333"/>
-      <w:bookmarkStart w:id="9" w:name="_Toc215610391"/>
+      <w:bookmarkStart w:id="6" w:name="_Toc215610290"/>
+      <w:bookmarkStart w:id="7" w:name="_Toc215610333"/>
+      <w:bookmarkStart w:id="8" w:name="_Toc215610391"/>
+      <w:bookmarkStart w:id="9" w:name="_Hlk215608503"/>
       <w:r>
         <w:lastRenderedPageBreak/>
         <w:t>Сбор и анализ требований</w:t>
       </w:r>
+      <w:bookmarkEnd w:id="6"/>
       <w:bookmarkEnd w:id="7"/>
       <w:bookmarkEnd w:id="8"/>
-      <w:bookmarkEnd w:id="9"/>
     </w:p>
     <w:p>
       <w:pPr>
@@ -3690,7 +3659,7 @@
       <w:bookmarkStart w:id="10" w:name="_Toc215610291"/>
       <w:bookmarkStart w:id="11" w:name="_Toc215610334"/>
       <w:bookmarkStart w:id="12" w:name="_Toc215610392"/>
-      <w:bookmarkEnd w:id="6"/>
+      <w:bookmarkEnd w:id="9"/>
       <w:r>
         <w:t>Назначение и область применения</w:t>
       </w:r>
@@ -3874,7 +3843,13 @@
         <w:pStyle w:val="a1"/>
       </w:pPr>
       <w:r>
-        <w:t>формирование списка расселения студентов,</w:t>
+        <w:t>формирование списка расселения студентов</w:t>
+      </w:r>
+      <w:r>
+        <w:rPr>
+          <w:lang w:val="en-US"/>
+        </w:rPr>
+        <w:t>;</w:t>
       </w:r>
     </w:p>
     <w:p>
@@ -3941,7 +3916,7 @@
         <w:pStyle w:val="a3"/>
       </w:pPr>
       <w:r>
-        <w:t>Главная страница включает в себя навигационное бургер-меню, при помощи которого можно удобно переключаться между функциональными возможностями приложения. На рисунке 1 изображена диаграмма вариантов использования</w:t>
+        <w:t>Главная страница включает в себя навигационное бургер-меню, при помощи которого можно переключаться между функциональными возможностями приложения. На рисунке 1 изображена диаграмма вариантов использования</w:t>
       </w:r>
       <w:r>
         <w:t xml:space="preserve"> подсистемы</w:t>
@@ -4148,7 +4123,7 @@
         <w:pStyle w:val="a3"/>
       </w:pPr>
       <w:r>
-        <w:t>Согласно поставленной цели проекта, требуется разработать веб-приложение для учета номерного фонда общежития.</w:t>
+        <w:t>Согласно поставленной цели проекта требуется разработать веб-приложение для учета номерного фонда общежития.</w:t>
       </w:r>
     </w:p>
     <w:p>
@@ -4291,19 +4266,11 @@
         <w:t xml:space="preserve">кода, </w:t>
       </w:r>
       <w:r>
-        <w:t xml:space="preserve">отладки и </w:t>
-      </w:r>
-      <w:proofErr w:type="gramStart"/>
-      <w:r>
-        <w:t>тестирования</w:t>
-      </w:r>
-      <w:r>
-        <w:t xml:space="preserve"> </w:t>
+        <w:t>отладки и тестирования</w:t>
       </w:r>
       <w:r>
         <w:t>.</w:t>
       </w:r>
-      <w:proofErr w:type="gramEnd"/>
     </w:p>
     <w:p>
       <w:pPr>
@@ -4501,7 +4468,10 @@
       <w:bookmarkStart w:id="20" w:name="_6ike3fjwisph" w:colFirst="0" w:colLast="0"/>
       <w:bookmarkEnd w:id="20"/>
       <w:r>
-        <w:t>Выбранный набор программных средств обеспечивает эффективное функционирование веб-приложения для автоматизированного учета номерного фонда студенческого общежития.</w:t>
+        <w:t xml:space="preserve">Приведенный </w:t>
+      </w:r>
+      <w:r>
+        <w:t>набор программных средств обеспечивает эффективное функционирование веб-приложения для автоматизированного учета номерного фонда студенческого общежития.</w:t>
       </w:r>
     </w:p>
     <w:p>
@@ -5065,19 +5035,28 @@
         <w:t>Workbench</w:t>
       </w:r>
       <w:r>
-        <w:t xml:space="preserve"> спроектирована БД для подсистемы учета номерного фонда общежития</w:t>
-      </w:r>
-      <w:r>
-        <w:t>,</w:t>
-      </w:r>
-      <w:r>
-        <w:t xml:space="preserve"> физическая модель </w:t>
-      </w:r>
-      <w:r>
-        <w:t xml:space="preserve">БД </w:t>
-      </w:r>
-      <w:r>
-        <w:t xml:space="preserve">представлена на рисунке 3 в виде </w:t>
+        <w:t xml:space="preserve"> спроектирована </w:t>
+      </w:r>
+      <w:r>
+        <w:t xml:space="preserve">физическая модель </w:t>
+      </w:r>
+      <w:r>
+        <w:t>БД для подсистемы учета номерного фонда общежити</w:t>
+      </w:r>
+      <w:r>
+        <w:t>я,</w:t>
+      </w:r>
+      <w:r>
+        <w:t xml:space="preserve"> </w:t>
+      </w:r>
+      <w:r>
+        <w:t>представлен</w:t>
+      </w:r>
+      <w:r>
+        <w:t>ная</w:t>
+      </w:r>
+      <w:r>
+        <w:t xml:space="preserve"> на рисунке 3 в виде </w:t>
       </w:r>
       <w:r>
         <w:rPr>
@@ -5373,25 +5352,64 @@
         <w:t xml:space="preserve">хранящейся </w:t>
       </w:r>
       <w:r>
-        <w:t xml:space="preserve">в </w:t>
-      </w:r>
-      <w:r>
-        <w:t>БД,</w:t>
-      </w:r>
-      <w:r>
-        <w:t xml:space="preserve"> осуществляется посредством</w:t>
+        <w:t>в БД,</w:t>
+      </w:r>
+      <w:r>
+        <w:t xml:space="preserve"> осуществляется посредством Web-API приложения</w:t>
+      </w:r>
+      <w:r>
+        <w:t>, с</w:t>
+      </w:r>
+      <w:r>
+        <w:t xml:space="preserve"> использ</w:t>
+      </w:r>
+      <w:r>
+        <w:t xml:space="preserve">ованием </w:t>
+      </w:r>
+      <w:r>
+        <w:t>библиотек</w:t>
+      </w:r>
+      <w:r>
+        <w:t xml:space="preserve">и </w:t>
+      </w:r>
+      <w:r>
+        <w:rPr>
+          <w:lang w:val="en-US"/>
+        </w:rPr>
+        <w:t>EFCore</w:t>
+      </w:r>
+      <w:r>
+        <w:t xml:space="preserve">, </w:t>
+      </w:r>
+      <w:r>
+        <w:t>созданными</w:t>
+      </w:r>
+      <w:r>
+        <w:t xml:space="preserve"> модел</w:t>
+      </w:r>
+      <w:r>
+        <w:t>ями</w:t>
+      </w:r>
+      <w:r>
+        <w:t xml:space="preserve"> таблиц БД, а также</w:t>
       </w:r>
       <w:r>
         <w:t xml:space="preserve"> </w:t>
       </w:r>
       <w:r>
-        <w:t>Web-API</w:t>
+        <w:rPr>
+          <w:lang w:val="en-US"/>
+        </w:rPr>
+        <w:t>DTO</w:t>
       </w:r>
       <w:r>
         <w:t xml:space="preserve"> </w:t>
       </w:r>
       <w:r>
-        <w:t>приложения</w:t>
+        <w:t>объект</w:t>
+      </w:r>
+      <w:r>
+        <w:t>ами</w:t>
       </w:r>
       <w:r>
         <w:t xml:space="preserve">. </w:t>
@@ -5995,15 +6013,63 @@
         <w:t>HTTP</w:t>
       </w:r>
       <w:r>
-        <w:rPr>
-          <w:lang w:val="en-US"/>
-        </w:rPr>
-        <w:t>S</w:t>
-      </w:r>
-      <w:r>
         <w:t>-</w:t>
       </w:r>
       <w:r>
+        <w:t>запрос</w:t>
+      </w:r>
+      <w:r>
+        <w:t xml:space="preserve">ов к </w:t>
+      </w:r>
+      <w:r>
+        <w:rPr>
+          <w:lang w:val="en-US"/>
+        </w:rPr>
+        <w:t>API</w:t>
+      </w:r>
+      <w:r>
+        <w:t>, ответы возвращаются в формате</w:t>
+      </w:r>
+      <w:r>
+        <w:t xml:space="preserve"> </w:t>
+      </w:r>
+      <w:r>
+        <w:rPr>
+          <w:lang w:val="en-US"/>
+        </w:rPr>
+        <w:t>JSON</w:t>
+      </w:r>
+      <w:r>
+        <w:t xml:space="preserve">, </w:t>
+      </w:r>
+      <w:r>
+        <w:t xml:space="preserve">в </w:t>
+      </w:r>
+      <w:r>
+        <w:t>связи</w:t>
+      </w:r>
+      <w:r>
+        <w:t xml:space="preserve"> с чем </w:t>
+      </w:r>
+      <w:r>
+        <w:t xml:space="preserve">разработана </w:t>
+      </w:r>
+      <w:r>
+        <w:t>функция</w:t>
+      </w:r>
+      <w:r>
+        <w:t xml:space="preserve"> для выполнения </w:t>
+      </w:r>
+      <w:r>
+        <w:rPr>
+          <w:lang w:val="en-US"/>
+        </w:rPr>
+        <w:t>HTTP</w:t>
+      </w:r>
+      <w:r>
+        <w:t>-</w:t>
+      </w:r>
+      <w:r>
         <w:t xml:space="preserve">запросов к </w:t>
       </w:r>
       <w:r>
@@ -6013,100 +6079,19 @@
         <w:t>API</w:t>
       </w:r>
       <w:r>
-        <w:t>, ответы возвращаются в формате</w:t>
+        <w:t>,</w:t>
+      </w:r>
+      <w:r>
+        <w:t xml:space="preserve"> представленная листингом </w:t>
+      </w:r>
+      <w:r>
+        <w:t>2</w:t>
+      </w:r>
+      <w:r>
+        <w:t>.</w:t>
       </w:r>
       <w:r>
         <w:t xml:space="preserve"> </w:t>
-      </w:r>
-      <w:r>
-        <w:rPr>
-          <w:lang w:val="en-US"/>
-        </w:rPr>
-        <w:t>JSON</w:t>
-      </w:r>
-      <w:r>
-        <w:t xml:space="preserve">, </w:t>
-      </w:r>
-      <w:r>
-        <w:t xml:space="preserve">в </w:t>
-      </w:r>
-      <w:r>
-        <w:t>связи</w:t>
-      </w:r>
-      <w:r>
-        <w:t xml:space="preserve"> с чем </w:t>
-      </w:r>
-      <w:r>
-        <w:t xml:space="preserve">разработана </w:t>
-      </w:r>
-      <w:r>
-        <w:t>функция</w:t>
-      </w:r>
-      <w:r>
-        <w:t xml:space="preserve"> для выполнения </w:t>
-      </w:r>
-      <w:r>
-        <w:rPr>
-          <w:lang w:val="en-US"/>
-        </w:rPr>
-        <w:t>HTTPS</w:t>
-      </w:r>
-      <w:r>
-        <w:t>-</w:t>
-      </w:r>
-      <w:r>
-        <w:t xml:space="preserve">запросов к </w:t>
-      </w:r>
-      <w:r>
-        <w:rPr>
-          <w:lang w:val="en-US"/>
-        </w:rPr>
-        <w:t>API</w:t>
-      </w:r>
-      <w:r>
-        <w:t>,</w:t>
-      </w:r>
-      <w:r>
-        <w:t xml:space="preserve"> представленная листингом </w:t>
-      </w:r>
-      <w:r>
-        <w:t>2</w:t>
-      </w:r>
-      <w:r>
-        <w:t>.</w:t>
-      </w:r>
-      <w:r>
-        <w:t xml:space="preserve"> </w:t>
-      </w:r>
-      <w:r>
-        <w:t>Для получения дополнительных контактов студента</w:t>
-      </w:r>
-      <w:r>
-        <w:t xml:space="preserve"> реализован метод </w:t>
-      </w:r>
-      <w:r>
-        <w:t>Web-API</w:t>
-      </w:r>
-      <w:r>
-        <w:t>, который</w:t>
-      </w:r>
-      <w:r>
-        <w:t xml:space="preserve"> </w:t>
-      </w:r>
-      <w:r>
-        <w:t>представлен</w:t>
-      </w:r>
-      <w:r>
-        <w:t xml:space="preserve"> </w:t>
-      </w:r>
-      <w:r>
-        <w:t xml:space="preserve">листингом </w:t>
-      </w:r>
-      <w:r>
-        <w:t>3</w:t>
-      </w:r>
-      <w:r>
-        <w:t>.</w:t>
       </w:r>
     </w:p>
     <w:p>
@@ -6897,7 +6882,6 @@
         <w:pStyle w:val="aff0"/>
       </w:pPr>
       <w:r>
-        <w:lastRenderedPageBreak/>
         <w:t xml:space="preserve">      // Получаем текстовое тело ответа</w:t>
       </w:r>
     </w:p>
@@ -7839,6 +7823,35 @@
     </w:p>
     <w:p>
       <w:pPr>
+        <w:pStyle w:val="a3"/>
+      </w:pPr>
+      <w:r>
+        <w:t xml:space="preserve">Для получения дополнительных контактов студента реализован метод </w:t>
+      </w:r>
+      <w:r>
+        <w:t>Web-API</w:t>
+      </w:r>
+      <w:r>
+        <w:t xml:space="preserve">, который </w:t>
+      </w:r>
+      <w:r>
+        <w:t>представлен</w:t>
+      </w:r>
+      <w:r>
+        <w:t xml:space="preserve"> </w:t>
+      </w:r>
+      <w:r>
+        <w:t xml:space="preserve">листингом </w:t>
+      </w:r>
+      <w:r>
+        <w:t>3</w:t>
+      </w:r>
+      <w:r>
+        <w:t>.</w:t>
+      </w:r>
+    </w:p>
+    <w:p>
+      <w:pPr>
         <w:pStyle w:val="aff2"/>
       </w:pPr>
       <w:r>
@@ -7883,7 +7896,13 @@
         <w:pStyle w:val="aff0"/>
       </w:pPr>
       <w:r>
-        <w:t>// Возвращает список контактной информации для студента с указанным ID.</w:t>
+        <w:t xml:space="preserve">// Возвращает список контактной информации для студента </w:t>
+      </w:r>
+      <w:r>
+        <w:t>по</w:t>
+      </w:r>
+      <w:r>
+        <w:t xml:space="preserve"> ID.</w:t>
       </w:r>
     </w:p>
     <w:p>
@@ -7899,6 +7918,7 @@
         <w:pStyle w:val="aff0"/>
       </w:pPr>
       <w:r>
+        <w:lastRenderedPageBreak/>
         <w:t>// Контакты преобразуются в DTO для обеспечения чёткого и безопасного API</w:t>
       </w:r>
       <w:r>
@@ -7945,7 +7965,6 @@
         <w:pStyle w:val="aff0"/>
       </w:pPr>
       <w:r>
-        <w:lastRenderedPageBreak/>
         <w:t>[</w:t>
       </w:r>
       <w:proofErr w:type="spellStart"/>
@@ -8898,10 +8917,10 @@
         </w:rPr>
         <w:lastRenderedPageBreak/>
         <w:drawing>
-          <wp:inline distT="0" distB="0" distL="0" distR="0" wp14:anchorId="0C93B5C3" wp14:editId="19B0B855">
-            <wp:extent cx="5939790" cy="4003675"/>
-            <wp:effectExtent l="19050" t="19050" r="22860" b="15875"/>
-            <wp:docPr id="788703827" name="Рисунок 1"/>
+          <wp:inline distT="0" distB="0" distL="0" distR="0" wp14:anchorId="19C7688A" wp14:editId="7B8ADF1F">
+            <wp:extent cx="5939790" cy="1776095"/>
+            <wp:effectExtent l="19050" t="19050" r="22860" b="14605"/>
+            <wp:docPr id="1450080201" name="Рисунок 1" descr="Изображение выглядит как текст, снимок экрана, Шрифт, число&#10;&#10;Содержимое, созданное искусственным интеллектом, может быть неверным."/>
             <wp:cNvGraphicFramePr>
               <a:graphicFrameLocks xmlns:a="http://schemas.openxmlformats.org/drawingml/2006/main" noChangeAspect="1"/>
             </wp:cNvGraphicFramePr>
@@ -8909,7 +8928,7 @@
               <a:graphicData uri="http://schemas.openxmlformats.org/drawingml/2006/picture">
                 <pic:pic xmlns:pic="http://schemas.openxmlformats.org/drawingml/2006/picture">
                   <pic:nvPicPr>
-                    <pic:cNvPr id="788703827" name=""/>
+                    <pic:cNvPr id="1450080201" name="Рисунок 1" descr="Изображение выглядит как текст, снимок экрана, Шрифт, число&#10;&#10;Содержимое, созданное искусственным интеллектом, может быть неверным."/>
                     <pic:cNvPicPr/>
                   </pic:nvPicPr>
                   <pic:blipFill>
@@ -8921,7 +8940,7 @@
                   <pic:spPr>
                     <a:xfrm>
                       <a:off x="0" y="0"/>
-                      <a:ext cx="5939790" cy="4003675"/>
+                      <a:ext cx="5939790" cy="1776095"/>
                     </a:xfrm>
                     <a:prstGeom prst="rect">
                       <a:avLst/>
@@ -8992,25 +9011,99 @@
         <w:rPr>
           <w:lang w:val="en-US"/>
         </w:rPr>
+        <w:t xml:space="preserve"> CommonTable</w:t>
+      </w:r>
+    </w:p>
+    <w:p>
+      <w:pPr>
+        <w:pStyle w:val="aff2"/>
+        <w:rPr>
+          <w:highlight w:val="yellow"/>
+          <w:lang w:val="en-US"/>
+        </w:rPr>
+      </w:pPr>
+      <w:r>
+        <w:t>Листинг</w:t>
+      </w:r>
+      <w:r>
+        <w:rPr>
+          <w:lang w:val="en-US"/>
+        </w:rPr>
         <w:t xml:space="preserve"> </w:t>
       </w:r>
       <w:r>
         <w:rPr>
           <w:lang w:val="en-US"/>
         </w:rPr>
+        <w:t>4</w:t>
+      </w:r>
+      <w:r>
+        <w:rPr>
+          <w:lang w:val="en-US"/>
+        </w:rPr>
+        <w:t xml:space="preserve"> </w:t>
+      </w:r>
+      <w:r>
+        <w:rPr>
+          <w:lang w:val="en-US"/>
+        </w:rPr>
+        <w:t>–</w:t>
+      </w:r>
+      <w:r>
+        <w:rPr>
+          <w:lang w:val="en-US"/>
+        </w:rPr>
+        <w:t xml:space="preserve"> </w:t>
+      </w:r>
+      <w:r>
+        <w:t>Код</w:t>
+      </w:r>
+      <w:r>
+        <w:rPr>
+          <w:lang w:val="en-US"/>
+        </w:rPr>
+        <w:t xml:space="preserve"> </w:t>
+      </w:r>
+      <w:r>
+        <w:t>верстки</w:t>
+      </w:r>
+      <w:r>
+        <w:rPr>
+          <w:lang w:val="en-US"/>
+        </w:rPr>
+        <w:t xml:space="preserve"> </w:t>
+      </w:r>
+      <w:r>
+        <w:t>компонента</w:t>
+      </w:r>
+      <w:r>
+        <w:rPr>
+          <w:lang w:val="en-US"/>
+        </w:rPr>
+        <w:t xml:space="preserve"> </w:t>
+      </w:r>
+      <w:r>
+        <w:rPr>
+          <w:lang w:val="en-US"/>
+        </w:rPr>
         <w:t>CommonTable</w:t>
       </w:r>
     </w:p>
     <w:p>
       <w:pPr>
-        <w:pStyle w:val="aff2"/>
-        <w:rPr>
-          <w:highlight w:val="yellow"/>
-          <w:lang w:val="en-US"/>
-        </w:rPr>
-      </w:pPr>
-      <w:r>
-        <w:t>Листинг</w:t>
+        <w:pStyle w:val="aff0"/>
+        <w:rPr>
+          <w:lang w:val="en-US"/>
+        </w:rPr>
+      </w:pPr>
+      <w:r>
+        <w:rPr>
+          <w:lang w:val="en-US"/>
+        </w:rPr>
+        <w:t xml:space="preserve">// </w:t>
+      </w:r>
+      <w:r>
+        <w:t>Универсальный</w:t>
       </w:r>
       <w:r>
         <w:rPr>
@@ -9019,10 +9112,7 @@
         <w:t xml:space="preserve"> </w:t>
       </w:r>
       <w:r>
-        <w:rPr>
-          <w:lang w:val="en-US"/>
-        </w:rPr>
-        <w:t>4</w:t>
+        <w:t>компонент</w:t>
       </w:r>
       <w:r>
         <w:rPr>
@@ -9031,10 +9121,49 @@
         <w:t xml:space="preserve"> </w:t>
       </w:r>
       <w:r>
-        <w:rPr>
-          <w:lang w:val="en-US"/>
-        </w:rPr>
-        <w:t>–</w:t>
+        <w:t>таблицы</w:t>
+      </w:r>
+    </w:p>
+    <w:p>
+      <w:pPr>
+        <w:pStyle w:val="aff0"/>
+        <w:rPr>
+          <w:lang w:val="en-US"/>
+        </w:rPr>
+      </w:pPr>
+      <w:r>
+        <w:rPr>
+          <w:lang w:val="en-US"/>
+        </w:rPr>
+        <w:t>const CommonTable = &lt;T extends Record&lt;string, any&gt;</w:t>
+      </w:r>
+      <w:proofErr w:type="gramStart"/>
+      <w:r>
+        <w:rPr>
+          <w:lang w:val="en-US"/>
+        </w:rPr>
+        <w:t>&gt;(</w:t>
+      </w:r>
+      <w:proofErr w:type="gramEnd"/>
+      <w:r>
+        <w:rPr>
+          <w:lang w:val="en-US"/>
+        </w:rPr>
+        <w:t>{</w:t>
+      </w:r>
+    </w:p>
+    <w:p>
+      <w:pPr>
+        <w:pStyle w:val="aff0"/>
+        <w:rPr>
+          <w:lang w:val="en-US"/>
+        </w:rPr>
+      </w:pPr>
+      <w:r>
+        <w:rPr>
+          <w:lang w:val="en-US"/>
+        </w:rPr>
+        <w:t>    title,</w:t>
       </w:r>
       <w:r>
         <w:rPr>
@@ -9043,7 +9172,10 @@
         <w:t xml:space="preserve"> </w:t>
       </w:r>
       <w:r>
-        <w:t>Код</w:t>
+        <w:rPr>
+          <w:lang w:val="en-US"/>
+        </w:rPr>
+        <w:t>data,</w:t>
       </w:r>
       <w:r>
         <w:rPr>
@@ -9052,7 +9184,10 @@
         <w:t xml:space="preserve"> </w:t>
       </w:r>
       <w:r>
-        <w:t>верстки</w:t>
+        <w:rPr>
+          <w:lang w:val="en-US"/>
+        </w:rPr>
+        <w:t>columns,</w:t>
       </w:r>
       <w:r>
         <w:rPr>
@@ -9060,8 +9195,22 @@
         </w:rPr>
         <w:t xml:space="preserve"> </w:t>
       </w:r>
-      <w:r>
-        <w:t>компонента</w:t>
+      <w:proofErr w:type="spellStart"/>
+      <w:r>
+        <w:rPr>
+          <w:lang w:val="en-US"/>
+        </w:rPr>
+        <w:t>emptyMessage</w:t>
+      </w:r>
+      <w:proofErr w:type="spellEnd"/>
+      <w:r>
+        <w:rPr>
+          <w:lang w:val="en-US"/>
+        </w:rPr>
+        <w:t xml:space="preserve"> = '</w:t>
+      </w:r>
+      <w:r>
+        <w:t>Данные</w:t>
       </w:r>
       <w:r>
         <w:rPr>
@@ -9070,27 +9219,7 @@
         <w:t xml:space="preserve"> </w:t>
       </w:r>
       <w:r>
-        <w:rPr>
-          <w:lang w:val="en-US"/>
-        </w:rPr>
-        <w:t>CommonTable</w:t>
-      </w:r>
-    </w:p>
-    <w:p>
-      <w:pPr>
-        <w:pStyle w:val="aff0"/>
-        <w:rPr>
-          <w:lang w:val="en-US"/>
-        </w:rPr>
-      </w:pPr>
-      <w:r>
-        <w:rPr>
-          <w:lang w:val="en-US"/>
-        </w:rPr>
-        <w:t xml:space="preserve">// </w:t>
-      </w:r>
-      <w:r>
-        <w:t>Универсальный</w:t>
+        <w:t>не</w:t>
       </w:r>
       <w:r>
         <w:rPr>
@@ -9099,7 +9228,13 @@
         <w:t xml:space="preserve"> </w:t>
       </w:r>
       <w:r>
-        <w:t>компонент</w:t>
+        <w:t>найдены</w:t>
+      </w:r>
+      <w:r>
+        <w:rPr>
+          <w:lang w:val="en-US"/>
+        </w:rPr>
+        <w:t>',</w:t>
       </w:r>
       <w:r>
         <w:rPr>
@@ -9107,50 +9242,19 @@
         </w:rPr>
         <w:t xml:space="preserve"> </w:t>
       </w:r>
-      <w:r>
-        <w:t>таблицы</w:t>
-      </w:r>
-    </w:p>
-    <w:p>
-      <w:pPr>
-        <w:pStyle w:val="aff0"/>
-        <w:rPr>
-          <w:lang w:val="en-US"/>
-        </w:rPr>
-      </w:pPr>
-      <w:r>
-        <w:rPr>
-          <w:lang w:val="en-US"/>
-        </w:rPr>
-        <w:t>const CommonTable = &lt;T extends Record&lt;string, any&gt;</w:t>
-      </w:r>
-      <w:proofErr w:type="gramStart"/>
-      <w:r>
-        <w:rPr>
-          <w:lang w:val="en-US"/>
-        </w:rPr>
-        <w:t>&gt;(</w:t>
-      </w:r>
-      <w:proofErr w:type="gramEnd"/>
-      <w:r>
-        <w:rPr>
-          <w:lang w:val="en-US"/>
-        </w:rPr>
-        <w:t>{</w:t>
-      </w:r>
-    </w:p>
-    <w:p>
-      <w:pPr>
-        <w:pStyle w:val="aff0"/>
-        <w:rPr>
-          <w:lang w:val="en-US"/>
-        </w:rPr>
-      </w:pPr>
-      <w:r>
-        <w:rPr>
-          <w:lang w:val="en-US"/>
-        </w:rPr>
-        <w:t xml:space="preserve">    title,</w:t>
+      <w:proofErr w:type="spellStart"/>
+      <w:r>
+        <w:rPr>
+          <w:lang w:val="en-US"/>
+        </w:rPr>
+        <w:t>className</w:t>
+      </w:r>
+      <w:proofErr w:type="spellEnd"/>
+      <w:r>
+        <w:rPr>
+          <w:lang w:val="en-US"/>
+        </w:rPr>
+        <w:t xml:space="preserve"> = '',</w:t>
       </w:r>
       <w:r>
         <w:rPr>
@@ -9158,11 +9262,19 @@
         </w:rPr>
         <w:t xml:space="preserve"> </w:t>
       </w:r>
-      <w:r>
-        <w:rPr>
-          <w:lang w:val="en-US"/>
-        </w:rPr>
-        <w:t>data,</w:t>
+      <w:proofErr w:type="spellStart"/>
+      <w:r>
+        <w:rPr>
+          <w:lang w:val="en-US"/>
+        </w:rPr>
+        <w:t>enableSorting</w:t>
+      </w:r>
+      <w:proofErr w:type="spellEnd"/>
+      <w:r>
+        <w:rPr>
+          <w:lang w:val="en-US"/>
+        </w:rPr>
+        <w:t xml:space="preserve"> = false,</w:t>
       </w:r>
       <w:r>
         <w:rPr>
@@ -9170,11 +9282,19 @@
         </w:rPr>
         <w:t xml:space="preserve"> </w:t>
       </w:r>
-      <w:r>
-        <w:rPr>
-          <w:lang w:val="en-US"/>
-        </w:rPr>
-        <w:t>columns,</w:t>
+      <w:proofErr w:type="spellStart"/>
+      <w:r>
+        <w:rPr>
+          <w:lang w:val="en-US"/>
+        </w:rPr>
+        <w:t>onSortRequest</w:t>
+      </w:r>
+      <w:proofErr w:type="spellEnd"/>
+      <w:r>
+        <w:rPr>
+          <w:lang w:val="en-US"/>
+        </w:rPr>
+        <w:t>,</w:t>
       </w:r>
       <w:r>
         <w:rPr>
@@ -9182,11 +9302,19 @@
         </w:rPr>
         <w:t xml:space="preserve"> </w:t>
       </w:r>
-      <w:r>
-        <w:rPr>
-          <w:lang w:val="en-US"/>
-        </w:rPr>
-        <w:t>actions,</w:t>
+      <w:proofErr w:type="spellStart"/>
+      <w:r>
+        <w:rPr>
+          <w:lang w:val="en-US"/>
+        </w:rPr>
+        <w:t>sortConfig</w:t>
+      </w:r>
+      <w:proofErr w:type="spellEnd"/>
+      <w:r>
+        <w:rPr>
+          <w:lang w:val="en-US"/>
+        </w:rPr>
+        <w:t>,</w:t>
       </w:r>
       <w:r>
         <w:rPr>
@@ -9199,17 +9327,14 @@
         <w:rPr>
           <w:lang w:val="en-US"/>
         </w:rPr>
-        <w:t>emptyMessage</w:t>
+        <w:t>rowAction</w:t>
       </w:r>
       <w:proofErr w:type="spellEnd"/>
       <w:r>
         <w:rPr>
           <w:lang w:val="en-US"/>
         </w:rPr>
-        <w:t xml:space="preserve"> = '</w:t>
-      </w:r>
-      <w:r>
-        <w:t>Данные</w:t>
+        <w:t>,</w:t>
       </w:r>
       <w:r>
         <w:rPr>
@@ -9217,8 +9342,19 @@
         </w:rPr>
         <w:t xml:space="preserve"> </w:t>
       </w:r>
-      <w:r>
-        <w:t>не</w:t>
+      <w:proofErr w:type="spellStart"/>
+      <w:r>
+        <w:rPr>
+          <w:lang w:val="en-US"/>
+        </w:rPr>
+        <w:t>onRowClick</w:t>
+      </w:r>
+      <w:proofErr w:type="spellEnd"/>
+      <w:r>
+        <w:rPr>
+          <w:lang w:val="en-US"/>
+        </w:rPr>
+        <w:t>,</w:t>
       </w:r>
       <w:r>
         <w:rPr>
@@ -9226,211 +9362,84 @@
         </w:rPr>
         <w:t xml:space="preserve"> </w:t>
       </w:r>
-      <w:r>
-        <w:t>найдены</w:t>
-      </w:r>
-      <w:r>
-        <w:rPr>
-          <w:lang w:val="en-US"/>
-        </w:rPr>
-        <w:t>',</w:t>
-      </w:r>
-      <w:r>
-        <w:rPr>
-          <w:lang w:val="en-US"/>
-        </w:rPr>
-        <w:t xml:space="preserve"> </w:t>
-      </w:r>
       <w:proofErr w:type="spellStart"/>
       <w:r>
         <w:rPr>
           <w:lang w:val="en-US"/>
         </w:rPr>
-        <w:t>className</w:t>
+        <w:t>rowActionOpenOnRowClick</w:t>
       </w:r>
       <w:proofErr w:type="spellEnd"/>
       <w:r>
         <w:rPr>
           <w:lang w:val="en-US"/>
         </w:rPr>
-        <w:t xml:space="preserve"> = '',</w:t>
-      </w:r>
-      <w:r>
-        <w:rPr>
-          <w:lang w:val="en-US"/>
-        </w:rPr>
-        <w:t xml:space="preserve"> </w:t>
+        <w:t xml:space="preserve"> = false,</w:t>
+      </w:r>
+    </w:p>
+    <w:p>
+      <w:pPr>
+        <w:pStyle w:val="aff0"/>
+      </w:pPr>
+      <w:r>
+        <w:t xml:space="preserve">}: </w:t>
       </w:r>
       <w:proofErr w:type="spellStart"/>
       <w:r>
-        <w:rPr>
-          <w:lang w:val="en-US"/>
-        </w:rPr>
-        <w:t>totalCount</w:t>
+        <w:t>CommonTableProps</w:t>
       </w:r>
       <w:proofErr w:type="spellEnd"/>
       <w:r>
-        <w:rPr>
-          <w:lang w:val="en-US"/>
-        </w:rPr>
-        <w:t>,</w:t>
-      </w:r>
-      <w:r>
-        <w:rPr>
-          <w:lang w:val="en-US"/>
-        </w:rPr>
-        <w:t xml:space="preserve"> </w:t>
+        <w:t>&lt;T&gt;) =&gt; {</w:t>
+      </w:r>
+    </w:p>
+    <w:p>
+      <w:pPr>
+        <w:pStyle w:val="aff0"/>
+      </w:pPr>
+    </w:p>
+    <w:p>
+      <w:pPr>
+        <w:pStyle w:val="aff0"/>
+      </w:pPr>
+      <w:r>
+        <w:t>// Флаг, нужно ли рисовать столбец действий</w:t>
+      </w:r>
+    </w:p>
+    <w:p>
+      <w:pPr>
+        <w:pStyle w:val="aff0"/>
+      </w:pPr>
+      <w:r>
+        <w:t xml:space="preserve">    </w:t>
+      </w:r>
+      <w:r>
+        <w:t xml:space="preserve">const </w:t>
       </w:r>
       <w:proofErr w:type="spellStart"/>
       <w:r>
-        <w:rPr>
-          <w:lang w:val="en-US"/>
-        </w:rPr>
-        <w:t>enableSorting</w:t>
+        <w:t>hasRowAction</w:t>
       </w:r>
       <w:proofErr w:type="spellEnd"/>
       <w:r>
-        <w:rPr>
-          <w:lang w:val="en-US"/>
-        </w:rPr>
-        <w:t xml:space="preserve"> = false,</w:t>
-      </w:r>
-      <w:r>
-        <w:rPr>
-          <w:lang w:val="en-US"/>
-        </w:rPr>
-        <w:t xml:space="preserve"> </w:t>
+        <w:t xml:space="preserve"> = </w:t>
       </w:r>
       <w:proofErr w:type="spellStart"/>
       <w:r>
-        <w:rPr>
-          <w:lang w:val="en-US"/>
-        </w:rPr>
-        <w:t>onSortRequest</w:t>
+        <w:t>Boolean</w:t>
       </w:r>
       <w:proofErr w:type="spellEnd"/>
       <w:r>
-        <w:rPr>
-          <w:lang w:val="en-US"/>
-        </w:rPr>
-        <w:t>,</w:t>
-      </w:r>
-      <w:r>
-        <w:rPr>
-          <w:lang w:val="en-US"/>
-        </w:rPr>
-        <w:t xml:space="preserve"> </w:t>
+        <w:t>(</w:t>
       </w:r>
       <w:proofErr w:type="spellStart"/>
       <w:r>
-        <w:rPr>
-          <w:lang w:val="en-US"/>
-        </w:rPr>
-        <w:t>sortConfig</w:t>
+        <w:t>rowAction</w:t>
       </w:r>
       <w:proofErr w:type="spellEnd"/>
       <w:r>
-        <w:rPr>
-          <w:lang w:val="en-US"/>
-        </w:rPr>
-        <w:t>,</w:t>
-      </w:r>
-    </w:p>
-    <w:p>
-      <w:pPr>
-        <w:pStyle w:val="aff0"/>
-      </w:pPr>
-      <w:r>
-        <w:t xml:space="preserve">}: </w:t>
-      </w:r>
-      <w:proofErr w:type="spellStart"/>
-      <w:r>
-        <w:t>CommonTableProps</w:t>
-      </w:r>
-      <w:proofErr w:type="spellEnd"/>
-      <w:r>
-        <w:t>&lt;T&gt;) =&gt; {</w:t>
-      </w:r>
-    </w:p>
-    <w:p>
-      <w:pPr>
-        <w:pStyle w:val="aff0"/>
-      </w:pPr>
-    </w:p>
-    <w:p>
-      <w:pPr>
-        <w:pStyle w:val="aff0"/>
-      </w:pPr>
-      <w:r>
-        <w:t>// Флаг, нужно ли рисовать столбец действий</w:t>
-      </w:r>
-    </w:p>
-    <w:p>
-      <w:pPr>
-        <w:pStyle w:val="aff0"/>
-        <w:rPr>
-          <w:lang w:val="en-US"/>
-        </w:rPr>
-      </w:pPr>
-      <w:r>
-        <w:t xml:space="preserve">    </w:t>
-      </w:r>
-      <w:r>
-        <w:rPr>
-          <w:lang w:val="en-US"/>
-        </w:rPr>
-        <w:t xml:space="preserve">const </w:t>
-      </w:r>
-      <w:proofErr w:type="spellStart"/>
-      <w:r>
-        <w:rPr>
-          <w:lang w:val="en-US"/>
-        </w:rPr>
-        <w:t>hasActions</w:t>
-      </w:r>
-      <w:proofErr w:type="spellEnd"/>
-      <w:r>
-        <w:rPr>
-          <w:lang w:val="en-US"/>
-        </w:rPr>
-        <w:t xml:space="preserve"> = </w:t>
-      </w:r>
-      <w:proofErr w:type="gramStart"/>
-      <w:r>
-        <w:rPr>
-          <w:lang w:val="en-US"/>
-        </w:rPr>
-        <w:t>Boolean(</w:t>
-      </w:r>
-      <w:proofErr w:type="spellStart"/>
-      <w:r>
-        <w:rPr>
-          <w:lang w:val="en-US"/>
-        </w:rPr>
-        <w:t>actions?.</w:t>
-      </w:r>
-      <w:proofErr w:type="gramEnd"/>
-      <w:r>
-        <w:rPr>
-          <w:lang w:val="en-US"/>
-        </w:rPr>
-        <w:t>length</w:t>
-      </w:r>
-      <w:proofErr w:type="spellEnd"/>
-      <w:r>
-        <w:rPr>
-          <w:lang w:val="en-US"/>
-        </w:rPr>
         <w:t>);</w:t>
       </w:r>
-    </w:p>
-    <w:p>
-      <w:pPr>
-        <w:pStyle w:val="aff0"/>
-        <w:rPr>
-          <w:lang w:val="en-US"/>
-        </w:rPr>
-      </w:pPr>
     </w:p>
     <w:p>
       <w:pPr>
@@ -9515,15 +9524,50 @@
     <w:p>
       <w:pPr>
         <w:pStyle w:val="aff0"/>
-        <w:rPr>
-          <w:lang w:val="en-US"/>
-        </w:rPr>
-      </w:pPr>
-      <w:r>
-        <w:rPr>
-          <w:lang w:val="en-US"/>
-        </w:rPr>
-        <w:t xml:space="preserve">    {(title || (</w:t>
+        <w:ind w:firstLine="708"/>
+        <w:rPr>
+          <w:lang w:val="en-US"/>
+        </w:rPr>
+      </w:pPr>
+      <w:r>
+        <w:rPr>
+          <w:lang w:val="en-US"/>
+        </w:rPr>
+        <w:t>...</w:t>
+      </w:r>
+      <w:r>
+        <w:rPr>
+          <w:lang w:val="en-US"/>
+        </w:rPr>
+        <w:tab/>
+      </w:r>
+    </w:p>
+    <w:p>
+      <w:pPr>
+        <w:pStyle w:val="aff0"/>
+        <w:rPr>
+          <w:lang w:val="en-US"/>
+        </w:rPr>
+      </w:pPr>
+      <w:r>
+        <w:rPr>
+          <w:lang w:val="en-US"/>
+        </w:rPr>
+        <w:t xml:space="preserve">    &lt;div </w:t>
+      </w:r>
+      <w:proofErr w:type="spellStart"/>
+      <w:r>
+        <w:rPr>
+          <w:lang w:val="en-US"/>
+        </w:rPr>
+        <w:t>className</w:t>
+      </w:r>
+      <w:proofErr w:type="spellEnd"/>
+      <w:r>
+        <w:rPr>
+          <w:lang w:val="en-US"/>
+        </w:rPr>
+        <w:t>={</w:t>
       </w:r>
       <w:proofErr w:type="spellStart"/>
       <w:proofErr w:type="gramStart"/>
@@ -9531,21 +9575,43 @@
         <w:rPr>
           <w:lang w:val="en-US"/>
         </w:rPr>
-        <w:t>totalCount</w:t>
+        <w:t>styles.tableResponsive</w:t>
       </w:r>
       <w:proofErr w:type="spellEnd"/>
-      <w:r>
-        <w:rPr>
-          <w:lang w:val="en-US"/>
-        </w:rPr>
-        <w:t xml:space="preserve"> !</w:t>
-      </w:r>
       <w:proofErr w:type="gramEnd"/>
       <w:r>
         <w:rPr>
           <w:lang w:val="en-US"/>
         </w:rPr>
-        <w:t xml:space="preserve">== undefined &amp;&amp; </w:t>
+        <w:t>}&gt;</w:t>
+      </w:r>
+    </w:p>
+    <w:p>
+      <w:pPr>
+        <w:pStyle w:val="aff0"/>
+        <w:rPr>
+          <w:lang w:val="en-US"/>
+        </w:rPr>
+      </w:pPr>
+      <w:r>
+        <w:rPr>
+          <w:lang w:val="en-US"/>
+        </w:rPr>
+        <w:t xml:space="preserve">        &lt;table </w:t>
+      </w:r>
+      <w:proofErr w:type="spellStart"/>
+      <w:r>
+        <w:rPr>
+          <w:lang w:val="en-US"/>
+        </w:rPr>
+        <w:t>className</w:t>
+      </w:r>
+      <w:proofErr w:type="spellEnd"/>
+      <w:r>
+        <w:rPr>
+          <w:lang w:val="en-US"/>
+        </w:rPr>
+        <w:t>={</w:t>
       </w:r>
       <w:proofErr w:type="spellStart"/>
       <w:proofErr w:type="gramStart"/>
@@ -9553,7 +9619,7 @@
         <w:rPr>
           <w:lang w:val="en-US"/>
         </w:rPr>
-        <w:t>data.length</w:t>
+        <w:t>styles.table</w:t>
       </w:r>
       <w:proofErr w:type="spellEnd"/>
       <w:proofErr w:type="gramEnd"/>
@@ -9561,35 +9627,105 @@
         <w:rPr>
           <w:lang w:val="en-US"/>
         </w:rPr>
-        <w:t>)) &amp;&amp; (</w:t>
-      </w:r>
-    </w:p>
-    <w:p>
-      <w:pPr>
-        <w:pStyle w:val="aff0"/>
-        <w:rPr>
-          <w:lang w:val="en-US"/>
-        </w:rPr>
-      </w:pPr>
-      <w:r>
-        <w:rPr>
-          <w:lang w:val="en-US"/>
-        </w:rPr>
-        <w:t xml:space="preserve">        &lt;div </w:t>
+        <w:t>}&gt;</w:t>
+      </w:r>
+    </w:p>
+    <w:p>
+      <w:pPr>
+        <w:pStyle w:val="aff0"/>
+        <w:rPr>
+          <w:lang w:val="en-US"/>
+        </w:rPr>
+      </w:pPr>
+      <w:r>
+        <w:rPr>
+          <w:lang w:val="en-US"/>
+        </w:rPr>
+        <w:t xml:space="preserve">            &lt;</w:t>
       </w:r>
       <w:proofErr w:type="spellStart"/>
       <w:r>
         <w:rPr>
           <w:lang w:val="en-US"/>
         </w:rPr>
-        <w:t>className</w:t>
+        <w:t>thead</w:t>
       </w:r>
       <w:proofErr w:type="spellEnd"/>
       <w:r>
         <w:rPr>
           <w:lang w:val="en-US"/>
         </w:rPr>
-        <w:t>={</w:t>
+        <w:t>&gt;</w:t>
+      </w:r>
+    </w:p>
+    <w:p>
+      <w:pPr>
+        <w:pStyle w:val="aff0"/>
+        <w:rPr>
+          <w:lang w:val="en-US"/>
+        </w:rPr>
+      </w:pPr>
+      <w:r>
+        <w:rPr>
+          <w:lang w:val="en-US"/>
+        </w:rPr>
+        <w:t xml:space="preserve">                {/*</w:t>
+      </w:r>
+      <w:proofErr w:type="spellStart"/>
+      <w:r>
+        <w:rPr>
+          <w:lang w:val="en-US"/>
+        </w:rPr>
+        <w:t>Шапка</w:t>
+      </w:r>
+      <w:proofErr w:type="spellEnd"/>
+      <w:r>
+        <w:rPr>
+          <w:lang w:val="en-US"/>
+        </w:rPr>
+        <w:t xml:space="preserve"> </w:t>
+      </w:r>
+      <w:proofErr w:type="spellStart"/>
+      <w:r>
+        <w:rPr>
+          <w:lang w:val="en-US"/>
+        </w:rPr>
+        <w:t>таблицы</w:t>
+      </w:r>
+      <w:proofErr w:type="spellEnd"/>
+      <w:r>
+        <w:rPr>
+          <w:lang w:val="en-US"/>
+        </w:rPr>
+        <w:t>*/}</w:t>
+      </w:r>
+    </w:p>
+    <w:p>
+      <w:pPr>
+        <w:pStyle w:val="aff0"/>
+        <w:rPr>
+          <w:lang w:val="en-US"/>
+        </w:rPr>
+      </w:pPr>
+      <w:r>
+        <w:rPr>
+          <w:lang w:val="en-US"/>
+        </w:rPr>
+        <w:t xml:space="preserve">                &lt;tr&gt;</w:t>
+      </w:r>
+    </w:p>
+    <w:p>
+      <w:pPr>
+        <w:pStyle w:val="aff0"/>
+        <w:rPr>
+          <w:lang w:val="en-US"/>
+        </w:rPr>
+      </w:pPr>
+      <w:r>
+        <w:rPr>
+          <w:lang w:val="en-US"/>
+        </w:rPr>
+        <w:t xml:space="preserve">                    {</w:t>
       </w:r>
       <w:proofErr w:type="spellStart"/>
       <w:proofErr w:type="gramStart"/>
@@ -9597,7 +9733,71 @@
         <w:rPr>
           <w:lang w:val="en-US"/>
         </w:rPr>
-        <w:t>styles.tableHeader</w:t>
+        <w:t>columns.map</w:t>
+      </w:r>
+      <w:proofErr w:type="spellEnd"/>
+      <w:r>
+        <w:rPr>
+          <w:lang w:val="en-US"/>
+        </w:rPr>
+        <w:t>(</w:t>
+      </w:r>
+      <w:proofErr w:type="gramEnd"/>
+      <w:r>
+        <w:rPr>
+          <w:lang w:val="en-US"/>
+        </w:rPr>
+        <w:t>(column, index) =&gt; (</w:t>
+      </w:r>
+    </w:p>
+    <w:p>
+      <w:pPr>
+        <w:pStyle w:val="aff0"/>
+        <w:rPr>
+          <w:lang w:val="en-US"/>
+        </w:rPr>
+      </w:pPr>
+      <w:r>
+        <w:rPr>
+          <w:lang w:val="en-US"/>
+        </w:rPr>
+        <w:t xml:space="preserve">                        &lt;</w:t>
+      </w:r>
+      <w:proofErr w:type="spellStart"/>
+      <w:r>
+        <w:rPr>
+          <w:lang w:val="en-US"/>
+        </w:rPr>
+        <w:t>th</w:t>
+      </w:r>
+      <w:proofErr w:type="spellEnd"/>
+      <w:r>
+        <w:rPr>
+          <w:lang w:val="en-US"/>
+        </w:rPr>
+        <w:t xml:space="preserve"> key={index} </w:t>
+      </w:r>
+      <w:proofErr w:type="spellStart"/>
+      <w:r>
+        <w:rPr>
+          <w:lang w:val="en-US"/>
+        </w:rPr>
+        <w:t>className</w:t>
+      </w:r>
+      <w:proofErr w:type="spellEnd"/>
+      <w:r>
+        <w:rPr>
+          <w:lang w:val="en-US"/>
+        </w:rPr>
+        <w:t>={</w:t>
+      </w:r>
+      <w:proofErr w:type="spellStart"/>
+      <w:proofErr w:type="gramStart"/>
+      <w:r>
+        <w:rPr>
+          <w:lang w:val="en-US"/>
+        </w:rPr>
+        <w:t>column.className</w:t>
       </w:r>
       <w:proofErr w:type="spellEnd"/>
       <w:proofErr w:type="gramEnd"/>
@@ -9605,34 +9805,230 @@
         <w:rPr>
           <w:lang w:val="en-US"/>
         </w:rPr>
-        <w:t>}&gt;</w:t>
-      </w:r>
-    </w:p>
-    <w:p>
-      <w:pPr>
-        <w:pStyle w:val="aff0"/>
-        <w:rPr>
-          <w:lang w:val="en-US"/>
-        </w:rPr>
-      </w:pPr>
-      <w:r>
-        <w:rPr>
-          <w:lang w:val="en-US"/>
-        </w:rPr>
-        <w:t xml:space="preserve">            {/* </w:t>
+        <w:t>}&gt;{</w:t>
       </w:r>
       <w:proofErr w:type="spellStart"/>
       <w:r>
         <w:rPr>
           <w:lang w:val="en-US"/>
         </w:rPr>
-        <w:t>Заголовок</w:t>
+        <w:t>renderColumnTitle</w:t>
       </w:r>
       <w:proofErr w:type="spellEnd"/>
       <w:r>
         <w:rPr>
           <w:lang w:val="en-US"/>
         </w:rPr>
+        <w:t>(column</w:t>
+      </w:r>
+      <w:proofErr w:type="gramStart"/>
+      <w:r>
+        <w:rPr>
+          <w:lang w:val="en-US"/>
+        </w:rPr>
+        <w:t>)}&lt;</w:t>
+      </w:r>
+      <w:proofErr w:type="gramEnd"/>
+      <w:r>
+        <w:rPr>
+          <w:lang w:val="en-US"/>
+        </w:rPr>
+        <w:t>/</w:t>
+      </w:r>
+      <w:proofErr w:type="spellStart"/>
+      <w:r>
+        <w:rPr>
+          <w:lang w:val="en-US"/>
+        </w:rPr>
+        <w:t>th</w:t>
+      </w:r>
+      <w:proofErr w:type="spellEnd"/>
+      <w:r>
+        <w:rPr>
+          <w:lang w:val="en-US"/>
+        </w:rPr>
+        <w:t>&gt;</w:t>
+      </w:r>
+    </w:p>
+    <w:p>
+      <w:pPr>
+        <w:pStyle w:val="aff0"/>
+        <w:rPr>
+          <w:lang w:val="en-US"/>
+        </w:rPr>
+      </w:pPr>
+      <w:r>
+        <w:rPr>
+          <w:lang w:val="en-US"/>
+        </w:rPr>
+        <w:t xml:space="preserve">                    ))}</w:t>
+      </w:r>
+    </w:p>
+    <w:p>
+      <w:pPr>
+        <w:pStyle w:val="aff0"/>
+        <w:rPr>
+          <w:lang w:val="en-US"/>
+        </w:rPr>
+      </w:pPr>
+      <w:r>
+        <w:rPr>
+          <w:lang w:val="en-US"/>
+        </w:rPr>
+        <w:t xml:space="preserve">                    {</w:t>
+      </w:r>
+      <w:proofErr w:type="spellStart"/>
+      <w:r>
+        <w:rPr>
+          <w:lang w:val="en-US"/>
+        </w:rPr>
+        <w:t>hasActions</w:t>
+      </w:r>
+      <w:proofErr w:type="spellEnd"/>
+      <w:r>
+        <w:rPr>
+          <w:lang w:val="en-US"/>
+        </w:rPr>
+        <w:t xml:space="preserve"> &amp;&amp; &lt;</w:t>
+      </w:r>
+      <w:proofErr w:type="spellStart"/>
+      <w:r>
+        <w:rPr>
+          <w:lang w:val="en-US"/>
+        </w:rPr>
+        <w:t>th</w:t>
+      </w:r>
+      <w:proofErr w:type="spellEnd"/>
+      <w:r>
+        <w:rPr>
+          <w:lang w:val="en-US"/>
+        </w:rPr>
+        <w:t>&gt;</w:t>
+      </w:r>
+      <w:proofErr w:type="spellStart"/>
+      <w:r>
+        <w:rPr>
+          <w:lang w:val="en-US"/>
+        </w:rPr>
+        <w:t>Действия</w:t>
+      </w:r>
+      <w:proofErr w:type="spellEnd"/>
+      <w:r>
+        <w:rPr>
+          <w:lang w:val="en-US"/>
+        </w:rPr>
+        <w:t>&lt;/</w:t>
+      </w:r>
+      <w:proofErr w:type="spellStart"/>
+      <w:r>
+        <w:rPr>
+          <w:lang w:val="en-US"/>
+        </w:rPr>
+        <w:t>th</w:t>
+      </w:r>
+      <w:proofErr w:type="spellEnd"/>
+      <w:r>
+        <w:rPr>
+          <w:lang w:val="en-US"/>
+        </w:rPr>
+        <w:t>&gt;}</w:t>
+      </w:r>
+    </w:p>
+    <w:p>
+      <w:pPr>
+        <w:pStyle w:val="aff0"/>
+        <w:rPr>
+          <w:lang w:val="en-US"/>
+        </w:rPr>
+      </w:pPr>
+      <w:r>
+        <w:rPr>
+          <w:lang w:val="en-US"/>
+        </w:rPr>
+        <w:t xml:space="preserve">                &lt;/tr&gt;</w:t>
+      </w:r>
+    </w:p>
+    <w:p>
+      <w:pPr>
+        <w:pStyle w:val="aff0"/>
+        <w:rPr>
+          <w:lang w:val="en-US"/>
+        </w:rPr>
+      </w:pPr>
+      <w:r>
+        <w:rPr>
+          <w:lang w:val="en-US"/>
+        </w:rPr>
+        <w:t xml:space="preserve">            &lt;/</w:t>
+      </w:r>
+      <w:proofErr w:type="spellStart"/>
+      <w:r>
+        <w:rPr>
+          <w:lang w:val="en-US"/>
+        </w:rPr>
+        <w:t>thead</w:t>
+      </w:r>
+      <w:proofErr w:type="spellEnd"/>
+      <w:r>
+        <w:rPr>
+          <w:lang w:val="en-US"/>
+        </w:rPr>
+        <w:t>&gt;</w:t>
+      </w:r>
+    </w:p>
+    <w:p>
+      <w:pPr>
+        <w:pStyle w:val="aff0"/>
+        <w:rPr>
+          <w:lang w:val="en-US"/>
+        </w:rPr>
+      </w:pPr>
+      <w:r>
+        <w:rPr>
+          <w:lang w:val="en-US"/>
+        </w:rPr>
+        <w:t xml:space="preserve">            &lt;</w:t>
+      </w:r>
+      <w:proofErr w:type="spellStart"/>
+      <w:r>
+        <w:rPr>
+          <w:lang w:val="en-US"/>
+        </w:rPr>
+        <w:t>tbody</w:t>
+      </w:r>
+      <w:proofErr w:type="spellEnd"/>
+      <w:r>
+        <w:rPr>
+          <w:lang w:val="en-US"/>
+        </w:rPr>
+        <w:t>&gt;</w:t>
+      </w:r>
+    </w:p>
+    <w:p>
+      <w:pPr>
+        <w:pStyle w:val="aff0"/>
+        <w:rPr>
+          <w:lang w:val="en-US"/>
+        </w:rPr>
+      </w:pPr>
+      <w:r>
+        <w:rPr>
+          <w:lang w:val="en-US"/>
+        </w:rPr>
+        <w:t xml:space="preserve">                {/*</w:t>
+      </w:r>
+      <w:proofErr w:type="spellStart"/>
+      <w:r>
+        <w:rPr>
+          <w:lang w:val="en-US"/>
+        </w:rPr>
+        <w:t>Данные</w:t>
+      </w:r>
+      <w:proofErr w:type="spellEnd"/>
+      <w:r>
+        <w:rPr>
+          <w:lang w:val="en-US"/>
+        </w:rPr>
         <w:t xml:space="preserve"> </w:t>
       </w:r>
       <w:proofErr w:type="spellStart"/>
@@ -9647,41 +10043,21 @@
         <w:rPr>
           <w:lang w:val="en-US"/>
         </w:rPr>
-        <w:t xml:space="preserve"> */}</w:t>
-      </w:r>
-    </w:p>
-    <w:p>
-      <w:pPr>
-        <w:pStyle w:val="aff0"/>
-        <w:rPr>
-          <w:lang w:val="en-US"/>
-        </w:rPr>
-      </w:pPr>
-      <w:r>
-        <w:rPr>
-          <w:lang w:val="en-US"/>
-        </w:rPr>
-        <w:t xml:space="preserve">            {title &amp;&amp; &lt;h3</w:t>
-      </w:r>
-      <w:r>
-        <w:rPr>
-          <w:lang w:val="en-US"/>
-        </w:rPr>
-        <w:t xml:space="preserve"> </w:t>
-      </w:r>
-      <w:proofErr w:type="spellStart"/>
-      <w:r>
-        <w:rPr>
-          <w:lang w:val="en-US"/>
-        </w:rPr>
-        <w:t>className</w:t>
-      </w:r>
-      <w:proofErr w:type="spellEnd"/>
-      <w:r>
-        <w:rPr>
-          <w:lang w:val="en-US"/>
-        </w:rPr>
-        <w:t>={</w:t>
+        <w:t>*/}</w:t>
+      </w:r>
+    </w:p>
+    <w:p>
+      <w:pPr>
+        <w:pStyle w:val="aff0"/>
+        <w:rPr>
+          <w:lang w:val="en-US"/>
+        </w:rPr>
+      </w:pPr>
+      <w:r>
+        <w:rPr>
+          <w:lang w:val="en-US"/>
+        </w:rPr>
+        <w:t xml:space="preserve">                {</w:t>
       </w:r>
       <w:proofErr w:type="spellStart"/>
       <w:proofErr w:type="gramStart"/>
@@ -9689,7 +10065,7 @@
         <w:rPr>
           <w:lang w:val="en-US"/>
         </w:rPr>
-        <w:t>styles.tableTitle</w:t>
+        <w:t>data.length</w:t>
       </w:r>
       <w:proofErr w:type="spellEnd"/>
       <w:proofErr w:type="gramEnd"/>
@@ -9697,29 +10073,21 @@
         <w:rPr>
           <w:lang w:val="en-US"/>
         </w:rPr>
-        <w:t>}&gt;{title}&lt;/h3&gt;}</w:t>
-      </w:r>
-    </w:p>
-    <w:p>
-      <w:pPr>
-        <w:pStyle w:val="aff0"/>
-      </w:pPr>
-      <w:r>
-        <w:rPr>
-          <w:lang w:val="en-US"/>
-        </w:rPr>
-        <w:t xml:space="preserve">            </w:t>
-      </w:r>
-      <w:r>
-        <w:t>{/* Информация о количестве записей */}</w:t>
-      </w:r>
-    </w:p>
-    <w:p>
-      <w:pPr>
-        <w:pStyle w:val="aff0"/>
-      </w:pPr>
-      <w:r>
-        <w:t xml:space="preserve">            {</w:t>
+        <w:t xml:space="preserve"> ? (</w:t>
+      </w:r>
+    </w:p>
+    <w:p>
+      <w:pPr>
+        <w:pStyle w:val="aff0"/>
+        <w:rPr>
+          <w:lang w:val="en-US"/>
+        </w:rPr>
+      </w:pPr>
+      <w:r>
+        <w:rPr>
+          <w:lang w:val="en-US"/>
+        </w:rPr>
+        <w:t xml:space="preserve">                     </w:t>
       </w:r>
       <w:proofErr w:type="spellStart"/>
       <w:proofErr w:type="gramStart"/>
@@ -9727,223 +10095,63 @@
         <w:rPr>
           <w:lang w:val="en-US"/>
         </w:rPr>
-        <w:t>totalCount</w:t>
+        <w:t>data.map</w:t>
       </w:r>
       <w:proofErr w:type="spellEnd"/>
       <w:r>
-        <w:t xml:space="preserve"> !</w:t>
+        <w:rPr>
+          <w:lang w:val="en-US"/>
+        </w:rPr>
+        <w:t>(</w:t>
       </w:r>
       <w:proofErr w:type="gramEnd"/>
       <w:r>
-        <w:t xml:space="preserve">== </w:t>
-      </w:r>
-      <w:r>
-        <w:rPr>
-          <w:lang w:val="en-US"/>
-        </w:rPr>
-        <w:t>undefined</w:t>
-      </w:r>
-      <w:r>
-        <w:t xml:space="preserve"> &amp;&amp; </w:t>
-      </w:r>
-      <w:proofErr w:type="gramStart"/>
-      <w:r>
-        <w:rPr>
-          <w:lang w:val="en-US"/>
-        </w:rPr>
-        <w:t>data</w:t>
-      </w:r>
-      <w:r>
-        <w:t>.</w:t>
-      </w:r>
-      <w:r>
-        <w:rPr>
-          <w:lang w:val="en-US"/>
-        </w:rPr>
-        <w:t>length</w:t>
-      </w:r>
-      <w:proofErr w:type="gramEnd"/>
-      <w:r>
-        <w:t xml:space="preserve"> &gt; 0 &amp;&amp; (</w:t>
-      </w:r>
-    </w:p>
-    <w:p>
-      <w:pPr>
-        <w:pStyle w:val="aff0"/>
-      </w:pPr>
-      <w:r>
-        <w:lastRenderedPageBreak/>
-        <w:t xml:space="preserve">                &lt;</w:t>
-      </w:r>
-      <w:r>
-        <w:rPr>
-          <w:lang w:val="en-US"/>
-        </w:rPr>
-        <w:t>div</w:t>
-      </w:r>
-      <w:r>
-        <w:t xml:space="preserve"> </w:t>
+        <w:rPr>
+          <w:lang w:val="en-US"/>
+        </w:rPr>
+        <w:t>(item, rowIndex) =&gt; (</w:t>
+      </w:r>
+    </w:p>
+    <w:p>
+      <w:pPr>
+        <w:pStyle w:val="aff0"/>
+        <w:rPr>
+          <w:lang w:val="en-US"/>
+        </w:rPr>
+      </w:pPr>
+      <w:r>
+        <w:rPr>
+          <w:lang w:val="en-US"/>
+        </w:rPr>
+        <w:t xml:space="preserve">                        &lt;tr key={</w:t>
       </w:r>
       <w:proofErr w:type="spellStart"/>
       <w:r>
         <w:rPr>
           <w:lang w:val="en-US"/>
         </w:rPr>
-        <w:t>className</w:t>
+        <w:t>rowIndex</w:t>
       </w:r>
       <w:proofErr w:type="spellEnd"/>
       <w:r>
-        <w:t>={</w:t>
-      </w:r>
-      <w:proofErr w:type="gramStart"/>
-      <w:r>
-        <w:rPr>
-          <w:lang w:val="en-US"/>
-        </w:rPr>
-        <w:t>styles</w:t>
-      </w:r>
-      <w:r>
-        <w:t>.</w:t>
-      </w:r>
-      <w:proofErr w:type="spellStart"/>
-      <w:r>
-        <w:rPr>
-          <w:lang w:val="en-US"/>
-        </w:rPr>
-        <w:t>recordCount</w:t>
-      </w:r>
-      <w:proofErr w:type="spellEnd"/>
-      <w:r>
+        <w:rPr>
+          <w:lang w:val="en-US"/>
+        </w:rPr>
         <w:t>}&gt;</w:t>
       </w:r>
-      <w:r>
-        <w:t>Показано</w:t>
-      </w:r>
-      <w:proofErr w:type="gramEnd"/>
-      <w:r>
-        <w:t xml:space="preserve"> {</w:t>
-      </w:r>
-      <w:proofErr w:type="gramStart"/>
-      <w:r>
-        <w:rPr>
-          <w:lang w:val="en-US"/>
-        </w:rPr>
-        <w:t>data</w:t>
-      </w:r>
-      <w:r>
-        <w:t>.</w:t>
-      </w:r>
-      <w:r>
-        <w:rPr>
-          <w:lang w:val="en-US"/>
-        </w:rPr>
-        <w:t>length</w:t>
-      </w:r>
-      <w:proofErr w:type="gramEnd"/>
-      <w:r>
-        <w:t xml:space="preserve">} </w:t>
-      </w:r>
-      <w:r>
-        <w:t>из</w:t>
-      </w:r>
-      <w:r>
-        <w:t xml:space="preserve"> {</w:t>
-      </w:r>
-      <w:proofErr w:type="spellStart"/>
-      <w:r>
-        <w:rPr>
-          <w:lang w:val="en-US"/>
-        </w:rPr>
-        <w:t>totalCount</w:t>
-      </w:r>
-      <w:proofErr w:type="spellEnd"/>
-      <w:r>
-        <w:t>}&lt;/</w:t>
-      </w:r>
-      <w:r>
-        <w:rPr>
-          <w:lang w:val="en-US"/>
-        </w:rPr>
-        <w:t>div</w:t>
-      </w:r>
-      <w:r>
-        <w:t>&gt;</w:t>
-      </w:r>
-    </w:p>
-    <w:p>
-      <w:pPr>
-        <w:pStyle w:val="aff0"/>
-        <w:rPr>
-          <w:lang w:val="en-US"/>
-        </w:rPr>
-      </w:pPr>
-      <w:r>
-        <w:t xml:space="preserve">           </w:t>
-      </w:r>
-      <w:r>
-        <w:t xml:space="preserve"> </w:t>
-      </w:r>
-      <w:r>
-        <w:rPr>
-          <w:lang w:val="en-US"/>
-        </w:rPr>
-        <w:t>)}</w:t>
-      </w:r>
-    </w:p>
-    <w:p>
-      <w:pPr>
-        <w:pStyle w:val="aff0"/>
-        <w:rPr>
-          <w:lang w:val="en-US"/>
-        </w:rPr>
-      </w:pPr>
-      <w:r>
-        <w:rPr>
-          <w:lang w:val="en-US"/>
-        </w:rPr>
-        <w:t xml:space="preserve">        &lt;/div&gt;</w:t>
-      </w:r>
-    </w:p>
-    <w:p>
-      <w:pPr>
-        <w:pStyle w:val="aff0"/>
-        <w:rPr>
-          <w:lang w:val="en-US"/>
-        </w:rPr>
-      </w:pPr>
-      <w:r>
-        <w:rPr>
-          <w:lang w:val="en-US"/>
-        </w:rPr>
-        <w:t xml:space="preserve">    )}</w:t>
-      </w:r>
-    </w:p>
-    <w:p>
-      <w:pPr>
-        <w:pStyle w:val="aff0"/>
-        <w:rPr>
-          <w:lang w:val="en-US"/>
-        </w:rPr>
-      </w:pPr>
-      <w:r>
-        <w:rPr>
-          <w:lang w:val="en-US"/>
-        </w:rPr>
-        <w:t xml:space="preserve">    &lt;div </w:t>
-      </w:r>
-      <w:proofErr w:type="spellStart"/>
-      <w:r>
-        <w:rPr>
-          <w:lang w:val="en-US"/>
-        </w:rPr>
-        <w:t>className</w:t>
-      </w:r>
-      <w:proofErr w:type="spellEnd"/>
-      <w:r>
-        <w:rPr>
-          <w:lang w:val="en-US"/>
-        </w:rPr>
-        <w:t>={</w:t>
+    </w:p>
+    <w:p>
+      <w:pPr>
+        <w:pStyle w:val="aff0"/>
+        <w:rPr>
+          <w:lang w:val="en-US"/>
+        </w:rPr>
+      </w:pPr>
+      <w:r>
+        <w:rPr>
+          <w:lang w:val="en-US"/>
+        </w:rPr>
+        <w:t xml:space="preserve">                            {</w:t>
       </w:r>
       <w:proofErr w:type="spellStart"/>
       <w:proofErr w:type="gramStart"/>
@@ -9951,7 +10159,72 @@
         <w:rPr>
           <w:lang w:val="en-US"/>
         </w:rPr>
-        <w:t>styles.tableResponsive</w:t>
+        <w:t>columns.map</w:t>
+      </w:r>
+      <w:proofErr w:type="spellEnd"/>
+      <w:r>
+        <w:rPr>
+          <w:lang w:val="en-US"/>
+        </w:rPr>
+        <w:t>(</w:t>
+      </w:r>
+      <w:proofErr w:type="gramEnd"/>
+      <w:r>
+        <w:rPr>
+          <w:lang w:val="en-US"/>
+        </w:rPr>
+        <w:t>(column, colIndex) =&gt; (</w:t>
+      </w:r>
+    </w:p>
+    <w:p>
+      <w:pPr>
+        <w:pStyle w:val="aff0"/>
+        <w:rPr>
+          <w:lang w:val="en-US"/>
+        </w:rPr>
+      </w:pPr>
+      <w:r>
+        <w:rPr>
+          <w:lang w:val="en-US"/>
+        </w:rPr>
+        <w:lastRenderedPageBreak/>
+        <w:t xml:space="preserve">                                &lt;td key={</w:t>
+      </w:r>
+      <w:proofErr w:type="spellStart"/>
+      <w:r>
+        <w:rPr>
+          <w:lang w:val="en-US"/>
+        </w:rPr>
+        <w:t>colIndex</w:t>
+      </w:r>
+      <w:proofErr w:type="spellEnd"/>
+      <w:r>
+        <w:rPr>
+          <w:lang w:val="en-US"/>
+        </w:rPr>
+        <w:t xml:space="preserve">} </w:t>
+      </w:r>
+      <w:proofErr w:type="spellStart"/>
+      <w:r>
+        <w:rPr>
+          <w:lang w:val="en-US"/>
+        </w:rPr>
+        <w:t>className</w:t>
+      </w:r>
+      <w:proofErr w:type="spellEnd"/>
+      <w:r>
+        <w:rPr>
+          <w:lang w:val="en-US"/>
+        </w:rPr>
+        <w:t>={</w:t>
+      </w:r>
+      <w:proofErr w:type="spellStart"/>
+      <w:proofErr w:type="gramStart"/>
+      <w:r>
+        <w:rPr>
+          <w:lang w:val="en-US"/>
+        </w:rPr>
+        <w:t>column.className</w:t>
       </w:r>
       <w:proofErr w:type="spellEnd"/>
       <w:proofErr w:type="gramEnd"/>
@@ -9973,21 +10246,7 @@
         <w:rPr>
           <w:lang w:val="en-US"/>
         </w:rPr>
-        <w:t xml:space="preserve">        &lt;table </w:t>
-      </w:r>
-      <w:proofErr w:type="spellStart"/>
-      <w:r>
-        <w:rPr>
-          <w:lang w:val="en-US"/>
-        </w:rPr>
-        <w:t>className</w:t>
-      </w:r>
-      <w:proofErr w:type="spellEnd"/>
-      <w:r>
-        <w:rPr>
-          <w:lang w:val="en-US"/>
-        </w:rPr>
-        <w:t>={</w:t>
+        <w:t xml:space="preserve">                                    {</w:t>
       </w:r>
       <w:proofErr w:type="spellStart"/>
       <w:proofErr w:type="gramStart"/>
@@ -9995,7 +10254,7 @@
         <w:rPr>
           <w:lang w:val="en-US"/>
         </w:rPr>
-        <w:t>styles.table</w:t>
+        <w:t>column.render</w:t>
       </w:r>
       <w:proofErr w:type="spellEnd"/>
       <w:proofErr w:type="gramEnd"/>
@@ -10003,105 +10262,7 @@
         <w:rPr>
           <w:lang w:val="en-US"/>
         </w:rPr>
-        <w:t>}&gt;</w:t>
-      </w:r>
-    </w:p>
-    <w:p>
-      <w:pPr>
-        <w:pStyle w:val="aff0"/>
-        <w:rPr>
-          <w:lang w:val="en-US"/>
-        </w:rPr>
-      </w:pPr>
-      <w:r>
-        <w:rPr>
-          <w:lang w:val="en-US"/>
-        </w:rPr>
-        <w:t xml:space="preserve">            &lt;</w:t>
-      </w:r>
-      <w:proofErr w:type="spellStart"/>
-      <w:r>
-        <w:rPr>
-          <w:lang w:val="en-US"/>
-        </w:rPr>
-        <w:t>thead</w:t>
-      </w:r>
-      <w:proofErr w:type="spellEnd"/>
-      <w:r>
-        <w:rPr>
-          <w:lang w:val="en-US"/>
-        </w:rPr>
-        <w:t>&gt;</w:t>
-      </w:r>
-    </w:p>
-    <w:p>
-      <w:pPr>
-        <w:pStyle w:val="aff0"/>
-        <w:rPr>
-          <w:lang w:val="en-US"/>
-        </w:rPr>
-      </w:pPr>
-      <w:r>
-        <w:rPr>
-          <w:lang w:val="en-US"/>
-        </w:rPr>
-        <w:t xml:space="preserve">                {/*</w:t>
-      </w:r>
-      <w:proofErr w:type="spellStart"/>
-      <w:r>
-        <w:rPr>
-          <w:lang w:val="en-US"/>
-        </w:rPr>
-        <w:t>Шапка</w:t>
-      </w:r>
-      <w:proofErr w:type="spellEnd"/>
-      <w:r>
-        <w:rPr>
-          <w:lang w:val="en-US"/>
-        </w:rPr>
-        <w:t xml:space="preserve"> </w:t>
-      </w:r>
-      <w:proofErr w:type="spellStart"/>
-      <w:r>
-        <w:rPr>
-          <w:lang w:val="en-US"/>
-        </w:rPr>
-        <w:t>таблицы</w:t>
-      </w:r>
-      <w:proofErr w:type="spellEnd"/>
-      <w:r>
-        <w:rPr>
-          <w:lang w:val="en-US"/>
-        </w:rPr>
-        <w:t>*/}</w:t>
-      </w:r>
-    </w:p>
-    <w:p>
-      <w:pPr>
-        <w:pStyle w:val="aff0"/>
-        <w:rPr>
-          <w:lang w:val="en-US"/>
-        </w:rPr>
-      </w:pPr>
-      <w:r>
-        <w:rPr>
-          <w:lang w:val="en-US"/>
-        </w:rPr>
-        <w:t xml:space="preserve">                &lt;tr&gt;</w:t>
-      </w:r>
-    </w:p>
-    <w:p>
-      <w:pPr>
-        <w:pStyle w:val="aff0"/>
-        <w:rPr>
-          <w:lang w:val="en-US"/>
-        </w:rPr>
-      </w:pPr>
-      <w:r>
-        <w:rPr>
-          <w:lang w:val="en-US"/>
-        </w:rPr>
-        <w:t xml:space="preserve">                    {</w:t>
+        <w:t xml:space="preserve"> ? </w:t>
       </w:r>
       <w:proofErr w:type="spellStart"/>
       <w:proofErr w:type="gramStart"/>
@@ -10109,63 +10270,29 @@
         <w:rPr>
           <w:lang w:val="en-US"/>
         </w:rPr>
-        <w:t>columns.map</w:t>
+        <w:t>column.render</w:t>
       </w:r>
       <w:proofErr w:type="spellEnd"/>
-      <w:r>
-        <w:rPr>
-          <w:lang w:val="en-US"/>
-        </w:rPr>
-        <w:t>(</w:t>
-      </w:r>
       <w:proofErr w:type="gramEnd"/>
       <w:r>
         <w:rPr>
           <w:lang w:val="en-US"/>
         </w:rPr>
-        <w:t>(column, index) =&gt; (</w:t>
-      </w:r>
-    </w:p>
-    <w:p>
-      <w:pPr>
-        <w:pStyle w:val="aff0"/>
-        <w:rPr>
-          <w:lang w:val="en-US"/>
-        </w:rPr>
-      </w:pPr>
-      <w:r>
-        <w:rPr>
-          <w:lang w:val="en-US"/>
-        </w:rPr>
-        <w:t xml:space="preserve">                        &lt;</w:t>
-      </w:r>
-      <w:proofErr w:type="spellStart"/>
-      <w:r>
-        <w:rPr>
-          <w:lang w:val="en-US"/>
-        </w:rPr>
-        <w:t>th</w:t>
-      </w:r>
-      <w:proofErr w:type="spellEnd"/>
-      <w:r>
-        <w:rPr>
-          <w:lang w:val="en-US"/>
-        </w:rPr>
-        <w:t xml:space="preserve"> key={index} </w:t>
-      </w:r>
-      <w:proofErr w:type="spellStart"/>
-      <w:r>
-        <w:rPr>
-          <w:lang w:val="en-US"/>
-        </w:rPr>
-        <w:t>className</w:t>
-      </w:r>
-      <w:proofErr w:type="spellEnd"/>
-      <w:r>
-        <w:rPr>
-          <w:lang w:val="en-US"/>
-        </w:rPr>
-        <w:t>={</w:t>
+        <w:t>(item</w:t>
+      </w:r>
+      <w:proofErr w:type="gramStart"/>
+      <w:r>
+        <w:rPr>
+          <w:lang w:val="en-US"/>
+        </w:rPr>
+        <w:t>) :</w:t>
+      </w:r>
+      <w:proofErr w:type="gramEnd"/>
+      <w:r>
+        <w:rPr>
+          <w:lang w:val="en-US"/>
+        </w:rPr>
+        <w:t xml:space="preserve"> </w:t>
       </w:r>
       <w:proofErr w:type="spellStart"/>
       <w:proofErr w:type="gramStart"/>
@@ -10173,7 +10300,163 @@
         <w:rPr>
           <w:lang w:val="en-US"/>
         </w:rPr>
-        <w:t>column.className</w:t>
+        <w:t>getValueByPath</w:t>
+      </w:r>
+      <w:proofErr w:type="spellEnd"/>
+      <w:r>
+        <w:rPr>
+          <w:lang w:val="en-US"/>
+        </w:rPr>
+        <w:t>(</w:t>
+      </w:r>
+      <w:proofErr w:type="gramEnd"/>
+      <w:r>
+        <w:rPr>
+          <w:lang w:val="en-US"/>
+        </w:rPr>
+        <w:t xml:space="preserve">item, </w:t>
+      </w:r>
+      <w:proofErr w:type="spellStart"/>
+      <w:r>
+        <w:rPr>
+          <w:lang w:val="en-US"/>
+        </w:rPr>
+        <w:t>column.key</w:t>
+      </w:r>
+      <w:proofErr w:type="spellEnd"/>
+      <w:proofErr w:type="gramStart"/>
+      <w:r>
+        <w:rPr>
+          <w:lang w:val="en-US"/>
+        </w:rPr>
+        <w:t>) ??</w:t>
+      </w:r>
+      <w:proofErr w:type="gramEnd"/>
+      <w:r>
+        <w:rPr>
+          <w:lang w:val="en-US"/>
+        </w:rPr>
+        <w:t xml:space="preserve"> '</w:t>
+      </w:r>
+      <w:proofErr w:type="spellStart"/>
+      <w:r>
+        <w:rPr>
+          <w:lang w:val="en-US"/>
+        </w:rPr>
+        <w:t>Нет</w:t>
+      </w:r>
+      <w:proofErr w:type="spellEnd"/>
+      <w:r>
+        <w:rPr>
+          <w:lang w:val="en-US"/>
+        </w:rPr>
+        <w:t>'}</w:t>
+      </w:r>
+    </w:p>
+    <w:p>
+      <w:pPr>
+        <w:pStyle w:val="aff0"/>
+        <w:rPr>
+          <w:lang w:val="en-US"/>
+        </w:rPr>
+      </w:pPr>
+      <w:r>
+        <w:rPr>
+          <w:lang w:val="en-US"/>
+        </w:rPr>
+        <w:t xml:space="preserve">                                &lt;/td&gt;</w:t>
+      </w:r>
+    </w:p>
+    <w:p>
+      <w:pPr>
+        <w:pStyle w:val="aff0"/>
+        <w:rPr>
+          <w:lang w:val="en-US"/>
+        </w:rPr>
+      </w:pPr>
+      <w:r>
+        <w:rPr>
+          <w:lang w:val="en-US"/>
+        </w:rPr>
+        <w:t xml:space="preserve">                            ))}</w:t>
+      </w:r>
+    </w:p>
+    <w:p>
+      <w:pPr>
+        <w:pStyle w:val="aff0"/>
+        <w:rPr>
+          <w:lang w:val="en-US"/>
+        </w:rPr>
+      </w:pPr>
+      <w:r>
+        <w:rPr>
+          <w:lang w:val="en-US"/>
+        </w:rPr>
+        <w:t xml:space="preserve">                            {</w:t>
+      </w:r>
+      <w:proofErr w:type="spellStart"/>
+      <w:r>
+        <w:rPr>
+          <w:lang w:val="en-US"/>
+        </w:rPr>
+        <w:t>hasActions</w:t>
+      </w:r>
+      <w:proofErr w:type="spellEnd"/>
+      <w:r>
+        <w:rPr>
+          <w:lang w:val="en-US"/>
+        </w:rPr>
+        <w:t xml:space="preserve"> &amp;&amp; (</w:t>
+      </w:r>
+    </w:p>
+    <w:p>
+      <w:pPr>
+        <w:pStyle w:val="aff0"/>
+        <w:rPr>
+          <w:lang w:val="en-US"/>
+        </w:rPr>
+      </w:pPr>
+      <w:r>
+        <w:rPr>
+          <w:lang w:val="en-US"/>
+        </w:rPr>
+        <w:t xml:space="preserve">                                &lt;td&gt;</w:t>
+      </w:r>
+    </w:p>
+    <w:p>
+      <w:pPr>
+        <w:pStyle w:val="aff0"/>
+        <w:rPr>
+          <w:lang w:val="en-US"/>
+        </w:rPr>
+      </w:pPr>
+      <w:r>
+        <w:rPr>
+          <w:lang w:val="en-US"/>
+        </w:rPr>
+        <w:t xml:space="preserve">                                    &lt;div </w:t>
+      </w:r>
+      <w:proofErr w:type="spellStart"/>
+      <w:r>
+        <w:rPr>
+          <w:lang w:val="en-US"/>
+        </w:rPr>
+        <w:t>className</w:t>
+      </w:r>
+      <w:proofErr w:type="spellEnd"/>
+      <w:r>
+        <w:rPr>
+          <w:lang w:val="en-US"/>
+        </w:rPr>
+        <w:t>={</w:t>
+      </w:r>
+      <w:proofErr w:type="spellStart"/>
+      <w:proofErr w:type="gramStart"/>
+      <w:r>
+        <w:rPr>
+          <w:lang w:val="en-US"/>
+        </w:rPr>
+        <w:t>styles.actionButtons</w:t>
       </w:r>
       <w:proofErr w:type="spellEnd"/>
       <w:proofErr w:type="gramEnd"/>
@@ -10181,259 +10464,21 @@
         <w:rPr>
           <w:lang w:val="en-US"/>
         </w:rPr>
-        <w:t>}&gt;{</w:t>
-      </w:r>
-      <w:proofErr w:type="spellStart"/>
-      <w:r>
-        <w:rPr>
-          <w:lang w:val="en-US"/>
-        </w:rPr>
-        <w:t>renderColumnTitle</w:t>
-      </w:r>
-      <w:proofErr w:type="spellEnd"/>
-      <w:r>
-        <w:rPr>
-          <w:lang w:val="en-US"/>
-        </w:rPr>
-        <w:t>(column</w:t>
-      </w:r>
-      <w:proofErr w:type="gramStart"/>
-      <w:r>
-        <w:rPr>
-          <w:lang w:val="en-US"/>
-        </w:rPr>
-        <w:t>)}&lt;</w:t>
-      </w:r>
-      <w:proofErr w:type="gramEnd"/>
-      <w:r>
-        <w:rPr>
-          <w:lang w:val="en-US"/>
-        </w:rPr>
-        <w:t>/</w:t>
-      </w:r>
-      <w:proofErr w:type="spellStart"/>
-      <w:r>
-        <w:rPr>
-          <w:lang w:val="en-US"/>
-        </w:rPr>
-        <w:t>th</w:t>
-      </w:r>
-      <w:proofErr w:type="spellEnd"/>
-      <w:r>
-        <w:rPr>
-          <w:lang w:val="en-US"/>
-        </w:rPr>
-        <w:t>&gt;</w:t>
-      </w:r>
-    </w:p>
-    <w:p>
-      <w:pPr>
-        <w:pStyle w:val="aff0"/>
-        <w:rPr>
-          <w:lang w:val="en-US"/>
-        </w:rPr>
-      </w:pPr>
-      <w:r>
-        <w:rPr>
-          <w:lang w:val="en-US"/>
-        </w:rPr>
-        <w:t xml:space="preserve">                    ))}</w:t>
-      </w:r>
-    </w:p>
-    <w:p>
-      <w:pPr>
-        <w:pStyle w:val="aff0"/>
-        <w:rPr>
-          <w:lang w:val="en-US"/>
-        </w:rPr>
-      </w:pPr>
-      <w:r>
-        <w:rPr>
-          <w:lang w:val="en-US"/>
-        </w:rPr>
-        <w:t xml:space="preserve">                    {</w:t>
-      </w:r>
-      <w:proofErr w:type="spellStart"/>
-      <w:r>
-        <w:rPr>
-          <w:lang w:val="en-US"/>
-        </w:rPr>
-        <w:t>hasActions</w:t>
-      </w:r>
-      <w:proofErr w:type="spellEnd"/>
-      <w:r>
-        <w:rPr>
-          <w:lang w:val="en-US"/>
-        </w:rPr>
-        <w:t xml:space="preserve"> &amp;&amp; &lt;</w:t>
-      </w:r>
-      <w:proofErr w:type="spellStart"/>
-      <w:r>
-        <w:rPr>
-          <w:lang w:val="en-US"/>
-        </w:rPr>
-        <w:t>th</w:t>
-      </w:r>
-      <w:proofErr w:type="spellEnd"/>
-      <w:r>
-        <w:rPr>
-          <w:lang w:val="en-US"/>
-        </w:rPr>
-        <w:t>&gt;</w:t>
-      </w:r>
-      <w:proofErr w:type="spellStart"/>
-      <w:r>
-        <w:rPr>
-          <w:lang w:val="en-US"/>
-        </w:rPr>
-        <w:t>Действия</w:t>
-      </w:r>
-      <w:proofErr w:type="spellEnd"/>
-      <w:r>
-        <w:rPr>
-          <w:lang w:val="en-US"/>
-        </w:rPr>
-        <w:t>&lt;/</w:t>
-      </w:r>
-      <w:proofErr w:type="spellStart"/>
-      <w:r>
-        <w:rPr>
-          <w:lang w:val="en-US"/>
-        </w:rPr>
-        <w:t>th</w:t>
-      </w:r>
-      <w:proofErr w:type="spellEnd"/>
-      <w:r>
-        <w:rPr>
-          <w:lang w:val="en-US"/>
-        </w:rPr>
-        <w:t>&gt;}</w:t>
-      </w:r>
-    </w:p>
-    <w:p>
-      <w:pPr>
-        <w:pStyle w:val="aff0"/>
-        <w:rPr>
-          <w:lang w:val="en-US"/>
-        </w:rPr>
-      </w:pPr>
-      <w:r>
-        <w:rPr>
-          <w:lang w:val="en-US"/>
-        </w:rPr>
-        <w:t xml:space="preserve">                &lt;/tr&gt;</w:t>
-      </w:r>
-    </w:p>
-    <w:p>
-      <w:pPr>
-        <w:pStyle w:val="aff0"/>
-        <w:rPr>
-          <w:lang w:val="en-US"/>
-        </w:rPr>
-      </w:pPr>
-      <w:r>
-        <w:rPr>
-          <w:lang w:val="en-US"/>
-        </w:rPr>
-        <w:t xml:space="preserve">            &lt;/</w:t>
-      </w:r>
-      <w:proofErr w:type="spellStart"/>
-      <w:r>
-        <w:rPr>
-          <w:lang w:val="en-US"/>
-        </w:rPr>
-        <w:t>thead</w:t>
-      </w:r>
-      <w:proofErr w:type="spellEnd"/>
-      <w:r>
-        <w:rPr>
-          <w:lang w:val="en-US"/>
-        </w:rPr>
-        <w:t>&gt;</w:t>
-      </w:r>
-    </w:p>
-    <w:p>
-      <w:pPr>
-        <w:pStyle w:val="aff0"/>
-        <w:rPr>
-          <w:lang w:val="en-US"/>
-        </w:rPr>
-      </w:pPr>
-      <w:r>
-        <w:rPr>
-          <w:lang w:val="en-US"/>
-        </w:rPr>
-        <w:t xml:space="preserve">            &lt;</w:t>
-      </w:r>
-      <w:proofErr w:type="spellStart"/>
-      <w:r>
-        <w:rPr>
-          <w:lang w:val="en-US"/>
-        </w:rPr>
-        <w:t>tbody</w:t>
-      </w:r>
-      <w:proofErr w:type="spellEnd"/>
-      <w:r>
-        <w:rPr>
-          <w:lang w:val="en-US"/>
-        </w:rPr>
-        <w:t>&gt;</w:t>
-      </w:r>
-    </w:p>
-    <w:p>
-      <w:pPr>
-        <w:pStyle w:val="aff0"/>
-        <w:rPr>
-          <w:lang w:val="en-US"/>
-        </w:rPr>
-      </w:pPr>
-      <w:r>
-        <w:rPr>
-          <w:lang w:val="en-US"/>
-        </w:rPr>
-        <w:t xml:space="preserve">                {/*</w:t>
-      </w:r>
-      <w:proofErr w:type="spellStart"/>
-      <w:r>
-        <w:rPr>
-          <w:lang w:val="en-US"/>
-        </w:rPr>
-        <w:t>Данные</w:t>
-      </w:r>
-      <w:proofErr w:type="spellEnd"/>
-      <w:r>
-        <w:rPr>
-          <w:lang w:val="en-US"/>
-        </w:rPr>
-        <w:t xml:space="preserve"> </w:t>
-      </w:r>
-      <w:proofErr w:type="spellStart"/>
-      <w:r>
-        <w:rPr>
-          <w:lang w:val="en-US"/>
-        </w:rPr>
-        <w:t>таблицы</w:t>
-      </w:r>
-      <w:proofErr w:type="spellEnd"/>
-      <w:r>
-        <w:rPr>
-          <w:lang w:val="en-US"/>
-        </w:rPr>
-        <w:t>*/}</w:t>
-      </w:r>
-    </w:p>
-    <w:p>
-      <w:pPr>
-        <w:pStyle w:val="aff0"/>
-        <w:rPr>
-          <w:lang w:val="en-US"/>
-        </w:rPr>
-      </w:pPr>
-      <w:r>
-        <w:rPr>
-          <w:lang w:val="en-US"/>
-        </w:rPr>
-        <w:t xml:space="preserve">                {</w:t>
+        <w:t>}&gt;</w:t>
+      </w:r>
+    </w:p>
+    <w:p>
+      <w:pPr>
+        <w:pStyle w:val="aff0"/>
+        <w:rPr>
+          <w:lang w:val="en-US"/>
+        </w:rPr>
+      </w:pPr>
+      <w:r>
+        <w:rPr>
+          <w:lang w:val="en-US"/>
+        </w:rPr>
+        <w:t xml:space="preserve">                                         {</w:t>
       </w:r>
       <w:proofErr w:type="spellStart"/>
       <w:proofErr w:type="gramStart"/>
@@ -10441,7 +10486,71 @@
         <w:rPr>
           <w:lang w:val="en-US"/>
         </w:rPr>
-        <w:t>data.length</w:t>
+        <w:t>actions!.map</w:t>
+      </w:r>
+      <w:proofErr w:type="spellEnd"/>
+      <w:r>
+        <w:rPr>
+          <w:lang w:val="en-US"/>
+        </w:rPr>
+        <w:t>(</w:t>
+      </w:r>
+      <w:proofErr w:type="gramEnd"/>
+      <w:r>
+        <w:rPr>
+          <w:lang w:val="en-US"/>
+        </w:rPr>
+        <w:t>(action, actionIndex) =&gt; (</w:t>
+      </w:r>
+    </w:p>
+    <w:p>
+      <w:pPr>
+        <w:pStyle w:val="aff0"/>
+        <w:rPr>
+          <w:lang w:val="en-US"/>
+        </w:rPr>
+      </w:pPr>
+      <w:r>
+        <w:rPr>
+          <w:lang w:val="en-US"/>
+        </w:rPr>
+        <w:t xml:space="preserve">                                            &lt;</w:t>
+      </w:r>
+      <w:proofErr w:type="spellStart"/>
+      <w:r>
+        <w:rPr>
+          <w:lang w:val="en-US"/>
+        </w:rPr>
+        <w:t>React.Fragment</w:t>
+      </w:r>
+      <w:proofErr w:type="spellEnd"/>
+      <w:r>
+        <w:rPr>
+          <w:lang w:val="en-US"/>
+        </w:rPr>
+        <w:t xml:space="preserve"> key={</w:t>
+      </w:r>
+      <w:proofErr w:type="spellStart"/>
+      <w:r>
+        <w:rPr>
+          <w:lang w:val="en-US"/>
+        </w:rPr>
+        <w:t>actionIndex</w:t>
+      </w:r>
+      <w:proofErr w:type="spellEnd"/>
+      <w:r>
+        <w:rPr>
+          <w:lang w:val="en-US"/>
+        </w:rPr>
+        <w:t>}&gt;{</w:t>
+      </w:r>
+      <w:proofErr w:type="spellStart"/>
+      <w:proofErr w:type="gramStart"/>
+      <w:r>
+        <w:rPr>
+          <w:lang w:val="en-US"/>
+        </w:rPr>
+        <w:t>action.render</w:t>
       </w:r>
       <w:proofErr w:type="spellEnd"/>
       <w:proofErr w:type="gramEnd"/>
@@ -10449,21 +10558,260 @@
         <w:rPr>
           <w:lang w:val="en-US"/>
         </w:rPr>
-        <w:t xml:space="preserve"> ? (</w:t>
-      </w:r>
-    </w:p>
-    <w:p>
-      <w:pPr>
-        <w:pStyle w:val="aff0"/>
-        <w:rPr>
-          <w:lang w:val="en-US"/>
-        </w:rPr>
-      </w:pPr>
-      <w:r>
-        <w:rPr>
-          <w:lang w:val="en-US"/>
-        </w:rPr>
-        <w:t xml:space="preserve">                     </w:t>
+        <w:t>(item</w:t>
+      </w:r>
+      <w:proofErr w:type="gramStart"/>
+      <w:r>
+        <w:rPr>
+          <w:lang w:val="en-US"/>
+        </w:rPr>
+        <w:t>)}&lt;</w:t>
+      </w:r>
+      <w:proofErr w:type="gramEnd"/>
+      <w:r>
+        <w:rPr>
+          <w:lang w:val="en-US"/>
+        </w:rPr>
+        <w:t>/</w:t>
+      </w:r>
+      <w:proofErr w:type="spellStart"/>
+      <w:r>
+        <w:rPr>
+          <w:lang w:val="en-US"/>
+        </w:rPr>
+        <w:t>React.Fragment</w:t>
+      </w:r>
+      <w:proofErr w:type="spellEnd"/>
+      <w:r>
+        <w:rPr>
+          <w:lang w:val="en-US"/>
+        </w:rPr>
+        <w:t>&gt;</w:t>
+      </w:r>
+    </w:p>
+    <w:p>
+      <w:pPr>
+        <w:pStyle w:val="aff0"/>
+        <w:rPr>
+          <w:lang w:val="en-US"/>
+        </w:rPr>
+      </w:pPr>
+      <w:r>
+        <w:rPr>
+          <w:lang w:val="en-US"/>
+        </w:rPr>
+        <w:t xml:space="preserve">                                        ))}</w:t>
+      </w:r>
+    </w:p>
+    <w:p>
+      <w:pPr>
+        <w:pStyle w:val="aff0"/>
+        <w:rPr>
+          <w:lang w:val="en-US"/>
+        </w:rPr>
+      </w:pPr>
+      <w:r>
+        <w:rPr>
+          <w:lang w:val="en-US"/>
+        </w:rPr>
+        <w:t xml:space="preserve">                                    &lt;/div&gt;</w:t>
+      </w:r>
+    </w:p>
+    <w:p>
+      <w:pPr>
+        <w:pStyle w:val="aff0"/>
+        <w:rPr>
+          <w:lang w:val="en-US"/>
+        </w:rPr>
+      </w:pPr>
+      <w:r>
+        <w:rPr>
+          <w:lang w:val="en-US"/>
+        </w:rPr>
+        <w:t xml:space="preserve">                                &lt;/td&gt;</w:t>
+      </w:r>
+    </w:p>
+    <w:p>
+      <w:pPr>
+        <w:pStyle w:val="aff0"/>
+        <w:rPr>
+          <w:lang w:val="en-US"/>
+        </w:rPr>
+      </w:pPr>
+      <w:r>
+        <w:rPr>
+          <w:lang w:val="en-US"/>
+        </w:rPr>
+        <w:t xml:space="preserve">                             )}</w:t>
+      </w:r>
+    </w:p>
+    <w:p>
+      <w:pPr>
+        <w:pStyle w:val="aff0"/>
+        <w:rPr>
+          <w:lang w:val="en-US"/>
+        </w:rPr>
+      </w:pPr>
+      <w:r>
+        <w:rPr>
+          <w:lang w:val="en-US"/>
+        </w:rPr>
+        <w:t xml:space="preserve"> </w:t>
+      </w:r>
+      <w:r>
+        <w:rPr>
+          <w:lang w:val="en-US"/>
+        </w:rPr>
+        <w:t xml:space="preserve">                        &lt;/tr&gt;</w:t>
+      </w:r>
+    </w:p>
+    <w:p>
+      <w:pPr>
+        <w:pStyle w:val="aff0"/>
+        <w:rPr>
+          <w:lang w:val="en-US"/>
+        </w:rPr>
+      </w:pPr>
+      <w:r>
+        <w:rPr>
+          <w:lang w:val="en-US"/>
+        </w:rPr>
+        <w:t xml:space="preserve">                    ))</w:t>
+      </w:r>
+    </w:p>
+    <w:p>
+      <w:pPr>
+        <w:pStyle w:val="aff0"/>
+        <w:rPr>
+          <w:lang w:val="en-US"/>
+        </w:rPr>
+      </w:pPr>
+      <w:r>
+        <w:rPr>
+          <w:lang w:val="en-US"/>
+        </w:rPr>
+        <w:t xml:space="preserve">                ) : (</w:t>
+      </w:r>
+    </w:p>
+    <w:p>
+      <w:pPr>
+        <w:pStyle w:val="aff0"/>
+        <w:rPr>
+          <w:lang w:val="en-US"/>
+        </w:rPr>
+      </w:pPr>
+      <w:r>
+        <w:rPr>
+          <w:lang w:val="en-US"/>
+        </w:rPr>
+        <w:t xml:space="preserve">                    &lt;tr&gt;</w:t>
+      </w:r>
+    </w:p>
+    <w:p>
+      <w:pPr>
+        <w:pStyle w:val="aff0"/>
+        <w:rPr>
+          <w:lang w:val="en-US"/>
+        </w:rPr>
+      </w:pPr>
+      <w:r>
+        <w:rPr>
+          <w:lang w:val="en-US"/>
+        </w:rPr>
+        <w:t xml:space="preserve">                        </w:t>
+      </w:r>
+      <w:r>
+        <w:rPr>
+          <w:lang w:val="en-US"/>
+        </w:rPr>
+        <w:t>{/*</w:t>
+      </w:r>
+      <w:proofErr w:type="spellStart"/>
+      <w:r>
+        <w:rPr>
+          <w:lang w:val="en-US"/>
+        </w:rPr>
+        <w:t>Plaseholder</w:t>
+      </w:r>
+      <w:proofErr w:type="spellEnd"/>
+      <w:r>
+        <w:rPr>
+          <w:lang w:val="en-US"/>
+        </w:rPr>
+        <w:t xml:space="preserve"> </w:t>
+      </w:r>
+      <w:r>
+        <w:t>при</w:t>
+      </w:r>
+      <w:r>
+        <w:rPr>
+          <w:lang w:val="en-US"/>
+        </w:rPr>
+        <w:t xml:space="preserve"> </w:t>
+      </w:r>
+      <w:proofErr w:type="spellStart"/>
+      <w:r>
+        <w:t>отсутсвии</w:t>
+      </w:r>
+      <w:proofErr w:type="spellEnd"/>
+      <w:r>
+        <w:rPr>
+          <w:lang w:val="en-US"/>
+        </w:rPr>
+        <w:t xml:space="preserve"> </w:t>
+      </w:r>
+      <w:r>
+        <w:t>данных</w:t>
+      </w:r>
+      <w:r>
+        <w:rPr>
+          <w:lang w:val="en-US"/>
+        </w:rPr>
+        <w:t>*/}</w:t>
+      </w:r>
+    </w:p>
+    <w:p>
+      <w:pPr>
+        <w:pStyle w:val="aff0"/>
+        <w:rPr>
+          <w:lang w:val="en-US"/>
+        </w:rPr>
+      </w:pPr>
+      <w:r>
+        <w:rPr>
+          <w:lang w:val="en-US"/>
+        </w:rPr>
+        <w:t xml:space="preserve">                        &lt;td </w:t>
+      </w:r>
+      <w:proofErr w:type="spellStart"/>
+      <w:r>
+        <w:rPr>
+          <w:lang w:val="en-US"/>
+        </w:rPr>
+        <w:t>colSpan</w:t>
+      </w:r>
+      <w:proofErr w:type="spellEnd"/>
+      <w:proofErr w:type="gramStart"/>
+      <w:r>
+        <w:rPr>
+          <w:lang w:val="en-US"/>
+        </w:rPr>
+        <w:t>={</w:t>
+      </w:r>
+      <w:proofErr w:type="spellStart"/>
+      <w:r>
+        <w:rPr>
+          <w:lang w:val="en-US"/>
+        </w:rPr>
+        <w:t>columns.length</w:t>
+      </w:r>
+      <w:proofErr w:type="spellEnd"/>
+      <w:proofErr w:type="gramEnd"/>
+      <w:r>
+        <w:rPr>
+          <w:lang w:val="en-US"/>
+        </w:rPr>
+        <w:t xml:space="preserve"> + (</w:t>
       </w:r>
       <w:proofErr w:type="spellStart"/>
       <w:proofErr w:type="gramStart"/>
@@ -10471,538 +10819,118 @@
         <w:rPr>
           <w:lang w:val="en-US"/>
         </w:rPr>
-        <w:t>data.map</w:t>
+        <w:t>hasActions</w:t>
       </w:r>
       <w:proofErr w:type="spellEnd"/>
       <w:r>
         <w:rPr>
           <w:lang w:val="en-US"/>
         </w:rPr>
-        <w:t>(</w:t>
+        <w:t xml:space="preserve"> ?</w:t>
       </w:r>
       <w:proofErr w:type="gramEnd"/>
       <w:r>
         <w:rPr>
           <w:lang w:val="en-US"/>
         </w:rPr>
-        <w:t xml:space="preserve">(item, </w:t>
+        <w:t xml:space="preserve"> </w:t>
+      </w:r>
+      <w:proofErr w:type="gramStart"/>
+      <w:r>
+        <w:rPr>
+          <w:lang w:val="en-US"/>
+        </w:rPr>
+        <w:t>1 :</w:t>
+      </w:r>
+      <w:proofErr w:type="gramEnd"/>
+      <w:r>
+        <w:rPr>
+          <w:lang w:val="en-US"/>
+        </w:rPr>
+        <w:t xml:space="preserve"> 0)} </w:t>
       </w:r>
       <w:proofErr w:type="spellStart"/>
       <w:r>
         <w:rPr>
           <w:lang w:val="en-US"/>
         </w:rPr>
-        <w:t>rowIndex</w:t>
+        <w:t>className</w:t>
       </w:r>
       <w:proofErr w:type="spellEnd"/>
       <w:r>
         <w:rPr>
           <w:lang w:val="en-US"/>
         </w:rPr>
-        <w:t>) =&gt; (</w:t>
-      </w:r>
-    </w:p>
-    <w:p>
-      <w:pPr>
-        <w:pStyle w:val="aff0"/>
-        <w:rPr>
-          <w:lang w:val="en-US"/>
-        </w:rPr>
-      </w:pPr>
-      <w:r>
-        <w:rPr>
-          <w:lang w:val="en-US"/>
-        </w:rPr>
-        <w:t xml:space="preserve">                        &lt;tr key={</w:t>
+        <w:t>="text-center"&gt;{</w:t>
       </w:r>
       <w:proofErr w:type="spellStart"/>
       <w:r>
         <w:rPr>
           <w:lang w:val="en-US"/>
         </w:rPr>
-        <w:t>rowIndex</w:t>
+        <w:t>emptyMessage</w:t>
       </w:r>
       <w:proofErr w:type="spellEnd"/>
       <w:r>
         <w:rPr>
           <w:lang w:val="en-US"/>
         </w:rPr>
-        <w:t>}&gt;</w:t>
-      </w:r>
-    </w:p>
-    <w:p>
-      <w:pPr>
-        <w:pStyle w:val="aff0"/>
-        <w:rPr>
-          <w:lang w:val="en-US"/>
-        </w:rPr>
-      </w:pPr>
-      <w:r>
-        <w:rPr>
-          <w:lang w:val="en-US"/>
-        </w:rPr>
-        <w:t xml:space="preserve">                            {</w:t>
+        <w:t>}&lt;/td&gt;</w:t>
+      </w:r>
+    </w:p>
+    <w:p>
+      <w:pPr>
+        <w:pStyle w:val="aff0"/>
+        <w:rPr>
+          <w:lang w:val="en-US"/>
+        </w:rPr>
+      </w:pPr>
+      <w:r>
+        <w:rPr>
+          <w:lang w:val="en-US"/>
+        </w:rPr>
+        <w:t xml:space="preserve">                    &lt;/tr&gt;</w:t>
+      </w:r>
+    </w:p>
+    <w:p>
+      <w:pPr>
+        <w:pStyle w:val="aff0"/>
+        <w:rPr>
+          <w:lang w:val="en-US"/>
+        </w:rPr>
+      </w:pPr>
+      <w:r>
+        <w:rPr>
+          <w:lang w:val="en-US"/>
+        </w:rPr>
+        <w:t xml:space="preserve">                )}</w:t>
+      </w:r>
+    </w:p>
+    <w:p>
+      <w:pPr>
+        <w:pStyle w:val="aff0"/>
+        <w:rPr>
+          <w:lang w:val="en-US"/>
+        </w:rPr>
+      </w:pPr>
+      <w:r>
+        <w:rPr>
+          <w:lang w:val="en-US"/>
+        </w:rPr>
+        <w:t xml:space="preserve">           &lt;/</w:t>
       </w:r>
       <w:proofErr w:type="spellStart"/>
-      <w:proofErr w:type="gramStart"/>
-      <w:r>
-        <w:rPr>
-          <w:lang w:val="en-US"/>
-        </w:rPr>
-        <w:t>columns.map</w:t>
+      <w:r>
+        <w:rPr>
+          <w:lang w:val="en-US"/>
+        </w:rPr>
+        <w:t>tbody</w:t>
       </w:r>
       <w:proofErr w:type="spellEnd"/>
       <w:r>
         <w:rPr>
           <w:lang w:val="en-US"/>
         </w:rPr>
-        <w:t>(</w:t>
-      </w:r>
-      <w:proofErr w:type="gramEnd"/>
-      <w:r>
-        <w:rPr>
-          <w:lang w:val="en-US"/>
-        </w:rPr>
-        <w:t xml:space="preserve">(column, </w:t>
-      </w:r>
-      <w:proofErr w:type="spellStart"/>
-      <w:r>
-        <w:rPr>
-          <w:lang w:val="en-US"/>
-        </w:rPr>
-        <w:t>colIndex</w:t>
-      </w:r>
-      <w:proofErr w:type="spellEnd"/>
-      <w:r>
-        <w:rPr>
-          <w:lang w:val="en-US"/>
-        </w:rPr>
-        <w:t>) =&gt; (</w:t>
-      </w:r>
-    </w:p>
-    <w:p>
-      <w:pPr>
-        <w:pStyle w:val="aff0"/>
-        <w:rPr>
-          <w:lang w:val="en-US"/>
-        </w:rPr>
-      </w:pPr>
-      <w:r>
-        <w:rPr>
-          <w:lang w:val="en-US"/>
-        </w:rPr>
-        <w:t xml:space="preserve">                                &lt;td key={</w:t>
-      </w:r>
-      <w:proofErr w:type="spellStart"/>
-      <w:r>
-        <w:rPr>
-          <w:lang w:val="en-US"/>
-        </w:rPr>
-        <w:t>colIndex</w:t>
-      </w:r>
-      <w:proofErr w:type="spellEnd"/>
-      <w:r>
-        <w:rPr>
-          <w:lang w:val="en-US"/>
-        </w:rPr>
-        <w:t xml:space="preserve">} </w:t>
-      </w:r>
-      <w:proofErr w:type="spellStart"/>
-      <w:r>
-        <w:rPr>
-          <w:lang w:val="en-US"/>
-        </w:rPr>
-        <w:t>className</w:t>
-      </w:r>
-      <w:proofErr w:type="spellEnd"/>
-      <w:r>
-        <w:rPr>
-          <w:lang w:val="en-US"/>
-        </w:rPr>
-        <w:t>={</w:t>
-      </w:r>
-      <w:proofErr w:type="spellStart"/>
-      <w:proofErr w:type="gramStart"/>
-      <w:r>
-        <w:rPr>
-          <w:lang w:val="en-US"/>
-        </w:rPr>
-        <w:t>column.className</w:t>
-      </w:r>
-      <w:proofErr w:type="spellEnd"/>
-      <w:proofErr w:type="gramEnd"/>
-      <w:r>
-        <w:rPr>
-          <w:lang w:val="en-US"/>
-        </w:rPr>
-        <w:t>}&gt;</w:t>
-      </w:r>
-    </w:p>
-    <w:p>
-      <w:pPr>
-        <w:pStyle w:val="aff0"/>
-        <w:rPr>
-          <w:lang w:val="en-US"/>
-        </w:rPr>
-      </w:pPr>
-      <w:r>
-        <w:rPr>
-          <w:lang w:val="en-US"/>
-        </w:rPr>
-        <w:t xml:space="preserve">                                    {</w:t>
-      </w:r>
-      <w:proofErr w:type="spellStart"/>
-      <w:proofErr w:type="gramStart"/>
-      <w:r>
-        <w:rPr>
-          <w:lang w:val="en-US"/>
-        </w:rPr>
-        <w:t>column.render</w:t>
-      </w:r>
-      <w:proofErr w:type="spellEnd"/>
-      <w:proofErr w:type="gramEnd"/>
-      <w:r>
-        <w:rPr>
-          <w:lang w:val="en-US"/>
-        </w:rPr>
-        <w:t xml:space="preserve"> ? </w:t>
-      </w:r>
-      <w:proofErr w:type="spellStart"/>
-      <w:proofErr w:type="gramStart"/>
-      <w:r>
-        <w:rPr>
-          <w:lang w:val="en-US"/>
-        </w:rPr>
-        <w:t>column.render</w:t>
-      </w:r>
-      <w:proofErr w:type="spellEnd"/>
-      <w:proofErr w:type="gramEnd"/>
-      <w:r>
-        <w:rPr>
-          <w:lang w:val="en-US"/>
-        </w:rPr>
-        <w:t>(item</w:t>
-      </w:r>
-      <w:proofErr w:type="gramStart"/>
-      <w:r>
-        <w:rPr>
-          <w:lang w:val="en-US"/>
-        </w:rPr>
-        <w:t>) :</w:t>
-      </w:r>
-      <w:proofErr w:type="gramEnd"/>
-      <w:r>
-        <w:rPr>
-          <w:lang w:val="en-US"/>
-        </w:rPr>
-        <w:t xml:space="preserve"> </w:t>
-      </w:r>
-      <w:proofErr w:type="spellStart"/>
-      <w:proofErr w:type="gramStart"/>
-      <w:r>
-        <w:rPr>
-          <w:lang w:val="en-US"/>
-        </w:rPr>
-        <w:t>getValueByPath</w:t>
-      </w:r>
-      <w:proofErr w:type="spellEnd"/>
-      <w:r>
-        <w:rPr>
-          <w:lang w:val="en-US"/>
-        </w:rPr>
-        <w:t>(</w:t>
-      </w:r>
-      <w:proofErr w:type="gramEnd"/>
-      <w:r>
-        <w:rPr>
-          <w:lang w:val="en-US"/>
-        </w:rPr>
-        <w:t xml:space="preserve">item, </w:t>
-      </w:r>
-      <w:proofErr w:type="spellStart"/>
-      <w:r>
-        <w:rPr>
-          <w:lang w:val="en-US"/>
-        </w:rPr>
-        <w:t>column.key</w:t>
-      </w:r>
-      <w:proofErr w:type="spellEnd"/>
-      <w:proofErr w:type="gramStart"/>
-      <w:r>
-        <w:rPr>
-          <w:lang w:val="en-US"/>
-        </w:rPr>
-        <w:t>) ??</w:t>
-      </w:r>
-      <w:proofErr w:type="gramEnd"/>
-      <w:r>
-        <w:rPr>
-          <w:lang w:val="en-US"/>
-        </w:rPr>
-        <w:t xml:space="preserve"> '</w:t>
-      </w:r>
-      <w:proofErr w:type="spellStart"/>
-      <w:r>
-        <w:rPr>
-          <w:lang w:val="en-US"/>
-        </w:rPr>
-        <w:t>Нет</w:t>
-      </w:r>
-      <w:proofErr w:type="spellEnd"/>
-      <w:r>
-        <w:rPr>
-          <w:lang w:val="en-US"/>
-        </w:rPr>
-        <w:t>'}</w:t>
-      </w:r>
-    </w:p>
-    <w:p>
-      <w:pPr>
-        <w:pStyle w:val="aff0"/>
-        <w:rPr>
-          <w:lang w:val="en-US"/>
-        </w:rPr>
-      </w:pPr>
-      <w:r>
-        <w:rPr>
-          <w:lang w:val="en-US"/>
-        </w:rPr>
-        <w:t xml:space="preserve">                                &lt;/td&gt;</w:t>
-      </w:r>
-    </w:p>
-    <w:p>
-      <w:pPr>
-        <w:pStyle w:val="aff0"/>
-        <w:rPr>
-          <w:lang w:val="en-US"/>
-        </w:rPr>
-      </w:pPr>
-      <w:r>
-        <w:rPr>
-          <w:lang w:val="en-US"/>
-        </w:rPr>
-        <w:t xml:space="preserve">                            ))}</w:t>
-      </w:r>
-    </w:p>
-    <w:p>
-      <w:pPr>
-        <w:pStyle w:val="aff0"/>
-        <w:rPr>
-          <w:lang w:val="en-US"/>
-        </w:rPr>
-      </w:pPr>
-      <w:r>
-        <w:rPr>
-          <w:lang w:val="en-US"/>
-        </w:rPr>
-        <w:t xml:space="preserve">                            {</w:t>
-      </w:r>
-      <w:proofErr w:type="spellStart"/>
-      <w:r>
-        <w:rPr>
-          <w:lang w:val="en-US"/>
-        </w:rPr>
-        <w:t>hasActions</w:t>
-      </w:r>
-      <w:proofErr w:type="spellEnd"/>
-      <w:r>
-        <w:rPr>
-          <w:lang w:val="en-US"/>
-        </w:rPr>
-        <w:t xml:space="preserve"> &amp;&amp; (</w:t>
-      </w:r>
-    </w:p>
-    <w:p>
-      <w:pPr>
-        <w:pStyle w:val="aff0"/>
-        <w:rPr>
-          <w:lang w:val="en-US"/>
-        </w:rPr>
-      </w:pPr>
-      <w:r>
-        <w:rPr>
-          <w:lang w:val="en-US"/>
-        </w:rPr>
-        <w:t xml:space="preserve">                                &lt;td&gt;</w:t>
-      </w:r>
-    </w:p>
-    <w:p>
-      <w:pPr>
-        <w:pStyle w:val="aff0"/>
-        <w:rPr>
-          <w:lang w:val="en-US"/>
-        </w:rPr>
-      </w:pPr>
-      <w:r>
-        <w:rPr>
-          <w:lang w:val="en-US"/>
-        </w:rPr>
-        <w:t xml:space="preserve">                                    &lt;div </w:t>
-      </w:r>
-      <w:proofErr w:type="spellStart"/>
-      <w:r>
-        <w:rPr>
-          <w:lang w:val="en-US"/>
-        </w:rPr>
-        <w:t>className</w:t>
-      </w:r>
-      <w:proofErr w:type="spellEnd"/>
-      <w:r>
-        <w:rPr>
-          <w:lang w:val="en-US"/>
-        </w:rPr>
-        <w:t>={</w:t>
-      </w:r>
-      <w:proofErr w:type="spellStart"/>
-      <w:proofErr w:type="gramStart"/>
-      <w:r>
-        <w:rPr>
-          <w:lang w:val="en-US"/>
-        </w:rPr>
-        <w:t>styles.actionButtons</w:t>
-      </w:r>
-      <w:proofErr w:type="spellEnd"/>
-      <w:proofErr w:type="gramEnd"/>
-      <w:r>
-        <w:rPr>
-          <w:lang w:val="en-US"/>
-        </w:rPr>
-        <w:t>}&gt;</w:t>
-      </w:r>
-    </w:p>
-    <w:p>
-      <w:pPr>
-        <w:pStyle w:val="aff0"/>
-        <w:rPr>
-          <w:lang w:val="en-US"/>
-        </w:rPr>
-      </w:pPr>
-      <w:r>
-        <w:rPr>
-          <w:lang w:val="en-US"/>
-        </w:rPr>
-        <w:t xml:space="preserve">                                         {</w:t>
-      </w:r>
-      <w:proofErr w:type="spellStart"/>
-      <w:proofErr w:type="gramStart"/>
-      <w:r>
-        <w:rPr>
-          <w:lang w:val="en-US"/>
-        </w:rPr>
-        <w:t>actions!.map</w:t>
-      </w:r>
-      <w:proofErr w:type="spellEnd"/>
-      <w:r>
-        <w:rPr>
-          <w:lang w:val="en-US"/>
-        </w:rPr>
-        <w:t>(</w:t>
-      </w:r>
-      <w:proofErr w:type="gramEnd"/>
-      <w:r>
-        <w:rPr>
-          <w:lang w:val="en-US"/>
-        </w:rPr>
-        <w:t xml:space="preserve">(action, </w:t>
-      </w:r>
-      <w:proofErr w:type="spellStart"/>
-      <w:r>
-        <w:rPr>
-          <w:lang w:val="en-US"/>
-        </w:rPr>
-        <w:t>actionIndex</w:t>
-      </w:r>
-      <w:proofErr w:type="spellEnd"/>
-      <w:r>
-        <w:rPr>
-          <w:lang w:val="en-US"/>
-        </w:rPr>
-        <w:t>) =&gt; (</w:t>
-      </w:r>
-    </w:p>
-    <w:p>
-      <w:pPr>
-        <w:pStyle w:val="aff0"/>
-        <w:rPr>
-          <w:lang w:val="en-US"/>
-        </w:rPr>
-      </w:pPr>
-      <w:r>
-        <w:rPr>
-          <w:lang w:val="en-US"/>
-        </w:rPr>
-        <w:t xml:space="preserve">                                            &lt;</w:t>
-      </w:r>
-      <w:proofErr w:type="spellStart"/>
-      <w:r>
-        <w:rPr>
-          <w:lang w:val="en-US"/>
-        </w:rPr>
-        <w:t>React.Fragment</w:t>
-      </w:r>
-      <w:proofErr w:type="spellEnd"/>
-      <w:r>
-        <w:rPr>
-          <w:lang w:val="en-US"/>
-        </w:rPr>
-        <w:t xml:space="preserve"> key={</w:t>
-      </w:r>
-      <w:proofErr w:type="spellStart"/>
-      <w:r>
-        <w:rPr>
-          <w:lang w:val="en-US"/>
-        </w:rPr>
-        <w:t>actionIndex</w:t>
-      </w:r>
-      <w:proofErr w:type="spellEnd"/>
-      <w:r>
-        <w:rPr>
-          <w:lang w:val="en-US"/>
-        </w:rPr>
-        <w:t>}&gt;{</w:t>
-      </w:r>
-      <w:proofErr w:type="spellStart"/>
-      <w:proofErr w:type="gramStart"/>
-      <w:r>
-        <w:rPr>
-          <w:lang w:val="en-US"/>
-        </w:rPr>
-        <w:t>action.render</w:t>
-      </w:r>
-      <w:proofErr w:type="spellEnd"/>
-      <w:proofErr w:type="gramEnd"/>
-      <w:r>
-        <w:rPr>
-          <w:lang w:val="en-US"/>
-        </w:rPr>
-        <w:t>(item</w:t>
-      </w:r>
-      <w:proofErr w:type="gramStart"/>
-      <w:r>
-        <w:rPr>
-          <w:lang w:val="en-US"/>
-        </w:rPr>
-        <w:t>)}&lt;</w:t>
-      </w:r>
-      <w:proofErr w:type="gramEnd"/>
-      <w:r>
-        <w:rPr>
-          <w:lang w:val="en-US"/>
-        </w:rPr>
-        <w:t>/</w:t>
-      </w:r>
-      <w:proofErr w:type="spellStart"/>
-      <w:r>
-        <w:rPr>
-          <w:lang w:val="en-US"/>
-        </w:rPr>
-        <w:t>React.Fragment</w:t>
-      </w:r>
-      <w:proofErr w:type="spellEnd"/>
-      <w:r>
-        <w:rPr>
-          <w:lang w:val="en-US"/>
-        </w:rPr>
         <w:t>&gt;</w:t>
       </w:r>
     </w:p>
@@ -11017,351 +10945,6 @@
         <w:rPr>
           <w:lang w:val="en-US"/>
         </w:rPr>
-        <w:t xml:space="preserve">                                        ))}</w:t>
-      </w:r>
-    </w:p>
-    <w:p>
-      <w:pPr>
-        <w:pStyle w:val="aff0"/>
-        <w:rPr>
-          <w:lang w:val="en-US"/>
-        </w:rPr>
-      </w:pPr>
-      <w:r>
-        <w:rPr>
-          <w:lang w:val="en-US"/>
-        </w:rPr>
-        <w:t xml:space="preserve">                                    &lt;/div&gt;</w:t>
-      </w:r>
-    </w:p>
-    <w:p>
-      <w:pPr>
-        <w:pStyle w:val="aff0"/>
-        <w:rPr>
-          <w:lang w:val="en-US"/>
-        </w:rPr>
-      </w:pPr>
-      <w:r>
-        <w:rPr>
-          <w:lang w:val="en-US"/>
-        </w:rPr>
-        <w:t xml:space="preserve">                                &lt;/td&gt;</w:t>
-      </w:r>
-    </w:p>
-    <w:p>
-      <w:pPr>
-        <w:pStyle w:val="aff0"/>
-        <w:rPr>
-          <w:lang w:val="en-US"/>
-        </w:rPr>
-      </w:pPr>
-      <w:r>
-        <w:rPr>
-          <w:lang w:val="en-US"/>
-        </w:rPr>
-        <w:t xml:space="preserve">                             )}</w:t>
-      </w:r>
-    </w:p>
-    <w:p>
-      <w:pPr>
-        <w:pStyle w:val="aff0"/>
-        <w:rPr>
-          <w:lang w:val="en-US"/>
-        </w:rPr>
-      </w:pPr>
-      <w:r>
-        <w:rPr>
-          <w:lang w:val="en-US"/>
-        </w:rPr>
-        <w:t xml:space="preserve"> </w:t>
-      </w:r>
-      <w:r>
-        <w:rPr>
-          <w:lang w:val="en-US"/>
-        </w:rPr>
-        <w:t xml:space="preserve">                        &lt;/tr&gt;</w:t>
-      </w:r>
-    </w:p>
-    <w:p>
-      <w:pPr>
-        <w:pStyle w:val="aff0"/>
-        <w:rPr>
-          <w:lang w:val="en-US"/>
-        </w:rPr>
-      </w:pPr>
-      <w:r>
-        <w:rPr>
-          <w:lang w:val="en-US"/>
-        </w:rPr>
-        <w:t xml:space="preserve">                    ))</w:t>
-      </w:r>
-    </w:p>
-    <w:p>
-      <w:pPr>
-        <w:pStyle w:val="aff0"/>
-        <w:rPr>
-          <w:lang w:val="en-US"/>
-        </w:rPr>
-      </w:pPr>
-      <w:r>
-        <w:rPr>
-          <w:lang w:val="en-US"/>
-        </w:rPr>
-        <w:t xml:space="preserve">                ) : (</w:t>
-      </w:r>
-    </w:p>
-    <w:p>
-      <w:pPr>
-        <w:pStyle w:val="aff0"/>
-        <w:rPr>
-          <w:lang w:val="en-US"/>
-        </w:rPr>
-      </w:pPr>
-      <w:r>
-        <w:rPr>
-          <w:lang w:val="en-US"/>
-        </w:rPr>
-        <w:t xml:space="preserve">                    &lt;tr&gt;</w:t>
-      </w:r>
-    </w:p>
-    <w:p>
-      <w:pPr>
-        <w:pStyle w:val="aff0"/>
-        <w:rPr>
-          <w:lang w:val="en-US"/>
-        </w:rPr>
-      </w:pPr>
-      <w:r>
-        <w:rPr>
-          <w:lang w:val="en-US"/>
-        </w:rPr>
-        <w:t xml:space="preserve">                        </w:t>
-      </w:r>
-      <w:r>
-        <w:rPr>
-          <w:lang w:val="en-US"/>
-        </w:rPr>
-        <w:t>{/*</w:t>
-      </w:r>
-      <w:proofErr w:type="spellStart"/>
-      <w:r>
-        <w:rPr>
-          <w:lang w:val="en-US"/>
-        </w:rPr>
-        <w:t>Plaseholder</w:t>
-      </w:r>
-      <w:proofErr w:type="spellEnd"/>
-      <w:r>
-        <w:rPr>
-          <w:lang w:val="en-US"/>
-        </w:rPr>
-        <w:t xml:space="preserve"> </w:t>
-      </w:r>
-      <w:r>
-        <w:t>при</w:t>
-      </w:r>
-      <w:r>
-        <w:rPr>
-          <w:lang w:val="en-US"/>
-        </w:rPr>
-        <w:t xml:space="preserve"> </w:t>
-      </w:r>
-      <w:proofErr w:type="spellStart"/>
-      <w:r>
-        <w:t>отсутсвии</w:t>
-      </w:r>
-      <w:proofErr w:type="spellEnd"/>
-      <w:r>
-        <w:rPr>
-          <w:lang w:val="en-US"/>
-        </w:rPr>
-        <w:t xml:space="preserve"> </w:t>
-      </w:r>
-      <w:r>
-        <w:t>данных</w:t>
-      </w:r>
-      <w:r>
-        <w:rPr>
-          <w:lang w:val="en-US"/>
-        </w:rPr>
-        <w:t>*/}</w:t>
-      </w:r>
-    </w:p>
-    <w:p>
-      <w:pPr>
-        <w:pStyle w:val="aff0"/>
-        <w:rPr>
-          <w:lang w:val="en-US"/>
-        </w:rPr>
-      </w:pPr>
-      <w:r>
-        <w:rPr>
-          <w:lang w:val="en-US"/>
-        </w:rPr>
-        <w:t xml:space="preserve">                        &lt;td </w:t>
-      </w:r>
-      <w:proofErr w:type="spellStart"/>
-      <w:r>
-        <w:rPr>
-          <w:lang w:val="en-US"/>
-        </w:rPr>
-        <w:t>colSpan</w:t>
-      </w:r>
-      <w:proofErr w:type="spellEnd"/>
-      <w:proofErr w:type="gramStart"/>
-      <w:r>
-        <w:rPr>
-          <w:lang w:val="en-US"/>
-        </w:rPr>
-        <w:t>={</w:t>
-      </w:r>
-      <w:proofErr w:type="spellStart"/>
-      <w:r>
-        <w:rPr>
-          <w:lang w:val="en-US"/>
-        </w:rPr>
-        <w:t>columns.length</w:t>
-      </w:r>
-      <w:proofErr w:type="spellEnd"/>
-      <w:proofErr w:type="gramEnd"/>
-      <w:r>
-        <w:rPr>
-          <w:lang w:val="en-US"/>
-        </w:rPr>
-        <w:t xml:space="preserve"> + (</w:t>
-      </w:r>
-      <w:proofErr w:type="spellStart"/>
-      <w:proofErr w:type="gramStart"/>
-      <w:r>
-        <w:rPr>
-          <w:lang w:val="en-US"/>
-        </w:rPr>
-        <w:t>hasActions</w:t>
-      </w:r>
-      <w:proofErr w:type="spellEnd"/>
-      <w:r>
-        <w:rPr>
-          <w:lang w:val="en-US"/>
-        </w:rPr>
-        <w:t xml:space="preserve"> ?</w:t>
-      </w:r>
-      <w:proofErr w:type="gramEnd"/>
-      <w:r>
-        <w:rPr>
-          <w:lang w:val="en-US"/>
-        </w:rPr>
-        <w:t xml:space="preserve"> </w:t>
-      </w:r>
-      <w:proofErr w:type="gramStart"/>
-      <w:r>
-        <w:rPr>
-          <w:lang w:val="en-US"/>
-        </w:rPr>
-        <w:t>1 :</w:t>
-      </w:r>
-      <w:proofErr w:type="gramEnd"/>
-      <w:r>
-        <w:rPr>
-          <w:lang w:val="en-US"/>
-        </w:rPr>
-        <w:t xml:space="preserve"> 0)} </w:t>
-      </w:r>
-      <w:proofErr w:type="spellStart"/>
-      <w:r>
-        <w:rPr>
-          <w:lang w:val="en-US"/>
-        </w:rPr>
-        <w:t>className</w:t>
-      </w:r>
-      <w:proofErr w:type="spellEnd"/>
-      <w:r>
-        <w:rPr>
-          <w:lang w:val="en-US"/>
-        </w:rPr>
-        <w:t>="text-center"&gt;{</w:t>
-      </w:r>
-      <w:proofErr w:type="spellStart"/>
-      <w:r>
-        <w:rPr>
-          <w:lang w:val="en-US"/>
-        </w:rPr>
-        <w:t>emptyMessage</w:t>
-      </w:r>
-      <w:proofErr w:type="spellEnd"/>
-      <w:r>
-        <w:rPr>
-          <w:lang w:val="en-US"/>
-        </w:rPr>
-        <w:t>}&lt;/td&gt;</w:t>
-      </w:r>
-    </w:p>
-    <w:p>
-      <w:pPr>
-        <w:pStyle w:val="aff0"/>
-        <w:rPr>
-          <w:lang w:val="en-US"/>
-        </w:rPr>
-      </w:pPr>
-      <w:r>
-        <w:rPr>
-          <w:lang w:val="en-US"/>
-        </w:rPr>
-        <w:t xml:space="preserve">                    &lt;/tr&gt;</w:t>
-      </w:r>
-    </w:p>
-    <w:p>
-      <w:pPr>
-        <w:pStyle w:val="aff0"/>
-        <w:rPr>
-          <w:lang w:val="en-US"/>
-        </w:rPr>
-      </w:pPr>
-      <w:r>
-        <w:rPr>
-          <w:lang w:val="en-US"/>
-        </w:rPr>
-        <w:t xml:space="preserve">                )}</w:t>
-      </w:r>
-    </w:p>
-    <w:p>
-      <w:pPr>
-        <w:pStyle w:val="aff0"/>
-        <w:rPr>
-          <w:lang w:val="en-US"/>
-        </w:rPr>
-      </w:pPr>
-      <w:r>
-        <w:rPr>
-          <w:lang w:val="en-US"/>
-        </w:rPr>
-        <w:t xml:space="preserve">           &lt;/</w:t>
-      </w:r>
-      <w:proofErr w:type="spellStart"/>
-      <w:r>
-        <w:rPr>
-          <w:lang w:val="en-US"/>
-        </w:rPr>
-        <w:t>tbody</w:t>
-      </w:r>
-      <w:proofErr w:type="spellEnd"/>
-      <w:r>
-        <w:rPr>
-          <w:lang w:val="en-US"/>
-        </w:rPr>
-        <w:t>&gt;</w:t>
-      </w:r>
-    </w:p>
-    <w:p>
-      <w:pPr>
-        <w:pStyle w:val="aff0"/>
-        <w:rPr>
-          <w:lang w:val="en-US"/>
-        </w:rPr>
-      </w:pPr>
-      <w:r>
-        <w:rPr>
-          <w:lang w:val="en-US"/>
-        </w:rPr>
         <w:t xml:space="preserve">        &lt;/table&gt;</w:t>
       </w:r>
     </w:p>
@@ -11376,7 +10959,6 @@
         <w:rPr>
           <w:lang w:val="en-US"/>
         </w:rPr>
-        <w:lastRenderedPageBreak/>
         <w:t xml:space="preserve">    &lt;/div&gt;</w:t>
       </w:r>
     </w:p>
@@ -11544,6 +11126,7 @@
         <w:pStyle w:val="a3"/>
       </w:pPr>
       <w:r>
+        <w:lastRenderedPageBreak/>
         <w:t xml:space="preserve">Права </w:t>
       </w:r>
       <w:r>
@@ -12130,7 +11713,6 @@
         <w:rPr>
           <w:lang w:val="en-US"/>
         </w:rPr>
-        <w:lastRenderedPageBreak/>
         <w:t xml:space="preserve">      </w:t>
       </w:r>
       <w:proofErr w:type="gramStart"/>
@@ -12588,6 +12170,7 @@
         <w:pStyle w:val="aff0"/>
       </w:pPr>
       <w:r>
+        <w:lastRenderedPageBreak/>
         <w:t xml:space="preserve">  </w:t>
       </w:r>
       <w:proofErr w:type="gramStart"/>
@@ -13144,7 +12727,6 @@
         </w:rPr>
       </w:pPr>
       <w:r>
-        <w:lastRenderedPageBreak/>
         <w:t xml:space="preserve">            </w:t>
       </w:r>
       <w:r>
@@ -13784,12 +13366,37 @@
     </w:p>
     <w:p>
       <w:pPr>
+        <w:pStyle w:val="aff0"/>
+        <w:rPr>
+          <w:lang w:val="en-US"/>
+        </w:rPr>
+      </w:pPr>
+    </w:p>
+    <w:p>
+      <w:pPr>
+        <w:pStyle w:val="aff0"/>
+        <w:rPr>
+          <w:lang w:val="en-US"/>
+        </w:rPr>
+      </w:pPr>
+    </w:p>
+    <w:p>
+      <w:pPr>
+        <w:pStyle w:val="aff0"/>
+        <w:rPr>
+          <w:lang w:val="en-US"/>
+        </w:rPr>
+      </w:pPr>
+    </w:p>
+    <w:p>
+      <w:pPr>
         <w:pStyle w:val="aff2"/>
         <w:rPr>
           <w:lang w:val="en-US"/>
         </w:rPr>
       </w:pPr>
       <w:r>
+        <w:lastRenderedPageBreak/>
         <w:t>Листинг</w:t>
       </w:r>
       <w:r>
@@ -13899,6 +13506,9 @@
     <w:p>
       <w:pPr>
         <w:pStyle w:val="aff0"/>
+        <w:rPr>
+          <w:lang w:val="en-US"/>
+        </w:rPr>
       </w:pPr>
       <w:r>
         <w:rPr>
@@ -13907,33 +13517,57 @@
         <w:t xml:space="preserve">        </w:t>
       </w:r>
       <w:r>
+        <w:rPr>
+          <w:lang w:val="en-US"/>
+        </w:rPr>
         <w:t>//</w:t>
       </w:r>
       <w:r>
         <w:t>Создание</w:t>
       </w:r>
       <w:r>
+        <w:rPr>
+          <w:lang w:val="en-US"/>
+        </w:rPr>
         <w:t xml:space="preserve"> </w:t>
       </w:r>
       <w:r>
         <w:t>тестовой</w:t>
       </w:r>
       <w:r>
+        <w:rPr>
+          <w:lang w:val="en-US"/>
+        </w:rPr>
         <w:t xml:space="preserve"> </w:t>
       </w:r>
       <w:r>
         <w:t>записи</w:t>
       </w:r>
       <w:r>
+        <w:rPr>
+          <w:lang w:val="en-US"/>
+        </w:rPr>
         <w:t xml:space="preserve"> </w:t>
       </w:r>
       <w:r>
-        <w:t>на странице</w:t>
-      </w:r>
-    </w:p>
-    <w:p>
-      <w:pPr>
-        <w:pStyle w:val="aff0"/>
+        <w:t>на</w:t>
+      </w:r>
+      <w:r>
+        <w:rPr>
+          <w:lang w:val="en-US"/>
+        </w:rPr>
+        <w:t xml:space="preserve"> </w:t>
+      </w:r>
+      <w:r>
+        <w:t>странице</w:t>
+      </w:r>
+    </w:p>
+    <w:p>
+      <w:pPr>
+        <w:pStyle w:val="aff0"/>
+        <w:rPr>
+          <w:lang w:val="en-US"/>
+        </w:rPr>
       </w:pPr>
       <w:r>
         <w:rPr>
@@ -13942,6 +13576,9 @@
         <w:t> </w:t>
       </w:r>
       <w:r>
+        <w:rPr>
+          <w:lang w:val="en-US"/>
+        </w:rPr>
         <w:t xml:space="preserve"> </w:t>
       </w:r>
       <w:r>
@@ -13951,6 +13588,9 @@
         <w:t> </w:t>
       </w:r>
       <w:r>
+        <w:rPr>
+          <w:lang w:val="en-US"/>
+        </w:rPr>
         <w:t xml:space="preserve"> </w:t>
       </w:r>
       <w:r>
@@ -13960,6 +13600,9 @@
         <w:t> </w:t>
       </w:r>
       <w:r>
+        <w:rPr>
+          <w:lang w:val="en-US"/>
+        </w:rPr>
         <w:t xml:space="preserve"> </w:t>
       </w:r>
       <w:r>
@@ -13969,6 +13612,9 @@
         <w:t> </w:t>
       </w:r>
       <w:r>
+        <w:rPr>
+          <w:lang w:val="en-US"/>
+        </w:rPr>
         <w:t xml:space="preserve"> </w:t>
       </w:r>
       <w:r>
@@ -13978,6 +13624,9 @@
         <w:t>const</w:t>
       </w:r>
       <w:r>
+        <w:rPr>
+          <w:lang w:val="en-US"/>
+        </w:rPr>
         <w:t xml:space="preserve"> </w:t>
       </w:r>
       <w:proofErr w:type="spellStart"/>
@@ -13989,8 +13638,12 @@
       </w:r>
       <w:proofErr w:type="spellEnd"/>
       <w:r>
+        <w:rPr>
+          <w:lang w:val="en-US"/>
+        </w:rPr>
         <w:t xml:space="preserve"> = </w:t>
       </w:r>
+      <w:proofErr w:type="spellStart"/>
       <w:r>
         <w:rPr>
           <w:lang w:val="en-US"/>
@@ -13998,6 +13651,9 @@
         <w:t>XLSX</w:t>
       </w:r>
       <w:r>
+        <w:rPr>
+          <w:lang w:val="en-US"/>
+        </w:rPr>
         <w:t>.</w:t>
       </w:r>
       <w:r>
@@ -14007,46 +13663,179 @@
         <w:t>utils</w:t>
       </w:r>
       <w:r>
+        <w:rPr>
+          <w:lang w:val="en-US"/>
+        </w:rPr>
         <w:t>.</w:t>
       </w:r>
-      <w:proofErr w:type="spellStart"/>
       <w:r>
         <w:rPr>
           <w:lang w:val="en-US"/>
         </w:rPr>
         <w:t>aoa</w:t>
       </w:r>
+      <w:r>
+        <w:rPr>
+          <w:lang w:val="en-US"/>
+        </w:rPr>
+        <w:t>_</w:t>
+      </w:r>
+      <w:r>
+        <w:rPr>
+          <w:lang w:val="en-US"/>
+        </w:rPr>
+        <w:t>to</w:t>
+      </w:r>
+      <w:r>
+        <w:rPr>
+          <w:lang w:val="en-US"/>
+        </w:rPr>
+        <w:t>_</w:t>
+      </w:r>
+      <w:proofErr w:type="gramStart"/>
+      <w:r>
+        <w:rPr>
+          <w:lang w:val="en-US"/>
+        </w:rPr>
+        <w:t>sheet</w:t>
+      </w:r>
       <w:proofErr w:type="spellEnd"/>
       <w:r>
+        <w:rPr>
+          <w:lang w:val="en-US"/>
+        </w:rPr>
+        <w:t>(</w:t>
+      </w:r>
+      <w:proofErr w:type="gramEnd"/>
+      <w:r>
+        <w:rPr>
+          <w:lang w:val="en-US"/>
+        </w:rPr>
+        <w:t>[</w:t>
+      </w:r>
+    </w:p>
+    <w:p>
+      <w:pPr>
+        <w:pStyle w:val="aff0"/>
+        <w:rPr>
+          <w:lang w:val="en-US"/>
+        </w:rPr>
+      </w:pPr>
+      <w:r>
+        <w:rPr>
+          <w:lang w:val="en-US"/>
+        </w:rPr>
+        <w:t> </w:t>
+      </w:r>
+      <w:r>
+        <w:rPr>
+          <w:lang w:val="en-US"/>
+        </w:rPr>
+        <w:t xml:space="preserve"> </w:t>
+      </w:r>
+      <w:r>
+        <w:rPr>
+          <w:lang w:val="en-US"/>
+        </w:rPr>
+        <w:t> </w:t>
+      </w:r>
+      <w:r>
+        <w:rPr>
+          <w:lang w:val="en-US"/>
+        </w:rPr>
+        <w:t xml:space="preserve"> </w:t>
+      </w:r>
+      <w:r>
+        <w:rPr>
+          <w:lang w:val="en-US"/>
+        </w:rPr>
+        <w:t> </w:t>
+      </w:r>
+      <w:r>
+        <w:rPr>
+          <w:lang w:val="en-US"/>
+        </w:rPr>
+        <w:t xml:space="preserve"> </w:t>
+      </w:r>
+      <w:r>
+        <w:rPr>
+          <w:lang w:val="en-US"/>
+        </w:rPr>
+        <w:t> </w:t>
+      </w:r>
+      <w:r>
+        <w:rPr>
+          <w:lang w:val="en-US"/>
+        </w:rPr>
+        <w:t xml:space="preserve"> </w:t>
+      </w:r>
+      <w:r>
+        <w:rPr>
+          <w:lang w:val="en-US"/>
+        </w:rPr>
+        <w:t> </w:t>
+      </w:r>
+      <w:r>
+        <w:rPr>
+          <w:lang w:val="en-US"/>
+        </w:rPr>
+        <w:t xml:space="preserve"> </w:t>
+      </w:r>
+      <w:r>
+        <w:rPr>
+          <w:lang w:val="en-US"/>
+        </w:rPr>
+        <w:t> </w:t>
+      </w:r>
+      <w:r>
+        <w:rPr>
+          <w:lang w:val="en-US"/>
+        </w:rPr>
+        <w:t xml:space="preserve"> </w:t>
+      </w:r>
+      <w:r>
+        <w:rPr>
+          <w:lang w:val="en-US"/>
+        </w:rPr>
+        <w:t>IMPORT</w:t>
+      </w:r>
+      <w:r>
+        <w:rPr>
+          <w:lang w:val="en-US"/>
+        </w:rPr>
         <w:t>_</w:t>
       </w:r>
       <w:r>
         <w:rPr>
           <w:lang w:val="en-US"/>
         </w:rPr>
-        <w:t>to</w:t>
-      </w:r>
-      <w:r>
+        <w:t>EXPECTED</w:t>
+      </w:r>
+      <w:r>
+        <w:rPr>
+          <w:lang w:val="en-US"/>
+        </w:rPr>
         <w:t>_</w:t>
       </w:r>
-      <w:proofErr w:type="gramStart"/>
-      <w:r>
-        <w:rPr>
-          <w:lang w:val="en-US"/>
-        </w:rPr>
-        <w:t>sheet</w:t>
-      </w:r>
-      <w:r>
-        <w:t>(</w:t>
-      </w:r>
-      <w:proofErr w:type="gramEnd"/>
-      <w:r>
-        <w:t>[</w:t>
-      </w:r>
-    </w:p>
-    <w:p>
-      <w:pPr>
-        <w:pStyle w:val="aff0"/>
+      <w:r>
+        <w:rPr>
+          <w:lang w:val="en-US"/>
+        </w:rPr>
+        <w:t>HEADERS</w:t>
+      </w:r>
+      <w:r>
+        <w:rPr>
+          <w:lang w:val="en-US"/>
+        </w:rPr>
+        <w:t>,</w:t>
+      </w:r>
+    </w:p>
+    <w:p>
+      <w:pPr>
+        <w:pStyle w:val="aff0"/>
+        <w:rPr>
+          <w:lang w:val="en-US"/>
+        </w:rPr>
       </w:pPr>
       <w:r>
         <w:rPr>
@@ -14055,6 +13844,9 @@
         <w:t> </w:t>
       </w:r>
       <w:r>
+        <w:rPr>
+          <w:lang w:val="en-US"/>
+        </w:rPr>
         <w:t xml:space="preserve"> </w:t>
       </w:r>
       <w:r>
@@ -14064,6 +13856,9 @@
         <w:t> </w:t>
       </w:r>
       <w:r>
+        <w:rPr>
+          <w:lang w:val="en-US"/>
+        </w:rPr>
         <w:t xml:space="preserve"> </w:t>
       </w:r>
       <w:r>
@@ -14073,6 +13868,9 @@
         <w:t> </w:t>
       </w:r>
       <w:r>
+        <w:rPr>
+          <w:lang w:val="en-US"/>
+        </w:rPr>
         <w:t xml:space="preserve"> </w:t>
       </w:r>
       <w:r>
@@ -14082,6 +13880,9 @@
         <w:t> </w:t>
       </w:r>
       <w:r>
+        <w:rPr>
+          <w:lang w:val="en-US"/>
+        </w:rPr>
         <w:t xml:space="preserve"> </w:t>
       </w:r>
       <w:r>
@@ -14091,6 +13892,9 @@
         <w:t> </w:t>
       </w:r>
       <w:r>
+        <w:rPr>
+          <w:lang w:val="en-US"/>
+        </w:rPr>
         <w:t xml:space="preserve"> </w:t>
       </w:r>
       <w:r>
@@ -14100,34 +13904,85 @@
         <w:t> </w:t>
       </w:r>
       <w:r>
+        <w:rPr>
+          <w:lang w:val="en-US"/>
+        </w:rPr>
+        <w:t xml:space="preserve"> ['</w:t>
+      </w:r>
+      <w:r>
+        <w:t>Иванов</w:t>
+      </w:r>
+      <w:r>
+        <w:rPr>
+          <w:lang w:val="en-US"/>
+        </w:rPr>
         <w:t xml:space="preserve"> </w:t>
       </w:r>
       <w:r>
-        <w:rPr>
-          <w:lang w:val="en-US"/>
-        </w:rPr>
-        <w:t>IMPORT</w:t>
-      </w:r>
-      <w:r>
-        <w:t>_</w:t>
-      </w:r>
-      <w:r>
-        <w:rPr>
-          <w:lang w:val="en-US"/>
-        </w:rPr>
-        <w:t>EXPECTED</w:t>
-      </w:r>
-      <w:r>
-        <w:t>_</w:t>
-      </w:r>
-      <w:r>
-        <w:rPr>
-          <w:lang w:val="en-US"/>
-        </w:rPr>
-        <w:t>HEADERS</w:t>
-      </w:r>
-      <w:r>
-        <w:t>,</w:t>
+        <w:t>Иван</w:t>
+      </w:r>
+      <w:r>
+        <w:rPr>
+          <w:lang w:val="en-US"/>
+        </w:rPr>
+        <w:t xml:space="preserve"> </w:t>
+      </w:r>
+      <w:r>
+        <w:t>Иванович</w:t>
+      </w:r>
+      <w:r>
+        <w:rPr>
+          <w:lang w:val="en-US"/>
+        </w:rPr>
+        <w:t>', '</w:t>
+      </w:r>
+      <w:r>
+        <w:t>ИС</w:t>
+      </w:r>
+      <w:r>
+        <w:rPr>
+          <w:lang w:val="en-US"/>
+        </w:rPr>
+        <w:t>-21', '3', '</w:t>
+      </w:r>
+      <w:r>
+        <w:t>М</w:t>
+      </w:r>
+      <w:r>
+        <w:rPr>
+          <w:lang w:val="en-US"/>
+        </w:rPr>
+        <w:t>', '</w:t>
+      </w:r>
+      <w:r>
+        <w:t>г</w:t>
+      </w:r>
+      <w:r>
+        <w:rPr>
+          <w:lang w:val="en-US"/>
+        </w:rPr>
+        <w:t xml:space="preserve">. </w:t>
+      </w:r>
+      <w:r>
+        <w:t>Пермь</w:t>
+      </w:r>
+      <w:r>
+        <w:rPr>
+          <w:lang w:val="en-US"/>
+        </w:rPr>
+        <w:t>', '8</w:t>
+      </w:r>
+      <w:r>
+        <w:rPr>
+          <w:lang w:val="en-US"/>
+        </w:rPr>
+        <w:t>XXXXXXXXXX</w:t>
+      </w:r>
+      <w:r>
+        <w:rPr>
+          <w:lang w:val="en-US"/>
+        </w:rPr>
+        <w:t>', '12.08.2002'],</w:t>
       </w:r>
     </w:p>
     <w:p>
@@ -14141,6 +13996,9 @@
         <w:t> </w:t>
       </w:r>
       <w:r>
+        <w:rPr>
+          <w:lang w:val="en-US"/>
+        </w:rPr>
         <w:t xml:space="preserve"> </w:t>
       </w:r>
       <w:r>
@@ -14150,6 +14008,9 @@
         <w:t> </w:t>
       </w:r>
       <w:r>
+        <w:rPr>
+          <w:lang w:val="en-US"/>
+        </w:rPr>
         <w:t xml:space="preserve"> </w:t>
       </w:r>
       <w:r>
@@ -14159,6 +14020,9 @@
         <w:t> </w:t>
       </w:r>
       <w:r>
+        <w:rPr>
+          <w:lang w:val="en-US"/>
+        </w:rPr>
         <w:t xml:space="preserve"> </w:t>
       </w:r>
       <w:r>
@@ -14168,117 +14032,13 @@
         <w:t> </w:t>
       </w:r>
       <w:r>
+        <w:rPr>
+          <w:lang w:val="en-US"/>
+        </w:rPr>
         <w:t xml:space="preserve"> </w:t>
       </w:r>
       <w:r>
-        <w:rPr>
-          <w:lang w:val="en-US"/>
-        </w:rPr>
-        <w:t> </w:t>
-      </w:r>
-      <w:r>
-        <w:t xml:space="preserve"> </w:t>
-      </w:r>
-      <w:r>
-        <w:rPr>
-          <w:lang w:val="en-US"/>
-        </w:rPr>
-        <w:t> </w:t>
-      </w:r>
-      <w:r>
-        <w:t xml:space="preserve"> ['</w:t>
-      </w:r>
-      <w:r>
-        <w:t>Иванов</w:t>
-      </w:r>
-      <w:r>
-        <w:t xml:space="preserve"> </w:t>
-      </w:r>
-      <w:r>
-        <w:t>Иван</w:t>
-      </w:r>
-      <w:r>
-        <w:t xml:space="preserve"> </w:t>
-      </w:r>
-      <w:r>
-        <w:t>Иванович</w:t>
-      </w:r>
-      <w:r>
-        <w:t>', '</w:t>
-      </w:r>
-      <w:r>
-        <w:t>ИС</w:t>
-      </w:r>
-      <w:r>
-        <w:t>-21', '3', '</w:t>
-      </w:r>
-      <w:r>
-        <w:t>М</w:t>
-      </w:r>
-      <w:r>
-        <w:t>', '</w:t>
-      </w:r>
-      <w:r>
-        <w:t>г</w:t>
-      </w:r>
-      <w:r>
-        <w:t xml:space="preserve">. </w:t>
-      </w:r>
-      <w:r>
-        <w:t>Пермь</w:t>
-      </w:r>
-      <w:r>
-        <w:t>', '8</w:t>
-      </w:r>
-      <w:r>
-        <w:rPr>
-          <w:lang w:val="en-US"/>
-        </w:rPr>
-        <w:t>XXXXXXXXXX</w:t>
-      </w:r>
-      <w:r>
-        <w:t>', '12.08.2002'],</w:t>
-      </w:r>
-    </w:p>
-    <w:p>
-      <w:pPr>
-        <w:pStyle w:val="aff0"/>
-      </w:pPr>
-      <w:r>
-        <w:rPr>
-          <w:lang w:val="en-US"/>
-        </w:rPr>
-        <w:t> </w:t>
-      </w:r>
-      <w:r>
-        <w:t xml:space="preserve"> </w:t>
-      </w:r>
-      <w:r>
-        <w:rPr>
-          <w:lang w:val="en-US"/>
-        </w:rPr>
-        <w:t> </w:t>
-      </w:r>
-      <w:r>
-        <w:t xml:space="preserve"> </w:t>
-      </w:r>
-      <w:r>
-        <w:rPr>
-          <w:lang w:val="en-US"/>
-        </w:rPr>
-        <w:t> </w:t>
-      </w:r>
-      <w:r>
-        <w:t xml:space="preserve"> </w:t>
-      </w:r>
-      <w:r>
-        <w:rPr>
-          <w:lang w:val="en-US"/>
-        </w:rPr>
-        <w:t> </w:t>
-      </w:r>
-      <w:r>
-        <w:t xml:space="preserve"> ]);</w:t>
+        <w:t>]);</w:t>
       </w:r>
     </w:p>
     <w:p>
@@ -15018,6 +14778,9 @@
         <w:t>, результаты</w:t>
       </w:r>
       <w:r>
+        <w:t xml:space="preserve"> представлены</w:t>
+      </w:r>
+      <w:r>
         <w:t xml:space="preserve"> </w:t>
       </w:r>
       <w:r>
@@ -15056,10 +14819,16 @@
         <w:t>1</w:t>
       </w:r>
       <w:r>
-        <w:t xml:space="preserve"> – Тестирование</w:t>
-      </w:r>
-      <w:r>
-        <w:t xml:space="preserve"> </w:t>
+        <w:t xml:space="preserve"> – </w:t>
+      </w:r>
+      <w:r>
+        <w:t>Результаты т</w:t>
+      </w:r>
+      <w:r>
+        <w:t>естировани</w:t>
+      </w:r>
+      <w:r>
+        <w:t xml:space="preserve">я </w:t>
       </w:r>
       <w:r>
         <w:t xml:space="preserve">конечной точки </w:t>
@@ -15552,8 +15321,16 @@
               <w:rPr>
                 <w:sz w:val="24"/>
                 <w:szCs w:val="20"/>
-              </w:rPr>
-              <w:t>ошибки</w:t>
+                <w:lang w:val="en-US"/>
+              </w:rPr>
+              <w:t>HTTP</w:t>
+            </w:r>
+            <w:r>
+              <w:rPr>
+                <w:sz w:val="24"/>
+                <w:szCs w:val="20"/>
+              </w:rPr>
+              <w:t>-ответа</w:t>
             </w:r>
             <w:r>
               <w:rPr>
@@ -15625,35 +15402,7 @@
                 <w:sz w:val="24"/>
                 <w:szCs w:val="20"/>
               </w:rPr>
-              <w:t xml:space="preserve"> о коде ответа, а также информацию </w:t>
-            </w:r>
-            <w:r>
-              <w:rPr>
-                <w:sz w:val="24"/>
-                <w:szCs w:val="20"/>
-              </w:rPr>
-              <w:t>о том,</w:t>
-            </w:r>
-            <w:r>
-              <w:rPr>
-                <w:sz w:val="24"/>
-                <w:szCs w:val="20"/>
-              </w:rPr>
-              <w:t xml:space="preserve"> что </w:t>
-            </w:r>
-            <w:r>
-              <w:rPr>
-                <w:sz w:val="24"/>
-                <w:szCs w:val="20"/>
-              </w:rPr>
-              <w:t>студент</w:t>
-            </w:r>
-            <w:r>
-              <w:rPr>
-                <w:sz w:val="24"/>
-                <w:szCs w:val="20"/>
-              </w:rPr>
-              <w:t xml:space="preserve"> не найден.</w:t>
+              <w:t xml:space="preserve"> о коде ответа, а также информацию о том, что студент не найден.</w:t>
             </w:r>
           </w:p>
         </w:tc>
@@ -16099,22 +15848,37 @@
               <w:rPr>
                 <w:sz w:val="24"/>
                 <w:szCs w:val="20"/>
-              </w:rPr>
-              <w:t>ошибки</w:t>
-            </w:r>
-            <w:r>
-              <w:rPr>
-                <w:sz w:val="24"/>
-                <w:szCs w:val="20"/>
-              </w:rPr>
-              <w:t xml:space="preserve"> 404 </w:t>
-            </w:r>
-            <w:r>
-              <w:rPr>
-                <w:sz w:val="24"/>
-                <w:szCs w:val="20"/>
                 <w:lang w:val="en-US"/>
               </w:rPr>
+              <w:t>HTTP</w:t>
+            </w:r>
+            <w:r>
+              <w:rPr>
+                <w:sz w:val="24"/>
+                <w:szCs w:val="20"/>
+              </w:rPr>
+              <w:t>-ответа</w:t>
+            </w:r>
+            <w:r>
+              <w:rPr>
+                <w:sz w:val="24"/>
+                <w:szCs w:val="20"/>
+              </w:rPr>
+              <w:t xml:space="preserve"> </w:t>
+            </w:r>
+            <w:r>
+              <w:rPr>
+                <w:sz w:val="24"/>
+                <w:szCs w:val="20"/>
+              </w:rPr>
+              <w:t xml:space="preserve">404 </w:t>
+            </w:r>
+            <w:r>
+              <w:rPr>
+                <w:sz w:val="24"/>
+                <w:szCs w:val="20"/>
+                <w:lang w:val="en-US"/>
+              </w:rPr>
               <w:t>Not</w:t>
             </w:r>
             <w:r>
@@ -16144,14 +15908,7 @@
                 <w:sz w:val="24"/>
                 <w:szCs w:val="20"/>
               </w:rPr>
-              <w:t>Тело ответа содержит</w:t>
-            </w:r>
-            <w:r>
-              <w:rPr>
-                <w:sz w:val="24"/>
-                <w:szCs w:val="20"/>
-              </w:rPr>
-              <w:t xml:space="preserve"> время получения ошибки, </w:t>
+              <w:t xml:space="preserve">Тело ответа содержит время получения ошибки, </w:t>
             </w:r>
             <w:r>
               <w:rPr>
@@ -16165,21 +15922,7 @@
                 <w:sz w:val="24"/>
                 <w:szCs w:val="20"/>
               </w:rPr>
-              <w:t xml:space="preserve"> о коде ответа, </w:t>
-            </w:r>
-            <w:r>
-              <w:rPr>
-                <w:sz w:val="24"/>
-                <w:szCs w:val="20"/>
-              </w:rPr>
-              <w:t xml:space="preserve">а также информацию </w:t>
-            </w:r>
-            <w:r>
-              <w:rPr>
-                <w:sz w:val="24"/>
-                <w:szCs w:val="20"/>
-              </w:rPr>
-              <w:t>о том, что пользователь не найден.</w:t>
+              <w:t xml:space="preserve"> о коде ответа, а также информацию о том, что пользователь не найден.</w:t>
             </w:r>
             <w:r>
               <w:rPr>
@@ -16257,21 +16000,7 @@
                 <w:sz w:val="24"/>
                 <w:szCs w:val="20"/>
               </w:rPr>
-              <w:t xml:space="preserve"> Убедиться, что студент</w:t>
-            </w:r>
-            <w:r>
-              <w:rPr>
-                <w:sz w:val="24"/>
-                <w:szCs w:val="20"/>
-              </w:rPr>
-              <w:t xml:space="preserve"> и пользователь</w:t>
-            </w:r>
-            <w:r>
-              <w:rPr>
-                <w:sz w:val="24"/>
-                <w:szCs w:val="20"/>
-              </w:rPr>
-              <w:t xml:space="preserve"> с </w:t>
+              <w:t xml:space="preserve"> Убедиться, что студент и пользователь с </w:t>
             </w:r>
             <w:r>
               <w:rPr>
@@ -16293,14 +16022,7 @@
                 <w:sz w:val="24"/>
                 <w:szCs w:val="20"/>
               </w:rPr>
-              <w:t>существ</w:t>
-            </w:r>
-            <w:r>
-              <w:rPr>
-                <w:sz w:val="24"/>
-                <w:szCs w:val="20"/>
-              </w:rPr>
-              <w:t>уют</w:t>
+              <w:t>существуют</w:t>
             </w:r>
           </w:p>
           <w:p>
@@ -16658,14 +16380,29 @@
                 <w:sz w:val="24"/>
                 <w:szCs w:val="20"/>
               </w:rPr>
-              <w:t xml:space="preserve"> успеха</w:t>
-            </w:r>
-            <w:r>
-              <w:rPr>
-                <w:sz w:val="24"/>
-                <w:szCs w:val="20"/>
-              </w:rPr>
-              <w:t xml:space="preserve"> 201 </w:t>
+              <w:t xml:space="preserve"> </w:t>
+            </w:r>
+            <w:r>
+              <w:rPr>
+                <w:sz w:val="24"/>
+                <w:szCs w:val="20"/>
+                <w:lang w:val="en-US"/>
+              </w:rPr>
+              <w:t>HTTP</w:t>
+            </w:r>
+            <w:r>
+              <w:rPr>
+                <w:sz w:val="24"/>
+                <w:szCs w:val="20"/>
+              </w:rPr>
+              <w:t xml:space="preserve">-ответа </w:t>
+            </w:r>
+            <w:r>
+              <w:rPr>
+                <w:sz w:val="24"/>
+                <w:szCs w:val="20"/>
+              </w:rPr>
+              <w:t xml:space="preserve">201 </w:t>
             </w:r>
             <w:r>
               <w:rPr>
@@ -16817,7 +16554,13 @@
         <w:t xml:space="preserve"> </w:t>
       </w:r>
       <w:r>
-        <w:t xml:space="preserve">тестирования в таблице </w:t>
+        <w:t xml:space="preserve">тестирования </w:t>
+      </w:r>
+      <w:r>
+        <w:t xml:space="preserve">представлены </w:t>
+      </w:r>
+      <w:r>
+        <w:t xml:space="preserve">в таблице </w:t>
       </w:r>
       <w:r>
         <w:t>2</w:t>
@@ -16840,10 +16583,19 @@
         <w:t xml:space="preserve"> 2</w:t>
       </w:r>
       <w:r>
-        <w:t xml:space="preserve"> – Тестирование</w:t>
-      </w:r>
-      <w:r>
-        <w:t xml:space="preserve"> веб-приложения методом черного ящика</w:t>
+        <w:t xml:space="preserve"> – </w:t>
+      </w:r>
+      <w:r>
+        <w:t>Результаты т</w:t>
+      </w:r>
+      <w:r>
+        <w:t>естировани</w:t>
+      </w:r>
+      <w:r>
+        <w:t xml:space="preserve">я </w:t>
+      </w:r>
+      <w:r>
+        <w:t>приложения методом черного ящика</w:t>
       </w:r>
     </w:p>
     <w:tbl>
@@ -16853,8 +16605,8 @@
         <w:tblLook w:val="04A0" w:firstRow="1" w:lastRow="0" w:firstColumn="1" w:lastColumn="0" w:noHBand="0" w:noVBand="1"/>
       </w:tblPr>
       <w:tblGrid>
-        <w:gridCol w:w="3118"/>
-        <w:gridCol w:w="3118"/>
+        <w:gridCol w:w="3256"/>
+        <w:gridCol w:w="2980"/>
         <w:gridCol w:w="3118"/>
       </w:tblGrid>
       <w:tr>
@@ -16863,7 +16615,7 @@
         </w:trPr>
         <w:tc>
           <w:tcPr>
-            <w:tcW w:w="3118" w:type="dxa"/>
+            <w:tcW w:w="3256" w:type="dxa"/>
             <w:vAlign w:val="center"/>
           </w:tcPr>
           <w:p>
@@ -16884,6 +16636,32 @@
                 <w:szCs w:val="20"/>
               </w:rPr>
               <w:t>Действие</w:t>
+            </w:r>
+          </w:p>
+        </w:tc>
+        <w:tc>
+          <w:tcPr>
+            <w:tcW w:w="2980" w:type="dxa"/>
+            <w:vAlign w:val="center"/>
+          </w:tcPr>
+          <w:p>
+            <w:pPr>
+              <w:jc w:val="center"/>
+              <w:rPr>
+                <w:b/>
+                <w:bCs/>
+                <w:sz w:val="24"/>
+                <w:szCs w:val="20"/>
+              </w:rPr>
+            </w:pPr>
+            <w:r>
+              <w:rPr>
+                <w:b/>
+                <w:bCs/>
+                <w:sz w:val="24"/>
+                <w:szCs w:val="20"/>
+              </w:rPr>
+              <w:t>Ожидаемый результат</w:t>
             </w:r>
           </w:p>
         </w:tc>
@@ -16909,7 +16687,113 @@
                 <w:sz w:val="24"/>
                 <w:szCs w:val="20"/>
               </w:rPr>
-              <w:t>Ожидаемый результат</w:t>
+              <w:t>Фактический результат</w:t>
+            </w:r>
+          </w:p>
+        </w:tc>
+      </w:tr>
+      <w:tr>
+        <w:trPr>
+          <w:trHeight w:val="454"/>
+        </w:trPr>
+        <w:tc>
+          <w:tcPr>
+            <w:tcW w:w="3256" w:type="dxa"/>
+            <w:vAlign w:val="center"/>
+          </w:tcPr>
+          <w:p>
+            <w:pPr>
+              <w:jc w:val="left"/>
+              <w:rPr>
+                <w:sz w:val="24"/>
+                <w:szCs w:val="20"/>
+              </w:rPr>
+            </w:pPr>
+            <w:r>
+              <w:rPr>
+                <w:sz w:val="24"/>
+                <w:szCs w:val="20"/>
+              </w:rPr>
+              <w:t>Нажать на бургер-кнопку, н</w:t>
+            </w:r>
+            <w:r>
+              <w:rPr>
+                <w:sz w:val="24"/>
+                <w:szCs w:val="20"/>
+              </w:rPr>
+              <w:t xml:space="preserve">ажать на вкладку </w:t>
+            </w:r>
+            <w:r>
+              <w:rPr>
+                <w:sz w:val="24"/>
+                <w:szCs w:val="20"/>
+              </w:rPr>
+              <w:t>«</w:t>
+            </w:r>
+            <w:r>
+              <w:rPr>
+                <w:sz w:val="24"/>
+                <w:szCs w:val="20"/>
+              </w:rPr>
+              <w:t>Студенты</w:t>
+            </w:r>
+            <w:r>
+              <w:rPr>
+                <w:sz w:val="24"/>
+                <w:szCs w:val="20"/>
+              </w:rPr>
+              <w:t>»</w:t>
+            </w:r>
+          </w:p>
+        </w:tc>
+        <w:tc>
+          <w:tcPr>
+            <w:tcW w:w="2980" w:type="dxa"/>
+            <w:vAlign w:val="center"/>
+          </w:tcPr>
+          <w:p>
+            <w:pPr>
+              <w:jc w:val="left"/>
+              <w:rPr>
+                <w:sz w:val="24"/>
+                <w:szCs w:val="20"/>
+                <w:lang w:val="en-US"/>
+              </w:rPr>
+            </w:pPr>
+            <w:r>
+              <w:rPr>
+                <w:sz w:val="24"/>
+                <w:szCs w:val="20"/>
+              </w:rPr>
+              <w:t>Пере</w:t>
+            </w:r>
+            <w:r>
+              <w:rPr>
+                <w:sz w:val="24"/>
+                <w:szCs w:val="20"/>
+              </w:rPr>
+              <w:t xml:space="preserve">ход на экран </w:t>
+            </w:r>
+            <w:r>
+              <w:rPr>
+                <w:sz w:val="24"/>
+                <w:szCs w:val="20"/>
+              </w:rPr>
+              <w:t>«</w:t>
+            </w:r>
+            <w:r>
+              <w:rPr>
+                <w:sz w:val="24"/>
+                <w:szCs w:val="20"/>
+              </w:rPr>
+              <w:t>Студенты</w:t>
+            </w:r>
+            <w:r>
+              <w:rPr>
+                <w:sz w:val="24"/>
+                <w:szCs w:val="20"/>
+              </w:rPr>
+              <w:t>»</w:t>
             </w:r>
           </w:p>
         </w:tc>
@@ -16920,22 +16804,18 @@
           </w:tcPr>
           <w:p>
             <w:pPr>
-              <w:jc w:val="center"/>
-              <w:rPr>
-                <w:b/>
-                <w:bCs/>
+              <w:jc w:val="left"/>
+              <w:rPr>
                 <w:sz w:val="24"/>
                 <w:szCs w:val="20"/>
               </w:rPr>
             </w:pPr>
             <w:r>
               <w:rPr>
-                <w:b/>
-                <w:bCs/>
-                <w:sz w:val="24"/>
-                <w:szCs w:val="20"/>
-              </w:rPr>
-              <w:t>Фактический результат</w:t>
+                <w:sz w:val="24"/>
+                <w:szCs w:val="20"/>
+              </w:rPr>
+              <w:t>Совпадает с ожидаемым</w:t>
             </w:r>
           </w:p>
         </w:tc>
@@ -16946,12 +16826,12 @@
         </w:trPr>
         <w:tc>
           <w:tcPr>
-            <w:tcW w:w="3118" w:type="dxa"/>
+            <w:tcW w:w="3256" w:type="dxa"/>
             <w:vAlign w:val="center"/>
           </w:tcPr>
           <w:p>
             <w:pPr>
-              <w:jc w:val="center"/>
+              <w:jc w:val="left"/>
               <w:rPr>
                 <w:sz w:val="24"/>
                 <w:szCs w:val="20"/>
@@ -16962,14 +16842,136 @@
                 <w:sz w:val="24"/>
                 <w:szCs w:val="20"/>
               </w:rPr>
-              <w:t xml:space="preserve">Нажать на </w:t>
-            </w:r>
-            <w:r>
-              <w:rPr>
-                <w:sz w:val="24"/>
-                <w:szCs w:val="20"/>
-              </w:rPr>
-              <w:t>бургер-кнопку</w:t>
+              <w:t>Нажать на бургер-кнопку,</w:t>
+            </w:r>
+          </w:p>
+          <w:p>
+            <w:pPr>
+              <w:jc w:val="left"/>
+              <w:rPr>
+                <w:sz w:val="24"/>
+                <w:szCs w:val="20"/>
+              </w:rPr>
+            </w:pPr>
+            <w:r>
+              <w:rPr>
+                <w:sz w:val="24"/>
+                <w:szCs w:val="20"/>
+              </w:rPr>
+              <w:t xml:space="preserve">нажать на </w:t>
+            </w:r>
+            <w:r>
+              <w:rPr>
+                <w:sz w:val="24"/>
+                <w:szCs w:val="20"/>
+              </w:rPr>
+              <w:t>кнопку</w:t>
+            </w:r>
+            <w:r>
+              <w:rPr>
+                <w:sz w:val="24"/>
+                <w:szCs w:val="20"/>
+              </w:rPr>
+              <w:t xml:space="preserve"> </w:t>
+            </w:r>
+            <w:r>
+              <w:rPr>
+                <w:sz w:val="24"/>
+                <w:szCs w:val="20"/>
+              </w:rPr>
+              <w:t>«</w:t>
+            </w:r>
+            <w:r>
+              <w:rPr>
+                <w:sz w:val="24"/>
+                <w:szCs w:val="20"/>
+              </w:rPr>
+              <w:t>Студенты</w:t>
+            </w:r>
+            <w:r>
+              <w:rPr>
+                <w:sz w:val="24"/>
+                <w:szCs w:val="20"/>
+              </w:rPr>
+              <w:t>»</w:t>
+            </w:r>
+            <w:r>
+              <w:rPr>
+                <w:sz w:val="24"/>
+                <w:szCs w:val="20"/>
+              </w:rPr>
+              <w:t>,</w:t>
+            </w:r>
+            <w:r>
+              <w:rPr>
+                <w:sz w:val="24"/>
+                <w:szCs w:val="20"/>
+              </w:rPr>
+              <w:t xml:space="preserve"> нажать на </w:t>
+            </w:r>
+            <w:r>
+              <w:rPr>
+                <w:sz w:val="24"/>
+                <w:szCs w:val="20"/>
+              </w:rPr>
+              <w:t>кнопку «</w:t>
+            </w:r>
+            <w:r>
+              <w:rPr>
+                <w:sz w:val="24"/>
+                <w:szCs w:val="20"/>
+              </w:rPr>
+              <w:t>Общежитие</w:t>
+            </w:r>
+            <w:r>
+              <w:rPr>
+                <w:sz w:val="24"/>
+                <w:szCs w:val="20"/>
+              </w:rPr>
+              <w:t>»</w:t>
+            </w:r>
+          </w:p>
+        </w:tc>
+        <w:tc>
+          <w:tcPr>
+            <w:tcW w:w="2980" w:type="dxa"/>
+            <w:vAlign w:val="center"/>
+          </w:tcPr>
+          <w:p>
+            <w:pPr>
+              <w:jc w:val="left"/>
+              <w:rPr>
+                <w:sz w:val="24"/>
+                <w:szCs w:val="20"/>
+              </w:rPr>
+            </w:pPr>
+            <w:r>
+              <w:rPr>
+                <w:sz w:val="24"/>
+                <w:szCs w:val="20"/>
+              </w:rPr>
+              <w:t xml:space="preserve">Переход на экран </w:t>
+            </w:r>
+            <w:r>
+              <w:rPr>
+                <w:sz w:val="24"/>
+                <w:szCs w:val="20"/>
+              </w:rPr>
+              <w:t>«</w:t>
+            </w:r>
+            <w:r>
+              <w:rPr>
+                <w:sz w:val="24"/>
+                <w:szCs w:val="20"/>
+              </w:rPr>
+              <w:t>Общежитие</w:t>
+            </w:r>
+            <w:r>
+              <w:rPr>
+                <w:sz w:val="24"/>
+                <w:szCs w:val="20"/>
+              </w:rPr>
+              <w:t>»</w:t>
             </w:r>
           </w:p>
         </w:tc>
@@ -16980,7 +16982,7 @@
           </w:tcPr>
           <w:p>
             <w:pPr>
-              <w:jc w:val="center"/>
+              <w:jc w:val="left"/>
               <w:rPr>
                 <w:sz w:val="24"/>
                 <w:szCs w:val="20"/>
@@ -16991,7 +16993,128 @@
                 <w:sz w:val="24"/>
                 <w:szCs w:val="20"/>
               </w:rPr>
-              <w:t>Расширение меню навигации, появление текстовых названий вкладов</w:t>
+              <w:t>Совпадает с ожидаемым</w:t>
+            </w:r>
+          </w:p>
+        </w:tc>
+      </w:tr>
+      <w:tr>
+        <w:trPr>
+          <w:trHeight w:val="454"/>
+        </w:trPr>
+        <w:tc>
+          <w:tcPr>
+            <w:tcW w:w="3256" w:type="dxa"/>
+            <w:vAlign w:val="center"/>
+          </w:tcPr>
+          <w:p>
+            <w:pPr>
+              <w:jc w:val="left"/>
+              <w:rPr>
+                <w:sz w:val="24"/>
+                <w:szCs w:val="20"/>
+              </w:rPr>
+            </w:pPr>
+            <w:r>
+              <w:rPr>
+                <w:sz w:val="24"/>
+                <w:szCs w:val="20"/>
+              </w:rPr>
+              <w:t>Нажать на бургер-кнопку,</w:t>
+            </w:r>
+          </w:p>
+          <w:p>
+            <w:pPr>
+              <w:jc w:val="left"/>
+              <w:rPr>
+                <w:sz w:val="24"/>
+                <w:szCs w:val="20"/>
+              </w:rPr>
+            </w:pPr>
+            <w:r>
+              <w:rPr>
+                <w:sz w:val="24"/>
+                <w:szCs w:val="20"/>
+              </w:rPr>
+              <w:t>н</w:t>
+            </w:r>
+            <w:r>
+              <w:rPr>
+                <w:sz w:val="24"/>
+                <w:szCs w:val="20"/>
+              </w:rPr>
+              <w:t>ажать на кнопку «Расселение», нажать на кнопку «Общежитие»</w:t>
+            </w:r>
+          </w:p>
+        </w:tc>
+        <w:tc>
+          <w:tcPr>
+            <w:tcW w:w="2980" w:type="dxa"/>
+            <w:vAlign w:val="center"/>
+          </w:tcPr>
+          <w:p>
+            <w:pPr>
+              <w:jc w:val="left"/>
+              <w:rPr>
+                <w:sz w:val="24"/>
+                <w:szCs w:val="20"/>
+              </w:rPr>
+            </w:pPr>
+            <w:r>
+              <w:rPr>
+                <w:sz w:val="24"/>
+                <w:szCs w:val="20"/>
+              </w:rPr>
+              <w:t xml:space="preserve">Сброс выбранной вкладки на странице </w:t>
+            </w:r>
+            <w:r>
+              <w:rPr>
+                <w:sz w:val="24"/>
+                <w:szCs w:val="20"/>
+              </w:rPr>
+              <w:t>«</w:t>
+            </w:r>
+            <w:r>
+              <w:rPr>
+                <w:sz w:val="24"/>
+                <w:szCs w:val="20"/>
+              </w:rPr>
+              <w:t>Общежитие</w:t>
+            </w:r>
+            <w:r>
+              <w:rPr>
+                <w:sz w:val="24"/>
+                <w:szCs w:val="20"/>
+              </w:rPr>
+              <w:t>»</w:t>
+            </w:r>
+            <w:r>
+              <w:rPr>
+                <w:sz w:val="24"/>
+                <w:szCs w:val="20"/>
+              </w:rPr>
+              <w:t xml:space="preserve">, переход ко вкладке </w:t>
+            </w:r>
+            <w:r>
+              <w:rPr>
+                <w:sz w:val="24"/>
+                <w:szCs w:val="20"/>
+              </w:rPr>
+              <w:t>«</w:t>
+            </w:r>
+            <w:r>
+              <w:rPr>
+                <w:sz w:val="24"/>
+                <w:szCs w:val="20"/>
+              </w:rPr>
+              <w:t>Структура</w:t>
+            </w:r>
+            <w:r>
+              <w:rPr>
+                <w:sz w:val="24"/>
+                <w:szCs w:val="20"/>
+              </w:rPr>
+              <w:t>»</w:t>
             </w:r>
           </w:p>
         </w:tc>
@@ -17002,7 +17125,7 @@
           </w:tcPr>
           <w:p>
             <w:pPr>
-              <w:jc w:val="center"/>
+              <w:jc w:val="left"/>
               <w:rPr>
                 <w:sz w:val="24"/>
                 <w:szCs w:val="20"/>
@@ -17024,12 +17147,12 @@
         </w:trPr>
         <w:tc>
           <w:tcPr>
-            <w:tcW w:w="3118" w:type="dxa"/>
+            <w:tcW w:w="3256" w:type="dxa"/>
             <w:vAlign w:val="center"/>
           </w:tcPr>
           <w:p>
             <w:pPr>
-              <w:jc w:val="center"/>
+              <w:jc w:val="left"/>
               <w:rPr>
                 <w:sz w:val="24"/>
                 <w:szCs w:val="20"/>
@@ -17040,21 +17163,29 @@
                 <w:sz w:val="24"/>
                 <w:szCs w:val="20"/>
               </w:rPr>
-              <w:t>Нажать на бургер-кнопку</w:t>
-            </w:r>
-            <w:r>
-              <w:rPr>
-                <w:sz w:val="24"/>
-                <w:szCs w:val="20"/>
-              </w:rPr>
-              <w:t>, н</w:t>
-            </w:r>
-            <w:r>
-              <w:rPr>
-                <w:sz w:val="24"/>
-                <w:szCs w:val="20"/>
-              </w:rPr>
-              <w:t>ажать на вкладку Студенты</w:t>
+              <w:t>Нажать на кнопку «Расселение», обновить страницу</w:t>
+            </w:r>
+          </w:p>
+        </w:tc>
+        <w:tc>
+          <w:tcPr>
+            <w:tcW w:w="2980" w:type="dxa"/>
+            <w:vAlign w:val="center"/>
+          </w:tcPr>
+          <w:p>
+            <w:pPr>
+              <w:jc w:val="left"/>
+              <w:rPr>
+                <w:sz w:val="24"/>
+                <w:szCs w:val="20"/>
+              </w:rPr>
+            </w:pPr>
+            <w:r>
+              <w:rPr>
+                <w:sz w:val="24"/>
+                <w:szCs w:val="20"/>
+              </w:rPr>
+              <w:t>Сброс выбранной вкладки не происходит</w:t>
             </w:r>
           </w:p>
         </w:tc>
@@ -17065,7 +17196,7 @@
           </w:tcPr>
           <w:p>
             <w:pPr>
-              <w:jc w:val="center"/>
+              <w:jc w:val="left"/>
               <w:rPr>
                 <w:sz w:val="24"/>
                 <w:szCs w:val="20"/>
@@ -17076,14 +17207,98 @@
                 <w:sz w:val="24"/>
                 <w:szCs w:val="20"/>
               </w:rPr>
-              <w:t>Пере</w:t>
-            </w:r>
-            <w:r>
-              <w:rPr>
-                <w:sz w:val="24"/>
-                <w:szCs w:val="20"/>
-              </w:rPr>
-              <w:t>ход на экран Студенты</w:t>
+              <w:t>Совпадает с ожидаемым</w:t>
+            </w:r>
+          </w:p>
+        </w:tc>
+      </w:tr>
+      <w:tr>
+        <w:trPr>
+          <w:trHeight w:val="454"/>
+        </w:trPr>
+        <w:tc>
+          <w:tcPr>
+            <w:tcW w:w="3256" w:type="dxa"/>
+            <w:vAlign w:val="center"/>
+          </w:tcPr>
+          <w:p>
+            <w:pPr>
+              <w:jc w:val="left"/>
+              <w:rPr>
+                <w:sz w:val="24"/>
+                <w:szCs w:val="20"/>
+              </w:rPr>
+            </w:pPr>
+            <w:r>
+              <w:rPr>
+                <w:sz w:val="24"/>
+                <w:szCs w:val="20"/>
+              </w:rPr>
+              <w:t xml:space="preserve">Нажать на кнопку «Расселение», нажать на </w:t>
+            </w:r>
+            <w:r>
+              <w:rPr>
+                <w:sz w:val="24"/>
+                <w:szCs w:val="20"/>
+              </w:rPr>
+              <w:t xml:space="preserve">строку записи о </w:t>
+            </w:r>
+            <w:r>
+              <w:rPr>
+                <w:sz w:val="24"/>
+                <w:szCs w:val="20"/>
+              </w:rPr>
+              <w:t xml:space="preserve">незаселённом </w:t>
+            </w:r>
+            <w:r>
+              <w:rPr>
+                <w:sz w:val="24"/>
+                <w:szCs w:val="20"/>
+              </w:rPr>
+              <w:t>студенте</w:t>
+            </w:r>
+          </w:p>
+        </w:tc>
+        <w:tc>
+          <w:tcPr>
+            <w:tcW w:w="2980" w:type="dxa"/>
+            <w:vAlign w:val="center"/>
+          </w:tcPr>
+          <w:p>
+            <w:pPr>
+              <w:jc w:val="left"/>
+              <w:rPr>
+                <w:sz w:val="24"/>
+                <w:szCs w:val="20"/>
+              </w:rPr>
+            </w:pPr>
+            <w:r>
+              <w:rPr>
+                <w:sz w:val="24"/>
+                <w:szCs w:val="20"/>
+              </w:rPr>
+              <w:t xml:space="preserve">Студент автоматически выбирается в поле </w:t>
+            </w:r>
+            <w:r>
+              <w:rPr>
+                <w:sz w:val="24"/>
+                <w:szCs w:val="20"/>
+              </w:rPr>
+              <w:t>«</w:t>
+            </w:r>
+            <w:r>
+              <w:rPr>
+                <w:sz w:val="24"/>
+                <w:szCs w:val="20"/>
+              </w:rPr>
+              <w:t>Студент</w:t>
+            </w:r>
+            <w:r>
+              <w:rPr>
+                <w:sz w:val="24"/>
+                <w:szCs w:val="20"/>
+              </w:rPr>
+              <w:t>»</w:t>
             </w:r>
           </w:p>
         </w:tc>
@@ -17094,7 +17309,85 @@
           </w:tcPr>
           <w:p>
             <w:pPr>
-              <w:jc w:val="center"/>
+              <w:jc w:val="left"/>
+              <w:rPr>
+                <w:sz w:val="24"/>
+                <w:szCs w:val="20"/>
+              </w:rPr>
+            </w:pPr>
+            <w:r>
+              <w:rPr>
+                <w:sz w:val="24"/>
+                <w:szCs w:val="20"/>
+              </w:rPr>
+              <w:t>Совпадает с ожидаемым</w:t>
+            </w:r>
+          </w:p>
+        </w:tc>
+      </w:tr>
+      <w:tr>
+        <w:trPr>
+          <w:trHeight w:val="733"/>
+        </w:trPr>
+        <w:tc>
+          <w:tcPr>
+            <w:tcW w:w="3256" w:type="dxa"/>
+            <w:vAlign w:val="center"/>
+          </w:tcPr>
+          <w:p>
+            <w:pPr>
+              <w:jc w:val="left"/>
+              <w:rPr>
+                <w:sz w:val="24"/>
+                <w:szCs w:val="20"/>
+              </w:rPr>
+            </w:pPr>
+            <w:r>
+              <w:rPr>
+                <w:sz w:val="24"/>
+                <w:szCs w:val="20"/>
+              </w:rPr>
+              <w:t xml:space="preserve">Нажать на </w:t>
+            </w:r>
+            <w:r>
+              <w:rPr>
+                <w:sz w:val="24"/>
+                <w:szCs w:val="20"/>
+              </w:rPr>
+              <w:t xml:space="preserve">карточку блока </w:t>
+            </w:r>
+          </w:p>
+        </w:tc>
+        <w:tc>
+          <w:tcPr>
+            <w:tcW w:w="2980" w:type="dxa"/>
+            <w:vAlign w:val="center"/>
+          </w:tcPr>
+          <w:p>
+            <w:pPr>
+              <w:jc w:val="left"/>
+              <w:rPr>
+                <w:sz w:val="24"/>
+                <w:szCs w:val="20"/>
+              </w:rPr>
+            </w:pPr>
+            <w:r>
+              <w:rPr>
+                <w:sz w:val="24"/>
+                <w:szCs w:val="20"/>
+              </w:rPr>
+              <w:t>Открытие модального окна информации о блоке</w:t>
+            </w:r>
+          </w:p>
+        </w:tc>
+        <w:tc>
+          <w:tcPr>
+            <w:tcW w:w="3118" w:type="dxa"/>
+            <w:vAlign w:val="center"/>
+          </w:tcPr>
+          <w:p>
+            <w:pPr>
+              <w:jc w:val="left"/>
               <w:rPr>
                 <w:sz w:val="24"/>
                 <w:szCs w:val="20"/>
@@ -17116,12 +17409,12 @@
         </w:trPr>
         <w:tc>
           <w:tcPr>
-            <w:tcW w:w="3118" w:type="dxa"/>
+            <w:tcW w:w="3256" w:type="dxa"/>
             <w:vAlign w:val="center"/>
           </w:tcPr>
           <w:p>
             <w:pPr>
-              <w:jc w:val="center"/>
+              <w:jc w:val="left"/>
               <w:rPr>
                 <w:sz w:val="24"/>
                 <w:szCs w:val="20"/>
@@ -17132,12 +17425,39 @@
                 <w:sz w:val="24"/>
                 <w:szCs w:val="20"/>
               </w:rPr>
-              <w:t>Нажать на бургер-кнопку,</w:t>
+              <w:t>Нажать на карточку блока</w:t>
+            </w:r>
+            <w:r>
+              <w:rPr>
+                <w:sz w:val="24"/>
+                <w:szCs w:val="20"/>
+              </w:rPr>
+              <w:t>,</w:t>
+            </w:r>
+            <w:r>
+              <w:rPr>
+                <w:sz w:val="24"/>
+                <w:szCs w:val="20"/>
+              </w:rPr>
+              <w:t xml:space="preserve"> в котором есть хотя бы одно свободное место,</w:t>
+            </w:r>
+            <w:r>
+              <w:rPr>
+                <w:sz w:val="24"/>
+                <w:szCs w:val="20"/>
+              </w:rPr>
+              <w:t xml:space="preserve"> нажать на область с надписью «Свободное место»</w:t>
             </w:r>
           </w:p>
+        </w:tc>
+        <w:tc>
+          <w:tcPr>
+            <w:tcW w:w="2980" w:type="dxa"/>
+            <w:vAlign w:val="center"/>
+          </w:tcPr>
           <w:p>
             <w:pPr>
-              <w:jc w:val="center"/>
+              <w:jc w:val="left"/>
               <w:rPr>
                 <w:sz w:val="24"/>
                 <w:szCs w:val="20"/>
@@ -17148,21 +17468,14 @@
                 <w:sz w:val="24"/>
                 <w:szCs w:val="20"/>
               </w:rPr>
-              <w:t xml:space="preserve">нажать на </w:t>
-            </w:r>
-            <w:r>
-              <w:rPr>
-                <w:sz w:val="24"/>
-                <w:szCs w:val="20"/>
-              </w:rPr>
-              <w:t>кнопку</w:t>
-            </w:r>
-            <w:r>
-              <w:rPr>
-                <w:sz w:val="24"/>
-                <w:szCs w:val="20"/>
-              </w:rPr>
-              <w:t xml:space="preserve"> </w:t>
+              <w:t xml:space="preserve">Переход на вкладку «Расселение», </w:t>
+            </w:r>
+            <w:r>
+              <w:rPr>
+                <w:sz w:val="24"/>
+                <w:szCs w:val="20"/>
+              </w:rPr>
+              <w:t xml:space="preserve">автоматическое заполнение полей </w:t>
             </w:r>
             <w:r>
               <w:rPr>
@@ -17176,7 +17489,7 @@
                 <w:sz w:val="24"/>
                 <w:szCs w:val="20"/>
               </w:rPr>
-              <w:t>Студенты</w:t>
+              <w:t>Этаж</w:t>
             </w:r>
             <w:r>
               <w:rPr>
@@ -17190,21 +17503,7 @@
                 <w:sz w:val="24"/>
                 <w:szCs w:val="20"/>
               </w:rPr>
-              <w:t>,</w:t>
-            </w:r>
-            <w:r>
-              <w:rPr>
-                <w:sz w:val="24"/>
-                <w:szCs w:val="20"/>
-              </w:rPr>
-              <w:t xml:space="preserve"> нажать на </w:t>
-            </w:r>
-            <w:r>
-              <w:rPr>
-                <w:sz w:val="24"/>
-                <w:szCs w:val="20"/>
-              </w:rPr>
-              <w:t xml:space="preserve">кнопку </w:t>
+              <w:t xml:space="preserve"> и </w:t>
             </w:r>
             <w:r>
               <w:rPr>
@@ -17218,7 +17517,7 @@
                 <w:sz w:val="24"/>
                 <w:szCs w:val="20"/>
               </w:rPr>
-              <w:t>Общежитие</w:t>
+              <w:t>Комната</w:t>
             </w:r>
             <w:r>
               <w:rPr>
@@ -17226,6 +17525,20 @@
                 <w:szCs w:val="20"/>
               </w:rPr>
               <w:t>»</w:t>
+            </w:r>
+            <w:r>
+              <w:rPr>
+                <w:sz w:val="24"/>
+                <w:szCs w:val="20"/>
+              </w:rPr>
+              <w:t xml:space="preserve"> значениями пустого мест</w:t>
+            </w:r>
+            <w:r>
+              <w:rPr>
+                <w:sz w:val="24"/>
+                <w:szCs w:val="20"/>
+              </w:rPr>
+              <w:t>а</w:t>
             </w:r>
           </w:p>
         </w:tc>
@@ -17236,7 +17549,7 @@
           </w:tcPr>
           <w:p>
             <w:pPr>
-              <w:jc w:val="center"/>
+              <w:jc w:val="left"/>
               <w:rPr>
                 <w:sz w:val="24"/>
                 <w:szCs w:val="20"/>
@@ -17247,14 +17560,112 @@
                 <w:sz w:val="24"/>
                 <w:szCs w:val="20"/>
               </w:rPr>
-              <w:t xml:space="preserve">Переход на экран </w:t>
-            </w:r>
-            <w:r>
-              <w:rPr>
-                <w:sz w:val="24"/>
-                <w:szCs w:val="20"/>
-              </w:rPr>
-              <w:t>Общежитие</w:t>
+              <w:t>Совпадает с ожидаемым</w:t>
+            </w:r>
+          </w:p>
+        </w:tc>
+      </w:tr>
+      <w:tr>
+        <w:trPr>
+          <w:trHeight w:val="454"/>
+        </w:trPr>
+        <w:tc>
+          <w:tcPr>
+            <w:tcW w:w="3256" w:type="dxa"/>
+            <w:vAlign w:val="center"/>
+          </w:tcPr>
+          <w:p>
+            <w:pPr>
+              <w:jc w:val="left"/>
+              <w:rPr>
+                <w:sz w:val="24"/>
+                <w:szCs w:val="20"/>
+              </w:rPr>
+            </w:pPr>
+            <w:r>
+              <w:rPr>
+                <w:sz w:val="24"/>
+                <w:szCs w:val="20"/>
+              </w:rPr>
+              <w:t>Нажать на кнопку «Расселение», нажать на строку записи о незаселённом студенте</w:t>
+            </w:r>
+          </w:p>
+        </w:tc>
+        <w:tc>
+          <w:tcPr>
+            <w:tcW w:w="2980" w:type="dxa"/>
+            <w:vAlign w:val="center"/>
+          </w:tcPr>
+          <w:p>
+            <w:pPr>
+              <w:jc w:val="left"/>
+              <w:rPr>
+                <w:sz w:val="24"/>
+                <w:szCs w:val="20"/>
+              </w:rPr>
+            </w:pPr>
+            <w:r>
+              <w:rPr>
+                <w:sz w:val="24"/>
+                <w:szCs w:val="20"/>
+              </w:rPr>
+              <w:t xml:space="preserve">В поле </w:t>
+            </w:r>
+            <w:r>
+              <w:rPr>
+                <w:sz w:val="24"/>
+                <w:szCs w:val="20"/>
+              </w:rPr>
+              <w:t>«</w:t>
+            </w:r>
+            <w:r>
+              <w:rPr>
+                <w:sz w:val="24"/>
+                <w:szCs w:val="20"/>
+              </w:rPr>
+              <w:t>Комната</w:t>
+            </w:r>
+            <w:r>
+              <w:rPr>
+                <w:sz w:val="24"/>
+                <w:szCs w:val="20"/>
+              </w:rPr>
+              <w:t>»</w:t>
+            </w:r>
+            <w:r>
+              <w:rPr>
+                <w:sz w:val="24"/>
+                <w:szCs w:val="20"/>
+              </w:rPr>
+              <w:t xml:space="preserve"> отображаются пустые комнаты и комнаты</w:t>
+            </w:r>
+            <w:r>
+              <w:rPr>
+                <w:sz w:val="24"/>
+                <w:szCs w:val="20"/>
+              </w:rPr>
+              <w:t>,</w:t>
+            </w:r>
+            <w:r>
+              <w:rPr>
+                <w:sz w:val="24"/>
+                <w:szCs w:val="20"/>
+              </w:rPr>
+              <w:t xml:space="preserve"> </w:t>
+            </w:r>
+            <w:r>
+              <w:rPr>
+                <w:sz w:val="24"/>
+                <w:szCs w:val="20"/>
+              </w:rPr>
+              <w:t>в</w:t>
+            </w:r>
+            <w:r>
+              <w:rPr>
+                <w:sz w:val="24"/>
+                <w:szCs w:val="20"/>
+              </w:rPr>
+              <w:t xml:space="preserve"> которых проживают студенты того же пола</w:t>
             </w:r>
           </w:p>
         </w:tc>
@@ -17265,528 +17676,7 @@
           </w:tcPr>
           <w:p>
             <w:pPr>
-              <w:jc w:val="center"/>
-              <w:rPr>
-                <w:sz w:val="24"/>
-                <w:szCs w:val="20"/>
-              </w:rPr>
-            </w:pPr>
-            <w:r>
-              <w:rPr>
-                <w:sz w:val="24"/>
-                <w:szCs w:val="20"/>
-              </w:rPr>
-              <w:t>Совпадает с ожидаемым</w:t>
-            </w:r>
-          </w:p>
-        </w:tc>
-      </w:tr>
-      <w:tr>
-        <w:trPr>
-          <w:trHeight w:val="454"/>
-        </w:trPr>
-        <w:tc>
-          <w:tcPr>
-            <w:tcW w:w="3118" w:type="dxa"/>
-            <w:vAlign w:val="center"/>
-          </w:tcPr>
-          <w:p>
-            <w:pPr>
-              <w:jc w:val="center"/>
-              <w:rPr>
-                <w:sz w:val="24"/>
-                <w:szCs w:val="20"/>
-              </w:rPr>
-            </w:pPr>
-            <w:r>
-              <w:rPr>
-                <w:sz w:val="24"/>
-                <w:szCs w:val="20"/>
-              </w:rPr>
-              <w:t>Нажать на бургер-кнопку,</w:t>
-            </w:r>
-          </w:p>
-          <w:p>
-            <w:pPr>
-              <w:jc w:val="center"/>
-              <w:rPr>
-                <w:sz w:val="24"/>
-                <w:szCs w:val="20"/>
-              </w:rPr>
-            </w:pPr>
-            <w:r>
-              <w:rPr>
-                <w:sz w:val="24"/>
-                <w:szCs w:val="20"/>
-              </w:rPr>
-              <w:t xml:space="preserve">Нажать на кнопку «Расселение», </w:t>
-            </w:r>
-            <w:r>
-              <w:rPr>
-                <w:sz w:val="24"/>
-                <w:szCs w:val="20"/>
-              </w:rPr>
-              <w:t>нажать на кнопку «Общежитие»</w:t>
-            </w:r>
-          </w:p>
-        </w:tc>
-        <w:tc>
-          <w:tcPr>
-            <w:tcW w:w="3118" w:type="dxa"/>
-            <w:vAlign w:val="center"/>
-          </w:tcPr>
-          <w:p>
-            <w:pPr>
-              <w:jc w:val="center"/>
-              <w:rPr>
-                <w:sz w:val="24"/>
-                <w:szCs w:val="20"/>
-              </w:rPr>
-            </w:pPr>
-            <w:r>
-              <w:rPr>
-                <w:sz w:val="24"/>
-                <w:szCs w:val="20"/>
-              </w:rPr>
-              <w:t>Сброс выбранной вкладки на странице Общежитие, переход ко вкладке Структура</w:t>
-            </w:r>
-          </w:p>
-        </w:tc>
-        <w:tc>
-          <w:tcPr>
-            <w:tcW w:w="3118" w:type="dxa"/>
-            <w:vAlign w:val="center"/>
-          </w:tcPr>
-          <w:p>
-            <w:pPr>
-              <w:jc w:val="center"/>
-              <w:rPr>
-                <w:sz w:val="24"/>
-                <w:szCs w:val="20"/>
-              </w:rPr>
-            </w:pPr>
-            <w:r>
-              <w:rPr>
-                <w:sz w:val="24"/>
-                <w:szCs w:val="20"/>
-              </w:rPr>
-              <w:t>Совпадает с ожидаемым</w:t>
-            </w:r>
-          </w:p>
-        </w:tc>
-      </w:tr>
-      <w:tr>
-        <w:trPr>
-          <w:trHeight w:val="454"/>
-        </w:trPr>
-        <w:tc>
-          <w:tcPr>
-            <w:tcW w:w="3118" w:type="dxa"/>
-            <w:vAlign w:val="center"/>
-          </w:tcPr>
-          <w:p>
-            <w:pPr>
-              <w:jc w:val="center"/>
-              <w:rPr>
-                <w:sz w:val="24"/>
-                <w:szCs w:val="20"/>
-              </w:rPr>
-            </w:pPr>
-            <w:r>
-              <w:rPr>
-                <w:sz w:val="24"/>
-                <w:szCs w:val="20"/>
-              </w:rPr>
-              <w:t xml:space="preserve">Нажать на кнопку «Расселение», </w:t>
-            </w:r>
-            <w:r>
-              <w:rPr>
-                <w:sz w:val="24"/>
-                <w:szCs w:val="20"/>
-              </w:rPr>
-              <w:t>обновить страницу</w:t>
-            </w:r>
-          </w:p>
-        </w:tc>
-        <w:tc>
-          <w:tcPr>
-            <w:tcW w:w="3118" w:type="dxa"/>
-            <w:vAlign w:val="center"/>
-          </w:tcPr>
-          <w:p>
-            <w:pPr>
-              <w:jc w:val="center"/>
-              <w:rPr>
-                <w:sz w:val="24"/>
-                <w:szCs w:val="20"/>
-              </w:rPr>
-            </w:pPr>
-            <w:r>
-              <w:rPr>
-                <w:sz w:val="24"/>
-                <w:szCs w:val="20"/>
-              </w:rPr>
-              <w:t>Сброс выбранной вкладки не происходит</w:t>
-            </w:r>
-          </w:p>
-        </w:tc>
-        <w:tc>
-          <w:tcPr>
-            <w:tcW w:w="3118" w:type="dxa"/>
-            <w:vAlign w:val="center"/>
-          </w:tcPr>
-          <w:p>
-            <w:pPr>
-              <w:jc w:val="center"/>
-              <w:rPr>
-                <w:sz w:val="24"/>
-                <w:szCs w:val="20"/>
-              </w:rPr>
-            </w:pPr>
-            <w:r>
-              <w:rPr>
-                <w:sz w:val="24"/>
-                <w:szCs w:val="20"/>
-              </w:rPr>
-              <w:t>Совпадает с ожидаемым</w:t>
-            </w:r>
-          </w:p>
-        </w:tc>
-      </w:tr>
-      <w:tr>
-        <w:trPr>
-          <w:trHeight w:val="454"/>
-        </w:trPr>
-        <w:tc>
-          <w:tcPr>
-            <w:tcW w:w="3118" w:type="dxa"/>
-            <w:vAlign w:val="center"/>
-          </w:tcPr>
-          <w:p>
-            <w:pPr>
-              <w:jc w:val="center"/>
-              <w:rPr>
-                <w:sz w:val="24"/>
-                <w:szCs w:val="20"/>
-              </w:rPr>
-            </w:pPr>
-            <w:r>
-              <w:rPr>
-                <w:sz w:val="24"/>
-                <w:szCs w:val="20"/>
-              </w:rPr>
-              <w:t xml:space="preserve">Нажать на кнопку «Расселение», </w:t>
-            </w:r>
-            <w:r>
-              <w:rPr>
-                <w:sz w:val="24"/>
-                <w:szCs w:val="20"/>
-              </w:rPr>
-              <w:t xml:space="preserve">нажать на </w:t>
-            </w:r>
-            <w:r>
-              <w:rPr>
-                <w:sz w:val="24"/>
-                <w:szCs w:val="20"/>
-              </w:rPr>
-              <w:t xml:space="preserve">строку записи о </w:t>
-            </w:r>
-            <w:r>
-              <w:rPr>
-                <w:sz w:val="24"/>
-                <w:szCs w:val="20"/>
-              </w:rPr>
-              <w:t xml:space="preserve">незаселённом </w:t>
-            </w:r>
-            <w:r>
-              <w:rPr>
-                <w:sz w:val="24"/>
-                <w:szCs w:val="20"/>
-              </w:rPr>
-              <w:t>студенте</w:t>
-            </w:r>
-          </w:p>
-        </w:tc>
-        <w:tc>
-          <w:tcPr>
-            <w:tcW w:w="3118" w:type="dxa"/>
-            <w:vAlign w:val="center"/>
-          </w:tcPr>
-          <w:p>
-            <w:pPr>
-              <w:jc w:val="center"/>
-              <w:rPr>
-                <w:sz w:val="24"/>
-                <w:szCs w:val="20"/>
-              </w:rPr>
-            </w:pPr>
-            <w:r>
-              <w:rPr>
-                <w:sz w:val="24"/>
-                <w:szCs w:val="20"/>
-              </w:rPr>
-              <w:t>Студент автоматически выбирается в поле Студент</w:t>
-            </w:r>
-          </w:p>
-        </w:tc>
-        <w:tc>
-          <w:tcPr>
-            <w:tcW w:w="3118" w:type="dxa"/>
-            <w:vAlign w:val="center"/>
-          </w:tcPr>
-          <w:p>
-            <w:pPr>
-              <w:jc w:val="center"/>
-              <w:rPr>
-                <w:sz w:val="24"/>
-                <w:szCs w:val="20"/>
-              </w:rPr>
-            </w:pPr>
-            <w:r>
-              <w:rPr>
-                <w:sz w:val="24"/>
-                <w:szCs w:val="20"/>
-              </w:rPr>
-              <w:t>Совпадает с ожидаемым</w:t>
-            </w:r>
-          </w:p>
-        </w:tc>
-      </w:tr>
-      <w:tr>
-        <w:trPr>
-          <w:trHeight w:val="733"/>
-        </w:trPr>
-        <w:tc>
-          <w:tcPr>
-            <w:tcW w:w="3118" w:type="dxa"/>
-            <w:vAlign w:val="center"/>
-          </w:tcPr>
-          <w:p>
-            <w:pPr>
-              <w:jc w:val="center"/>
-              <w:rPr>
-                <w:sz w:val="24"/>
-                <w:szCs w:val="20"/>
-              </w:rPr>
-            </w:pPr>
-            <w:r>
-              <w:rPr>
-                <w:sz w:val="24"/>
-                <w:szCs w:val="20"/>
-              </w:rPr>
-              <w:t xml:space="preserve">Нажать на </w:t>
-            </w:r>
-            <w:r>
-              <w:rPr>
-                <w:sz w:val="24"/>
-                <w:szCs w:val="20"/>
-              </w:rPr>
-              <w:t xml:space="preserve">карточку блока </w:t>
-            </w:r>
-          </w:p>
-        </w:tc>
-        <w:tc>
-          <w:tcPr>
-            <w:tcW w:w="3118" w:type="dxa"/>
-            <w:vAlign w:val="center"/>
-          </w:tcPr>
-          <w:p>
-            <w:pPr>
-              <w:jc w:val="center"/>
-              <w:rPr>
-                <w:sz w:val="24"/>
-                <w:szCs w:val="20"/>
-              </w:rPr>
-            </w:pPr>
-            <w:r>
-              <w:rPr>
-                <w:sz w:val="24"/>
-                <w:szCs w:val="20"/>
-              </w:rPr>
-              <w:t>Открытие модального окна информации о блоке</w:t>
-            </w:r>
-          </w:p>
-        </w:tc>
-        <w:tc>
-          <w:tcPr>
-            <w:tcW w:w="3118" w:type="dxa"/>
-            <w:vAlign w:val="center"/>
-          </w:tcPr>
-          <w:p>
-            <w:pPr>
-              <w:jc w:val="center"/>
-              <w:rPr>
-                <w:sz w:val="24"/>
-                <w:szCs w:val="20"/>
-              </w:rPr>
-            </w:pPr>
-            <w:r>
-              <w:rPr>
-                <w:sz w:val="24"/>
-                <w:szCs w:val="20"/>
-              </w:rPr>
-              <w:t>Совпадает с ожидаемым</w:t>
-            </w:r>
-          </w:p>
-        </w:tc>
-      </w:tr>
-      <w:tr>
-        <w:trPr>
-          <w:trHeight w:val="454"/>
-        </w:trPr>
-        <w:tc>
-          <w:tcPr>
-            <w:tcW w:w="3118" w:type="dxa"/>
-            <w:vAlign w:val="center"/>
-          </w:tcPr>
-          <w:p>
-            <w:pPr>
-              <w:jc w:val="center"/>
-              <w:rPr>
-                <w:sz w:val="24"/>
-                <w:szCs w:val="20"/>
-              </w:rPr>
-            </w:pPr>
-            <w:r>
-              <w:rPr>
-                <w:sz w:val="24"/>
-                <w:szCs w:val="20"/>
-              </w:rPr>
-              <w:t xml:space="preserve">Нажать на карточку </w:t>
-            </w:r>
-            <w:proofErr w:type="gramStart"/>
-            <w:r>
-              <w:rPr>
-                <w:sz w:val="24"/>
-                <w:szCs w:val="20"/>
-              </w:rPr>
-              <w:t>блока</w:t>
-            </w:r>
-            <w:proofErr w:type="gramEnd"/>
-            <w:r>
-              <w:rPr>
-                <w:sz w:val="24"/>
-                <w:szCs w:val="20"/>
-              </w:rPr>
-              <w:t xml:space="preserve"> в котором есть хотя бы одно свободное место,</w:t>
-            </w:r>
-            <w:r>
-              <w:rPr>
-                <w:sz w:val="24"/>
-                <w:szCs w:val="20"/>
-              </w:rPr>
-              <w:t xml:space="preserve"> нажать на область с надписью «Свободное место»</w:t>
-            </w:r>
-          </w:p>
-        </w:tc>
-        <w:tc>
-          <w:tcPr>
-            <w:tcW w:w="3118" w:type="dxa"/>
-            <w:vAlign w:val="center"/>
-          </w:tcPr>
-          <w:p>
-            <w:pPr>
-              <w:jc w:val="center"/>
-              <w:rPr>
-                <w:sz w:val="24"/>
-                <w:szCs w:val="20"/>
-              </w:rPr>
-            </w:pPr>
-            <w:r>
-              <w:rPr>
-                <w:sz w:val="24"/>
-                <w:szCs w:val="20"/>
-              </w:rPr>
-              <w:t xml:space="preserve">Переход на вкладку «Расселение», </w:t>
-            </w:r>
-            <w:r>
-              <w:rPr>
-                <w:sz w:val="24"/>
-                <w:szCs w:val="20"/>
-              </w:rPr>
-              <w:t>автоматическое заполнение полей Этаж и Комната значениями пустого мест</w:t>
-            </w:r>
-          </w:p>
-        </w:tc>
-        <w:tc>
-          <w:tcPr>
-            <w:tcW w:w="3118" w:type="dxa"/>
-            <w:vAlign w:val="center"/>
-          </w:tcPr>
-          <w:p>
-            <w:pPr>
-              <w:jc w:val="center"/>
-              <w:rPr>
-                <w:sz w:val="24"/>
-                <w:szCs w:val="20"/>
-              </w:rPr>
-            </w:pPr>
-            <w:r>
-              <w:rPr>
-                <w:sz w:val="24"/>
-                <w:szCs w:val="20"/>
-              </w:rPr>
-              <w:t>Совпадает с ожидаемым</w:t>
-            </w:r>
-          </w:p>
-        </w:tc>
-      </w:tr>
-      <w:tr>
-        <w:trPr>
-          <w:trHeight w:val="454"/>
-        </w:trPr>
-        <w:tc>
-          <w:tcPr>
-            <w:tcW w:w="3118" w:type="dxa"/>
-            <w:vAlign w:val="center"/>
-          </w:tcPr>
-          <w:p>
-            <w:pPr>
-              <w:jc w:val="center"/>
-              <w:rPr>
-                <w:sz w:val="24"/>
-                <w:szCs w:val="20"/>
-              </w:rPr>
-            </w:pPr>
-            <w:r>
-              <w:rPr>
-                <w:sz w:val="24"/>
-                <w:szCs w:val="20"/>
-              </w:rPr>
-              <w:t>Нажать на кнопку «Расселение», нажать на строку записи о незаселённом студенте</w:t>
-            </w:r>
-          </w:p>
-        </w:tc>
-        <w:tc>
-          <w:tcPr>
-            <w:tcW w:w="3118" w:type="dxa"/>
-            <w:vAlign w:val="center"/>
-          </w:tcPr>
-          <w:p>
-            <w:pPr>
-              <w:jc w:val="center"/>
-              <w:rPr>
-                <w:sz w:val="24"/>
-                <w:szCs w:val="20"/>
-              </w:rPr>
-            </w:pPr>
-            <w:r>
-              <w:rPr>
-                <w:sz w:val="24"/>
-                <w:szCs w:val="20"/>
-              </w:rPr>
-              <w:t>В поле Комната отображаются пустые комнаты и комнаты к которых проживают студенты того же пола</w:t>
-            </w:r>
-          </w:p>
-        </w:tc>
-        <w:tc>
-          <w:tcPr>
-            <w:tcW w:w="3118" w:type="dxa"/>
-            <w:vAlign w:val="center"/>
-          </w:tcPr>
-          <w:p>
-            <w:pPr>
-              <w:jc w:val="center"/>
+              <w:jc w:val="left"/>
               <w:rPr>
                 <w:sz w:val="24"/>
                 <w:szCs w:val="20"/>
@@ -17807,6 +17697,14 @@
       <w:pPr>
         <w:pStyle w:val="a3"/>
       </w:pPr>
+    </w:p>
+    <w:p>
+      <w:pPr>
+        <w:pStyle w:val="a3"/>
+      </w:pPr>
+      <w:r>
+        <w:t>По результатам тестирования можно сделать вывод, что разработанное ПО работает корректно и согласно ожиданиям.</w:t>
+      </w:r>
     </w:p>
     <w:p>
       <w:pPr>
@@ -18009,7 +17907,10 @@
         <w:t xml:space="preserve"> </w:t>
       </w:r>
       <w:r>
-        <w:t>Поместить файлы проекта на сервер</w:t>
+        <w:t>п</w:t>
+      </w:r>
+      <w:r>
+        <w:t>оместить файлы проекта на сервер</w:t>
       </w:r>
       <w:r>
         <w:t>;</w:t>
@@ -18020,7 +17921,10 @@
         <w:pStyle w:val="a"/>
       </w:pPr>
       <w:r>
-        <w:t xml:space="preserve">Добавить в корень проекта </w:t>
+        <w:t>д</w:t>
+      </w:r>
+      <w:r>
+        <w:t xml:space="preserve">обавить в корень проекта </w:t>
       </w:r>
       <w:proofErr w:type="gramStart"/>
       <w:r>
@@ -18050,7 +17954,10 @@
         <w:pStyle w:val="a"/>
       </w:pPr>
       <w:r>
-        <w:t xml:space="preserve">В корневой папке проекта, через терминал выполнить команду </w:t>
+        <w:t>в</w:t>
+      </w:r>
+      <w:r>
+        <w:t xml:space="preserve"> корневой папке проекта через терминал выполнить команду </w:t>
       </w:r>
       <w:r>
         <w:rPr>
@@ -18100,14 +18007,38 @@
         <w:rPr>
           <w:rStyle w:val="aff"/>
         </w:rPr>
-        <w:t>Листинг 8</w:t>
-      </w:r>
-      <w:r>
-        <w:t xml:space="preserve"> – Пример </w:t>
-      </w:r>
-      <w:proofErr w:type="gramStart"/>
-      <w:r>
-        <w:t>файла .</w:t>
+        <w:t>Листинг</w:t>
+      </w:r>
+      <w:r>
+        <w:rPr>
+          <w:rStyle w:val="aff"/>
+          <w:lang w:val="en-US"/>
+        </w:rPr>
+        <w:t xml:space="preserve"> 8</w:t>
+      </w:r>
+      <w:r>
+        <w:rPr>
+          <w:lang w:val="en-US"/>
+        </w:rPr>
+        <w:t xml:space="preserve"> – </w:t>
+      </w:r>
+      <w:r>
+        <w:t>Пример</w:t>
+      </w:r>
+      <w:r>
+        <w:rPr>
+          <w:lang w:val="en-US"/>
+        </w:rPr>
+        <w:t xml:space="preserve"> </w:t>
+      </w:r>
+      <w:r>
+        <w:t>файла</w:t>
+      </w:r>
+      <w:r>
+        <w:rPr>
+          <w:lang w:val="en-US"/>
+        </w:rPr>
+        <w:t xml:space="preserve"> .</w:t>
       </w:r>
       <w:r>
         <w:rPr>
@@ -18115,7 +18046,6 @@
         </w:rPr>
         <w:t>env</w:t>
       </w:r>
-      <w:proofErr w:type="gramEnd"/>
     </w:p>
     <w:p>
       <w:pPr>
@@ -18130,101 +18060,383 @@
         </w:rPr>
         <w:t>DB_ROOT_PASSWORD=YOUR_ROOT_PASSWORD</w:t>
       </w:r>
-    </w:p>
-    <w:p>
-      <w:pPr>
-        <w:pStyle w:val="aff0"/>
-        <w:rPr>
-          <w:lang w:val="en-US"/>
-        </w:rPr>
-      </w:pPr>
-      <w:r>
-        <w:rPr>
-          <w:lang w:val="en-US"/>
-        </w:rPr>
-        <w:t>DB_NAME=YOUR_DB_NAME</w:t>
-      </w:r>
-    </w:p>
-    <w:p>
-      <w:pPr>
-        <w:pStyle w:val="aff0"/>
-        <w:rPr>
-          <w:lang w:val="en-US"/>
-        </w:rPr>
-      </w:pPr>
-      <w:r>
-        <w:rPr>
-          <w:lang w:val="en-US"/>
-        </w:rPr>
-        <w:t>DB_USER=YOUR_DB_USER</w:t>
-      </w:r>
-    </w:p>
-    <w:p>
-      <w:pPr>
-        <w:pStyle w:val="aff0"/>
-        <w:rPr>
-          <w:lang w:val="en-US"/>
-        </w:rPr>
-      </w:pPr>
-      <w:r>
-        <w:rPr>
-          <w:lang w:val="en-US"/>
-        </w:rPr>
-        <w:t>DB_PASSWORD=YOUR_PASSWORD</w:t>
-      </w:r>
-    </w:p>
-    <w:p>
-      <w:pPr>
-        <w:pStyle w:val="aff0"/>
-        <w:rPr>
-          <w:lang w:val="en-US"/>
-        </w:rPr>
-      </w:pPr>
-      <w:r>
-        <w:rPr>
-          <w:lang w:val="en-US"/>
-        </w:rPr>
-        <w:t>ASPNETCORE_ENVIRONMENT=Production</w:t>
-      </w:r>
-    </w:p>
-    <w:p>
-      <w:pPr>
-        <w:pStyle w:val="aff0"/>
-        <w:rPr>
-          <w:lang w:val="en-US"/>
-        </w:rPr>
-      </w:pPr>
-      <w:r>
-        <w:rPr>
-          <w:lang w:val="en-US"/>
-        </w:rPr>
-        <w:t>FRONTEND_API_URL=https://api.</w:t>
-      </w:r>
-      <w:r>
-        <w:rPr>
-          <w:lang w:val="en-US"/>
-        </w:rPr>
-        <w:t>YOUR_DOMEN_NAME</w:t>
-      </w:r>
-    </w:p>
-    <w:p>
-      <w:pPr>
-        <w:pStyle w:val="aff0"/>
-        <w:rPr>
-          <w:lang w:val="en-US"/>
-        </w:rPr>
-      </w:pPr>
-      <w:r>
-        <w:rPr>
-          <w:lang w:val="en-US"/>
-        </w:rPr>
-        <w:t>CORS_ORIGINS=http://localhost:5173,https://</w:t>
-      </w:r>
-      <w:r>
-        <w:rPr>
-          <w:lang w:val="en-US"/>
-        </w:rPr>
-        <w:t>YOUR_DOMEN_NAME</w:t>
+      <w:r>
+        <w:rPr>
+          <w:lang w:val="en-US"/>
+        </w:rPr>
+        <w:t xml:space="preserve"> </w:t>
+      </w:r>
+    </w:p>
+    <w:p>
+      <w:pPr>
+        <w:pStyle w:val="aff0"/>
+        <w:rPr>
+          <w:lang w:val="en-US"/>
+        </w:rPr>
+      </w:pPr>
+      <w:r>
+        <w:rPr>
+          <w:lang w:val="en-US"/>
+        </w:rPr>
+        <w:t>DB</w:t>
+      </w:r>
+      <w:r>
+        <w:rPr>
+          <w:lang w:val="en-US"/>
+        </w:rPr>
+        <w:t>_</w:t>
+      </w:r>
+      <w:r>
+        <w:rPr>
+          <w:lang w:val="en-US"/>
+        </w:rPr>
+        <w:t>NAME</w:t>
+      </w:r>
+      <w:r>
+        <w:rPr>
+          <w:lang w:val="en-US"/>
+        </w:rPr>
+        <w:t>=</w:t>
+      </w:r>
+      <w:r>
+        <w:rPr>
+          <w:lang w:val="en-US"/>
+        </w:rPr>
+        <w:t>YOUR</w:t>
+      </w:r>
+      <w:r>
+        <w:rPr>
+          <w:lang w:val="en-US"/>
+        </w:rPr>
+        <w:t>_</w:t>
+      </w:r>
+      <w:r>
+        <w:rPr>
+          <w:lang w:val="en-US"/>
+        </w:rPr>
+        <w:t>DB</w:t>
+      </w:r>
+      <w:r>
+        <w:rPr>
+          <w:lang w:val="en-US"/>
+        </w:rPr>
+        <w:t>_</w:t>
+      </w:r>
+      <w:r>
+        <w:rPr>
+          <w:lang w:val="en-US"/>
+        </w:rPr>
+        <w:t>NAME</w:t>
+      </w:r>
+      <w:r>
+        <w:rPr>
+          <w:lang w:val="en-US"/>
+        </w:rPr>
+        <w:t xml:space="preserve"> //</w:t>
+      </w:r>
+      <w:r>
+        <w:t>Имя</w:t>
+      </w:r>
+      <w:r>
+        <w:rPr>
+          <w:lang w:val="en-US"/>
+        </w:rPr>
+        <w:t xml:space="preserve"> </w:t>
+      </w:r>
+      <w:r>
+        <w:t>БД</w:t>
+      </w:r>
+    </w:p>
+    <w:p>
+      <w:pPr>
+        <w:pStyle w:val="aff0"/>
+      </w:pPr>
+      <w:r>
+        <w:rPr>
+          <w:lang w:val="en-US"/>
+        </w:rPr>
+        <w:t>DB</w:t>
+      </w:r>
+      <w:r>
+        <w:t>_</w:t>
+      </w:r>
+      <w:r>
+        <w:rPr>
+          <w:lang w:val="en-US"/>
+        </w:rPr>
+        <w:t>USER</w:t>
+      </w:r>
+      <w:r>
+        <w:t>=</w:t>
+      </w:r>
+      <w:r>
+        <w:rPr>
+          <w:lang w:val="en-US"/>
+        </w:rPr>
+        <w:t>YOUR</w:t>
+      </w:r>
+      <w:r>
+        <w:t>_</w:t>
+      </w:r>
+      <w:r>
+        <w:rPr>
+          <w:lang w:val="en-US"/>
+        </w:rPr>
+        <w:t>DB</w:t>
+      </w:r>
+      <w:r>
+        <w:t>_</w:t>
+      </w:r>
+      <w:r>
+        <w:rPr>
+          <w:lang w:val="en-US"/>
+        </w:rPr>
+        <w:t>USER</w:t>
+      </w:r>
+      <w:r>
+        <w:t xml:space="preserve"> </w:t>
+      </w:r>
+      <w:r>
+        <w:t>//</w:t>
+      </w:r>
+      <w:r>
+        <w:t>Имя</w:t>
+      </w:r>
+      <w:r>
+        <w:t xml:space="preserve"> </w:t>
+      </w:r>
+      <w:r>
+        <w:t>пользователя в БД</w:t>
+      </w:r>
+    </w:p>
+    <w:p>
+      <w:pPr>
+        <w:pStyle w:val="aff0"/>
+      </w:pPr>
+      <w:r>
+        <w:rPr>
+          <w:lang w:val="en-US"/>
+        </w:rPr>
+        <w:t>DB</w:t>
+      </w:r>
+      <w:r>
+        <w:t>_</w:t>
+      </w:r>
+      <w:r>
+        <w:rPr>
+          <w:lang w:val="en-US"/>
+        </w:rPr>
+        <w:t>PASSWORD</w:t>
+      </w:r>
+      <w:r>
+        <w:t>=</w:t>
+      </w:r>
+      <w:r>
+        <w:rPr>
+          <w:lang w:val="en-US"/>
+        </w:rPr>
+        <w:t>YOUR</w:t>
+      </w:r>
+      <w:r>
+        <w:t>_</w:t>
+      </w:r>
+      <w:r>
+        <w:rPr>
+          <w:lang w:val="en-US"/>
+        </w:rPr>
+        <w:t>PASSWORD</w:t>
+      </w:r>
+      <w:r>
+        <w:t xml:space="preserve"> </w:t>
+      </w:r>
+      <w:r>
+        <w:t>//</w:t>
+      </w:r>
+      <w:r>
+        <w:t>Пароль</w:t>
+      </w:r>
+      <w:r>
+        <w:t xml:space="preserve"> </w:t>
+      </w:r>
+      <w:r>
+        <w:t>пользователя в БД</w:t>
+      </w:r>
+    </w:p>
+    <w:p>
+      <w:pPr>
+        <w:pStyle w:val="aff0"/>
+      </w:pPr>
+      <w:r>
+        <w:rPr>
+          <w:lang w:val="en-US"/>
+        </w:rPr>
+        <w:t>ASPNETCORE</w:t>
+      </w:r>
+      <w:r>
+        <w:t>_</w:t>
+      </w:r>
+      <w:r>
+        <w:rPr>
+          <w:lang w:val="en-US"/>
+        </w:rPr>
+        <w:t>ENVIRONMENT</w:t>
+      </w:r>
+      <w:r>
+        <w:t>=</w:t>
+      </w:r>
+      <w:r>
+        <w:rPr>
+          <w:lang w:val="en-US"/>
+        </w:rPr>
+        <w:t>Production</w:t>
+      </w:r>
+    </w:p>
+    <w:p>
+      <w:pPr>
+        <w:pStyle w:val="aff0"/>
+      </w:pPr>
+      <w:r>
+        <w:rPr>
+          <w:lang w:val="en-US"/>
+        </w:rPr>
+        <w:t>FRONTEND</w:t>
+      </w:r>
+      <w:r>
+        <w:t>_</w:t>
+      </w:r>
+      <w:r>
+        <w:rPr>
+          <w:lang w:val="en-US"/>
+        </w:rPr>
+        <w:t>API</w:t>
+      </w:r>
+      <w:r>
+        <w:t>_</w:t>
+      </w:r>
+      <w:r>
+        <w:rPr>
+          <w:lang w:val="en-US"/>
+        </w:rPr>
+        <w:t>URL</w:t>
+      </w:r>
+      <w:r>
+        <w:t>=</w:t>
+      </w:r>
+      <w:r>
+        <w:rPr>
+          <w:lang w:val="en-US"/>
+        </w:rPr>
+        <w:t>https</w:t>
+      </w:r>
+      <w:r>
+        <w:t>://</w:t>
+      </w:r>
+      <w:r>
+        <w:rPr>
+          <w:lang w:val="en-US"/>
+        </w:rPr>
+        <w:t>api</w:t>
+      </w:r>
+      <w:r>
+        <w:t>.</w:t>
+      </w:r>
+      <w:r>
+        <w:rPr>
+          <w:lang w:val="en-US"/>
+        </w:rPr>
+        <w:t>YOUR</w:t>
+      </w:r>
+      <w:r>
+        <w:t>_</w:t>
+      </w:r>
+      <w:r>
+        <w:rPr>
+          <w:lang w:val="en-US"/>
+        </w:rPr>
+        <w:t>DOMEN</w:t>
+      </w:r>
+      <w:r>
+        <w:t>_</w:t>
+      </w:r>
+      <w:r>
+        <w:rPr>
+          <w:lang w:val="en-US"/>
+        </w:rPr>
+        <w:t>NAME</w:t>
+      </w:r>
+    </w:p>
+    <w:p>
+      <w:pPr>
+        <w:pStyle w:val="aff0"/>
+      </w:pPr>
+      <w:r>
+        <w:rPr>
+          <w:lang w:val="en-US"/>
+        </w:rPr>
+        <w:t>CORS</w:t>
+      </w:r>
+      <w:r>
+        <w:t>_</w:t>
+      </w:r>
+      <w:r>
+        <w:rPr>
+          <w:lang w:val="en-US"/>
+        </w:rPr>
+        <w:t>ORIGINS</w:t>
+      </w:r>
+      <w:r>
+        <w:t>=</w:t>
+      </w:r>
+      <w:r>
+        <w:rPr>
+          <w:lang w:val="en-US"/>
+        </w:rPr>
+        <w:t>http</w:t>
+      </w:r>
+      <w:r>
+        <w:t>://</w:t>
+      </w:r>
+      <w:r>
+        <w:rPr>
+          <w:lang w:val="en-US"/>
+        </w:rPr>
+        <w:t>localhost</w:t>
+      </w:r>
+      <w:r>
+        <w:t>:5173,</w:t>
+      </w:r>
+      <w:r>
+        <w:rPr>
+          <w:lang w:val="en-US"/>
+        </w:rPr>
+        <w:t>https</w:t>
+      </w:r>
+      <w:r>
+        <w:t>://</w:t>
+      </w:r>
+      <w:r>
+        <w:rPr>
+          <w:lang w:val="en-US"/>
+        </w:rPr>
+        <w:t>YOUR</w:t>
+      </w:r>
+      <w:r>
+        <w:t>_</w:t>
+      </w:r>
+      <w:r>
+        <w:rPr>
+          <w:lang w:val="en-US"/>
+        </w:rPr>
+        <w:t>DOMEN</w:t>
+      </w:r>
+      <w:r>
+        <w:t>_</w:t>
+      </w:r>
+      <w:r>
+        <w:rPr>
+          <w:lang w:val="en-US"/>
+        </w:rPr>
+        <w:t>NAME</w:t>
       </w:r>
     </w:p>
     <w:p>
@@ -18348,6 +18560,12 @@
         </w:rPr>
         <w:t>admin</w:t>
       </w:r>
+      <w:r>
+        <w:rPr>
+          <w:lang w:val="en-US"/>
+        </w:rPr>
+        <w:t>;</w:t>
+      </w:r>
     </w:p>
     <w:p>
       <w:pPr>
@@ -18363,7 +18581,13 @@
         <w:rPr>
           <w:lang w:val="en-US"/>
         </w:rPr>
-        <w:t xml:space="preserve">admin </w:t>
+        <w:t>admin</w:t>
+      </w:r>
+      <w:r>
+        <w:rPr>
+          <w:lang w:val="en-US"/>
+        </w:rPr>
+        <w:t>.</w:t>
       </w:r>
     </w:p>
     <w:p>
@@ -18386,142 +18610,92 @@
     <w:p>
       <w:pPr>
         <w:pStyle w:val="a3"/>
-      </w:pPr>
-      <w:r>
-        <w:t xml:space="preserve">Веб-приложение предназначено для </w:t>
-      </w:r>
-      <w:r>
-        <w:t>упрощения</w:t>
-      </w:r>
-      <w:r>
-        <w:t xml:space="preserve"> процесс</w:t>
-      </w:r>
+        <w:rPr>
+          <w:noProof/>
+        </w:rPr>
+      </w:pPr>
+      <w:r>
+        <w:t xml:space="preserve">После открытия веб-приложения пользователь попадает на </w:t>
+      </w:r>
+      <w:r>
+        <w:t xml:space="preserve">страницу авторизации, где </w:t>
+      </w:r>
+      <w:r>
+        <w:t>ему</w:t>
+      </w:r>
+      <w:r>
+        <w:t xml:space="preserve"> необходимо ввести учетные данные для входа в систему</w:t>
+      </w:r>
+      <w:r>
+        <w:t>. Страница авторизации представлена на рисунке 4</w:t>
+      </w:r>
+      <w:r>
+        <w:t>.</w:t>
+      </w:r>
+      <w:r>
+        <w:rPr>
+          <w:noProof/>
+        </w:rPr>
+        <w:t xml:space="preserve"> </w:t>
+      </w:r>
+      <w:r>
+        <w:rPr>
+          <w:noProof/>
+        </w:rPr>
+        <w:t>После авторизации у пользователя определяется его роль в системе:</w:t>
+      </w:r>
+    </w:p>
+    <w:p>
+      <w:pPr>
+        <w:pStyle w:val="a1"/>
+      </w:pPr>
       <w:r>
         <w:t>а</w:t>
       </w:r>
       <w:r>
-        <w:t xml:space="preserve"> расселения студентов, ведения </w:t>
-      </w:r>
-      <w:r>
-        <w:t xml:space="preserve">учета </w:t>
-      </w:r>
-      <w:r>
-        <w:t>данных о проживающих студентах и жилы</w:t>
-      </w:r>
-      <w:r>
-        <w:t xml:space="preserve">х </w:t>
-      </w:r>
-      <w:r>
-        <w:t>помещения</w:t>
-      </w:r>
-      <w:r>
-        <w:t>х</w:t>
-      </w:r>
-      <w:r>
-        <w:t>.</w:t>
-      </w:r>
-      <w:r>
-        <w:t xml:space="preserve"> Оно включает в себя функциональность для авторизации, </w:t>
-      </w:r>
-      <w:r>
-        <w:t xml:space="preserve">редактирования данных пользователей системы, редактирование данных о студентах и комнатах, </w:t>
-      </w:r>
-      <w:r>
-        <w:t>формировани</w:t>
-      </w:r>
-      <w:r>
-        <w:t>я</w:t>
-      </w:r>
-      <w:r>
-        <w:t xml:space="preserve"> отчётов о проживающих студентах в формате .</w:t>
-      </w:r>
-      <w:r>
-        <w:rPr>
-          <w:lang w:val="en-US"/>
-        </w:rPr>
-        <w:t>xlsx</w:t>
-      </w:r>
-      <w:r>
-        <w:t xml:space="preserve"> </w:t>
-      </w:r>
-      <w:r>
-        <w:t>с возможностью применения фильтров</w:t>
-      </w:r>
-      <w:r>
-        <w:t>.</w:t>
+        <w:t>дминистратор</w:t>
+      </w:r>
+      <w:r>
+        <w:rPr>
+          <w:lang w:val="en-US"/>
+        </w:rPr>
+        <w:t>;</w:t>
+      </w:r>
+    </w:p>
+    <w:p>
+      <w:pPr>
+        <w:pStyle w:val="a1"/>
+      </w:pPr>
+      <w:r>
+        <w:t>к</w:t>
+      </w:r>
+      <w:r>
+        <w:t>омендант</w:t>
+      </w:r>
+      <w:r>
+        <w:rPr>
+          <w:lang w:val="en-US"/>
+        </w:rPr>
+        <w:t>;</w:t>
+      </w:r>
+    </w:p>
+    <w:p>
+      <w:pPr>
+        <w:pStyle w:val="a1"/>
+      </w:pPr>
+      <w:r>
+        <w:t>в</w:t>
+      </w:r>
+      <w:r>
+        <w:t>оспитатель.</w:t>
       </w:r>
     </w:p>
     <w:p>
       <w:pPr>
         <w:pStyle w:val="a3"/>
         <w:rPr>
-          <w:noProof/>
-        </w:rPr>
-      </w:pPr>
-      <w:r>
-        <w:t xml:space="preserve">После открытия веб-приложения пользователь попадает на </w:t>
-      </w:r>
-      <w:r>
-        <w:t>страницу авторизации, где пользователю необходимо ввести учетные данные для входа в систему</w:t>
-      </w:r>
-      <w:r>
-        <w:t>. Страница авторизации представлена на рисунке 4</w:t>
-      </w:r>
-      <w:r>
-        <w:t>.</w:t>
-      </w:r>
-      <w:r>
-        <w:rPr>
-          <w:noProof/>
-        </w:rPr>
-        <w:t xml:space="preserve"> </w:t>
-      </w:r>
-      <w:r>
-        <w:rPr>
-          <w:noProof/>
-        </w:rPr>
-        <w:t>После авторизации у пользователя определяется его роль в системе:</w:t>
-      </w:r>
-    </w:p>
-    <w:p>
-      <w:pPr>
-        <w:pStyle w:val="a1"/>
-      </w:pPr>
-      <w:r>
-        <w:t>Администратор</w:t>
-      </w:r>
-      <w:r>
-        <w:rPr>
-          <w:lang w:val="en-US"/>
-        </w:rPr>
-        <w:t>;</w:t>
-      </w:r>
-    </w:p>
-    <w:p>
-      <w:pPr>
-        <w:pStyle w:val="a1"/>
-      </w:pPr>
-      <w:r>
-        <w:t>Комендант</w:t>
-      </w:r>
-      <w:r>
-        <w:rPr>
-          <w:lang w:val="en-US"/>
-        </w:rPr>
-        <w:t>;</w:t>
-      </w:r>
-    </w:p>
-    <w:p>
-      <w:pPr>
-        <w:pStyle w:val="a1"/>
-      </w:pPr>
-      <w:r>
-        <w:t>Воспитатель.</w:t>
-      </w:r>
-    </w:p>
-    <w:p>
-      <w:pPr>
-        <w:pStyle w:val="a3"/>
+          <w:lang w:val="en-US"/>
+        </w:rPr>
       </w:pPr>
       <w:r>
         <w:t xml:space="preserve">В зависимости от роли </w:t>
@@ -18540,7 +18714,7 @@
         </w:rPr>
         <w:lastRenderedPageBreak/>
         <w:drawing>
-          <wp:inline distT="0" distB="0" distL="0" distR="0" wp14:anchorId="19994A65" wp14:editId="1B909BED">
+          <wp:inline distT="0" distB="0" distL="0" distR="0" wp14:anchorId="19994A65" wp14:editId="7B6F125C">
             <wp:extent cx="5876939" cy="2886323"/>
             <wp:effectExtent l="19050" t="19050" r="9525" b="28575"/>
             <wp:docPr id="793932665" name="Рисунок 1" descr="Изображение выглядит как текст, снимок экрана, Шрифт, логотип&#10;&#10;Содержимое, созданное искусственным интеллектом, может быть неверным."/>
@@ -18563,7 +18737,7 @@
                   <pic:spPr>
                     <a:xfrm>
                       <a:off x="0" y="0"/>
-                      <a:ext cx="5904639" cy="2899927"/>
+                      <a:ext cx="5876939" cy="2886323"/>
                     </a:xfrm>
                     <a:prstGeom prst="rect">
                       <a:avLst/>
@@ -18603,10 +18777,55 @@
         <w:t xml:space="preserve"> (рисунок 5)</w:t>
       </w:r>
       <w:r>
-        <w:t>, на которой отображается общая статистика по студентами и жилим местам. Имеется возможность адаптивного поиска по Студентам, Этажам и Блокам</w:t>
-      </w:r>
-      <w:r>
-        <w:t>, а также отображается общая структура Блоков общежития.</w:t>
+        <w:t>, на которой отображается общая статистика по студентами и жил</w:t>
+      </w:r>
+      <w:r>
+        <w:t>ы</w:t>
+      </w:r>
+      <w:r>
+        <w:t>м местам. Имеется возможность адаптивного поиска</w:t>
+      </w:r>
+      <w:r>
+        <w:t xml:space="preserve"> информации о с</w:t>
+      </w:r>
+      <w:r>
+        <w:t>тудент</w:t>
+      </w:r>
+      <w:r>
+        <w:t>ах</w:t>
+      </w:r>
+      <w:r>
+        <w:t xml:space="preserve">, </w:t>
+      </w:r>
+      <w:r>
+        <w:t>э</w:t>
+      </w:r>
+      <w:r>
+        <w:t>таж</w:t>
+      </w:r>
+      <w:r>
+        <w:t xml:space="preserve">ах </w:t>
+      </w:r>
+      <w:r>
+        <w:t xml:space="preserve">и </w:t>
+      </w:r>
+      <w:r>
+        <w:t>б</w:t>
+      </w:r>
+      <w:r>
+        <w:t>лока</w:t>
+      </w:r>
+      <w:r>
+        <w:t>х</w:t>
+      </w:r>
+      <w:r>
+        <w:t xml:space="preserve">, а также отображается общая структура </w:t>
+      </w:r>
+      <w:r>
+        <w:t>б</w:t>
+      </w:r>
+      <w:r>
+        <w:t>локов общежития.</w:t>
       </w:r>
     </w:p>
     <w:p>
@@ -18673,7 +18892,13 @@
       </w:pPr>
       <w:r>
         <w:lastRenderedPageBreak/>
-        <w:t xml:space="preserve">Для получения подробной информации о проживающих студентах в блоке </w:t>
+        <w:t xml:space="preserve">Для получения подробной информации о проживающих </w:t>
+      </w:r>
+      <w:r>
+        <w:t xml:space="preserve">в блоке </w:t>
+      </w:r>
+      <w:r>
+        <w:t xml:space="preserve">студентах </w:t>
       </w:r>
       <w:r>
         <w:t xml:space="preserve">пользователю необходимо нажать на карточку </w:t>
@@ -18682,7 +18907,7 @@
         <w:t>блока</w:t>
       </w:r>
       <w:r>
-        <w:t xml:space="preserve"> или же на кнопку «Подробнее», после чего открывается модальное окно информации о </w:t>
+        <w:t xml:space="preserve"> или на кнопку «Подробнее», после чего открывается модальное окно информации о </w:t>
       </w:r>
       <w:r>
         <w:t>б</w:t>
@@ -18748,31 +18973,28 @@
       <w:r>
         <w:t>Рисунок 6 – УНФО. Вид модального окна блока</w:t>
       </w:r>
+    </w:p>
+    <w:p>
+      <w:pPr>
+        <w:pStyle w:val="a3"/>
+      </w:pPr>
+      <w:r>
+        <w:t xml:space="preserve">В модальном окне блока </w:t>
+      </w:r>
+      <w:r>
+        <w:t xml:space="preserve">отображается общая статистика по блоку, заселенные студенты и свободные места. При нажатии на свободное место пользователь автоматически перенаправляется </w:t>
+      </w:r>
+      <w:r>
+        <w:t>во вкладку «Расселение», где автоматически подставляются значения выбранного свободного места</w:t>
+      </w:r>
+      <w:r>
+        <w:t xml:space="preserve"> (рисунок 7)</w:t>
+      </w:r>
       <w:r>
         <w:t>.</w:t>
       </w:r>
-    </w:p>
-    <w:p>
-      <w:pPr>
-        <w:pStyle w:val="a3"/>
-      </w:pPr>
-      <w:r>
-        <w:t xml:space="preserve">В модальном окне блока </w:t>
-      </w:r>
-      <w:r>
-        <w:t xml:space="preserve">отображается общая статистика по блоку, заселенные студенты и свободные места. При нажатии на свободное место пользователь автоматически перенаправляется </w:t>
-      </w:r>
-      <w:r>
-        <w:t>во вкладку «Расселение», где автоматически подставляются значения выбранного свободного места</w:t>
-      </w:r>
-      <w:r>
-        <w:t xml:space="preserve"> (рисунок 7)</w:t>
-      </w:r>
-      <w:r>
-        <w:t>.</w:t>
-      </w:r>
-      <w:r>
-        <w:t xml:space="preserve"> Так же при нажатии на кнопку «Карточка», находя</w:t>
+      <w:r>
+        <w:t xml:space="preserve"> Также при нажатии на кнопку «Карточка», находя</w:t>
       </w:r>
       <w:r>
         <w:t xml:space="preserve">щуюся в области информации о </w:t>
@@ -18793,7 +19015,10 @@
         <w:t>, имеется возможность оставлять заметки</w:t>
       </w:r>
       <w:r>
-        <w:t>, а также просматривать информацию о соседях</w:t>
+        <w:t xml:space="preserve"> и </w:t>
+      </w:r>
+      <w:r>
+        <w:t>просматривать информацию о соседях</w:t>
       </w:r>
       <w:r>
         <w:t xml:space="preserve">. Страница </w:t>
@@ -18855,7 +19080,13 @@
         <w:pStyle w:val="afe"/>
       </w:pPr>
       <w:r>
-        <w:t>Рисунок 7 – УНФО. Вид страницы расселение общежития</w:t>
+        <w:t>Рисунок 7 – УНФО. Вид страницы расселени</w:t>
+      </w:r>
+      <w:r>
+        <w:t>я</w:t>
+      </w:r>
+      <w:r>
+        <w:t xml:space="preserve"> общежития</w:t>
       </w:r>
     </w:p>
     <w:p>
@@ -18863,19 +19094,27 @@
         <w:pStyle w:val="a3"/>
       </w:pPr>
       <w:r>
-        <w:t>На вкладке «Расселение» реализована функциональность быстрого выбора студентов, по</w:t>
-      </w:r>
+        <w:t>На вкладке «Расселение» реализована функциональность быстрого выбора студентов посредств</w:t>
+      </w:r>
+      <w:r>
+        <w:t>о</w:t>
+      </w:r>
+      <w:r>
+        <w:t xml:space="preserve">м </w:t>
+      </w:r>
+      <w:r>
+        <w:t>нажатия на строку таблицы</w:t>
+      </w:r>
+      <w:r>
+        <w:t>, также по правилам расселения студентов</w:t>
+      </w:r>
+    </w:p>
+    <w:p>
+      <w:pPr>
+        <w:pStyle w:val="a3"/>
+      </w:pPr>
       <w:r>
         <w:t xml:space="preserve"> </w:t>
-      </w:r>
-      <w:r>
-        <w:t xml:space="preserve">средствам </w:t>
-      </w:r>
-      <w:r>
-        <w:t>нажатия на строку таблицы</w:t>
-      </w:r>
-      <w:r>
-        <w:t xml:space="preserve">, также по правилам расселения студентов, </w:t>
       </w:r>
       <w:r>
         <w:t>студенты разных полов не могут быть заселены в одну комнату</w:t>
@@ -18934,6 +19173,9 @@
     <w:p>
       <w:pPr>
         <w:pStyle w:val="afe"/>
+        <w:rPr>
+          <w:lang w:val="en-US"/>
+        </w:rPr>
       </w:pPr>
       <w:r>
         <w:t xml:space="preserve">Рисунок 8 – УНФО. </w:t>

--- a/КП/КП_Пояснительная_записка.docx
+++ b/КП/КП_Пояснительная_записка.docx
@@ -3507,6 +3507,9 @@
     <w:p>
       <w:pPr>
         <w:pStyle w:val="a7"/>
+        <w:rPr>
+          <w:lang w:val="en-US"/>
+        </w:rPr>
       </w:pPr>
       <w:bookmarkStart w:id="3" w:name="_Toc194696991"/>
       <w:bookmarkStart w:id="4" w:name="_Toc215610332"/>
@@ -3524,7 +3527,16 @@
         <w:pStyle w:val="a3"/>
       </w:pPr>
       <w:r>
-        <w:t>Краткое описание базы практики: что за предприятие и чем занимается</w:t>
+        <w:t xml:space="preserve">В современном мире цифровые технологии стали основой для оптимизации и автоматизации процессов в самых разных сферах, включая управление жилым фондом и социальной инфраструктурой. Веб-приложения и информационные системы позволяют централизованно хранить данные, оперативно обрабатывать запросы и предоставлять актуальную информацию ответственным лицам в удобной форме. Это особенно важно для учреждений с регулярным документооборотом и высокой динамикой данных, таких как </w:t>
+      </w:r>
+      <w:r>
+        <w:t xml:space="preserve">колледжи </w:t>
+      </w:r>
+      <w:r>
+        <w:t>и их общежития, где точность и скорость доступа к информации напрямую влияют на качество административной работы</w:t>
+      </w:r>
+      <w:r>
+        <w:t>.</w:t>
       </w:r>
     </w:p>
     <w:p>
@@ -3532,76 +3544,34 @@
         <w:pStyle w:val="a3"/>
       </w:pPr>
       <w:r>
-        <w:t>Цели производственной практики:</w:t>
-      </w:r>
-    </w:p>
-    <w:p>
-      <w:pPr>
-        <w:pStyle w:val="a1"/>
-      </w:pPr>
-      <w:r>
-        <w:t>получение практического опыта по выполнению работ по ПМ.</w:t>
-      </w:r>
-      <w:r>
-        <w:t>11</w:t>
-      </w:r>
-      <w:r>
-        <w:t> «</w:t>
-      </w:r>
-      <w:r>
-        <w:t>Название ПМ</w:t>
-      </w:r>
-      <w:r>
-        <w:t>» и развитие общих и профессиональных компетенций,</w:t>
-      </w:r>
-    </w:p>
-    <w:p>
-      <w:pPr>
-        <w:pStyle w:val="a1"/>
-      </w:pPr>
-      <w:r>
-        <w:t>получение практического опыта по выполнению работ по ПМ.</w:t>
-      </w:r>
-      <w:r>
-        <w:t>01</w:t>
-      </w:r>
-      <w:r>
-        <w:t> «</w:t>
-      </w:r>
-      <w:r>
-        <w:t>Название ПМ</w:t>
-      </w:r>
-      <w:r>
-        <w:t>» и развитие общих и профессиональных компетенций.</w:t>
-      </w:r>
-    </w:p>
-    <w:p>
-      <w:pPr>
-        <w:pStyle w:val="a1"/>
-        <w:numPr>
-          <w:ilvl w:val="0"/>
-          <w:numId w:val="0"/>
-        </w:numPr>
-        <w:ind w:left="709"/>
-      </w:pPr>
-      <w:r>
-        <w:t>Задачами производственной практики являются:</w:t>
-      </w:r>
-    </w:p>
-    <w:p>
-      <w:pPr>
-        <w:pStyle w:val="a1"/>
-      </w:pPr>
-      <w:r>
-        <w:t>задачи в соответствии с аттестационным листом</w:t>
-      </w:r>
-    </w:p>
-    <w:p>
-      <w:pPr>
-        <w:pStyle w:val="a1"/>
-      </w:pPr>
-      <w:r>
-        <w:t>задачи в соответствии с аттестационным листом</w:t>
+        <w:t>Для</w:t>
+      </w:r>
+      <w:r>
+        <w:t xml:space="preserve"> </w:t>
+      </w:r>
+      <w:r>
+        <w:t xml:space="preserve">учебных заведений </w:t>
+      </w:r>
+      <w:r>
+        <w:t xml:space="preserve">среднего профессионального образования </w:t>
+      </w:r>
+      <w:r>
+        <w:t>студенческие общежития являются критически важным элементом инфраструктуры. Однако во многих из них до сих пор используются устаревшие</w:t>
+      </w:r>
+      <w:r>
+        <w:t xml:space="preserve"> </w:t>
+      </w:r>
+      <w:r>
+        <w:t xml:space="preserve">бумажные методы учёта: ручное ведение журналов, составление </w:t>
+      </w:r>
+      <w:r>
+        <w:t>списков</w:t>
+      </w:r>
+      <w:r>
+        <w:t xml:space="preserve"> проживающих на бумажных носителях, что приводит к значительным временным затратам персонала, высокому риску ошибок и низкой оперативности в критических ситуациях, таких как необходимость срочно определить состав людей в здании при эвакуации. </w:t>
+      </w:r>
+      <w:r>
+        <w:t>Цифровизация этого процесса является ключевым шагом для решения указанных проблем, так как позволяет не только повысить эффективность работы администрации, но и кардинально улучшить контроль над использованием жилого фонда и обеспечить безопасность студентов.</w:t>
       </w:r>
     </w:p>
     <w:p>
@@ -3609,31 +3579,161 @@
         <w:pStyle w:val="a3"/>
       </w:pPr>
       <w:r>
-        <w:t xml:space="preserve">Описание рабочего места на практике, </w:t>
-      </w:r>
-      <w:r>
-        <w:t>аппаратное</w:t>
-      </w:r>
-      <w:r>
-        <w:t xml:space="preserve"> и программное обеспечение</w:t>
-      </w:r>
-    </w:p>
-    <w:p>
-      <w:r>
-        <w:br w:type="page"/>
+        <w:t>Таким образом, разработка подсистемы учета номерного фонда общежития позволит автоматизировать рутинные операции, минимизировать человеческий фактор, обеспечить мгновенный доступ к актуальным данным и повысить общий уровень управляемости объектом.</w:t>
       </w:r>
     </w:p>
     <w:p>
       <w:pPr>
         <w:pStyle w:val="a3"/>
       </w:pPr>
+      <w:r>
+        <w:t>Целью курсового проектирования</w:t>
+      </w:r>
+      <w:r>
+        <w:t xml:space="preserve"> </w:t>
+      </w:r>
+      <w:r>
+        <w:t xml:space="preserve">является разработка программного решения для </w:t>
+      </w:r>
+      <w:r>
+        <w:t>комендан</w:t>
+      </w:r>
+      <w:r>
+        <w:t>тов</w:t>
+      </w:r>
+      <w:r>
+        <w:t xml:space="preserve"> и ночных воспитателей, предназначенного для </w:t>
+      </w:r>
+      <w:r>
+        <w:lastRenderedPageBreak/>
+        <w:t>автоматизации учета проживающих и оперативного управления инфраструктурой студенческого общежития.</w:t>
+      </w:r>
     </w:p>
     <w:p>
       <w:pPr>
         <w:pStyle w:val="a3"/>
       </w:pPr>
       <w:r>
-        <w:t>Объем введения 1,5 страницы</w:t>
+        <w:t>Для достижения поставленной цели требуется решить следующие задачи:</w:t>
+      </w:r>
+    </w:p>
+    <w:p>
+      <w:pPr>
+        <w:pStyle w:val="a"/>
+      </w:pPr>
+      <w:r>
+        <w:t>п</w:t>
+      </w:r>
+      <w:r>
+        <w:t>ровести анализ предметной области и выявить функциональные требования к системе</w:t>
+      </w:r>
+      <w:r>
+        <w:t>;</w:t>
+      </w:r>
+    </w:p>
+    <w:p>
+      <w:pPr>
+        <w:pStyle w:val="a"/>
+      </w:pPr>
+      <w:r>
+        <w:t>провести анализ целевой аудитории</w:t>
+      </w:r>
+      <w:r>
+        <w:rPr>
+          <w:lang w:val="en-US"/>
+        </w:rPr>
+        <w:t>;</w:t>
+      </w:r>
+    </w:p>
+    <w:p>
+      <w:pPr>
+        <w:pStyle w:val="a"/>
+      </w:pPr>
+      <w:r>
+        <w:t>спроектировать архитектуру системы</w:t>
+      </w:r>
+      <w:r>
+        <w:t xml:space="preserve">, </w:t>
+      </w:r>
+      <w:r>
+        <w:t>включающую серверную часть, базу данных и клиентское веб-приложение</w:t>
+      </w:r>
+      <w:r>
+        <w:t>;</w:t>
+      </w:r>
+    </w:p>
+    <w:p>
+      <w:pPr>
+        <w:pStyle w:val="a"/>
+      </w:pPr>
+      <w:r>
+        <w:t xml:space="preserve">реализовать БД </w:t>
+      </w:r>
+      <w:r>
+        <w:t>для централизованного хранения</w:t>
+      </w:r>
+      <w:r>
+        <w:t xml:space="preserve"> данных</w:t>
+      </w:r>
+      <w:r>
+        <w:t>;</w:t>
+      </w:r>
+    </w:p>
+    <w:p>
+      <w:pPr>
+        <w:pStyle w:val="a"/>
+      </w:pPr>
+      <w:r>
+        <w:t>р</w:t>
+      </w:r>
+      <w:r>
+        <w:t>еализовать серверную часть</w:t>
+      </w:r>
+      <w:r>
+        <w:t xml:space="preserve"> логики работы приложения</w:t>
+      </w:r>
+      <w:r>
+        <w:t xml:space="preserve"> </w:t>
+      </w:r>
+      <w:r>
+        <w:t xml:space="preserve">для </w:t>
+      </w:r>
+      <w:r>
+        <w:t>обработки информации</w:t>
+      </w:r>
+      <w:r>
+        <w:t>;</w:t>
+      </w:r>
+    </w:p>
+    <w:p>
+      <w:pPr>
+        <w:pStyle w:val="a"/>
+      </w:pPr>
+      <w:r>
+        <w:t>р</w:t>
+      </w:r>
+      <w:r>
+        <w:t>азработать веб-приложение для коменданта и воспитателя</w:t>
+      </w:r>
+      <w:r>
+        <w:t>;</w:t>
+      </w:r>
+    </w:p>
+    <w:p>
+      <w:pPr>
+        <w:pStyle w:val="a"/>
+      </w:pPr>
+      <w:r>
+        <w:t>п</w:t>
+      </w:r>
+      <w:r>
+        <w:t>ровести тестирование функционал</w:t>
+      </w:r>
+      <w:r>
+        <w:t>ьности</w:t>
+      </w:r>
+      <w:r>
+        <w:t>.</w:t>
       </w:r>
     </w:p>
     <w:p>
@@ -6528,9 +6628,6 @@
     <w:p>
       <w:pPr>
         <w:pStyle w:val="aff0"/>
-        <w:rPr>
-          <w:lang w:val="en-US"/>
-        </w:rPr>
       </w:pPr>
       <w:r>
         <w:t xml:space="preserve">      </w:t>
@@ -6542,9 +6639,6 @@
         <w:t>const</w:t>
       </w:r>
       <w:r>
-        <w:rPr>
-          <w:lang w:val="en-US"/>
-        </w:rPr>
         <w:t xml:space="preserve"> </w:t>
       </w:r>
       <w:r>
@@ -6554,9 +6648,6 @@
         <w:t>text</w:t>
       </w:r>
       <w:r>
-        <w:rPr>
-          <w:lang w:val="en-US"/>
-        </w:rPr>
         <w:t xml:space="preserve"> = </w:t>
       </w:r>
       <w:r>
@@ -6566,9 +6657,6 @@
         <w:t>await</w:t>
       </w:r>
       <w:r>
-        <w:rPr>
-          <w:lang w:val="en-US"/>
-        </w:rPr>
         <w:t xml:space="preserve"> </w:t>
       </w:r>
       <w:r>
@@ -6578,9 +6666,6 @@
         <w:t>response</w:t>
       </w:r>
       <w:r>
-        <w:rPr>
-          <w:lang w:val="en-US"/>
-        </w:rPr>
         <w:t>.</w:t>
       </w:r>
       <w:r>
@@ -6590,28 +6675,19 @@
         <w:t>text</w:t>
       </w:r>
       <w:r>
-        <w:rPr>
-          <w:lang w:val="en-US"/>
-        </w:rPr>
         <w:t>();</w:t>
       </w:r>
     </w:p>
     <w:p>
       <w:pPr>
         <w:pStyle w:val="aff0"/>
-        <w:rPr>
-          <w:lang w:val="en-US"/>
-        </w:rPr>
-      </w:pPr>
-    </w:p>
-    <w:p>
-      <w:pPr>
-        <w:pStyle w:val="aff0"/>
-      </w:pPr>
-      <w:r>
-        <w:rPr>
-          <w:lang w:val="en-US"/>
-        </w:rPr>
+      </w:pPr>
+    </w:p>
+    <w:p>
+      <w:pPr>
+        <w:pStyle w:val="aff0"/>
+      </w:pPr>
+      <w:r>
         <w:t xml:space="preserve">      </w:t>
       </w:r>
       <w:r>
@@ -10278,9 +10354,6 @@
     <w:p>
       <w:pPr>
         <w:pStyle w:val="aff0"/>
-        <w:rPr>
-          <w:lang w:val="en-US"/>
-        </w:rPr>
       </w:pPr>
       <w:r>
         <w:rPr>
@@ -10297,26 +10370,12 @@
     </w:p>
     <w:p>
       <w:pPr>
-        <w:pStyle w:val="aff0"/>
-        <w:rPr>
-          <w:lang w:val="en-US"/>
-        </w:rPr>
-      </w:pPr>
-    </w:p>
-    <w:p>
-      <w:pPr>
-        <w:pStyle w:val="aff0"/>
-        <w:rPr>
-          <w:lang w:val="en-US"/>
-        </w:rPr>
-      </w:pPr>
-    </w:p>
-    <w:p>
-      <w:pPr>
-        <w:pStyle w:val="aff0"/>
-        <w:rPr>
-          <w:lang w:val="en-US"/>
-        </w:rPr>
+        <w:pStyle w:val="a3"/>
+      </w:pPr>
+    </w:p>
+    <w:p>
+      <w:pPr>
+        <w:pStyle w:val="a3"/>
       </w:pPr>
     </w:p>
     <w:p>
@@ -10399,9 +10458,6 @@
     <w:p>
       <w:pPr>
         <w:pStyle w:val="aff0"/>
-        <w:rPr>
-          <w:lang w:val="en-US"/>
-        </w:rPr>
       </w:pPr>
       <w:r>
         <w:rPr>
@@ -10410,45 +10466,30 @@
         <w:t xml:space="preserve">        </w:t>
       </w:r>
       <w:r>
-        <w:rPr>
-          <w:lang w:val="en-US"/>
-        </w:rPr>
         <w:t>//</w:t>
       </w:r>
       <w:r>
         <w:t>Создание</w:t>
       </w:r>
       <w:r>
-        <w:rPr>
-          <w:lang w:val="en-US"/>
-        </w:rPr>
         <w:t xml:space="preserve"> </w:t>
       </w:r>
       <w:r>
         <w:t>тестовой</w:t>
       </w:r>
       <w:r>
-        <w:rPr>
-          <w:lang w:val="en-US"/>
-        </w:rPr>
         <w:t xml:space="preserve"> </w:t>
       </w:r>
       <w:r>
         <w:t>записи</w:t>
       </w:r>
       <w:r>
-        <w:rPr>
-          <w:lang w:val="en-US"/>
-        </w:rPr>
         <w:t xml:space="preserve"> </w:t>
       </w:r>
       <w:r>
         <w:t>на</w:t>
       </w:r>
       <w:r>
-        <w:rPr>
-          <w:lang w:val="en-US"/>
-        </w:rPr>
         <w:t xml:space="preserve"> </w:t>
       </w:r>
       <w:r>
@@ -10458,9 +10499,6 @@
     <w:p>
       <w:pPr>
         <w:pStyle w:val="aff0"/>
-        <w:rPr>
-          <w:lang w:val="en-US"/>
-        </w:rPr>
       </w:pPr>
       <w:r>
         <w:rPr>
@@ -10469,9 +10507,6 @@
         <w:t> </w:t>
       </w:r>
       <w:r>
-        <w:rPr>
-          <w:lang w:val="en-US"/>
-        </w:rPr>
         <w:t xml:space="preserve"> </w:t>
       </w:r>
       <w:r>
@@ -10481,9 +10516,6 @@
         <w:t> </w:t>
       </w:r>
       <w:r>
-        <w:rPr>
-          <w:lang w:val="en-US"/>
-        </w:rPr>
         <w:t xml:space="preserve"> </w:t>
       </w:r>
       <w:r>
@@ -10493,9 +10525,6 @@
         <w:t> </w:t>
       </w:r>
       <w:r>
-        <w:rPr>
-          <w:lang w:val="en-US"/>
-        </w:rPr>
         <w:t xml:space="preserve"> </w:t>
       </w:r>
       <w:r>
@@ -10505,9 +10534,6 @@
         <w:t> </w:t>
       </w:r>
       <w:r>
-        <w:rPr>
-          <w:lang w:val="en-US"/>
-        </w:rPr>
         <w:t xml:space="preserve"> </w:t>
       </w:r>
       <w:r>
@@ -10517,9 +10543,6 @@
         <w:t>const</w:t>
       </w:r>
       <w:r>
-        <w:rPr>
-          <w:lang w:val="en-US"/>
-        </w:rPr>
         <w:t xml:space="preserve"> </w:t>
       </w:r>
       <w:r>
@@ -10529,9 +10552,6 @@
         <w:t>templateSheet</w:t>
       </w:r>
       <w:r>
-        <w:rPr>
-          <w:lang w:val="en-US"/>
-        </w:rPr>
         <w:t xml:space="preserve"> = </w:t>
       </w:r>
       <w:r>
@@ -10541,9 +10561,6 @@
         <w:t>XLSX</w:t>
       </w:r>
       <w:r>
-        <w:rPr>
-          <w:lang w:val="en-US"/>
-        </w:rPr>
         <w:t>.</w:t>
       </w:r>
       <w:r>
@@ -10553,9 +10570,6 @@
         <w:t>utils</w:t>
       </w:r>
       <w:r>
-        <w:rPr>
-          <w:lang w:val="en-US"/>
-        </w:rPr>
         <w:t>.</w:t>
       </w:r>
       <w:r>
@@ -10565,9 +10579,6 @@
         <w:t>aoa</w:t>
       </w:r>
       <w:r>
-        <w:rPr>
-          <w:lang w:val="en-US"/>
-        </w:rPr>
         <w:t>_</w:t>
       </w:r>
       <w:r>
@@ -10577,9 +10588,6 @@
         <w:t>to</w:t>
       </w:r>
       <w:r>
-        <w:rPr>
-          <w:lang w:val="en-US"/>
-        </w:rPr>
         <w:t>_</w:t>
       </w:r>
       <w:r>
@@ -10589,18 +10597,12 @@
         <w:t>sheet</w:t>
       </w:r>
       <w:r>
-        <w:rPr>
-          <w:lang w:val="en-US"/>
-        </w:rPr>
         <w:t>([</w:t>
       </w:r>
     </w:p>
     <w:p>
       <w:pPr>
         <w:pStyle w:val="aff0"/>
-        <w:rPr>
-          <w:lang w:val="en-US"/>
-        </w:rPr>
       </w:pPr>
       <w:r>
         <w:rPr>
@@ -10609,9 +10611,6 @@
         <w:t> </w:t>
       </w:r>
       <w:r>
-        <w:rPr>
-          <w:lang w:val="en-US"/>
-        </w:rPr>
         <w:t xml:space="preserve"> </w:t>
       </w:r>
       <w:r>
@@ -10621,9 +10620,6 @@
         <w:t> </w:t>
       </w:r>
       <w:r>
-        <w:rPr>
-          <w:lang w:val="en-US"/>
-        </w:rPr>
         <w:t xml:space="preserve"> </w:t>
       </w:r>
       <w:r>
@@ -10633,9 +10629,6 @@
         <w:t> </w:t>
       </w:r>
       <w:r>
-        <w:rPr>
-          <w:lang w:val="en-US"/>
-        </w:rPr>
         <w:t xml:space="preserve"> </w:t>
       </w:r>
       <w:r>
@@ -10645,9 +10638,6 @@
         <w:t> </w:t>
       </w:r>
       <w:r>
-        <w:rPr>
-          <w:lang w:val="en-US"/>
-        </w:rPr>
         <w:t xml:space="preserve"> </w:t>
       </w:r>
       <w:r>
@@ -10657,9 +10647,6 @@
         <w:t> </w:t>
       </w:r>
       <w:r>
-        <w:rPr>
-          <w:lang w:val="en-US"/>
-        </w:rPr>
         <w:t xml:space="preserve"> </w:t>
       </w:r>
       <w:r>
@@ -10669,9 +10656,6 @@
         <w:t> </w:t>
       </w:r>
       <w:r>
-        <w:rPr>
-          <w:lang w:val="en-US"/>
-        </w:rPr>
         <w:t xml:space="preserve"> </w:t>
       </w:r>
       <w:r>
@@ -10681,9 +10665,6 @@
         <w:t>IMPORT</w:t>
       </w:r>
       <w:r>
-        <w:rPr>
-          <w:lang w:val="en-US"/>
-        </w:rPr>
         <w:t>_</w:t>
       </w:r>
       <w:r>
@@ -10693,9 +10674,6 @@
         <w:t>EXPECTED</w:t>
       </w:r>
       <w:r>
-        <w:rPr>
-          <w:lang w:val="en-US"/>
-        </w:rPr>
         <w:t>_</w:t>
       </w:r>
       <w:r>
@@ -10705,18 +10683,12 @@
         <w:t>HEADERS</w:t>
       </w:r>
       <w:r>
-        <w:rPr>
-          <w:lang w:val="en-US"/>
-        </w:rPr>
         <w:t>,</w:t>
       </w:r>
     </w:p>
     <w:p>
       <w:pPr>
         <w:pStyle w:val="aff0"/>
-        <w:rPr>
-          <w:lang w:val="en-US"/>
-        </w:rPr>
       </w:pPr>
       <w:r>
         <w:rPr>
@@ -10725,9 +10697,6 @@
         <w:t> </w:t>
       </w:r>
       <w:r>
-        <w:rPr>
-          <w:lang w:val="en-US"/>
-        </w:rPr>
         <w:t xml:space="preserve"> </w:t>
       </w:r>
       <w:r>
@@ -10737,9 +10706,6 @@
         <w:t> </w:t>
       </w:r>
       <w:r>
-        <w:rPr>
-          <w:lang w:val="en-US"/>
-        </w:rPr>
         <w:t xml:space="preserve"> </w:t>
       </w:r>
       <w:r>
@@ -10749,9 +10715,6 @@
         <w:t> </w:t>
       </w:r>
       <w:r>
-        <w:rPr>
-          <w:lang w:val="en-US"/>
-        </w:rPr>
         <w:t xml:space="preserve"> </w:t>
       </w:r>
       <w:r>
@@ -10761,9 +10724,6 @@
         <w:t> </w:t>
       </w:r>
       <w:r>
-        <w:rPr>
-          <w:lang w:val="en-US"/>
-        </w:rPr>
         <w:t xml:space="preserve"> </w:t>
       </w:r>
       <w:r>
@@ -10773,9 +10733,6 @@
         <w:t> </w:t>
       </w:r>
       <w:r>
-        <w:rPr>
-          <w:lang w:val="en-US"/>
-        </w:rPr>
         <w:t xml:space="preserve"> </w:t>
       </w:r>
       <w:r>
@@ -10785,72 +10742,48 @@
         <w:t> </w:t>
       </w:r>
       <w:r>
-        <w:rPr>
-          <w:lang w:val="en-US"/>
-        </w:rPr>
         <w:t xml:space="preserve"> ['</w:t>
       </w:r>
       <w:r>
         <w:t>Иванов</w:t>
       </w:r>
       <w:r>
-        <w:rPr>
-          <w:lang w:val="en-US"/>
-        </w:rPr>
         <w:t xml:space="preserve"> </w:t>
       </w:r>
       <w:r>
         <w:t>Иван</w:t>
       </w:r>
       <w:r>
-        <w:rPr>
-          <w:lang w:val="en-US"/>
-        </w:rPr>
         <w:t xml:space="preserve"> </w:t>
       </w:r>
       <w:r>
         <w:t>Иванович</w:t>
       </w:r>
       <w:r>
-        <w:rPr>
-          <w:lang w:val="en-US"/>
-        </w:rPr>
         <w:t>', '</w:t>
       </w:r>
       <w:r>
         <w:t>ИС</w:t>
       </w:r>
       <w:r>
-        <w:rPr>
-          <w:lang w:val="en-US"/>
-        </w:rPr>
         <w:t>-21', '3', '</w:t>
       </w:r>
       <w:r>
         <w:t>М</w:t>
       </w:r>
       <w:r>
-        <w:rPr>
-          <w:lang w:val="en-US"/>
-        </w:rPr>
         <w:t>', '</w:t>
       </w:r>
       <w:r>
         <w:t>г</w:t>
       </w:r>
       <w:r>
-        <w:rPr>
-          <w:lang w:val="en-US"/>
-        </w:rPr>
         <w:t xml:space="preserve">. </w:t>
       </w:r>
       <w:r>
         <w:t>Пермь</w:t>
       </w:r>
       <w:r>
-        <w:rPr>
-          <w:lang w:val="en-US"/>
-        </w:rPr>
         <w:t>', '8</w:t>
       </w:r>
       <w:r>
@@ -10860,9 +10793,6 @@
         <w:t>XXXXXXXXXX</w:t>
       </w:r>
       <w:r>
-        <w:rPr>
-          <w:lang w:val="en-US"/>
-        </w:rPr>
         <w:t>', '12.08.2002'],</w:t>
       </w:r>
     </w:p>
@@ -10877,9 +10807,6 @@
         <w:t> </w:t>
       </w:r>
       <w:r>
-        <w:rPr>
-          <w:lang w:val="en-US"/>
-        </w:rPr>
         <w:t xml:space="preserve"> </w:t>
       </w:r>
       <w:r>
@@ -10889,9 +10816,6 @@
         <w:t> </w:t>
       </w:r>
       <w:r>
-        <w:rPr>
-          <w:lang w:val="en-US"/>
-        </w:rPr>
         <w:t xml:space="preserve"> </w:t>
       </w:r>
       <w:r>
@@ -10901,9 +10825,6 @@
         <w:t> </w:t>
       </w:r>
       <w:r>
-        <w:rPr>
-          <w:lang w:val="en-US"/>
-        </w:rPr>
         <w:t xml:space="preserve"> </w:t>
       </w:r>
       <w:r>
@@ -10913,9 +10834,6 @@
         <w:t> </w:t>
       </w:r>
       <w:r>
-        <w:rPr>
-          <w:lang w:val="en-US"/>
-        </w:rPr>
         <w:t xml:space="preserve"> </w:t>
       </w:r>
       <w:r>
@@ -14379,6 +14297,10 @@
     <w:p>
       <w:pPr>
         <w:pStyle w:val="a"/>
+        <w:numPr>
+          <w:ilvl w:val="0"/>
+          <w:numId w:val="23"/>
+        </w:numPr>
       </w:pPr>
       <w:r>
         <w:t xml:space="preserve"> </w:t>
@@ -14413,7 +14335,19 @@
         <w:t>и задать значения переменных окружения</w:t>
       </w:r>
       <w:r>
-        <w:t xml:space="preserve"> (листинг 8)</w:t>
+        <w:t xml:space="preserve"> (</w:t>
+      </w:r>
+      <w:r>
+        <w:t xml:space="preserve">представлен </w:t>
+      </w:r>
+      <w:r>
+        <w:t>листинг</w:t>
+      </w:r>
+      <w:r>
+        <w:t xml:space="preserve">ом </w:t>
+      </w:r>
+      <w:r>
+        <w:t>8)</w:t>
       </w:r>
       <w:r>
         <w:t>;</w:t>
@@ -15336,9 +15270,6 @@
     <w:p>
       <w:pPr>
         <w:pStyle w:val="a3"/>
-        <w:rPr>
-          <w:lang w:val="en-US"/>
-        </w:rPr>
       </w:pPr>
       <w:r>
         <w:t xml:space="preserve">Для получения подробной информации о проживающих </w:t>
@@ -15682,7 +15613,277 @@
         <w:pStyle w:val="a3"/>
       </w:pPr>
       <w:r>
-        <w:t>Цели достигнуты, задачи выполнены, итог</w:t>
+        <w:t>В рамках курсового проекта была успешно разработана подсистема учета номерного фонда общежития. Созданное веб-приложение заменяет устаревшие ручные методы работы на централизованную цифровую систему, что напрямую</w:t>
+      </w:r>
+      <w:r>
+        <w:t xml:space="preserve"> решает такие задачи как:</w:t>
+      </w:r>
+      <w:r>
+        <w:t xml:space="preserve"> сокращение временных затрат, минимизация ошибок и обеспечение оперативного доступа к информации.</w:t>
+      </w:r>
+    </w:p>
+    <w:p>
+      <w:pPr>
+        <w:pStyle w:val="a3"/>
+      </w:pPr>
+      <w:r>
+        <w:t>Цель проекта</w:t>
+      </w:r>
+      <w:r>
+        <w:t xml:space="preserve">: </w:t>
+      </w:r>
+      <w:r>
+        <w:t>разработка программного решения для автоматизации учета</w:t>
+      </w:r>
+      <w:r>
+        <w:t xml:space="preserve"> </w:t>
+      </w:r>
+      <w:r>
+        <w:t>достигнута.</w:t>
+      </w:r>
+    </w:p>
+    <w:p>
+      <w:pPr>
+        <w:pStyle w:val="a3"/>
+      </w:pPr>
+      <w:r>
+        <w:t xml:space="preserve">В процессе выполнения решены все ключевые задачи: </w:t>
+      </w:r>
+    </w:p>
+    <w:p>
+      <w:pPr>
+        <w:pStyle w:val="a"/>
+        <w:numPr>
+          <w:ilvl w:val="0"/>
+          <w:numId w:val="22"/>
+        </w:numPr>
+      </w:pPr>
+      <w:r>
+        <w:t>п</w:t>
+      </w:r>
+      <w:r>
+        <w:t>рове</w:t>
+      </w:r>
+      <w:r>
+        <w:t>ден</w:t>
+      </w:r>
+      <w:r>
+        <w:t xml:space="preserve"> анализ предметной области и выяв</w:t>
+      </w:r>
+      <w:r>
+        <w:t>лены</w:t>
+      </w:r>
+      <w:r>
+        <w:t xml:space="preserve"> функциональные требования к системе</w:t>
+      </w:r>
+      <w:r>
+        <w:t>;</w:t>
+      </w:r>
+    </w:p>
+    <w:p>
+      <w:pPr>
+        <w:pStyle w:val="a"/>
+      </w:pPr>
+      <w:r>
+        <w:t>п</w:t>
+      </w:r>
+      <w:r>
+        <w:t>рове</w:t>
+      </w:r>
+      <w:r>
+        <w:t>ден</w:t>
+      </w:r>
+      <w:r>
+        <w:t xml:space="preserve"> </w:t>
+      </w:r>
+      <w:r>
+        <w:t>анализ целевой аудитории</w:t>
+      </w:r>
+      <w:r>
+        <w:rPr>
+          <w:lang w:val="en-US"/>
+        </w:rPr>
+        <w:t>;</w:t>
+      </w:r>
+    </w:p>
+    <w:p>
+      <w:pPr>
+        <w:pStyle w:val="a"/>
+      </w:pPr>
+      <w:r>
+        <w:t>спроектиров</w:t>
+      </w:r>
+      <w:r>
+        <w:t>ана</w:t>
+      </w:r>
+      <w:r>
+        <w:t xml:space="preserve"> архитектуру системы</w:t>
+      </w:r>
+      <w:r>
+        <w:t xml:space="preserve">, </w:t>
+      </w:r>
+      <w:r>
+        <w:t>включающ</w:t>
+      </w:r>
+      <w:r>
+        <w:t>ая</w:t>
+      </w:r>
+      <w:r>
+        <w:t xml:space="preserve"> серверную часть, базу данных и клиентское веб-приложение</w:t>
+      </w:r>
+      <w:r>
+        <w:t>;</w:t>
+      </w:r>
+    </w:p>
+    <w:p>
+      <w:pPr>
+        <w:pStyle w:val="a"/>
+      </w:pPr>
+      <w:r>
+        <w:t>реализов</w:t>
+      </w:r>
+      <w:r>
+        <w:t>ана</w:t>
+      </w:r>
+      <w:r>
+        <w:t xml:space="preserve"> БД </w:t>
+      </w:r>
+      <w:r>
+        <w:t>для централизованного хранения</w:t>
+      </w:r>
+      <w:r>
+        <w:t xml:space="preserve"> данных</w:t>
+      </w:r>
+      <w:r>
+        <w:t>;</w:t>
+      </w:r>
+    </w:p>
+    <w:p>
+      <w:pPr>
+        <w:pStyle w:val="a"/>
+      </w:pPr>
+      <w:r>
+        <w:t xml:space="preserve">реализована </w:t>
+      </w:r>
+      <w:r>
+        <w:t>серверную часть</w:t>
+      </w:r>
+      <w:r>
+        <w:t xml:space="preserve"> логики работы приложения</w:t>
+      </w:r>
+      <w:r>
+        <w:t xml:space="preserve"> </w:t>
+      </w:r>
+      <w:r>
+        <w:t xml:space="preserve">для </w:t>
+      </w:r>
+      <w:r>
+        <w:t>обработки информации</w:t>
+      </w:r>
+      <w:r>
+        <w:t>;</w:t>
+      </w:r>
+    </w:p>
+    <w:p>
+      <w:pPr>
+        <w:pStyle w:val="a"/>
+      </w:pPr>
+      <w:r>
+        <w:t>р</w:t>
+      </w:r>
+      <w:r>
+        <w:t>азработа</w:t>
+      </w:r>
+      <w:r>
+        <w:t>но</w:t>
+      </w:r>
+      <w:r>
+        <w:t xml:space="preserve"> веб-приложение для коменданта и воспитателя</w:t>
+      </w:r>
+      <w:r>
+        <w:t>;</w:t>
+      </w:r>
+    </w:p>
+    <w:p>
+      <w:pPr>
+        <w:pStyle w:val="a"/>
+      </w:pPr>
+      <w:r>
+        <w:t>п</w:t>
+      </w:r>
+      <w:r>
+        <w:t>рове</w:t>
+      </w:r>
+      <w:r>
+        <w:t>дено</w:t>
+      </w:r>
+      <w:r>
+        <w:t xml:space="preserve"> тестирование функционал</w:t>
+      </w:r>
+      <w:r>
+        <w:t>ьности.</w:t>
+      </w:r>
+    </w:p>
+    <w:p>
+      <w:pPr>
+        <w:pStyle w:val="a3"/>
+      </w:pPr>
+      <w:r>
+        <w:t>Итогом проделанной работы</w:t>
+      </w:r>
+      <w:r>
+        <w:t xml:space="preserve"> является </w:t>
+      </w:r>
+      <w:r>
+        <w:t>создан</w:t>
+      </w:r>
+      <w:r>
+        <w:t>н</w:t>
+      </w:r>
+      <w:r>
+        <w:t xml:space="preserve">ое </w:t>
+      </w:r>
+      <w:r>
+        <w:t>программно</w:t>
+      </w:r>
+      <w:r>
+        <w:t>е решение</w:t>
+      </w:r>
+      <w:r>
+        <w:t>. Разработанная подсистема представляет собой не просто теоретический прототип, а</w:t>
+      </w:r>
+      <w:r>
+        <w:t xml:space="preserve"> </w:t>
+      </w:r>
+      <w:r>
+        <w:t>практически ориентированный инструмент, внедрение которого способно кардинально изменить текущие процессы. Выполнение проекта от анализа требований до тестирования</w:t>
+      </w:r>
+      <w:r>
+        <w:t xml:space="preserve"> </w:t>
+      </w:r>
+      <w:r>
+        <w:t>позволило пройти полный жизненный цикл разработки ПО. Приобретенные</w:t>
+      </w:r>
+      <w:r>
+        <w:t xml:space="preserve"> практические</w:t>
+      </w:r>
+      <w:r>
+        <w:t xml:space="preserve"> навыки в проектировании</w:t>
+      </w:r>
+      <w:r>
+        <w:t xml:space="preserve"> серверной логики</w:t>
+      </w:r>
+      <w:r>
+        <w:t xml:space="preserve"> и веб-интерфейс</w:t>
+      </w:r>
+      <w:r>
+        <w:t>а</w:t>
+      </w:r>
+      <w:r>
+        <w:t>, а также в их интеграции, составляют ценный багаж, подтверждающий готовность к реализации реальных IT-проектов</w:t>
+      </w:r>
+      <w:r>
+        <w:t>.</w:t>
       </w:r>
     </w:p>
     <w:p>
@@ -16643,6 +16844,119 @@
     </w:lvl>
   </w:abstractNum>
   <w:abstractNum w:abstractNumId="7" w15:restartNumberingAfterBreak="0">
+    <w:nsid w:val="4E590536"/>
+    <w:multiLevelType w:val="multilevel"/>
+    <w:tmpl w:val="2ACC4E32"/>
+    <w:lvl w:ilvl="0">
+      <w:start w:val="1"/>
+      <w:numFmt w:val="decimal"/>
+      <w:lvlText w:val="%1."/>
+      <w:lvlJc w:val="left"/>
+      <w:pPr>
+        <w:tabs>
+          <w:tab w:val="num" w:pos="720"/>
+        </w:tabs>
+        <w:ind w:left="720" w:hanging="360"/>
+      </w:pPr>
+    </w:lvl>
+    <w:lvl w:ilvl="1" w:tentative="1">
+      <w:start w:val="1"/>
+      <w:numFmt w:val="decimal"/>
+      <w:lvlText w:val="%2."/>
+      <w:lvlJc w:val="left"/>
+      <w:pPr>
+        <w:tabs>
+          <w:tab w:val="num" w:pos="1440"/>
+        </w:tabs>
+        <w:ind w:left="1440" w:hanging="360"/>
+      </w:pPr>
+    </w:lvl>
+    <w:lvl w:ilvl="2" w:tentative="1">
+      <w:start w:val="1"/>
+      <w:numFmt w:val="decimal"/>
+      <w:lvlText w:val="%3."/>
+      <w:lvlJc w:val="left"/>
+      <w:pPr>
+        <w:tabs>
+          <w:tab w:val="num" w:pos="2160"/>
+        </w:tabs>
+        <w:ind w:left="2160" w:hanging="360"/>
+      </w:pPr>
+    </w:lvl>
+    <w:lvl w:ilvl="3" w:tentative="1">
+      <w:start w:val="1"/>
+      <w:numFmt w:val="decimal"/>
+      <w:lvlText w:val="%4."/>
+      <w:lvlJc w:val="left"/>
+      <w:pPr>
+        <w:tabs>
+          <w:tab w:val="num" w:pos="2880"/>
+        </w:tabs>
+        <w:ind w:left="2880" w:hanging="360"/>
+      </w:pPr>
+    </w:lvl>
+    <w:lvl w:ilvl="4" w:tentative="1">
+      <w:start w:val="1"/>
+      <w:numFmt w:val="decimal"/>
+      <w:lvlText w:val="%5."/>
+      <w:lvlJc w:val="left"/>
+      <w:pPr>
+        <w:tabs>
+          <w:tab w:val="num" w:pos="3600"/>
+        </w:tabs>
+        <w:ind w:left="3600" w:hanging="360"/>
+      </w:pPr>
+    </w:lvl>
+    <w:lvl w:ilvl="5" w:tentative="1">
+      <w:start w:val="1"/>
+      <w:numFmt w:val="decimal"/>
+      <w:lvlText w:val="%6."/>
+      <w:lvlJc w:val="left"/>
+      <w:pPr>
+        <w:tabs>
+          <w:tab w:val="num" w:pos="4320"/>
+        </w:tabs>
+        <w:ind w:left="4320" w:hanging="360"/>
+      </w:pPr>
+    </w:lvl>
+    <w:lvl w:ilvl="6" w:tentative="1">
+      <w:start w:val="1"/>
+      <w:numFmt w:val="decimal"/>
+      <w:lvlText w:val="%7."/>
+      <w:lvlJc w:val="left"/>
+      <w:pPr>
+        <w:tabs>
+          <w:tab w:val="num" w:pos="5040"/>
+        </w:tabs>
+        <w:ind w:left="5040" w:hanging="360"/>
+      </w:pPr>
+    </w:lvl>
+    <w:lvl w:ilvl="7" w:tentative="1">
+      <w:start w:val="1"/>
+      <w:numFmt w:val="decimal"/>
+      <w:lvlText w:val="%8."/>
+      <w:lvlJc w:val="left"/>
+      <w:pPr>
+        <w:tabs>
+          <w:tab w:val="num" w:pos="5760"/>
+        </w:tabs>
+        <w:ind w:left="5760" w:hanging="360"/>
+      </w:pPr>
+    </w:lvl>
+    <w:lvl w:ilvl="8" w:tentative="1">
+      <w:start w:val="1"/>
+      <w:numFmt w:val="decimal"/>
+      <w:lvlText w:val="%9."/>
+      <w:lvlJc w:val="left"/>
+      <w:pPr>
+        <w:tabs>
+          <w:tab w:val="num" w:pos="6480"/>
+        </w:tabs>
+        <w:ind w:left="6480" w:hanging="360"/>
+      </w:pPr>
+    </w:lvl>
+  </w:abstractNum>
+  <w:abstractNum w:abstractNumId="8" w15:restartNumberingAfterBreak="0">
     <w:nsid w:val="54811E2B"/>
     <w:multiLevelType w:val="hybridMultilevel"/>
     <w:tmpl w:val="BDD41120"/>
@@ -16732,7 +17046,7 @@
       </w:pPr>
     </w:lvl>
   </w:abstractNum>
-  <w:abstractNum w:abstractNumId="8" w15:restartNumberingAfterBreak="0">
+  <w:abstractNum w:abstractNumId="9" w15:restartNumberingAfterBreak="0">
     <w:nsid w:val="55764D05"/>
     <w:multiLevelType w:val="multilevel"/>
     <w:tmpl w:val="0600682E"/>
@@ -16845,7 +17159,7 @@
       </w:rPr>
     </w:lvl>
   </w:abstractNum>
-  <w:abstractNum w:abstractNumId="9" w15:restartNumberingAfterBreak="0">
+  <w:abstractNum w:abstractNumId="10" w15:restartNumberingAfterBreak="0">
     <w:nsid w:val="582975A0"/>
     <w:multiLevelType w:val="multilevel"/>
     <w:tmpl w:val="9092D1F2"/>
@@ -16958,7 +17272,7 @@
       </w:pPr>
     </w:lvl>
   </w:abstractNum>
-  <w:abstractNum w:abstractNumId="10" w15:restartNumberingAfterBreak="0">
+  <w:abstractNum w:abstractNumId="11" w15:restartNumberingAfterBreak="0">
     <w:nsid w:val="61FA6CCF"/>
     <w:multiLevelType w:val="multilevel"/>
     <w:tmpl w:val="57140564"/>
@@ -17110,7 +17424,7 @@
       </w:rPr>
     </w:lvl>
   </w:abstractNum>
-  <w:abstractNum w:abstractNumId="11" w15:restartNumberingAfterBreak="0">
+  <w:abstractNum w:abstractNumId="12" w15:restartNumberingAfterBreak="0">
     <w:nsid w:val="6B2C542E"/>
     <w:multiLevelType w:val="hybridMultilevel"/>
     <w:tmpl w:val="892271FA"/>
@@ -17199,7 +17513,120 @@
       </w:pPr>
     </w:lvl>
   </w:abstractNum>
-  <w:abstractNum w:abstractNumId="12" w15:restartNumberingAfterBreak="0">
+  <w:abstractNum w:abstractNumId="13" w15:restartNumberingAfterBreak="0">
+    <w:nsid w:val="6E546548"/>
+    <w:multiLevelType w:val="multilevel"/>
+    <w:tmpl w:val="88AEE428"/>
+    <w:lvl w:ilvl="0">
+      <w:start w:val="1"/>
+      <w:numFmt w:val="decimal"/>
+      <w:lvlText w:val="%1."/>
+      <w:lvlJc w:val="left"/>
+      <w:pPr>
+        <w:tabs>
+          <w:tab w:val="num" w:pos="720"/>
+        </w:tabs>
+        <w:ind w:left="720" w:hanging="360"/>
+      </w:pPr>
+    </w:lvl>
+    <w:lvl w:ilvl="1" w:tentative="1">
+      <w:start w:val="1"/>
+      <w:numFmt w:val="decimal"/>
+      <w:lvlText w:val="%2."/>
+      <w:lvlJc w:val="left"/>
+      <w:pPr>
+        <w:tabs>
+          <w:tab w:val="num" w:pos="1440"/>
+        </w:tabs>
+        <w:ind w:left="1440" w:hanging="360"/>
+      </w:pPr>
+    </w:lvl>
+    <w:lvl w:ilvl="2" w:tentative="1">
+      <w:start w:val="1"/>
+      <w:numFmt w:val="decimal"/>
+      <w:lvlText w:val="%3."/>
+      <w:lvlJc w:val="left"/>
+      <w:pPr>
+        <w:tabs>
+          <w:tab w:val="num" w:pos="2160"/>
+        </w:tabs>
+        <w:ind w:left="2160" w:hanging="360"/>
+      </w:pPr>
+    </w:lvl>
+    <w:lvl w:ilvl="3" w:tentative="1">
+      <w:start w:val="1"/>
+      <w:numFmt w:val="decimal"/>
+      <w:lvlText w:val="%4."/>
+      <w:lvlJc w:val="left"/>
+      <w:pPr>
+        <w:tabs>
+          <w:tab w:val="num" w:pos="2880"/>
+        </w:tabs>
+        <w:ind w:left="2880" w:hanging="360"/>
+      </w:pPr>
+    </w:lvl>
+    <w:lvl w:ilvl="4" w:tentative="1">
+      <w:start w:val="1"/>
+      <w:numFmt w:val="decimal"/>
+      <w:lvlText w:val="%5."/>
+      <w:lvlJc w:val="left"/>
+      <w:pPr>
+        <w:tabs>
+          <w:tab w:val="num" w:pos="3600"/>
+        </w:tabs>
+        <w:ind w:left="3600" w:hanging="360"/>
+      </w:pPr>
+    </w:lvl>
+    <w:lvl w:ilvl="5" w:tentative="1">
+      <w:start w:val="1"/>
+      <w:numFmt w:val="decimal"/>
+      <w:lvlText w:val="%6."/>
+      <w:lvlJc w:val="left"/>
+      <w:pPr>
+        <w:tabs>
+          <w:tab w:val="num" w:pos="4320"/>
+        </w:tabs>
+        <w:ind w:left="4320" w:hanging="360"/>
+      </w:pPr>
+    </w:lvl>
+    <w:lvl w:ilvl="6" w:tentative="1">
+      <w:start w:val="1"/>
+      <w:numFmt w:val="decimal"/>
+      <w:lvlText w:val="%7."/>
+      <w:lvlJc w:val="left"/>
+      <w:pPr>
+        <w:tabs>
+          <w:tab w:val="num" w:pos="5040"/>
+        </w:tabs>
+        <w:ind w:left="5040" w:hanging="360"/>
+      </w:pPr>
+    </w:lvl>
+    <w:lvl w:ilvl="7" w:tentative="1">
+      <w:start w:val="1"/>
+      <w:numFmt w:val="decimal"/>
+      <w:lvlText w:val="%8."/>
+      <w:lvlJc w:val="left"/>
+      <w:pPr>
+        <w:tabs>
+          <w:tab w:val="num" w:pos="5760"/>
+        </w:tabs>
+        <w:ind w:left="5760" w:hanging="360"/>
+      </w:pPr>
+    </w:lvl>
+    <w:lvl w:ilvl="8" w:tentative="1">
+      <w:start w:val="1"/>
+      <w:numFmt w:val="decimal"/>
+      <w:lvlText w:val="%9."/>
+      <w:lvlJc w:val="left"/>
+      <w:pPr>
+        <w:tabs>
+          <w:tab w:val="num" w:pos="6480"/>
+        </w:tabs>
+        <w:ind w:left="6480" w:hanging="360"/>
+      </w:pPr>
+    </w:lvl>
+  </w:abstractNum>
+  <w:abstractNum w:abstractNumId="14" w15:restartNumberingAfterBreak="0">
     <w:nsid w:val="72266AFB"/>
     <w:multiLevelType w:val="multilevel"/>
     <w:tmpl w:val="DECE310A"/>
@@ -17312,7 +17739,7 @@
       </w:pPr>
     </w:lvl>
   </w:abstractNum>
-  <w:abstractNum w:abstractNumId="13" w15:restartNumberingAfterBreak="0">
+  <w:abstractNum w:abstractNumId="15" w15:restartNumberingAfterBreak="0">
     <w:nsid w:val="756E3D7D"/>
     <w:multiLevelType w:val="hybridMultilevel"/>
     <w:tmpl w:val="8DD6D278"/>
@@ -17402,7 +17829,7 @@
     </w:lvl>
   </w:abstractNum>
   <w:num w:numId="1" w16cid:durableId="985092317">
-    <w:abstractNumId w:val="10"/>
+    <w:abstractNumId w:val="11"/>
   </w:num>
   <w:num w:numId="2" w16cid:durableId="7950592">
     <w:abstractNumId w:val="5"/>
@@ -17423,10 +17850,10 @@
     </w:lvlOverride>
   </w:num>
   <w:num w:numId="6" w16cid:durableId="66077165">
-    <w:abstractNumId w:val="7"/>
+    <w:abstractNumId w:val="8"/>
   </w:num>
   <w:num w:numId="7" w16cid:durableId="1680040263">
-    <w:abstractNumId w:val="9"/>
+    <w:abstractNumId w:val="10"/>
   </w:num>
   <w:num w:numId="8" w16cid:durableId="1202328333">
     <w:abstractNumId w:val="2"/>
@@ -17435,13 +17862,13 @@
     <w:abstractNumId w:val="1"/>
   </w:num>
   <w:num w:numId="10" w16cid:durableId="1697805710">
-    <w:abstractNumId w:val="12"/>
+    <w:abstractNumId w:val="14"/>
   </w:num>
   <w:num w:numId="11" w16cid:durableId="349915838">
-    <w:abstractNumId w:val="8"/>
+    <w:abstractNumId w:val="9"/>
   </w:num>
   <w:num w:numId="12" w16cid:durableId="452289391">
-    <w:abstractNumId w:val="10"/>
+    <w:abstractNumId w:val="11"/>
     <w:lvlOverride w:ilvl="0">
       <w:startOverride w:val="1"/>
     </w:lvlOverride>
@@ -17471,7 +17898,7 @@
     </w:lvlOverride>
   </w:num>
   <w:num w:numId="13" w16cid:durableId="2095735237">
-    <w:abstractNumId w:val="10"/>
+    <w:abstractNumId w:val="11"/>
     <w:lvlOverride w:ilvl="0">
       <w:startOverride w:val="1"/>
     </w:lvlOverride>
@@ -17504,16 +17931,40 @@
     <w:abstractNumId w:val="4"/>
   </w:num>
   <w:num w:numId="15" w16cid:durableId="2107310534">
-    <w:abstractNumId w:val="13"/>
+    <w:abstractNumId w:val="15"/>
   </w:num>
   <w:num w:numId="16" w16cid:durableId="589696999">
     <w:abstractNumId w:val="6"/>
   </w:num>
   <w:num w:numId="17" w16cid:durableId="543714743">
-    <w:abstractNumId w:val="11"/>
+    <w:abstractNumId w:val="12"/>
   </w:num>
   <w:num w:numId="18" w16cid:durableId="1966571004">
     <w:abstractNumId w:val="0"/>
+  </w:num>
+  <w:num w:numId="19" w16cid:durableId="1014767589">
+    <w:abstractNumId w:val="13"/>
+  </w:num>
+  <w:num w:numId="20" w16cid:durableId="755830841">
+    <w:abstractNumId w:val="7"/>
+  </w:num>
+  <w:num w:numId="21" w16cid:durableId="1462310696">
+    <w:abstractNumId w:val="1"/>
+    <w:lvlOverride w:ilvl="0">
+      <w:startOverride w:val="1"/>
+    </w:lvlOverride>
+  </w:num>
+  <w:num w:numId="22" w16cid:durableId="547836279">
+    <w:abstractNumId w:val="1"/>
+    <w:lvlOverride w:ilvl="0">
+      <w:startOverride w:val="1"/>
+    </w:lvlOverride>
+  </w:num>
+  <w:num w:numId="23" w16cid:durableId="806317797">
+    <w:abstractNumId w:val="1"/>
+    <w:lvlOverride w:ilvl="0">
+      <w:startOverride w:val="1"/>
+    </w:lvlOverride>
   </w:num>
 </w:numbering>
 </file>
@@ -18154,7 +18605,6 @@
   <w:style w:type="character" w:default="1" w:styleId="a4">
     <w:name w:val="Default Paragraph Font"/>
     <w:uiPriority w:val="1"/>
-    <w:semiHidden/>
     <w:unhideWhenUsed/>
   </w:style>
   <w:style w:type="table" w:default="1" w:styleId="a5">

--- a/КП/КП_Пояснительная_записка.docx
+++ b/КП/КП_Пояснительная_записка.docx
@@ -3310,7 +3310,10 @@
         <w:t xml:space="preserve">УНФО – </w:t>
       </w:r>
       <w:r>
-        <w:t>Учет номерного фонда общежития</w:t>
+        <w:t>у</w:t>
+      </w:r>
+      <w:r>
+        <w:t>чет номерного фонда общежития</w:t>
       </w:r>
     </w:p>
     <w:p>
@@ -3330,6 +3333,16 @@
       <w:pPr>
         <w:pStyle w:val="a3"/>
       </w:pPr>
+    </w:p>
+    <w:p>
+      <w:pPr>
+        <w:pStyle w:val="a3"/>
+      </w:pPr>
+    </w:p>
+    <w:p>
+      <w:pPr>
+        <w:pStyle w:val="a3"/>
+      </w:pPr>
       <w:r>
         <w:rPr>
           <w:lang w:val="en-US"/>
@@ -3368,6 +3381,40 @@
         <w:rPr>
           <w:lang w:val="en-US"/>
         </w:rPr>
+        <w:t>DTO</w:t>
+      </w:r>
+      <w:r>
+        <w:t xml:space="preserve"> – </w:t>
+      </w:r>
+      <w:r>
+        <w:t>Объект передачи данных</w:t>
+      </w:r>
+    </w:p>
+    <w:p>
+      <w:pPr>
+        <w:pStyle w:val="a3"/>
+      </w:pPr>
+      <w:r>
+        <w:rPr>
+          <w:lang w:val="en-US"/>
+        </w:rPr>
+        <w:t>EFCore</w:t>
+      </w:r>
+      <w:r>
+        <w:t xml:space="preserve"> – </w:t>
+      </w:r>
+      <w:r>
+        <w:t>фреймворк для доступа к данным</w:t>
+      </w:r>
+    </w:p>
+    <w:p>
+      <w:pPr>
+        <w:pStyle w:val="a3"/>
+      </w:pPr>
+      <w:r>
+        <w:rPr>
+          <w:lang w:val="en-US"/>
+        </w:rPr>
         <w:t>ERD</w:t>
       </w:r>
       <w:r>
@@ -3484,32 +3531,7 @@
     </w:p>
     <w:p>
       <w:pPr>
-        <w:pStyle w:val="a3"/>
-      </w:pPr>
-      <w:r>
-        <w:rPr>
-          <w:lang w:val="en-US"/>
-        </w:rPr>
-        <w:t>EFCore</w:t>
-      </w:r>
-    </w:p>
-    <w:p>
-      <w:pPr>
-        <w:pStyle w:val="a3"/>
-      </w:pPr>
-      <w:r>
-        <w:rPr>
-          <w:lang w:val="en-US"/>
-        </w:rPr>
-        <w:t>DTO</w:t>
-      </w:r>
-    </w:p>
-    <w:p>
-      <w:pPr>
         <w:pStyle w:val="a7"/>
-        <w:rPr>
-          <w:lang w:val="en-US"/>
-        </w:rPr>
       </w:pPr>
       <w:bookmarkStart w:id="3" w:name="_Toc194696991"/>
       <w:bookmarkStart w:id="4" w:name="_Toc215610332"/>
@@ -3564,9 +3586,11 @@
       <w:r>
         <w:t xml:space="preserve">бумажные методы учёта: ручное ведение журналов, составление </w:t>
       </w:r>
+      <w:proofErr w:type="gramStart"/>
       <w:r>
         <w:t>списков</w:t>
       </w:r>
+      <w:proofErr w:type="gramEnd"/>
       <w:r>
         <w:t xml:space="preserve"> проживающих на бумажных носителях, что приводит к значительным временным затратам персонала, высокому риску ошибок и низкой оперативности в критических ситуациях, таких как необходимость срочно определить состав людей в здании при эвакуации. </w:t>
       </w:r>
@@ -3593,10 +3617,7 @@
         <w:t xml:space="preserve"> </w:t>
       </w:r>
       <w:r>
-        <w:t xml:space="preserve">является разработка программного решения для </w:t>
-      </w:r>
-      <w:r>
-        <w:t>комендан</w:t>
+        <w:t>является разработка программного решения для комендан</w:t>
       </w:r>
       <w:r>
         <w:t>тов</w:t>
@@ -3730,10 +3751,12 @@
         <w:t>ровести тестирование функционал</w:t>
       </w:r>
       <w:r>
-        <w:t>ьности</w:t>
-      </w:r>
-      <w:r>
-        <w:t>.</w:t>
+        <w:t>ьности.</w:t>
+      </w:r>
+    </w:p>
+    <w:p>
+      <w:r>
+        <w:br w:type="page"/>
       </w:r>
     </w:p>
     <w:p>
@@ -5476,7 +5499,22 @@
         <w:rPr>
           <w:lang w:val="en-US"/>
         </w:rPr>
-        <w:t>Entity</w:t>
+        <w:t>EFCore</w:t>
+      </w:r>
+      <w:r>
+        <w:t xml:space="preserve">, </w:t>
+      </w:r>
+      <w:r>
+        <w:t>созданными</w:t>
+      </w:r>
+      <w:r>
+        <w:t xml:space="preserve"> модел</w:t>
+      </w:r>
+      <w:r>
+        <w:t>ями</w:t>
+      </w:r>
+      <w:r>
+        <w:t xml:space="preserve"> таблиц БД, а также</w:t>
       </w:r>
       <w:r>
         <w:t xml:space="preserve"> </w:t>
@@ -5485,377 +5523,594 @@
         <w:rPr>
           <w:lang w:val="en-US"/>
         </w:rPr>
-        <w:t>Framework</w:t>
+        <w:t>DTO</w:t>
       </w:r>
       <w:r>
         <w:t xml:space="preserve"> </w:t>
       </w:r>
       <w:r>
-        <w:rPr>
-          <w:lang w:val="en-US"/>
-        </w:rPr>
-        <w:t>Core</w:t>
-      </w:r>
-      <w:r>
-        <w:t xml:space="preserve">, </w:t>
-      </w:r>
-      <w:r>
-        <w:t>созданными</w:t>
-      </w:r>
-      <w:r>
-        <w:t xml:space="preserve"> модел</w:t>
-      </w:r>
-      <w:r>
-        <w:t>ями</w:t>
-      </w:r>
-      <w:r>
-        <w:t xml:space="preserve"> таблиц БД, а также</w:t>
+        <w:t>объект</w:t>
+      </w:r>
+      <w:r>
+        <w:t>ами</w:t>
+      </w:r>
+      <w:r>
+        <w:t xml:space="preserve">. </w:t>
+      </w:r>
+      <w:r>
+        <w:t>Код метода для получения списка</w:t>
       </w:r>
       <w:r>
         <w:t xml:space="preserve"> </w:t>
       </w:r>
       <w:r>
-        <w:rPr>
-          <w:lang w:val="en-US"/>
-        </w:rPr>
-        <w:t>DTO</w:t>
+        <w:t xml:space="preserve">студентов </w:t>
+      </w:r>
+      <w:r>
+        <w:t xml:space="preserve">представлен листингом </w:t>
+      </w:r>
+      <w:r>
+        <w:t>1</w:t>
+      </w:r>
+      <w:r>
+        <w:t>.</w:t>
+      </w:r>
+    </w:p>
+    <w:p>
+      <w:pPr>
+        <w:pStyle w:val="aff2"/>
+      </w:pPr>
+      <w:r>
+        <w:t xml:space="preserve">Листинг </w:t>
+      </w:r>
+      <w:r>
+        <w:t>1</w:t>
+      </w:r>
+      <w:r>
+        <w:t xml:space="preserve"> – Код метода для отправки </w:t>
+      </w:r>
+      <w:r>
+        <w:rPr>
+          <w:lang w:val="en-US"/>
+        </w:rPr>
+        <w:t>GET</w:t>
+      </w:r>
+      <w:r>
+        <w:t>-запроса на сервер</w:t>
+      </w:r>
+    </w:p>
+    <w:p>
+      <w:pPr>
+        <w:pStyle w:val="aff0"/>
+      </w:pPr>
+      <w:r>
+        <w:t>// Возвращает список всех студентов</w:t>
       </w:r>
       <w:r>
         <w:t xml:space="preserve"> </w:t>
       </w:r>
       <w:r>
-        <w:t>объект</w:t>
-      </w:r>
-      <w:r>
-        <w:t>ами</w:t>
-      </w:r>
-      <w:r>
-        <w:t xml:space="preserve">. </w:t>
-      </w:r>
-      <w:r>
-        <w:t>Код метода для получения списка</w:t>
+        <w:t>с информацией</w:t>
+      </w:r>
+    </w:p>
+    <w:p>
+      <w:pPr>
+        <w:pStyle w:val="aff0"/>
+      </w:pPr>
+      <w:r>
+        <w:t xml:space="preserve">// </w:t>
+      </w:r>
+      <w:r>
+        <w:t>об их группе и комнатах.</w:t>
+      </w:r>
+    </w:p>
+    <w:p>
+      <w:pPr>
+        <w:pStyle w:val="aff0"/>
+      </w:pPr>
+      <w:r>
+        <w:t xml:space="preserve">// Сущности преобразуются в DTO с помощью метода </w:t>
+      </w:r>
+      <w:proofErr w:type="spellStart"/>
+      <w:proofErr w:type="gramStart"/>
+      <w:r>
+        <w:t>ToDto</w:t>
+      </w:r>
+      <w:proofErr w:type="spellEnd"/>
+      <w:r>
+        <w:t>(</w:t>
+      </w:r>
+      <w:proofErr w:type="gramEnd"/>
+      <w:r>
+        <w:t>)</w:t>
+      </w:r>
+    </w:p>
+    <w:p>
+      <w:pPr>
+        <w:pStyle w:val="aff0"/>
+      </w:pPr>
+      <w:r>
+        <w:t>[</w:t>
+      </w:r>
+      <w:proofErr w:type="spellStart"/>
+      <w:r>
+        <w:t>HttpGet</w:t>
+      </w:r>
+      <w:proofErr w:type="spellEnd"/>
+      <w:r>
+        <w:t>]</w:t>
+      </w:r>
+    </w:p>
+    <w:p>
+      <w:pPr>
+        <w:pStyle w:val="aff0"/>
+      </w:pPr>
+      <w:r>
+        <w:t>[</w:t>
+      </w:r>
+      <w:proofErr w:type="spellStart"/>
+      <w:proofErr w:type="gramStart"/>
+      <w:r>
+        <w:t>SwaggerOperation</w:t>
+      </w:r>
+      <w:proofErr w:type="spellEnd"/>
+      <w:r>
+        <w:t>(</w:t>
+      </w:r>
+      <w:proofErr w:type="gramEnd"/>
+    </w:p>
+    <w:p>
+      <w:pPr>
+        <w:pStyle w:val="aff0"/>
+      </w:pPr>
+      <w:r>
+        <w:t xml:space="preserve">    Summary = "Получение списка всех студентов",</w:t>
+      </w:r>
+    </w:p>
+    <w:p>
+      <w:pPr>
+        <w:pStyle w:val="aff0"/>
+      </w:pPr>
+      <w:r>
+        <w:t xml:space="preserve">    </w:t>
+      </w:r>
+      <w:proofErr w:type="spellStart"/>
+      <w:r>
+        <w:t>Description</w:t>
+      </w:r>
+      <w:proofErr w:type="spellEnd"/>
+      <w:r>
+        <w:t xml:space="preserve"> = "Возвращает полный список студентов, включая данные об их учебной группе и закреплённых комнатах.")]</w:t>
+      </w:r>
+    </w:p>
+    <w:p>
+      <w:pPr>
+        <w:pStyle w:val="aff0"/>
+      </w:pPr>
+      <w:r>
+        <w:t>[</w:t>
+      </w:r>
+      <w:proofErr w:type="spellStart"/>
+      <w:proofErr w:type="gramStart"/>
+      <w:r>
+        <w:rPr>
+          <w:lang w:val="en-US"/>
+        </w:rPr>
+        <w:t>SwaggerResponse</w:t>
+      </w:r>
+      <w:proofErr w:type="spellEnd"/>
+      <w:r>
+        <w:t>(</w:t>
+      </w:r>
+      <w:proofErr w:type="gramEnd"/>
+    </w:p>
+    <w:p>
+      <w:pPr>
+        <w:pStyle w:val="aff0"/>
+        <w:ind w:firstLine="708"/>
+      </w:pPr>
+      <w:proofErr w:type="spellStart"/>
+      <w:r>
+        <w:rPr>
+          <w:lang w:val="en-US"/>
+        </w:rPr>
+        <w:t>StatusCodes</w:t>
+      </w:r>
+      <w:proofErr w:type="spellEnd"/>
+      <w:r>
+        <w:t>.</w:t>
+      </w:r>
+      <w:r>
+        <w:rPr>
+          <w:lang w:val="en-US"/>
+        </w:rPr>
+        <w:t>Status</w:t>
+      </w:r>
+      <w:r>
+        <w:t>200</w:t>
+      </w:r>
+      <w:r>
+        <w:rPr>
+          <w:lang w:val="en-US"/>
+        </w:rPr>
+        <w:t>OK</w:t>
+      </w:r>
+      <w:r>
+        <w:t>,</w:t>
+      </w:r>
+    </w:p>
+    <w:p>
+      <w:pPr>
+        <w:pStyle w:val="aff0"/>
+        <w:ind w:firstLine="708"/>
+      </w:pPr>
+      <w:r>
+        <w:t>"</w:t>
+      </w:r>
+      <w:r>
+        <w:t>Список</w:t>
       </w:r>
       <w:r>
         <w:t xml:space="preserve"> </w:t>
       </w:r>
       <w:r>
-        <w:t xml:space="preserve">студентов </w:t>
-      </w:r>
-      <w:r>
-        <w:t xml:space="preserve">представлен листингом </w:t>
-      </w:r>
-      <w:r>
-        <w:t>1</w:t>
-      </w:r>
+        <w:t>студентов</w:t>
+      </w:r>
+      <w:r>
+        <w:t xml:space="preserve"> </w:t>
+      </w:r>
+      <w:r>
+        <w:t>успешно</w:t>
+      </w:r>
+      <w:r>
+        <w:t xml:space="preserve"> </w:t>
+      </w:r>
+      <w:r>
+        <w:t>получен</w:t>
+      </w:r>
+      <w:r>
+        <w:t>.",</w:t>
+      </w:r>
+    </w:p>
+    <w:p>
+      <w:pPr>
+        <w:pStyle w:val="aff0"/>
+        <w:ind w:firstLine="708"/>
+        <w:rPr>
+          <w:lang w:val="en-US"/>
+        </w:rPr>
+      </w:pPr>
+      <w:r>
+        <w:rPr>
+          <w:lang w:val="en-US"/>
+        </w:rPr>
+        <w:t xml:space="preserve">Type = </w:t>
+      </w:r>
+      <w:proofErr w:type="spellStart"/>
+      <w:proofErr w:type="gramStart"/>
+      <w:r>
+        <w:rPr>
+          <w:lang w:val="en-US"/>
+        </w:rPr>
+        <w:t>typeof</w:t>
+      </w:r>
+      <w:proofErr w:type="spellEnd"/>
+      <w:r>
+        <w:rPr>
+          <w:lang w:val="en-US"/>
+        </w:rPr>
+        <w:t>(</w:t>
+      </w:r>
+      <w:proofErr w:type="spellStart"/>
+      <w:proofErr w:type="gramEnd"/>
+      <w:r>
+        <w:rPr>
+          <w:lang w:val="en-US"/>
+        </w:rPr>
+        <w:t>IEnumerable</w:t>
+      </w:r>
+      <w:proofErr w:type="spellEnd"/>
+      <w:r>
+        <w:rPr>
+          <w:lang w:val="en-US"/>
+        </w:rPr>
+        <w:t>&lt;</w:t>
+      </w:r>
+      <w:proofErr w:type="spellStart"/>
+      <w:r>
+        <w:rPr>
+          <w:lang w:val="en-US"/>
+        </w:rPr>
+        <w:t>StudentDto</w:t>
+      </w:r>
+      <w:proofErr w:type="spellEnd"/>
+      <w:r>
+        <w:rPr>
+          <w:lang w:val="en-US"/>
+        </w:rPr>
+        <w:t>&gt;))]</w:t>
+      </w:r>
+    </w:p>
+    <w:p>
+      <w:pPr>
+        <w:pStyle w:val="aff0"/>
+        <w:rPr>
+          <w:lang w:val="en-US"/>
+        </w:rPr>
+      </w:pPr>
+      <w:r>
+        <w:rPr>
+          <w:lang w:val="en-US"/>
+        </w:rPr>
+        <w:t>public async Task&lt;</w:t>
+      </w:r>
+      <w:proofErr w:type="spellStart"/>
+      <w:r>
+        <w:rPr>
+          <w:lang w:val="en-US"/>
+        </w:rPr>
+        <w:t>ActionResult</w:t>
+      </w:r>
+      <w:proofErr w:type="spellEnd"/>
+      <w:r>
+        <w:rPr>
+          <w:lang w:val="en-US"/>
+        </w:rPr>
+        <w:t>&lt;</w:t>
+      </w:r>
+      <w:proofErr w:type="spellStart"/>
+      <w:r>
+        <w:rPr>
+          <w:lang w:val="en-US"/>
+        </w:rPr>
+        <w:t>IEnumerable</w:t>
+      </w:r>
+      <w:proofErr w:type="spellEnd"/>
+      <w:r>
+        <w:rPr>
+          <w:lang w:val="en-US"/>
+        </w:rPr>
+        <w:t>&lt;</w:t>
+      </w:r>
+      <w:proofErr w:type="spellStart"/>
+      <w:r>
+        <w:rPr>
+          <w:lang w:val="en-US"/>
+        </w:rPr>
+        <w:t>StudentDto</w:t>
+      </w:r>
+      <w:proofErr w:type="spellEnd"/>
+      <w:r>
+        <w:rPr>
+          <w:lang w:val="en-US"/>
+        </w:rPr>
+        <w:t xml:space="preserve">&gt;&gt;&gt; </w:t>
+      </w:r>
+      <w:proofErr w:type="spellStart"/>
+      <w:proofErr w:type="gramStart"/>
+      <w:r>
+        <w:rPr>
+          <w:lang w:val="en-US"/>
+        </w:rPr>
+        <w:t>GetAllStudents</w:t>
+      </w:r>
+      <w:proofErr w:type="spellEnd"/>
+      <w:r>
+        <w:rPr>
+          <w:lang w:val="en-US"/>
+        </w:rPr>
+        <w:t>(</w:t>
+      </w:r>
+      <w:proofErr w:type="gramEnd"/>
+      <w:r>
+        <w:rPr>
+          <w:lang w:val="en-US"/>
+        </w:rPr>
+        <w:t>)</w:t>
+      </w:r>
+    </w:p>
+    <w:p>
+      <w:pPr>
+        <w:pStyle w:val="aff0"/>
+        <w:rPr>
+          <w:lang w:val="en-US"/>
+        </w:rPr>
+      </w:pPr>
+      <w:r>
+        <w:rPr>
+          <w:lang w:val="en-US"/>
+        </w:rPr>
+        <w:t>{</w:t>
+      </w:r>
+    </w:p>
+    <w:p>
+      <w:pPr>
+        <w:pStyle w:val="aff0"/>
+        <w:rPr>
+          <w:lang w:val="en-US"/>
+        </w:rPr>
+      </w:pPr>
+      <w:r>
+        <w:rPr>
+          <w:lang w:val="en-US"/>
+        </w:rPr>
+        <w:t xml:space="preserve">    var students = await _</w:t>
+      </w:r>
+      <w:proofErr w:type="spellStart"/>
+      <w:proofErr w:type="gramStart"/>
+      <w:r>
+        <w:rPr>
+          <w:lang w:val="en-US"/>
+        </w:rPr>
+        <w:t>context.Students</w:t>
+      </w:r>
+      <w:proofErr w:type="spellEnd"/>
+      <w:proofErr w:type="gramEnd"/>
+    </w:p>
+    <w:p>
+      <w:pPr>
+        <w:pStyle w:val="aff0"/>
+        <w:rPr>
+          <w:lang w:val="en-US"/>
+        </w:rPr>
+      </w:pPr>
+      <w:r>
+        <w:rPr>
+          <w:lang w:val="en-US"/>
+        </w:rPr>
+        <w:t xml:space="preserve">        </w:t>
+      </w:r>
+      <w:proofErr w:type="gramStart"/>
+      <w:r>
+        <w:rPr>
+          <w:lang w:val="en-US"/>
+        </w:rPr>
+        <w:t>.Include</w:t>
+      </w:r>
+      <w:proofErr w:type="gramEnd"/>
+      <w:r>
+        <w:rPr>
+          <w:lang w:val="en-US"/>
+        </w:rPr>
+        <w:t xml:space="preserve">(s =&gt; </w:t>
+      </w:r>
+      <w:proofErr w:type="spellStart"/>
+      <w:proofErr w:type="gramStart"/>
+      <w:r>
+        <w:rPr>
+          <w:lang w:val="en-US"/>
+        </w:rPr>
+        <w:t>s.Group</w:t>
+      </w:r>
+      <w:proofErr w:type="spellEnd"/>
+      <w:proofErr w:type="gramEnd"/>
+      <w:r>
+        <w:rPr>
+          <w:lang w:val="en-US"/>
+        </w:rPr>
+        <w:t xml:space="preserve">)    // </w:t>
+      </w:r>
+      <w:r>
+        <w:t>Загружаем</w:t>
+      </w:r>
+      <w:r>
+        <w:rPr>
+          <w:lang w:val="en-US"/>
+        </w:rPr>
+        <w:t xml:space="preserve"> </w:t>
+      </w:r>
+      <w:r>
+        <w:t>связанную</w:t>
+      </w:r>
+      <w:r>
+        <w:rPr>
+          <w:lang w:val="en-US"/>
+        </w:rPr>
+        <w:t xml:space="preserve"> </w:t>
+      </w:r>
+      <w:r>
+        <w:t>учебную</w:t>
+      </w:r>
+      <w:r>
+        <w:rPr>
+          <w:lang w:val="en-US"/>
+        </w:rPr>
+        <w:t xml:space="preserve"> </w:t>
+      </w:r>
+      <w:r>
+        <w:t>группу</w:t>
+      </w:r>
+    </w:p>
+    <w:p>
+      <w:pPr>
+        <w:pStyle w:val="aff0"/>
+      </w:pPr>
+      <w:r>
+        <w:rPr>
+          <w:lang w:val="en-US"/>
+        </w:rPr>
+        <w:t xml:space="preserve">        </w:t>
+      </w:r>
+      <w:proofErr w:type="gramStart"/>
       <w:r>
         <w:t>.</w:t>
       </w:r>
-    </w:p>
-    <w:p>
-      <w:pPr>
-        <w:pStyle w:val="aff2"/>
-      </w:pPr>
-      <w:r>
-        <w:t xml:space="preserve">Листинг </w:t>
-      </w:r>
-      <w:r>
-        <w:t>1</w:t>
-      </w:r>
-      <w:r>
-        <w:t xml:space="preserve"> – Код метода для отправки </w:t>
-      </w:r>
-      <w:r>
-        <w:rPr>
-          <w:lang w:val="en-US"/>
-        </w:rPr>
-        <w:t>GET</w:t>
-      </w:r>
-      <w:r>
-        <w:t>-запроса на сервер</w:t>
-      </w:r>
-    </w:p>
-    <w:p>
-      <w:pPr>
-        <w:pStyle w:val="aff0"/>
-      </w:pPr>
-      <w:r>
-        <w:t>// Возвращает список всех студентов</w:t>
-      </w:r>
-      <w:r>
-        <w:t xml:space="preserve"> </w:t>
-      </w:r>
-      <w:r>
-        <w:t>с информацией</w:t>
-      </w:r>
-    </w:p>
-    <w:p>
-      <w:pPr>
-        <w:pStyle w:val="aff0"/>
-      </w:pPr>
-      <w:r>
-        <w:t xml:space="preserve">// </w:t>
-      </w:r>
-      <w:r>
-        <w:t>об их группе и комнатах.</w:t>
-      </w:r>
-    </w:p>
-    <w:p>
-      <w:pPr>
-        <w:pStyle w:val="aff0"/>
-      </w:pPr>
-      <w:r>
-        <w:t>// Сущности преобразуются в DTO с помощью метода ToDto()</w:t>
-      </w:r>
-    </w:p>
-    <w:p>
-      <w:pPr>
-        <w:pStyle w:val="aff0"/>
-      </w:pPr>
-      <w:r>
-        <w:t>[HttpGet]</w:t>
-      </w:r>
-    </w:p>
-    <w:p>
-      <w:pPr>
-        <w:pStyle w:val="aff0"/>
-      </w:pPr>
-      <w:r>
-        <w:t>[SwaggerOperation(</w:t>
-      </w:r>
-    </w:p>
-    <w:p>
-      <w:pPr>
-        <w:pStyle w:val="aff0"/>
-      </w:pPr>
-      <w:r>
-        <w:t xml:space="preserve">    Summary = "Получение списка всех студентов",</w:t>
-      </w:r>
-    </w:p>
-    <w:p>
-      <w:pPr>
-        <w:pStyle w:val="aff0"/>
-      </w:pPr>
-      <w:r>
-        <w:t xml:space="preserve">    Description = "Возвращает полный список студентов, включая данные об их учебной группе и закреплённых комнатах.")]</w:t>
-      </w:r>
-    </w:p>
-    <w:p>
-      <w:pPr>
-        <w:pStyle w:val="aff0"/>
-      </w:pPr>
-      <w:r>
-        <w:t>[</w:t>
-      </w:r>
-      <w:r>
-        <w:rPr>
-          <w:lang w:val="en-US"/>
-        </w:rPr>
-        <w:t>SwaggerResponse</w:t>
-      </w:r>
+      <w:proofErr w:type="spellStart"/>
+      <w:r>
+        <w:t>Include</w:t>
+      </w:r>
+      <w:proofErr w:type="spellEnd"/>
+      <w:proofErr w:type="gramEnd"/>
+      <w:r>
+        <w:t xml:space="preserve">(s =&gt; </w:t>
+      </w:r>
+      <w:proofErr w:type="spellStart"/>
+      <w:r>
+        <w:t>s.Rooms</w:t>
+      </w:r>
+      <w:proofErr w:type="spellEnd"/>
+      <w:r>
+        <w:t>)    // Загружаем список комнат, в которых состоит студент (например, при заселении)</w:t>
+      </w:r>
+    </w:p>
+    <w:p>
+      <w:pPr>
+        <w:pStyle w:val="aff0"/>
+      </w:pPr>
+      <w:r>
+        <w:t xml:space="preserve">        </w:t>
+      </w:r>
+      <w:proofErr w:type="gramStart"/>
+      <w:r>
+        <w:t>.</w:t>
+      </w:r>
+      <w:proofErr w:type="spellStart"/>
+      <w:r>
+        <w:t>ToListAsync</w:t>
+      </w:r>
+      <w:proofErr w:type="spellEnd"/>
+      <w:proofErr w:type="gramEnd"/>
+      <w:r>
+        <w:t>();</w:t>
+      </w:r>
+    </w:p>
+    <w:p>
+      <w:pPr>
+        <w:pStyle w:val="aff0"/>
+      </w:pPr>
+    </w:p>
+    <w:p>
+      <w:pPr>
+        <w:pStyle w:val="aff0"/>
+      </w:pPr>
+      <w:r>
+        <w:t xml:space="preserve">    return </w:t>
+      </w:r>
+      <w:proofErr w:type="spellStart"/>
+      <w:proofErr w:type="gramStart"/>
+      <w:r>
+        <w:t>Ok</w:t>
+      </w:r>
+      <w:proofErr w:type="spellEnd"/>
       <w:r>
         <w:t>(</w:t>
       </w:r>
-    </w:p>
-    <w:p>
-      <w:pPr>
-        <w:pStyle w:val="aff0"/>
-        <w:ind w:firstLine="708"/>
-      </w:pPr>
-      <w:r>
-        <w:rPr>
-          <w:lang w:val="en-US"/>
-        </w:rPr>
-        <w:t>StatusCodes</w:t>
-      </w:r>
-      <w:r>
-        <w:t>.</w:t>
-      </w:r>
-      <w:r>
-        <w:rPr>
-          <w:lang w:val="en-US"/>
-        </w:rPr>
-        <w:t>Status</w:t>
-      </w:r>
-      <w:r>
-        <w:t>200</w:t>
-      </w:r>
-      <w:r>
-        <w:rPr>
-          <w:lang w:val="en-US"/>
-        </w:rPr>
-        <w:t>OK</w:t>
-      </w:r>
-      <w:r>
-        <w:t>,</w:t>
-      </w:r>
-    </w:p>
-    <w:p>
-      <w:pPr>
-        <w:pStyle w:val="aff0"/>
-        <w:ind w:firstLine="708"/>
-      </w:pPr>
-      <w:r>
-        <w:t>"</w:t>
-      </w:r>
-      <w:r>
-        <w:t>Список</w:t>
-      </w:r>
-      <w:r>
-        <w:t xml:space="preserve"> </w:t>
-      </w:r>
-      <w:r>
-        <w:t>студентов</w:t>
-      </w:r>
-      <w:r>
-        <w:t xml:space="preserve"> </w:t>
-      </w:r>
-      <w:r>
-        <w:t>успешно</w:t>
-      </w:r>
-      <w:r>
-        <w:t xml:space="preserve"> </w:t>
-      </w:r>
-      <w:r>
-        <w:t>получен</w:t>
-      </w:r>
-      <w:r>
-        <w:t>.",</w:t>
-      </w:r>
-    </w:p>
-    <w:p>
-      <w:pPr>
-        <w:pStyle w:val="aff0"/>
-        <w:ind w:firstLine="708"/>
-        <w:rPr>
-          <w:lang w:val="en-US"/>
-        </w:rPr>
-      </w:pPr>
-      <w:r>
-        <w:rPr>
-          <w:lang w:val="en-US"/>
-        </w:rPr>
-        <w:t>Type = typeof(IEnumerable&lt;StudentDto&gt;))]</w:t>
-      </w:r>
-    </w:p>
-    <w:p>
-      <w:pPr>
-        <w:pStyle w:val="aff0"/>
-        <w:rPr>
-          <w:lang w:val="en-US"/>
-        </w:rPr>
-      </w:pPr>
-      <w:r>
-        <w:rPr>
-          <w:lang w:val="en-US"/>
-        </w:rPr>
-        <w:t>public async Task&lt;ActionResult&lt;IEnumerable&lt;StudentDto&gt;&gt;&gt; GetAllStudents()</w:t>
-      </w:r>
-    </w:p>
-    <w:p>
-      <w:pPr>
-        <w:pStyle w:val="aff0"/>
-        <w:rPr>
-          <w:lang w:val="en-US"/>
-        </w:rPr>
-      </w:pPr>
-      <w:r>
-        <w:rPr>
-          <w:lang w:val="en-US"/>
-        </w:rPr>
-        <w:t>{</w:t>
-      </w:r>
-    </w:p>
-    <w:p>
-      <w:pPr>
-        <w:pStyle w:val="aff0"/>
-        <w:rPr>
-          <w:lang w:val="en-US"/>
-        </w:rPr>
-      </w:pPr>
-      <w:r>
-        <w:rPr>
-          <w:lang w:val="en-US"/>
-        </w:rPr>
-        <w:t xml:space="preserve">    var students = await _context.Students</w:t>
-      </w:r>
-    </w:p>
-    <w:p>
-      <w:pPr>
-        <w:pStyle w:val="aff0"/>
-        <w:rPr>
-          <w:lang w:val="en-US"/>
-        </w:rPr>
-      </w:pPr>
-      <w:r>
-        <w:rPr>
-          <w:lang w:val="en-US"/>
-        </w:rPr>
-        <w:t xml:space="preserve">        .Include(s =&gt; s.Group)    // </w:t>
-      </w:r>
-      <w:r>
-        <w:t>Загружаем</w:t>
-      </w:r>
-      <w:r>
-        <w:rPr>
-          <w:lang w:val="en-US"/>
-        </w:rPr>
-        <w:t xml:space="preserve"> </w:t>
-      </w:r>
-      <w:r>
-        <w:t>связанную</w:t>
-      </w:r>
-      <w:r>
-        <w:rPr>
-          <w:lang w:val="en-US"/>
-        </w:rPr>
-        <w:t xml:space="preserve"> </w:t>
-      </w:r>
-      <w:r>
-        <w:t>учебную</w:t>
-      </w:r>
-      <w:r>
-        <w:rPr>
-          <w:lang w:val="en-US"/>
-        </w:rPr>
-        <w:t xml:space="preserve"> </w:t>
-      </w:r>
-      <w:r>
-        <w:t>группу</w:t>
-      </w:r>
-    </w:p>
-    <w:p>
-      <w:pPr>
-        <w:pStyle w:val="aff0"/>
-      </w:pPr>
-      <w:r>
-        <w:rPr>
-          <w:lang w:val="en-US"/>
-        </w:rPr>
-        <w:t xml:space="preserve">        </w:t>
-      </w:r>
-      <w:r>
-        <w:t>.Include(s =&gt; s.Rooms)    // Загружаем список комнат, в которых состоит студент (например, при заселении)</w:t>
-      </w:r>
-    </w:p>
-    <w:p>
-      <w:pPr>
-        <w:pStyle w:val="aff0"/>
-      </w:pPr>
-      <w:r>
-        <w:t xml:space="preserve">        .ToListAsync();</w:t>
-      </w:r>
-    </w:p>
-    <w:p>
-      <w:pPr>
-        <w:pStyle w:val="aff0"/>
-      </w:pPr>
-    </w:p>
-    <w:p>
-      <w:pPr>
-        <w:pStyle w:val="aff0"/>
-      </w:pPr>
-      <w:r>
-        <w:t xml:space="preserve">    return Ok(students.Select(s =&gt; s.ToDto())); // Преобразуем сущности в DTO перед отправкой клиенту</w:t>
+      <w:proofErr w:type="spellStart"/>
+      <w:r>
+        <w:t>students.Select</w:t>
+      </w:r>
+      <w:proofErr w:type="spellEnd"/>
+      <w:proofErr w:type="gramEnd"/>
+      <w:r>
+        <w:t xml:space="preserve">(s =&gt; </w:t>
+      </w:r>
+      <w:proofErr w:type="spellStart"/>
+      <w:r>
+        <w:t>s.ToDto</w:t>
+      </w:r>
+      <w:proofErr w:type="spellEnd"/>
+      <w:r>
+        <w:t>())); // Преобразуем сущности в DTO перед отправкой клиенту</w:t>
       </w:r>
     </w:p>
     <w:p>
@@ -6101,12 +6356,14 @@
       <w:r>
         <w:t xml:space="preserve"> </w:t>
       </w:r>
+      <w:proofErr w:type="spellStart"/>
       <w:r>
         <w:rPr>
           <w:lang w:val="en-US"/>
         </w:rPr>
         <w:t>url</w:t>
       </w:r>
+      <w:proofErr w:type="spellEnd"/>
       <w:r>
         <w:t xml:space="preserve"> — путь относительно </w:t>
       </w:r>
@@ -6218,21 +6475,91 @@
         <w:rPr>
           <w:lang w:val="en-US"/>
         </w:rPr>
-        <w:t>async function request&lt;T&gt;(url: string, options: RequestInit = {}): Promise&lt;T&gt; {</w:t>
-      </w:r>
-    </w:p>
-    <w:p>
-      <w:pPr>
-        <w:pStyle w:val="aff0"/>
-        <w:rPr>
-          <w:lang w:val="en-US"/>
-        </w:rPr>
-      </w:pPr>
-      <w:r>
-        <w:rPr>
-          <w:lang w:val="en-US"/>
-        </w:rPr>
-        <w:t xml:space="preserve">  const fullUrl = `${API_BASE_URL}${url}`;</w:t>
+        <w:t>async function request&lt;T</w:t>
+      </w:r>
+      <w:proofErr w:type="gramStart"/>
+      <w:r>
+        <w:rPr>
+          <w:lang w:val="en-US"/>
+        </w:rPr>
+        <w:t>&gt;(</w:t>
+      </w:r>
+      <w:proofErr w:type="gramEnd"/>
+      <w:r>
+        <w:rPr>
+          <w:lang w:val="en-US"/>
+        </w:rPr>
+        <w:t xml:space="preserve">url: string, options: </w:t>
+      </w:r>
+      <w:proofErr w:type="spellStart"/>
+      <w:r>
+        <w:rPr>
+          <w:lang w:val="en-US"/>
+        </w:rPr>
+        <w:t>RequestInit</w:t>
+      </w:r>
+      <w:proofErr w:type="spellEnd"/>
+      <w:r>
+        <w:rPr>
+          <w:lang w:val="en-US"/>
+        </w:rPr>
+        <w:t xml:space="preserve"> = {}): Promise&lt;T&gt; {</w:t>
+      </w:r>
+    </w:p>
+    <w:p>
+      <w:pPr>
+        <w:pStyle w:val="aff0"/>
+        <w:rPr>
+          <w:lang w:val="en-US"/>
+        </w:rPr>
+      </w:pPr>
+      <w:r>
+        <w:rPr>
+          <w:lang w:val="en-US"/>
+        </w:rPr>
+        <w:t xml:space="preserve">  const </w:t>
+      </w:r>
+      <w:proofErr w:type="spellStart"/>
+      <w:r>
+        <w:rPr>
+          <w:lang w:val="en-US"/>
+        </w:rPr>
+        <w:t>fullUrl</w:t>
+      </w:r>
+      <w:proofErr w:type="spellEnd"/>
+      <w:r>
+        <w:rPr>
+          <w:lang w:val="en-US"/>
+        </w:rPr>
+        <w:t xml:space="preserve"> = `${API_BASE_</w:t>
+      </w:r>
+      <w:proofErr w:type="gramStart"/>
+      <w:r>
+        <w:rPr>
+          <w:lang w:val="en-US"/>
+        </w:rPr>
+        <w:t>URL}$</w:t>
+      </w:r>
+      <w:proofErr w:type="gramEnd"/>
+      <w:r>
+        <w:rPr>
+          <w:lang w:val="en-US"/>
+        </w:rPr>
+        <w:t>{</w:t>
+      </w:r>
+      <w:proofErr w:type="spellStart"/>
+      <w:r>
+        <w:rPr>
+          <w:lang w:val="en-US"/>
+        </w:rPr>
+        <w:t>url</w:t>
+      </w:r>
+      <w:proofErr w:type="spellEnd"/>
+      <w:r>
+        <w:rPr>
+          <w:lang w:val="en-US"/>
+        </w:rPr>
+        <w:t>}`;</w:t>
       </w:r>
     </w:p>
     <w:p>
@@ -6268,7 +6595,29 @@
         <w:rPr>
           <w:lang w:val="en-US"/>
         </w:rPr>
-        <w:t xml:space="preserve">    const response = await fetch(fullUrl, {</w:t>
+        <w:t xml:space="preserve">    const response = await </w:t>
+      </w:r>
+      <w:proofErr w:type="gramStart"/>
+      <w:r>
+        <w:rPr>
+          <w:lang w:val="en-US"/>
+        </w:rPr>
+        <w:t>fetch(</w:t>
+      </w:r>
+      <w:proofErr w:type="spellStart"/>
+      <w:proofErr w:type="gramEnd"/>
+      <w:r>
+        <w:rPr>
+          <w:lang w:val="en-US"/>
+        </w:rPr>
+        <w:t>fullUrl</w:t>
+      </w:r>
+      <w:proofErr w:type="spellEnd"/>
+      <w:r>
+        <w:rPr>
+          <w:lang w:val="en-US"/>
+        </w:rPr>
+        <w:t>, {</w:t>
       </w:r>
     </w:p>
     <w:p>
@@ -6324,6 +6673,7 @@
       <w:r>
         <w:t>...</w:t>
       </w:r>
+      <w:proofErr w:type="gramStart"/>
       <w:r>
         <w:rPr>
           <w:lang w:val="en-US"/>
@@ -6339,6 +6689,7 @@
         </w:rPr>
         <w:t>headers</w:t>
       </w:r>
+      <w:proofErr w:type="gramEnd"/>
       <w:r>
         <w:t>,</w:t>
       </w:r>
@@ -6405,6 +6756,7 @@
       <w:r>
         <w:t xml:space="preserve"> (</w:t>
       </w:r>
+      <w:proofErr w:type="gramStart"/>
       <w:r>
         <w:rPr>
           <w:lang w:val="en-US"/>
@@ -6420,6 +6772,7 @@
         </w:rPr>
         <w:t>status</w:t>
       </w:r>
+      <w:proofErr w:type="gramEnd"/>
       <w:r>
         <w:t xml:space="preserve"> === 401) {</w:t>
       </w:r>
@@ -6431,14 +6784,21 @@
       <w:r>
         <w:t xml:space="preserve">      </w:t>
       </w:r>
+      <w:proofErr w:type="spellStart"/>
+      <w:proofErr w:type="gramStart"/>
       <w:r>
         <w:rPr>
           <w:lang w:val="en-US"/>
         </w:rPr>
         <w:t>handleUnauthorized</w:t>
       </w:r>
-      <w:r>
-        <w:t>(); // Очищает сессию и перенаправляет на логин</w:t>
+      <w:proofErr w:type="spellEnd"/>
+      <w:r>
+        <w:t>(</w:t>
+      </w:r>
+      <w:proofErr w:type="gramEnd"/>
+      <w:r>
+        <w:t>); // Очищает сессию и перенаправляет на логин</w:t>
       </w:r>
     </w:p>
     <w:p>
@@ -6466,6 +6826,7 @@
       <w:r>
         <w:t xml:space="preserve"> </w:t>
       </w:r>
+      <w:proofErr w:type="gramStart"/>
       <w:r>
         <w:rPr>
           <w:lang w:val="en-US"/>
@@ -6473,7 +6834,11 @@
         <w:t>Error</w:t>
       </w:r>
       <w:r>
-        <w:t>('Токен недействителен. Вы будете перенаправлены на страницу входа.');</w:t>
+        <w:t>(</w:t>
+      </w:r>
+      <w:proofErr w:type="gramEnd"/>
+      <w:r>
+        <w:t>'Токен недействителен. Вы будете перенаправлены на страницу входа.');</w:t>
       </w:r>
     </w:p>
     <w:p>
@@ -6522,6 +6887,7 @@
       <w:r>
         <w:t xml:space="preserve"> (</w:t>
       </w:r>
+      <w:proofErr w:type="gramStart"/>
       <w:r>
         <w:rPr>
           <w:lang w:val="en-US"/>
@@ -6537,6 +6903,7 @@
         </w:rPr>
         <w:t>ok</w:t>
       </w:r>
+      <w:proofErr w:type="gramEnd"/>
       <w:r>
         <w:t>) {</w:t>
       </w:r>
@@ -6581,7 +6948,23 @@
         <w:rPr>
           <w:lang w:val="en-US"/>
         </w:rPr>
-        <w:t>if (response.status === 204) {</w:t>
+        <w:t>if (</w:t>
+      </w:r>
+      <w:proofErr w:type="spellStart"/>
+      <w:proofErr w:type="gramStart"/>
+      <w:r>
+        <w:rPr>
+          <w:lang w:val="en-US"/>
+        </w:rPr>
+        <w:t>response.status</w:t>
+      </w:r>
+      <w:proofErr w:type="spellEnd"/>
+      <w:proofErr w:type="gramEnd"/>
+      <w:r>
+        <w:rPr>
+          <w:lang w:val="en-US"/>
+        </w:rPr>
+        <w:t xml:space="preserve"> === 204) {</w:t>
       </w:r>
     </w:p>
     <w:p>
@@ -6668,6 +7051,7 @@
       <w:r>
         <w:t>.</w:t>
       </w:r>
+      <w:proofErr w:type="gramStart"/>
       <w:r>
         <w:rPr>
           <w:lang w:val="en-US"/>
@@ -6675,7 +7059,11 @@
         <w:t>text</w:t>
       </w:r>
       <w:r>
-        <w:t>();</w:t>
+        <w:t>(</w:t>
+      </w:r>
+      <w:proofErr w:type="gramEnd"/>
+      <w:r>
+        <w:t>);</w:t>
       </w:r>
     </w:p>
     <w:p>
@@ -6714,7 +7102,21 @@
         <w:rPr>
           <w:lang w:val="en-US"/>
         </w:rPr>
-        <w:t>if (!text) {</w:t>
+        <w:t xml:space="preserve">if </w:t>
+      </w:r>
+      <w:proofErr w:type="gramStart"/>
+      <w:r>
+        <w:rPr>
+          <w:lang w:val="en-US"/>
+        </w:rPr>
+        <w:t>(!text</w:t>
+      </w:r>
+      <w:proofErr w:type="gramEnd"/>
+      <w:r>
+        <w:rPr>
+          <w:lang w:val="en-US"/>
+        </w:rPr>
+        <w:t>) {</w:t>
       </w:r>
     </w:p>
     <w:p>
@@ -6764,7 +7166,35 @@
         <w:rPr>
           <w:lang w:val="en-US"/>
         </w:rPr>
-        <w:t xml:space="preserve">      // Пытаемся распарсить JSON</w:t>
+        <w:t xml:space="preserve">      // </w:t>
+      </w:r>
+      <w:proofErr w:type="spellStart"/>
+      <w:r>
+        <w:rPr>
+          <w:lang w:val="en-US"/>
+        </w:rPr>
+        <w:t>Пытаемся</w:t>
+      </w:r>
+      <w:proofErr w:type="spellEnd"/>
+      <w:r>
+        <w:rPr>
+          <w:lang w:val="en-US"/>
+        </w:rPr>
+        <w:t xml:space="preserve"> </w:t>
+      </w:r>
+      <w:proofErr w:type="spellStart"/>
+      <w:r>
+        <w:rPr>
+          <w:lang w:val="en-US"/>
+        </w:rPr>
+        <w:t>распарсить</w:t>
+      </w:r>
+      <w:proofErr w:type="spellEnd"/>
+      <w:r>
+        <w:rPr>
+          <w:lang w:val="en-US"/>
+        </w:rPr>
+        <w:t xml:space="preserve"> JSON</w:t>
       </w:r>
     </w:p>
     <w:p>
@@ -6792,7 +7222,21 @@
         <w:rPr>
           <w:lang w:val="en-US"/>
         </w:rPr>
-        <w:t xml:space="preserve">        const data = JSON.parse(text);</w:t>
+        <w:t xml:space="preserve">        const data = </w:t>
+      </w:r>
+      <w:proofErr w:type="spellStart"/>
+      <w:r>
+        <w:rPr>
+          <w:lang w:val="en-US"/>
+        </w:rPr>
+        <w:t>JSON.parse</w:t>
+      </w:r>
+      <w:proofErr w:type="spellEnd"/>
+      <w:r>
+        <w:rPr>
+          <w:lang w:val="en-US"/>
+        </w:rPr>
+        <w:t>(text);</w:t>
       </w:r>
     </w:p>
     <w:p>
@@ -6820,32 +7264,95 @@
         <w:rPr>
           <w:lang w:val="en-US"/>
         </w:rPr>
-        <w:t xml:space="preserve">      } catch (parseError) {</w:t>
-      </w:r>
-    </w:p>
-    <w:p>
-      <w:pPr>
-        <w:pStyle w:val="aff0"/>
-        <w:rPr>
-          <w:lang w:val="en-US"/>
-        </w:rPr>
-      </w:pPr>
-      <w:r>
-        <w:rPr>
-          <w:lang w:val="en-US"/>
-        </w:rPr>
-        <w:t xml:space="preserve">        console.error("Ошибка парсинга JSON:", parseError);</w:t>
-      </w:r>
-    </w:p>
-    <w:p>
-      <w:pPr>
-        <w:pStyle w:val="aff0"/>
-      </w:pPr>
-      <w:r>
-        <w:rPr>
-          <w:lang w:val="en-US"/>
-        </w:rPr>
-        <w:t xml:space="preserve">        console</w:t>
+        <w:t xml:space="preserve">      } catch (</w:t>
+      </w:r>
+      <w:proofErr w:type="spellStart"/>
+      <w:r>
+        <w:rPr>
+          <w:lang w:val="en-US"/>
+        </w:rPr>
+        <w:t>parseError</w:t>
+      </w:r>
+      <w:proofErr w:type="spellEnd"/>
+      <w:r>
+        <w:rPr>
+          <w:lang w:val="en-US"/>
+        </w:rPr>
+        <w:t>) {</w:t>
+      </w:r>
+    </w:p>
+    <w:p>
+      <w:pPr>
+        <w:pStyle w:val="aff0"/>
+        <w:rPr>
+          <w:lang w:val="en-US"/>
+        </w:rPr>
+      </w:pPr>
+      <w:r>
+        <w:rPr>
+          <w:lang w:val="en-US"/>
+        </w:rPr>
+        <w:t xml:space="preserve">        </w:t>
+      </w:r>
+      <w:proofErr w:type="gramStart"/>
+      <w:r>
+        <w:rPr>
+          <w:lang w:val="en-US"/>
+        </w:rPr>
+        <w:t>console.error</w:t>
+      </w:r>
+      <w:proofErr w:type="gramEnd"/>
+      <w:r>
+        <w:rPr>
+          <w:lang w:val="en-US"/>
+        </w:rPr>
+        <w:t xml:space="preserve">("Ошибка </w:t>
+      </w:r>
+      <w:proofErr w:type="spellStart"/>
+      <w:r>
+        <w:rPr>
+          <w:lang w:val="en-US"/>
+        </w:rPr>
+        <w:t>парсинга</w:t>
+      </w:r>
+      <w:proofErr w:type="spellEnd"/>
+      <w:r>
+        <w:rPr>
+          <w:lang w:val="en-US"/>
+        </w:rPr>
+        <w:t xml:space="preserve"> JSON:", </w:t>
+      </w:r>
+      <w:proofErr w:type="spellStart"/>
+      <w:r>
+        <w:rPr>
+          <w:lang w:val="en-US"/>
+        </w:rPr>
+        <w:t>parseError</w:t>
+      </w:r>
+      <w:proofErr w:type="spellEnd"/>
+      <w:r>
+        <w:rPr>
+          <w:lang w:val="en-US"/>
+        </w:rPr>
+        <w:t>);</w:t>
+      </w:r>
+    </w:p>
+    <w:p>
+      <w:pPr>
+        <w:pStyle w:val="aff0"/>
+      </w:pPr>
+      <w:r>
+        <w:rPr>
+          <w:lang w:val="en-US"/>
+        </w:rPr>
+        <w:t xml:space="preserve">        </w:t>
+      </w:r>
+      <w:proofErr w:type="gramStart"/>
+      <w:r>
+        <w:rPr>
+          <w:lang w:val="en-US"/>
+        </w:rPr>
+        <w:t>console</w:t>
       </w:r>
       <w:r>
         <w:t>.</w:t>
@@ -6856,6 +7363,7 @@
         </w:rPr>
         <w:t>error</w:t>
       </w:r>
+      <w:proofErr w:type="gramEnd"/>
       <w:r>
         <w:t xml:space="preserve">("Полученный текст:", </w:t>
       </w:r>
@@ -6894,6 +7402,7 @@
       <w:r>
         <w:t xml:space="preserve"> </w:t>
       </w:r>
+      <w:proofErr w:type="gramStart"/>
       <w:r>
         <w:rPr>
           <w:lang w:val="en-US"/>
@@ -6901,14 +7410,20 @@
         <w:t>Error</w:t>
       </w:r>
       <w:r>
-        <w:t>(`Сервер вернул некорректные данные: ${</w:t>
-      </w:r>
+        <w:t>(</w:t>
+      </w:r>
+      <w:proofErr w:type="gramEnd"/>
+      <w:r>
+        <w:t>`Сервер вернул некорректные данные: ${</w:t>
+      </w:r>
+      <w:proofErr w:type="spellStart"/>
       <w:r>
         <w:rPr>
           <w:lang w:val="en-US"/>
         </w:rPr>
         <w:t>parseError</w:t>
       </w:r>
+      <w:proofErr w:type="spellEnd"/>
       <w:r>
         <w:t>}`);</w:t>
       </w:r>
@@ -6974,49 +7489,175 @@
         <w:rPr>
           <w:lang w:val="en-US"/>
         </w:rPr>
-        <w:t>const errorData: ApiErrorDto = await response.json().catch(() =&gt; ({</w:t>
-      </w:r>
-    </w:p>
-    <w:p>
-      <w:pPr>
-        <w:pStyle w:val="aff0"/>
-        <w:rPr>
-          <w:lang w:val="en-US"/>
-        </w:rPr>
-      </w:pPr>
-      <w:r>
-        <w:rPr>
-          <w:lang w:val="en-US"/>
-        </w:rPr>
-        <w:t xml:space="preserve">      timestamp: Date.now(),</w:t>
-      </w:r>
-    </w:p>
-    <w:p>
-      <w:pPr>
-        <w:pStyle w:val="aff0"/>
-        <w:rPr>
-          <w:lang w:val="en-US"/>
-        </w:rPr>
-      </w:pPr>
-      <w:r>
-        <w:rPr>
-          <w:lang w:val="en-US"/>
-        </w:rPr>
-        <w:t xml:space="preserve">      message: `Ошибка ${response.status}`,</w:t>
-      </w:r>
-    </w:p>
-    <w:p>
-      <w:pPr>
-        <w:pStyle w:val="aff0"/>
-        <w:rPr>
-          <w:lang w:val="en-US"/>
-        </w:rPr>
-      </w:pPr>
-      <w:r>
-        <w:rPr>
-          <w:lang w:val="en-US"/>
-        </w:rPr>
-        <w:t xml:space="preserve">      errorCode: response.status,</w:t>
+        <w:t xml:space="preserve">const </w:t>
+      </w:r>
+      <w:proofErr w:type="spellStart"/>
+      <w:r>
+        <w:rPr>
+          <w:lang w:val="en-US"/>
+        </w:rPr>
+        <w:t>errorData</w:t>
+      </w:r>
+      <w:proofErr w:type="spellEnd"/>
+      <w:r>
+        <w:rPr>
+          <w:lang w:val="en-US"/>
+        </w:rPr>
+        <w:t xml:space="preserve">: </w:t>
+      </w:r>
+      <w:proofErr w:type="spellStart"/>
+      <w:r>
+        <w:rPr>
+          <w:lang w:val="en-US"/>
+        </w:rPr>
+        <w:t>ApiErrorDto</w:t>
+      </w:r>
+      <w:proofErr w:type="spellEnd"/>
+      <w:r>
+        <w:rPr>
+          <w:lang w:val="en-US"/>
+        </w:rPr>
+        <w:t xml:space="preserve"> = await </w:t>
+      </w:r>
+      <w:proofErr w:type="spellStart"/>
+      <w:proofErr w:type="gramStart"/>
+      <w:r>
+        <w:rPr>
+          <w:lang w:val="en-US"/>
+        </w:rPr>
+        <w:t>response.json</w:t>
+      </w:r>
+      <w:proofErr w:type="spellEnd"/>
+      <w:proofErr w:type="gramEnd"/>
+      <w:r>
+        <w:rPr>
+          <w:lang w:val="en-US"/>
+        </w:rPr>
+        <w:t>(</w:t>
+      </w:r>
+      <w:proofErr w:type="gramStart"/>
+      <w:r>
+        <w:rPr>
+          <w:lang w:val="en-US"/>
+        </w:rPr>
+        <w:t>).catch</w:t>
+      </w:r>
+      <w:proofErr w:type="gramEnd"/>
+      <w:r>
+        <w:rPr>
+          <w:lang w:val="en-US"/>
+        </w:rPr>
+        <w:t>(() =&gt; ({</w:t>
+      </w:r>
+    </w:p>
+    <w:p>
+      <w:pPr>
+        <w:pStyle w:val="aff0"/>
+        <w:rPr>
+          <w:lang w:val="en-US"/>
+        </w:rPr>
+      </w:pPr>
+      <w:r>
+        <w:rPr>
+          <w:lang w:val="en-US"/>
+        </w:rPr>
+        <w:t xml:space="preserve">      timestamp: </w:t>
+      </w:r>
+      <w:proofErr w:type="spellStart"/>
+      <w:proofErr w:type="gramStart"/>
+      <w:r>
+        <w:rPr>
+          <w:lang w:val="en-US"/>
+        </w:rPr>
+        <w:t>Date.now</w:t>
+      </w:r>
+      <w:proofErr w:type="spellEnd"/>
+      <w:r>
+        <w:rPr>
+          <w:lang w:val="en-US"/>
+        </w:rPr>
+        <w:t>(</w:t>
+      </w:r>
+      <w:proofErr w:type="gramEnd"/>
+      <w:r>
+        <w:rPr>
+          <w:lang w:val="en-US"/>
+        </w:rPr>
+        <w:t>),</w:t>
+      </w:r>
+    </w:p>
+    <w:p>
+      <w:pPr>
+        <w:pStyle w:val="aff0"/>
+        <w:rPr>
+          <w:lang w:val="en-US"/>
+        </w:rPr>
+      </w:pPr>
+      <w:r>
+        <w:rPr>
+          <w:lang w:val="en-US"/>
+        </w:rPr>
+        <w:t xml:space="preserve">      message: `Ошибка ${</w:t>
+      </w:r>
+      <w:proofErr w:type="spellStart"/>
+      <w:proofErr w:type="gramStart"/>
+      <w:r>
+        <w:rPr>
+          <w:lang w:val="en-US"/>
+        </w:rPr>
+        <w:t>response.status</w:t>
+      </w:r>
+      <w:proofErr w:type="spellEnd"/>
+      <w:proofErr w:type="gramEnd"/>
+      <w:r>
+        <w:rPr>
+          <w:lang w:val="en-US"/>
+        </w:rPr>
+        <w:t>}`,</w:t>
+      </w:r>
+    </w:p>
+    <w:p>
+      <w:pPr>
+        <w:pStyle w:val="aff0"/>
+        <w:rPr>
+          <w:lang w:val="en-US"/>
+        </w:rPr>
+      </w:pPr>
+      <w:r>
+        <w:rPr>
+          <w:lang w:val="en-US"/>
+        </w:rPr>
+        <w:t xml:space="preserve">      </w:t>
+      </w:r>
+      <w:proofErr w:type="spellStart"/>
+      <w:r>
+        <w:rPr>
+          <w:lang w:val="en-US"/>
+        </w:rPr>
+        <w:t>errorCode</w:t>
+      </w:r>
+      <w:proofErr w:type="spellEnd"/>
+      <w:r>
+        <w:rPr>
+          <w:lang w:val="en-US"/>
+        </w:rPr>
+        <w:t xml:space="preserve">: </w:t>
+      </w:r>
+      <w:proofErr w:type="spellStart"/>
+      <w:proofErr w:type="gramStart"/>
+      <w:r>
+        <w:rPr>
+          <w:lang w:val="en-US"/>
+        </w:rPr>
+        <w:t>response.status</w:t>
+      </w:r>
+      <w:proofErr w:type="spellEnd"/>
+      <w:proofErr w:type="gramEnd"/>
+      <w:r>
+        <w:rPr>
+          <w:lang w:val="en-US"/>
+        </w:rPr>
+        <w:t>,</w:t>
       </w:r>
     </w:p>
     <w:p>
@@ -7052,21 +7693,79 @@
         <w:rPr>
           <w:lang w:val="en-US"/>
         </w:rPr>
-        <w:t xml:space="preserve">    const errorMessage = errorData.message || `Ошибка ${response.status}`;</w:t>
-      </w:r>
-    </w:p>
-    <w:p>
-      <w:pPr>
-        <w:pStyle w:val="aff0"/>
-        <w:rPr>
-          <w:lang w:val="en-US"/>
-        </w:rPr>
-      </w:pPr>
-      <w:r>
-        <w:rPr>
-          <w:lang w:val="en-US"/>
-        </w:rPr>
-        <w:t xml:space="preserve">    throw new Error(errorMessage);</w:t>
+        <w:t xml:space="preserve">    const </w:t>
+      </w:r>
+      <w:proofErr w:type="spellStart"/>
+      <w:r>
+        <w:rPr>
+          <w:lang w:val="en-US"/>
+        </w:rPr>
+        <w:t>errorMessage</w:t>
+      </w:r>
+      <w:proofErr w:type="spellEnd"/>
+      <w:r>
+        <w:rPr>
+          <w:lang w:val="en-US"/>
+        </w:rPr>
+        <w:t xml:space="preserve"> = </w:t>
+      </w:r>
+      <w:proofErr w:type="spellStart"/>
+      <w:r>
+        <w:rPr>
+          <w:lang w:val="en-US"/>
+        </w:rPr>
+        <w:t>errorData.message</w:t>
+      </w:r>
+      <w:proofErr w:type="spellEnd"/>
+      <w:r>
+        <w:rPr>
+          <w:lang w:val="en-US"/>
+        </w:rPr>
+        <w:t xml:space="preserve"> || `Ошибка ${</w:t>
+      </w:r>
+      <w:proofErr w:type="spellStart"/>
+      <w:proofErr w:type="gramStart"/>
+      <w:r>
+        <w:rPr>
+          <w:lang w:val="en-US"/>
+        </w:rPr>
+        <w:t>response.status</w:t>
+      </w:r>
+      <w:proofErr w:type="spellEnd"/>
+      <w:proofErr w:type="gramEnd"/>
+      <w:r>
+        <w:rPr>
+          <w:lang w:val="en-US"/>
+        </w:rPr>
+        <w:t>}`;</w:t>
+      </w:r>
+    </w:p>
+    <w:p>
+      <w:pPr>
+        <w:pStyle w:val="aff0"/>
+        <w:rPr>
+          <w:lang w:val="en-US"/>
+        </w:rPr>
+      </w:pPr>
+      <w:r>
+        <w:rPr>
+          <w:lang w:val="en-US"/>
+        </w:rPr>
+        <w:t xml:space="preserve">    throw new Error(</w:t>
+      </w:r>
+      <w:proofErr w:type="spellStart"/>
+      <w:r>
+        <w:rPr>
+          <w:lang w:val="en-US"/>
+        </w:rPr>
+        <w:t>errorMessage</w:t>
+      </w:r>
+      <w:proofErr w:type="spellEnd"/>
+      <w:r>
+        <w:rPr>
+          <w:lang w:val="en-US"/>
+        </w:rPr>
+        <w:t>);</w:t>
       </w:r>
     </w:p>
     <w:p>
@@ -7111,7 +7810,43 @@
         <w:rPr>
           <w:lang w:val="en-US"/>
         </w:rPr>
-        <w:t>if (error.name === 'TypeError' &amp;&amp; error.message.includes('fetch')) {</w:t>
+        <w:t>if (error.name === '</w:t>
+      </w:r>
+      <w:proofErr w:type="spellStart"/>
+      <w:r>
+        <w:rPr>
+          <w:lang w:val="en-US"/>
+        </w:rPr>
+        <w:t>TypeError</w:t>
+      </w:r>
+      <w:proofErr w:type="spellEnd"/>
+      <w:r>
+        <w:rPr>
+          <w:lang w:val="en-US"/>
+        </w:rPr>
+        <w:t xml:space="preserve">' &amp;&amp; </w:t>
+      </w:r>
+      <w:proofErr w:type="spellStart"/>
+      <w:proofErr w:type="gramStart"/>
+      <w:r>
+        <w:rPr>
+          <w:lang w:val="en-US"/>
+        </w:rPr>
+        <w:t>error.message</w:t>
+      </w:r>
+      <w:proofErr w:type="gramEnd"/>
+      <w:r>
+        <w:rPr>
+          <w:lang w:val="en-US"/>
+        </w:rPr>
+        <w:t>.includes</w:t>
+      </w:r>
+      <w:proofErr w:type="spellEnd"/>
+      <w:r>
+        <w:rPr>
+          <w:lang w:val="en-US"/>
+        </w:rPr>
+        <w:t>('fetch')) {</w:t>
       </w:r>
     </w:p>
     <w:p>
@@ -7136,6 +7871,7 @@
       <w:r>
         <w:t xml:space="preserve"> </w:t>
       </w:r>
+      <w:proofErr w:type="gramStart"/>
       <w:r>
         <w:rPr>
           <w:lang w:val="en-US"/>
@@ -7143,7 +7879,11 @@
         <w:t>Error</w:t>
       </w:r>
       <w:r>
-        <w:t>('Сервер недоступен. Попробуйте позже.');</w:t>
+        <w:t>(</w:t>
+      </w:r>
+      <w:proofErr w:type="gramEnd"/>
+      <w:r>
+        <w:t>'Сервер недоступен. Попробуйте позже.');</w:t>
       </w:r>
     </w:p>
     <w:p>
@@ -7316,16 +8056,50 @@
         <w:pStyle w:val="aff0"/>
       </w:pPr>
       <w:r>
-        <w:t>[HttpGet("{id}/contacts")]</w:t>
-      </w:r>
-    </w:p>
-    <w:p>
-      <w:pPr>
-        <w:pStyle w:val="aff0"/>
-      </w:pPr>
-      <w:r>
-        <w:t>[SwaggerOperation(</w:t>
-      </w:r>
+        <w:t>[</w:t>
+      </w:r>
+      <w:proofErr w:type="spellStart"/>
+      <w:r>
+        <w:t>HttpGet</w:t>
+      </w:r>
+      <w:proofErr w:type="spellEnd"/>
+      <w:r>
+        <w:t>("{</w:t>
+      </w:r>
+      <w:proofErr w:type="spellStart"/>
+      <w:r>
+        <w:t>id</w:t>
+      </w:r>
+      <w:proofErr w:type="spellEnd"/>
+      <w:r>
+        <w:t>}/</w:t>
+      </w:r>
+      <w:proofErr w:type="spellStart"/>
+      <w:r>
+        <w:t>contacts</w:t>
+      </w:r>
+      <w:proofErr w:type="spellEnd"/>
+      <w:r>
+        <w:t>")]</w:t>
+      </w:r>
+    </w:p>
+    <w:p>
+      <w:pPr>
+        <w:pStyle w:val="aff0"/>
+      </w:pPr>
+      <w:r>
+        <w:t>[</w:t>
+      </w:r>
+      <w:proofErr w:type="spellStart"/>
+      <w:proofErr w:type="gramStart"/>
+      <w:r>
+        <w:t>SwaggerOperation</w:t>
+      </w:r>
+      <w:proofErr w:type="spellEnd"/>
+      <w:r>
+        <w:t>(</w:t>
+      </w:r>
+      <w:proofErr w:type="gramEnd"/>
     </w:p>
     <w:p>
       <w:pPr>
@@ -7340,22 +8114,46 @@
         <w:pStyle w:val="aff0"/>
       </w:pPr>
       <w:r>
-        <w:t xml:space="preserve">    Description = "Возвращает все контакты (телефон и комментарий), привязанные к студенту по его идентификатору.")]</w:t>
-      </w:r>
-    </w:p>
-    <w:p>
-      <w:pPr>
-        <w:pStyle w:val="aff0"/>
-        <w:rPr>
-          <w:lang w:val="en-US"/>
-        </w:rPr>
-      </w:pPr>
-      <w:r>
-        <w:rPr>
-          <w:lang w:val="en-US"/>
-        </w:rPr>
-        <w:t>[SwaggerResponse(</w:t>
-      </w:r>
+        <w:t xml:space="preserve">    </w:t>
+      </w:r>
+      <w:proofErr w:type="spellStart"/>
+      <w:r>
+        <w:t>Description</w:t>
+      </w:r>
+      <w:proofErr w:type="spellEnd"/>
+      <w:r>
+        <w:t xml:space="preserve"> = "Возвращает все контакты (телефон и комментарий), привязанные к студенту по его идентификатору.")]</w:t>
+      </w:r>
+    </w:p>
+    <w:p>
+      <w:pPr>
+        <w:pStyle w:val="aff0"/>
+        <w:rPr>
+          <w:lang w:val="en-US"/>
+        </w:rPr>
+      </w:pPr>
+      <w:r>
+        <w:rPr>
+          <w:lang w:val="en-US"/>
+        </w:rPr>
+        <w:t>[</w:t>
+      </w:r>
+      <w:proofErr w:type="spellStart"/>
+      <w:proofErr w:type="gramStart"/>
+      <w:r>
+        <w:rPr>
+          <w:lang w:val="en-US"/>
+        </w:rPr>
+        <w:t>SwaggerResponse</w:t>
+      </w:r>
+      <w:proofErr w:type="spellEnd"/>
+      <w:r>
+        <w:rPr>
+          <w:lang w:val="en-US"/>
+        </w:rPr>
+        <w:t>(</w:t>
+      </w:r>
+      <w:proofErr w:type="gramEnd"/>
     </w:p>
     <w:p>
       <w:pPr>
@@ -7426,21 +8224,79 @@
         <w:rPr>
           <w:lang w:val="en-US"/>
         </w:rPr>
-        <w:t>Type = typeof(List&lt;ContactDto&gt;))]</w:t>
-      </w:r>
-    </w:p>
-    <w:p>
-      <w:pPr>
-        <w:pStyle w:val="aff0"/>
-        <w:rPr>
-          <w:lang w:val="en-US"/>
-        </w:rPr>
-      </w:pPr>
-      <w:r>
-        <w:rPr>
-          <w:lang w:val="en-US"/>
-        </w:rPr>
-        <w:t>[SwaggerResponse(StatusCodes.Status404NotFound, "</w:t>
+        <w:t xml:space="preserve">Type = </w:t>
+      </w:r>
+      <w:proofErr w:type="spellStart"/>
+      <w:proofErr w:type="gramStart"/>
+      <w:r>
+        <w:rPr>
+          <w:lang w:val="en-US"/>
+        </w:rPr>
+        <w:t>typeof</w:t>
+      </w:r>
+      <w:proofErr w:type="spellEnd"/>
+      <w:r>
+        <w:rPr>
+          <w:lang w:val="en-US"/>
+        </w:rPr>
+        <w:t>(</w:t>
+      </w:r>
+      <w:proofErr w:type="gramEnd"/>
+      <w:r>
+        <w:rPr>
+          <w:lang w:val="en-US"/>
+        </w:rPr>
+        <w:t>List&lt;</w:t>
+      </w:r>
+      <w:proofErr w:type="spellStart"/>
+      <w:r>
+        <w:rPr>
+          <w:lang w:val="en-US"/>
+        </w:rPr>
+        <w:t>ContactDto</w:t>
+      </w:r>
+      <w:proofErr w:type="spellEnd"/>
+      <w:r>
+        <w:rPr>
+          <w:lang w:val="en-US"/>
+        </w:rPr>
+        <w:t>&gt;))]</w:t>
+      </w:r>
+    </w:p>
+    <w:p>
+      <w:pPr>
+        <w:pStyle w:val="aff0"/>
+        <w:rPr>
+          <w:lang w:val="en-US"/>
+        </w:rPr>
+      </w:pPr>
+      <w:r>
+        <w:rPr>
+          <w:lang w:val="en-US"/>
+        </w:rPr>
+        <w:t>[</w:t>
+      </w:r>
+      <w:proofErr w:type="spellStart"/>
+      <w:proofErr w:type="gramStart"/>
+      <w:r>
+        <w:rPr>
+          <w:lang w:val="en-US"/>
+        </w:rPr>
+        <w:t>SwaggerResponse</w:t>
+      </w:r>
+      <w:proofErr w:type="spellEnd"/>
+      <w:r>
+        <w:rPr>
+          <w:lang w:val="en-US"/>
+        </w:rPr>
+        <w:t>(</w:t>
+      </w:r>
+      <w:proofErr w:type="gramEnd"/>
+      <w:r>
+        <w:rPr>
+          <w:lang w:val="en-US"/>
+        </w:rPr>
+        <w:t>StatusCodes.Status404NotFound, "</w:t>
       </w:r>
       <w:r>
         <w:t>Студент</w:t>
@@ -7485,21 +8341,101 @@
         <w:rPr>
           <w:lang w:val="en-US"/>
         </w:rPr>
-        <w:t>.", Type = typeof(ApiErrorDto))]</w:t>
-      </w:r>
-    </w:p>
-    <w:p>
-      <w:pPr>
-        <w:pStyle w:val="aff0"/>
-        <w:rPr>
-          <w:lang w:val="en-US"/>
-        </w:rPr>
-      </w:pPr>
-      <w:r>
-        <w:rPr>
-          <w:lang w:val="en-US"/>
-        </w:rPr>
-        <w:t>public async Task&lt;ActionResult&lt;List&lt;ContactDto&gt;&gt;&gt; GetContacts(int id)</w:t>
+        <w:t xml:space="preserve">.", Type = </w:t>
+      </w:r>
+      <w:proofErr w:type="spellStart"/>
+      <w:proofErr w:type="gramStart"/>
+      <w:r>
+        <w:rPr>
+          <w:lang w:val="en-US"/>
+        </w:rPr>
+        <w:t>typeof</w:t>
+      </w:r>
+      <w:proofErr w:type="spellEnd"/>
+      <w:r>
+        <w:rPr>
+          <w:lang w:val="en-US"/>
+        </w:rPr>
+        <w:t>(</w:t>
+      </w:r>
+      <w:proofErr w:type="spellStart"/>
+      <w:proofErr w:type="gramEnd"/>
+      <w:r>
+        <w:rPr>
+          <w:lang w:val="en-US"/>
+        </w:rPr>
+        <w:t>ApiErrorDto</w:t>
+      </w:r>
+      <w:proofErr w:type="spellEnd"/>
+      <w:r>
+        <w:rPr>
+          <w:lang w:val="en-US"/>
+        </w:rPr>
+        <w:t>))]</w:t>
+      </w:r>
+    </w:p>
+    <w:p>
+      <w:pPr>
+        <w:pStyle w:val="aff0"/>
+        <w:rPr>
+          <w:lang w:val="en-US"/>
+        </w:rPr>
+      </w:pPr>
+      <w:r>
+        <w:rPr>
+          <w:lang w:val="en-US"/>
+        </w:rPr>
+        <w:t>public async Task&lt;</w:t>
+      </w:r>
+      <w:proofErr w:type="spellStart"/>
+      <w:r>
+        <w:rPr>
+          <w:lang w:val="en-US"/>
+        </w:rPr>
+        <w:t>ActionResult</w:t>
+      </w:r>
+      <w:proofErr w:type="spellEnd"/>
+      <w:r>
+        <w:rPr>
+          <w:lang w:val="en-US"/>
+        </w:rPr>
+        <w:t>&lt;List&lt;</w:t>
+      </w:r>
+      <w:proofErr w:type="spellStart"/>
+      <w:r>
+        <w:rPr>
+          <w:lang w:val="en-US"/>
+        </w:rPr>
+        <w:t>ContactDto</w:t>
+      </w:r>
+      <w:proofErr w:type="spellEnd"/>
+      <w:r>
+        <w:rPr>
+          <w:lang w:val="en-US"/>
+        </w:rPr>
+        <w:t xml:space="preserve">&gt;&gt;&gt; </w:t>
+      </w:r>
+      <w:proofErr w:type="spellStart"/>
+      <w:proofErr w:type="gramStart"/>
+      <w:r>
+        <w:rPr>
+          <w:lang w:val="en-US"/>
+        </w:rPr>
+        <w:t>GetContacts</w:t>
+      </w:r>
+      <w:proofErr w:type="spellEnd"/>
+      <w:r>
+        <w:rPr>
+          <w:lang w:val="en-US"/>
+        </w:rPr>
+        <w:t>(</w:t>
+      </w:r>
+      <w:proofErr w:type="gramEnd"/>
+      <w:r>
+        <w:rPr>
+          <w:lang w:val="en-US"/>
+        </w:rPr>
+        <w:t>int id)</w:t>
       </w:r>
     </w:p>
     <w:p>
@@ -7577,35 +8513,147 @@
         <w:rPr>
           <w:lang w:val="en-US"/>
         </w:rPr>
-        <w:t xml:space="preserve">    var studentExists = await _context.Students.AnyAsync(s =&gt; s.Id == id);</w:t>
-      </w:r>
-    </w:p>
-    <w:p>
-      <w:pPr>
-        <w:pStyle w:val="aff0"/>
-        <w:rPr>
-          <w:lang w:val="en-US"/>
-        </w:rPr>
-      </w:pPr>
-      <w:r>
-        <w:rPr>
-          <w:lang w:val="en-US"/>
-        </w:rPr>
-        <w:t xml:space="preserve">    if (!studentExists)</w:t>
-      </w:r>
-    </w:p>
-    <w:p>
-      <w:pPr>
-        <w:pStyle w:val="aff0"/>
-        <w:rPr>
-          <w:lang w:val="en-US"/>
-        </w:rPr>
-      </w:pPr>
-      <w:r>
-        <w:rPr>
-          <w:lang w:val="en-US"/>
-        </w:rPr>
-        <w:t xml:space="preserve">        return NotFound(new ApiErrorDto("</w:t>
+        <w:t xml:space="preserve">    var </w:t>
+      </w:r>
+      <w:proofErr w:type="spellStart"/>
+      <w:r>
+        <w:rPr>
+          <w:lang w:val="en-US"/>
+        </w:rPr>
+        <w:t>studentExists</w:t>
+      </w:r>
+      <w:proofErr w:type="spellEnd"/>
+      <w:r>
+        <w:rPr>
+          <w:lang w:val="en-US"/>
+        </w:rPr>
+        <w:t xml:space="preserve"> = await _</w:t>
+      </w:r>
+      <w:proofErr w:type="spellStart"/>
+      <w:proofErr w:type="gramStart"/>
+      <w:r>
+        <w:rPr>
+          <w:lang w:val="en-US"/>
+        </w:rPr>
+        <w:t>context.Students.AnyAsync</w:t>
+      </w:r>
+      <w:proofErr w:type="spellEnd"/>
+      <w:proofErr w:type="gramEnd"/>
+      <w:r>
+        <w:rPr>
+          <w:lang w:val="en-US"/>
+        </w:rPr>
+        <w:t xml:space="preserve">(s =&gt; </w:t>
+      </w:r>
+      <w:proofErr w:type="spellStart"/>
+      <w:proofErr w:type="gramStart"/>
+      <w:r>
+        <w:rPr>
+          <w:lang w:val="en-US"/>
+        </w:rPr>
+        <w:t>s.Id</w:t>
+      </w:r>
+      <w:proofErr w:type="spellEnd"/>
+      <w:proofErr w:type="gramEnd"/>
+      <w:r>
+        <w:rPr>
+          <w:lang w:val="en-US"/>
+        </w:rPr>
+        <w:t xml:space="preserve"> == id);</w:t>
+      </w:r>
+    </w:p>
+    <w:p>
+      <w:pPr>
+        <w:pStyle w:val="aff0"/>
+        <w:rPr>
+          <w:lang w:val="en-US"/>
+        </w:rPr>
+      </w:pPr>
+      <w:r>
+        <w:rPr>
+          <w:lang w:val="en-US"/>
+        </w:rPr>
+        <w:t xml:space="preserve">    if </w:t>
+      </w:r>
+      <w:proofErr w:type="gramStart"/>
+      <w:r>
+        <w:rPr>
+          <w:lang w:val="en-US"/>
+        </w:rPr>
+        <w:t>(!</w:t>
+      </w:r>
+      <w:proofErr w:type="spellStart"/>
+      <w:r>
+        <w:rPr>
+          <w:lang w:val="en-US"/>
+        </w:rPr>
+        <w:t>studentExists</w:t>
+      </w:r>
+      <w:proofErr w:type="spellEnd"/>
+      <w:proofErr w:type="gramEnd"/>
+      <w:r>
+        <w:rPr>
+          <w:lang w:val="en-US"/>
+        </w:rPr>
+        <w:t>)</w:t>
+      </w:r>
+    </w:p>
+    <w:p>
+      <w:pPr>
+        <w:pStyle w:val="aff0"/>
+        <w:rPr>
+          <w:lang w:val="en-US"/>
+        </w:rPr>
+      </w:pPr>
+      <w:r>
+        <w:rPr>
+          <w:lang w:val="en-US"/>
+        </w:rPr>
+        <w:t xml:space="preserve">        return </w:t>
+      </w:r>
+      <w:proofErr w:type="spellStart"/>
+      <w:proofErr w:type="gramStart"/>
+      <w:r>
+        <w:rPr>
+          <w:lang w:val="en-US"/>
+        </w:rPr>
+        <w:t>NotFound</w:t>
+      </w:r>
+      <w:proofErr w:type="spellEnd"/>
+      <w:r>
+        <w:rPr>
+          <w:lang w:val="en-US"/>
+        </w:rPr>
+        <w:t>(</w:t>
+      </w:r>
+      <w:proofErr w:type="gramEnd"/>
+      <w:r>
+        <w:rPr>
+          <w:lang w:val="en-US"/>
+        </w:rPr>
+        <w:t xml:space="preserve">new </w:t>
+      </w:r>
+      <w:proofErr w:type="spellStart"/>
+      <w:proofErr w:type="gramStart"/>
+      <w:r>
+        <w:rPr>
+          <w:lang w:val="en-US"/>
+        </w:rPr>
+        <w:t>ApiErrorDto</w:t>
+      </w:r>
+      <w:proofErr w:type="spellEnd"/>
+      <w:r>
+        <w:rPr>
+          <w:lang w:val="en-US"/>
+        </w:rPr>
+        <w:t>(</w:t>
+      </w:r>
+      <w:proofErr w:type="gramEnd"/>
+      <w:r>
+        <w:rPr>
+          <w:lang w:val="en-US"/>
+        </w:rPr>
+        <w:t>"</w:t>
       </w:r>
       <w:r>
         <w:t>Студент</w:t>
@@ -7671,26 +8719,25 @@
         <w:rPr>
           <w:lang w:val="en-US"/>
         </w:rPr>
-        <w:t>var contacts = await _context.Contacts</w:t>
-      </w:r>
-    </w:p>
-    <w:p>
-      <w:pPr>
-        <w:pStyle w:val="aff0"/>
-        <w:rPr>
-          <w:lang w:val="en-US"/>
-        </w:rPr>
-      </w:pPr>
-      <w:r>
-        <w:rPr>
-          <w:lang w:val="en-US"/>
-        </w:rPr>
-        <w:t xml:space="preserve">        .Where(c =&gt; c.StudentId == id)</w:t>
-      </w:r>
-    </w:p>
-    <w:p>
-      <w:pPr>
-        <w:pStyle w:val="aff0"/>
+        <w:t>var contacts = await _</w:t>
+      </w:r>
+      <w:proofErr w:type="spellStart"/>
+      <w:proofErr w:type="gramStart"/>
+      <w:r>
+        <w:rPr>
+          <w:lang w:val="en-US"/>
+        </w:rPr>
+        <w:t>context.Contacts</w:t>
+      </w:r>
+      <w:proofErr w:type="spellEnd"/>
+      <w:proofErr w:type="gramEnd"/>
+    </w:p>
+    <w:p>
+      <w:pPr>
+        <w:pStyle w:val="aff0"/>
+        <w:rPr>
+          <w:lang w:val="en-US"/>
+        </w:rPr>
       </w:pPr>
       <w:r>
         <w:rPr>
@@ -7698,8 +8745,59 @@
         </w:rPr>
         <w:t xml:space="preserve">        </w:t>
       </w:r>
-      <w:r>
-        <w:t>.ToListAsync();</w:t>
+      <w:proofErr w:type="gramStart"/>
+      <w:r>
+        <w:rPr>
+          <w:lang w:val="en-US"/>
+        </w:rPr>
+        <w:t>.Where</w:t>
+      </w:r>
+      <w:proofErr w:type="gramEnd"/>
+      <w:r>
+        <w:rPr>
+          <w:lang w:val="en-US"/>
+        </w:rPr>
+        <w:t xml:space="preserve">(c =&gt; </w:t>
+      </w:r>
+      <w:proofErr w:type="spellStart"/>
+      <w:proofErr w:type="gramStart"/>
+      <w:r>
+        <w:rPr>
+          <w:lang w:val="en-US"/>
+        </w:rPr>
+        <w:t>c.StudentId</w:t>
+      </w:r>
+      <w:proofErr w:type="spellEnd"/>
+      <w:proofErr w:type="gramEnd"/>
+      <w:r>
+        <w:rPr>
+          <w:lang w:val="en-US"/>
+        </w:rPr>
+        <w:t xml:space="preserve"> == id)</w:t>
+      </w:r>
+    </w:p>
+    <w:p>
+      <w:pPr>
+        <w:pStyle w:val="aff0"/>
+      </w:pPr>
+      <w:r>
+        <w:rPr>
+          <w:lang w:val="en-US"/>
+        </w:rPr>
+        <w:t xml:space="preserve">        </w:t>
+      </w:r>
+      <w:proofErr w:type="gramStart"/>
+      <w:r>
+        <w:t>.</w:t>
+      </w:r>
+      <w:proofErr w:type="spellStart"/>
+      <w:r>
+        <w:t>ToListAsync</w:t>
+      </w:r>
+      <w:proofErr w:type="spellEnd"/>
+      <w:proofErr w:type="gramEnd"/>
+      <w:r>
+        <w:t>();</w:t>
       </w:r>
     </w:p>
     <w:p>
@@ -7729,7 +8827,75 @@
         <w:rPr>
           <w:lang w:val="en-US"/>
         </w:rPr>
-        <w:t>return Ok(contacts.Select(c =&gt; new ContactDto(c.Comment, c.Phone)));</w:t>
+        <w:t xml:space="preserve">return </w:t>
+      </w:r>
+      <w:proofErr w:type="gramStart"/>
+      <w:r>
+        <w:rPr>
+          <w:lang w:val="en-US"/>
+        </w:rPr>
+        <w:t>Ok(</w:t>
+      </w:r>
+      <w:proofErr w:type="spellStart"/>
+      <w:r>
+        <w:rPr>
+          <w:lang w:val="en-US"/>
+        </w:rPr>
+        <w:t>contacts.Select</w:t>
+      </w:r>
+      <w:proofErr w:type="spellEnd"/>
+      <w:proofErr w:type="gramEnd"/>
+      <w:r>
+        <w:rPr>
+          <w:lang w:val="en-US"/>
+        </w:rPr>
+        <w:t xml:space="preserve">(c =&gt; new </w:t>
+      </w:r>
+      <w:proofErr w:type="spellStart"/>
+      <w:proofErr w:type="gramStart"/>
+      <w:r>
+        <w:rPr>
+          <w:lang w:val="en-US"/>
+        </w:rPr>
+        <w:t>ContactDto</w:t>
+      </w:r>
+      <w:proofErr w:type="spellEnd"/>
+      <w:r>
+        <w:rPr>
+          <w:lang w:val="en-US"/>
+        </w:rPr>
+        <w:t>(</w:t>
+      </w:r>
+      <w:proofErr w:type="spellStart"/>
+      <w:r>
+        <w:rPr>
+          <w:lang w:val="en-US"/>
+        </w:rPr>
+        <w:t>c.Comment</w:t>
+      </w:r>
+      <w:proofErr w:type="spellEnd"/>
+      <w:proofErr w:type="gramEnd"/>
+      <w:r>
+        <w:rPr>
+          <w:lang w:val="en-US"/>
+        </w:rPr>
+        <w:t xml:space="preserve">, </w:t>
+      </w:r>
+      <w:proofErr w:type="spellStart"/>
+      <w:proofErr w:type="gramStart"/>
+      <w:r>
+        <w:rPr>
+          <w:lang w:val="en-US"/>
+        </w:rPr>
+        <w:t>c.Phone</w:t>
+      </w:r>
+      <w:proofErr w:type="spellEnd"/>
+      <w:proofErr w:type="gramEnd"/>
+      <w:r>
+        <w:rPr>
+          <w:lang w:val="en-US"/>
+        </w:rPr>
+        <w:t>)));</w:t>
       </w:r>
     </w:p>
     <w:p>
@@ -8092,7 +9258,21 @@
         <w:rPr>
           <w:lang w:val="en-US"/>
         </w:rPr>
-        <w:t>const CommonTable = &lt;T extends Record&lt;string, any&gt;&gt;({</w:t>
+        <w:t>const CommonTable = &lt;T extends Record&lt;string, any&gt;</w:t>
+      </w:r>
+      <w:proofErr w:type="gramStart"/>
+      <w:r>
+        <w:rPr>
+          <w:lang w:val="en-US"/>
+        </w:rPr>
+        <w:t>&gt;(</w:t>
+      </w:r>
+      <w:proofErr w:type="gramEnd"/>
+      <w:r>
+        <w:rPr>
+          <w:lang w:val="en-US"/>
+        </w:rPr>
+        <w:t>{</w:t>
       </w:r>
     </w:p>
     <w:p>
@@ -8138,11 +9318,19 @@
         </w:rPr>
         <w:t xml:space="preserve"> </w:t>
       </w:r>
-      <w:r>
-        <w:rPr>
-          <w:lang w:val="en-US"/>
-        </w:rPr>
-        <w:t>emptyMessage = '</w:t>
+      <w:proofErr w:type="spellStart"/>
+      <w:r>
+        <w:rPr>
+          <w:lang w:val="en-US"/>
+        </w:rPr>
+        <w:t>emptyMessage</w:t>
+      </w:r>
+      <w:proofErr w:type="spellEnd"/>
+      <w:r>
+        <w:rPr>
+          <w:lang w:val="en-US"/>
+        </w:rPr>
+        <w:t xml:space="preserve"> = '</w:t>
       </w:r>
       <w:r>
         <w:t>Данные</w:t>
@@ -8177,11 +9365,19 @@
         </w:rPr>
         <w:t xml:space="preserve"> </w:t>
       </w:r>
-      <w:r>
-        <w:rPr>
-          <w:lang w:val="en-US"/>
-        </w:rPr>
-        <w:t>className = '',</w:t>
+      <w:proofErr w:type="spellStart"/>
+      <w:r>
+        <w:rPr>
+          <w:lang w:val="en-US"/>
+        </w:rPr>
+        <w:t>className</w:t>
+      </w:r>
+      <w:proofErr w:type="spellEnd"/>
+      <w:r>
+        <w:rPr>
+          <w:lang w:val="en-US"/>
+        </w:rPr>
+        <w:t xml:space="preserve"> = '',</w:t>
       </w:r>
       <w:r>
         <w:rPr>
@@ -8189,11 +9385,19 @@
         </w:rPr>
         <w:t xml:space="preserve"> </w:t>
       </w:r>
-      <w:r>
-        <w:rPr>
-          <w:lang w:val="en-US"/>
-        </w:rPr>
-        <w:t>enableSorting = false,</w:t>
+      <w:proofErr w:type="spellStart"/>
+      <w:r>
+        <w:rPr>
+          <w:lang w:val="en-US"/>
+        </w:rPr>
+        <w:t>enableSorting</w:t>
+      </w:r>
+      <w:proofErr w:type="spellEnd"/>
+      <w:r>
+        <w:rPr>
+          <w:lang w:val="en-US"/>
+        </w:rPr>
+        <w:t xml:space="preserve"> = false,</w:t>
       </w:r>
       <w:r>
         <w:rPr>
@@ -8201,11 +9405,19 @@
         </w:rPr>
         <w:t xml:space="preserve"> </w:t>
       </w:r>
-      <w:r>
-        <w:rPr>
-          <w:lang w:val="en-US"/>
-        </w:rPr>
-        <w:t>onSortRequest,</w:t>
+      <w:proofErr w:type="spellStart"/>
+      <w:r>
+        <w:rPr>
+          <w:lang w:val="en-US"/>
+        </w:rPr>
+        <w:t>onSortRequest</w:t>
+      </w:r>
+      <w:proofErr w:type="spellEnd"/>
+      <w:r>
+        <w:rPr>
+          <w:lang w:val="en-US"/>
+        </w:rPr>
+        <w:t>,</w:t>
       </w:r>
       <w:r>
         <w:rPr>
@@ -8213,11 +9425,19 @@
         </w:rPr>
         <w:t xml:space="preserve"> </w:t>
       </w:r>
-      <w:r>
-        <w:rPr>
-          <w:lang w:val="en-US"/>
-        </w:rPr>
-        <w:t>sortConfig,</w:t>
+      <w:proofErr w:type="spellStart"/>
+      <w:r>
+        <w:rPr>
+          <w:lang w:val="en-US"/>
+        </w:rPr>
+        <w:t>sortConfig</w:t>
+      </w:r>
+      <w:proofErr w:type="spellEnd"/>
+      <w:r>
+        <w:rPr>
+          <w:lang w:val="en-US"/>
+        </w:rPr>
+        <w:t>,</w:t>
       </w:r>
       <w:r>
         <w:rPr>
@@ -8225,11 +9445,19 @@
         </w:rPr>
         <w:t xml:space="preserve"> </w:t>
       </w:r>
-      <w:r>
-        <w:rPr>
-          <w:lang w:val="en-US"/>
-        </w:rPr>
-        <w:t>rowAction,</w:t>
+      <w:proofErr w:type="spellStart"/>
+      <w:r>
+        <w:rPr>
+          <w:lang w:val="en-US"/>
+        </w:rPr>
+        <w:t>rowAction</w:t>
+      </w:r>
+      <w:proofErr w:type="spellEnd"/>
+      <w:r>
+        <w:rPr>
+          <w:lang w:val="en-US"/>
+        </w:rPr>
+        <w:t>,</w:t>
       </w:r>
       <w:r>
         <w:rPr>
@@ -8237,11 +9465,19 @@
         </w:rPr>
         <w:t xml:space="preserve"> </w:t>
       </w:r>
-      <w:r>
-        <w:rPr>
-          <w:lang w:val="en-US"/>
-        </w:rPr>
-        <w:t>onRowClick,</w:t>
+      <w:proofErr w:type="spellStart"/>
+      <w:r>
+        <w:rPr>
+          <w:lang w:val="en-US"/>
+        </w:rPr>
+        <w:t>onRowClick</w:t>
+      </w:r>
+      <w:proofErr w:type="spellEnd"/>
+      <w:r>
+        <w:rPr>
+          <w:lang w:val="en-US"/>
+        </w:rPr>
+        <w:t>,</w:t>
       </w:r>
       <w:r>
         <w:rPr>
@@ -8249,19 +9485,35 @@
         </w:rPr>
         <w:t xml:space="preserve"> </w:t>
       </w:r>
-      <w:r>
-        <w:rPr>
-          <w:lang w:val="en-US"/>
-        </w:rPr>
-        <w:t>rowActionOpenOnRowClick = false,</w:t>
-      </w:r>
-    </w:p>
-    <w:p>
-      <w:pPr>
-        <w:pStyle w:val="aff0"/>
-      </w:pPr>
-      <w:r>
-        <w:t>}: CommonTableProps&lt;T&gt;) =&gt; {</w:t>
+      <w:proofErr w:type="spellStart"/>
+      <w:r>
+        <w:rPr>
+          <w:lang w:val="en-US"/>
+        </w:rPr>
+        <w:t>rowActionOpenOnRowClick</w:t>
+      </w:r>
+      <w:proofErr w:type="spellEnd"/>
+      <w:r>
+        <w:rPr>
+          <w:lang w:val="en-US"/>
+        </w:rPr>
+        <w:t xml:space="preserve"> = false,</w:t>
+      </w:r>
+    </w:p>
+    <w:p>
+      <w:pPr>
+        <w:pStyle w:val="aff0"/>
+      </w:pPr>
+      <w:r>
+        <w:t xml:space="preserve">}: </w:t>
+      </w:r>
+      <w:proofErr w:type="spellStart"/>
+      <w:r>
+        <w:t>CommonTableProps</w:t>
+      </w:r>
+      <w:proofErr w:type="spellEnd"/>
+      <w:r>
+        <w:t>&lt;T&gt;) =&gt; {</w:t>
       </w:r>
     </w:p>
     <w:p>
@@ -8291,7 +9543,35 @@
         <w:rPr>
           <w:lang w:val="en-US"/>
         </w:rPr>
-        <w:t>const hasRowAction = Boolean(rowAction);</w:t>
+        <w:t xml:space="preserve">const </w:t>
+      </w:r>
+      <w:proofErr w:type="spellStart"/>
+      <w:r>
+        <w:rPr>
+          <w:lang w:val="en-US"/>
+        </w:rPr>
+        <w:t>hasRowAction</w:t>
+      </w:r>
+      <w:proofErr w:type="spellEnd"/>
+      <w:r>
+        <w:rPr>
+          <w:lang w:val="en-US"/>
+        </w:rPr>
+        <w:t xml:space="preserve"> = Boolean(</w:t>
+      </w:r>
+      <w:proofErr w:type="spellStart"/>
+      <w:r>
+        <w:rPr>
+          <w:lang w:val="en-US"/>
+        </w:rPr>
+        <w:t>rowAction</w:t>
+      </w:r>
+      <w:proofErr w:type="spellEnd"/>
+      <w:r>
+        <w:rPr>
+          <w:lang w:val="en-US"/>
+        </w:rPr>
+        <w:t>);</w:t>
       </w:r>
     </w:p>
     <w:p>
@@ -8327,7 +9607,51 @@
         <w:rPr>
           <w:lang w:val="en-US"/>
         </w:rPr>
-        <w:t>&lt;div className={`${styles.tableWrapper} ${className}`}&gt;</w:t>
+        <w:t xml:space="preserve">&lt;div </w:t>
+      </w:r>
+      <w:proofErr w:type="spellStart"/>
+      <w:r>
+        <w:rPr>
+          <w:lang w:val="en-US"/>
+        </w:rPr>
+        <w:t>className</w:t>
+      </w:r>
+      <w:proofErr w:type="spellEnd"/>
+      <w:r>
+        <w:rPr>
+          <w:lang w:val="en-US"/>
+        </w:rPr>
+        <w:t>={`${</w:t>
+      </w:r>
+      <w:proofErr w:type="spellStart"/>
+      <w:proofErr w:type="gramStart"/>
+      <w:r>
+        <w:rPr>
+          <w:lang w:val="en-US"/>
+        </w:rPr>
+        <w:t>styles.tableWrapper</w:t>
+      </w:r>
+      <w:proofErr w:type="spellEnd"/>
+      <w:proofErr w:type="gramEnd"/>
+      <w:r>
+        <w:rPr>
+          <w:lang w:val="en-US"/>
+        </w:rPr>
+        <w:t>} ${</w:t>
+      </w:r>
+      <w:proofErr w:type="spellStart"/>
+      <w:r>
+        <w:rPr>
+          <w:lang w:val="en-US"/>
+        </w:rPr>
+        <w:t>className</w:t>
+      </w:r>
+      <w:proofErr w:type="spellEnd"/>
+      <w:r>
+        <w:rPr>
+          <w:lang w:val="en-US"/>
+        </w:rPr>
+        <w:t>}`}&gt;</w:t>
       </w:r>
     </w:p>
     <w:p>
@@ -8362,49 +9686,151 @@
         <w:rPr>
           <w:lang w:val="en-US"/>
         </w:rPr>
-        <w:t xml:space="preserve">    &lt;div className={styles.tableResponsive}&gt;</w:t>
-      </w:r>
-    </w:p>
-    <w:p>
-      <w:pPr>
-        <w:pStyle w:val="aff0"/>
-        <w:rPr>
-          <w:lang w:val="en-US"/>
-        </w:rPr>
-      </w:pPr>
-      <w:r>
-        <w:rPr>
-          <w:lang w:val="en-US"/>
-        </w:rPr>
-        <w:t xml:space="preserve">        &lt;table className={styles.table}&gt;</w:t>
-      </w:r>
-    </w:p>
-    <w:p>
-      <w:pPr>
-        <w:pStyle w:val="aff0"/>
-        <w:rPr>
-          <w:lang w:val="en-US"/>
-        </w:rPr>
-      </w:pPr>
-      <w:r>
-        <w:rPr>
-          <w:lang w:val="en-US"/>
-        </w:rPr>
-        <w:t xml:space="preserve">            &lt;thead&gt;</w:t>
-      </w:r>
-    </w:p>
-    <w:p>
-      <w:pPr>
-        <w:pStyle w:val="aff0"/>
-        <w:rPr>
-          <w:lang w:val="en-US"/>
-        </w:rPr>
-      </w:pPr>
-      <w:r>
-        <w:rPr>
-          <w:lang w:val="en-US"/>
-        </w:rPr>
-        <w:t xml:space="preserve">                {/*Шапка таблицы*/}</w:t>
+        <w:t xml:space="preserve">    &lt;div </w:t>
+      </w:r>
+      <w:proofErr w:type="spellStart"/>
+      <w:r>
+        <w:rPr>
+          <w:lang w:val="en-US"/>
+        </w:rPr>
+        <w:t>className</w:t>
+      </w:r>
+      <w:proofErr w:type="spellEnd"/>
+      <w:r>
+        <w:rPr>
+          <w:lang w:val="en-US"/>
+        </w:rPr>
+        <w:t>={</w:t>
+      </w:r>
+      <w:proofErr w:type="spellStart"/>
+      <w:proofErr w:type="gramStart"/>
+      <w:r>
+        <w:rPr>
+          <w:lang w:val="en-US"/>
+        </w:rPr>
+        <w:t>styles.tableResponsive</w:t>
+      </w:r>
+      <w:proofErr w:type="spellEnd"/>
+      <w:proofErr w:type="gramEnd"/>
+      <w:r>
+        <w:rPr>
+          <w:lang w:val="en-US"/>
+        </w:rPr>
+        <w:t>}&gt;</w:t>
+      </w:r>
+    </w:p>
+    <w:p>
+      <w:pPr>
+        <w:pStyle w:val="aff0"/>
+        <w:rPr>
+          <w:lang w:val="en-US"/>
+        </w:rPr>
+      </w:pPr>
+      <w:r>
+        <w:rPr>
+          <w:lang w:val="en-US"/>
+        </w:rPr>
+        <w:t xml:space="preserve">        &lt;table </w:t>
+      </w:r>
+      <w:proofErr w:type="spellStart"/>
+      <w:r>
+        <w:rPr>
+          <w:lang w:val="en-US"/>
+        </w:rPr>
+        <w:t>className</w:t>
+      </w:r>
+      <w:proofErr w:type="spellEnd"/>
+      <w:r>
+        <w:rPr>
+          <w:lang w:val="en-US"/>
+        </w:rPr>
+        <w:t>={</w:t>
+      </w:r>
+      <w:proofErr w:type="spellStart"/>
+      <w:proofErr w:type="gramStart"/>
+      <w:r>
+        <w:rPr>
+          <w:lang w:val="en-US"/>
+        </w:rPr>
+        <w:t>styles.table</w:t>
+      </w:r>
+      <w:proofErr w:type="spellEnd"/>
+      <w:proofErr w:type="gramEnd"/>
+      <w:r>
+        <w:rPr>
+          <w:lang w:val="en-US"/>
+        </w:rPr>
+        <w:t>}&gt;</w:t>
+      </w:r>
+    </w:p>
+    <w:p>
+      <w:pPr>
+        <w:pStyle w:val="aff0"/>
+        <w:rPr>
+          <w:lang w:val="en-US"/>
+        </w:rPr>
+      </w:pPr>
+      <w:r>
+        <w:rPr>
+          <w:lang w:val="en-US"/>
+        </w:rPr>
+        <w:t xml:space="preserve">            &lt;</w:t>
+      </w:r>
+      <w:proofErr w:type="spellStart"/>
+      <w:r>
+        <w:rPr>
+          <w:lang w:val="en-US"/>
+        </w:rPr>
+        <w:t>thead</w:t>
+      </w:r>
+      <w:proofErr w:type="spellEnd"/>
+      <w:r>
+        <w:rPr>
+          <w:lang w:val="en-US"/>
+        </w:rPr>
+        <w:t>&gt;</w:t>
+      </w:r>
+    </w:p>
+    <w:p>
+      <w:pPr>
+        <w:pStyle w:val="aff0"/>
+        <w:rPr>
+          <w:lang w:val="en-US"/>
+        </w:rPr>
+      </w:pPr>
+      <w:r>
+        <w:rPr>
+          <w:lang w:val="en-US"/>
+        </w:rPr>
+        <w:t xml:space="preserve">                {/*</w:t>
+      </w:r>
+      <w:proofErr w:type="spellStart"/>
+      <w:r>
+        <w:rPr>
+          <w:lang w:val="en-US"/>
+        </w:rPr>
+        <w:t>Шапка</w:t>
+      </w:r>
+      <w:proofErr w:type="spellEnd"/>
+      <w:r>
+        <w:rPr>
+          <w:lang w:val="en-US"/>
+        </w:rPr>
+        <w:t xml:space="preserve"> </w:t>
+      </w:r>
+      <w:proofErr w:type="spellStart"/>
+      <w:r>
+        <w:rPr>
+          <w:lang w:val="en-US"/>
+        </w:rPr>
+        <w:t>таблицы</w:t>
+      </w:r>
+      <w:proofErr w:type="spellEnd"/>
+      <w:r>
+        <w:rPr>
+          <w:lang w:val="en-US"/>
+        </w:rPr>
+        <w:t>*/}</w:t>
       </w:r>
     </w:p>
     <w:p>
@@ -8432,21 +9858,129 @@
         <w:rPr>
           <w:lang w:val="en-US"/>
         </w:rPr>
-        <w:t xml:space="preserve">                    {columns.map((column, index) =&gt; (</w:t>
-      </w:r>
-    </w:p>
-    <w:p>
-      <w:pPr>
-        <w:pStyle w:val="aff0"/>
-        <w:rPr>
-          <w:lang w:val="en-US"/>
-        </w:rPr>
-      </w:pPr>
-      <w:r>
-        <w:rPr>
-          <w:lang w:val="en-US"/>
-        </w:rPr>
-        <w:t xml:space="preserve">                        &lt;th key={index} className={column.className}&gt;{renderColumnTitle(column)}&lt;/th&gt;</w:t>
+        <w:t xml:space="preserve">                    {</w:t>
+      </w:r>
+      <w:proofErr w:type="spellStart"/>
+      <w:proofErr w:type="gramStart"/>
+      <w:r>
+        <w:rPr>
+          <w:lang w:val="en-US"/>
+        </w:rPr>
+        <w:t>columns.map</w:t>
+      </w:r>
+      <w:proofErr w:type="spellEnd"/>
+      <w:r>
+        <w:rPr>
+          <w:lang w:val="en-US"/>
+        </w:rPr>
+        <w:t>(</w:t>
+      </w:r>
+      <w:proofErr w:type="gramEnd"/>
+      <w:r>
+        <w:rPr>
+          <w:lang w:val="en-US"/>
+        </w:rPr>
+        <w:t>(column, index) =&gt; (</w:t>
+      </w:r>
+    </w:p>
+    <w:p>
+      <w:pPr>
+        <w:pStyle w:val="aff0"/>
+        <w:rPr>
+          <w:lang w:val="en-US"/>
+        </w:rPr>
+      </w:pPr>
+      <w:r>
+        <w:rPr>
+          <w:lang w:val="en-US"/>
+        </w:rPr>
+        <w:t xml:space="preserve">                        &lt;</w:t>
+      </w:r>
+      <w:proofErr w:type="spellStart"/>
+      <w:r>
+        <w:rPr>
+          <w:lang w:val="en-US"/>
+        </w:rPr>
+        <w:t>th</w:t>
+      </w:r>
+      <w:proofErr w:type="spellEnd"/>
+      <w:r>
+        <w:rPr>
+          <w:lang w:val="en-US"/>
+        </w:rPr>
+        <w:t xml:space="preserve"> key={index} </w:t>
+      </w:r>
+      <w:proofErr w:type="spellStart"/>
+      <w:r>
+        <w:rPr>
+          <w:lang w:val="en-US"/>
+        </w:rPr>
+        <w:t>className</w:t>
+      </w:r>
+      <w:proofErr w:type="spellEnd"/>
+      <w:r>
+        <w:rPr>
+          <w:lang w:val="en-US"/>
+        </w:rPr>
+        <w:t>={</w:t>
+      </w:r>
+      <w:proofErr w:type="spellStart"/>
+      <w:proofErr w:type="gramStart"/>
+      <w:r>
+        <w:rPr>
+          <w:lang w:val="en-US"/>
+        </w:rPr>
+        <w:t>column.className</w:t>
+      </w:r>
+      <w:proofErr w:type="spellEnd"/>
+      <w:proofErr w:type="gramEnd"/>
+      <w:r>
+        <w:rPr>
+          <w:lang w:val="en-US"/>
+        </w:rPr>
+        <w:t>}&gt;{</w:t>
+      </w:r>
+      <w:proofErr w:type="spellStart"/>
+      <w:r>
+        <w:rPr>
+          <w:lang w:val="en-US"/>
+        </w:rPr>
+        <w:t>renderColumnTitle</w:t>
+      </w:r>
+      <w:proofErr w:type="spellEnd"/>
+      <w:r>
+        <w:rPr>
+          <w:lang w:val="en-US"/>
+        </w:rPr>
+        <w:t>(column</w:t>
+      </w:r>
+      <w:proofErr w:type="gramStart"/>
+      <w:r>
+        <w:rPr>
+          <w:lang w:val="en-US"/>
+        </w:rPr>
+        <w:t>)}&lt;</w:t>
+      </w:r>
+      <w:proofErr w:type="gramEnd"/>
+      <w:r>
+        <w:rPr>
+          <w:lang w:val="en-US"/>
+        </w:rPr>
+        <w:t>/</w:t>
+      </w:r>
+      <w:proofErr w:type="spellStart"/>
+      <w:r>
+        <w:rPr>
+          <w:lang w:val="en-US"/>
+        </w:rPr>
+        <w:t>th</w:t>
+      </w:r>
+      <w:proofErr w:type="spellEnd"/>
+      <w:r>
+        <w:rPr>
+          <w:lang w:val="en-US"/>
+        </w:rPr>
+        <w:t>&gt;</w:t>
       </w:r>
     </w:p>
     <w:p>
@@ -8474,7 +10008,63 @@
         <w:rPr>
           <w:lang w:val="en-US"/>
         </w:rPr>
-        <w:t xml:space="preserve">                    {hasActions &amp;&amp; &lt;th&gt;Действия&lt;/th&gt;}</w:t>
+        <w:t xml:space="preserve">                    {</w:t>
+      </w:r>
+      <w:proofErr w:type="spellStart"/>
+      <w:r>
+        <w:rPr>
+          <w:lang w:val="en-US"/>
+        </w:rPr>
+        <w:t>hasActions</w:t>
+      </w:r>
+      <w:proofErr w:type="spellEnd"/>
+      <w:r>
+        <w:rPr>
+          <w:lang w:val="en-US"/>
+        </w:rPr>
+        <w:t xml:space="preserve"> &amp;&amp; &lt;</w:t>
+      </w:r>
+      <w:proofErr w:type="spellStart"/>
+      <w:r>
+        <w:rPr>
+          <w:lang w:val="en-US"/>
+        </w:rPr>
+        <w:t>th</w:t>
+      </w:r>
+      <w:proofErr w:type="spellEnd"/>
+      <w:r>
+        <w:rPr>
+          <w:lang w:val="en-US"/>
+        </w:rPr>
+        <w:t>&gt;</w:t>
+      </w:r>
+      <w:proofErr w:type="spellStart"/>
+      <w:r>
+        <w:rPr>
+          <w:lang w:val="en-US"/>
+        </w:rPr>
+        <w:t>Действия</w:t>
+      </w:r>
+      <w:proofErr w:type="spellEnd"/>
+      <w:r>
+        <w:rPr>
+          <w:lang w:val="en-US"/>
+        </w:rPr>
+        <w:t>&lt;/</w:t>
+      </w:r>
+      <w:proofErr w:type="spellStart"/>
+      <w:r>
+        <w:rPr>
+          <w:lang w:val="en-US"/>
+        </w:rPr>
+        <w:t>th</w:t>
+      </w:r>
+      <w:proofErr w:type="spellEnd"/>
+      <w:r>
+        <w:rPr>
+          <w:lang w:val="en-US"/>
+        </w:rPr>
+        <w:t>&gt;}</w:t>
       </w:r>
     </w:p>
     <w:p>
@@ -8502,91 +10092,249 @@
         <w:rPr>
           <w:lang w:val="en-US"/>
         </w:rPr>
-        <w:t xml:space="preserve">            &lt;/thead&gt;</w:t>
-      </w:r>
-    </w:p>
-    <w:p>
-      <w:pPr>
-        <w:pStyle w:val="aff0"/>
-        <w:rPr>
-          <w:lang w:val="en-US"/>
-        </w:rPr>
-      </w:pPr>
-      <w:r>
-        <w:rPr>
-          <w:lang w:val="en-US"/>
-        </w:rPr>
-        <w:t xml:space="preserve">            &lt;tbody&gt;</w:t>
-      </w:r>
-    </w:p>
-    <w:p>
-      <w:pPr>
-        <w:pStyle w:val="aff0"/>
-        <w:rPr>
-          <w:lang w:val="en-US"/>
-        </w:rPr>
-      </w:pPr>
-      <w:r>
-        <w:rPr>
-          <w:lang w:val="en-US"/>
-        </w:rPr>
-        <w:t xml:space="preserve">                {/*Данные таблицы*/}</w:t>
-      </w:r>
-    </w:p>
-    <w:p>
-      <w:pPr>
-        <w:pStyle w:val="aff0"/>
-        <w:rPr>
-          <w:lang w:val="en-US"/>
-        </w:rPr>
-      </w:pPr>
-      <w:r>
-        <w:rPr>
-          <w:lang w:val="en-US"/>
-        </w:rPr>
-        <w:t xml:space="preserve">                {data.length ? (</w:t>
-      </w:r>
-    </w:p>
-    <w:p>
-      <w:pPr>
-        <w:pStyle w:val="aff0"/>
-        <w:rPr>
-          <w:lang w:val="en-US"/>
-        </w:rPr>
-      </w:pPr>
-      <w:r>
-        <w:rPr>
-          <w:lang w:val="en-US"/>
-        </w:rPr>
-        <w:t xml:space="preserve">                     data.map((item, rowIndex) =&gt; (</w:t>
-      </w:r>
-    </w:p>
-    <w:p>
-      <w:pPr>
-        <w:pStyle w:val="aff0"/>
-        <w:rPr>
-          <w:lang w:val="en-US"/>
-        </w:rPr>
-      </w:pPr>
-      <w:r>
-        <w:rPr>
-          <w:lang w:val="en-US"/>
-        </w:rPr>
-        <w:t xml:space="preserve">                        &lt;tr key={rowIndex}&gt;</w:t>
-      </w:r>
-    </w:p>
-    <w:p>
-      <w:pPr>
-        <w:pStyle w:val="aff0"/>
-        <w:rPr>
-          <w:lang w:val="en-US"/>
-        </w:rPr>
-      </w:pPr>
-      <w:r>
-        <w:rPr>
-          <w:lang w:val="en-US"/>
-        </w:rPr>
-        <w:t xml:space="preserve">                            {columns.map((column, colIndex) =&gt; (</w:t>
+        <w:t xml:space="preserve">            &lt;/</w:t>
+      </w:r>
+      <w:proofErr w:type="spellStart"/>
+      <w:r>
+        <w:rPr>
+          <w:lang w:val="en-US"/>
+        </w:rPr>
+        <w:t>thead</w:t>
+      </w:r>
+      <w:proofErr w:type="spellEnd"/>
+      <w:r>
+        <w:rPr>
+          <w:lang w:val="en-US"/>
+        </w:rPr>
+        <w:t>&gt;</w:t>
+      </w:r>
+    </w:p>
+    <w:p>
+      <w:pPr>
+        <w:pStyle w:val="aff0"/>
+        <w:rPr>
+          <w:lang w:val="en-US"/>
+        </w:rPr>
+      </w:pPr>
+      <w:r>
+        <w:rPr>
+          <w:lang w:val="en-US"/>
+        </w:rPr>
+        <w:t xml:space="preserve">            &lt;</w:t>
+      </w:r>
+      <w:proofErr w:type="spellStart"/>
+      <w:r>
+        <w:rPr>
+          <w:lang w:val="en-US"/>
+        </w:rPr>
+        <w:t>tbody</w:t>
+      </w:r>
+      <w:proofErr w:type="spellEnd"/>
+      <w:r>
+        <w:rPr>
+          <w:lang w:val="en-US"/>
+        </w:rPr>
+        <w:t>&gt;</w:t>
+      </w:r>
+    </w:p>
+    <w:p>
+      <w:pPr>
+        <w:pStyle w:val="aff0"/>
+        <w:rPr>
+          <w:lang w:val="en-US"/>
+        </w:rPr>
+      </w:pPr>
+      <w:r>
+        <w:rPr>
+          <w:lang w:val="en-US"/>
+        </w:rPr>
+        <w:t xml:space="preserve">                {/*</w:t>
+      </w:r>
+      <w:proofErr w:type="spellStart"/>
+      <w:r>
+        <w:rPr>
+          <w:lang w:val="en-US"/>
+        </w:rPr>
+        <w:t>Данные</w:t>
+      </w:r>
+      <w:proofErr w:type="spellEnd"/>
+      <w:r>
+        <w:rPr>
+          <w:lang w:val="en-US"/>
+        </w:rPr>
+        <w:t xml:space="preserve"> </w:t>
+      </w:r>
+      <w:proofErr w:type="spellStart"/>
+      <w:r>
+        <w:rPr>
+          <w:lang w:val="en-US"/>
+        </w:rPr>
+        <w:t>таблицы</w:t>
+      </w:r>
+      <w:proofErr w:type="spellEnd"/>
+      <w:r>
+        <w:rPr>
+          <w:lang w:val="en-US"/>
+        </w:rPr>
+        <w:t>*/}</w:t>
+      </w:r>
+    </w:p>
+    <w:p>
+      <w:pPr>
+        <w:pStyle w:val="aff0"/>
+        <w:rPr>
+          <w:lang w:val="en-US"/>
+        </w:rPr>
+      </w:pPr>
+      <w:r>
+        <w:rPr>
+          <w:lang w:val="en-US"/>
+        </w:rPr>
+        <w:t xml:space="preserve">                {</w:t>
+      </w:r>
+      <w:proofErr w:type="spellStart"/>
+      <w:proofErr w:type="gramStart"/>
+      <w:r>
+        <w:rPr>
+          <w:lang w:val="en-US"/>
+        </w:rPr>
+        <w:t>data.length</w:t>
+      </w:r>
+      <w:proofErr w:type="spellEnd"/>
+      <w:proofErr w:type="gramEnd"/>
+      <w:r>
+        <w:rPr>
+          <w:lang w:val="en-US"/>
+        </w:rPr>
+        <w:t xml:space="preserve"> ? (</w:t>
+      </w:r>
+    </w:p>
+    <w:p>
+      <w:pPr>
+        <w:pStyle w:val="aff0"/>
+        <w:rPr>
+          <w:lang w:val="en-US"/>
+        </w:rPr>
+      </w:pPr>
+      <w:r>
+        <w:rPr>
+          <w:lang w:val="en-US"/>
+        </w:rPr>
+        <w:t xml:space="preserve">                     </w:t>
+      </w:r>
+      <w:proofErr w:type="spellStart"/>
+      <w:proofErr w:type="gramStart"/>
+      <w:r>
+        <w:rPr>
+          <w:lang w:val="en-US"/>
+        </w:rPr>
+        <w:t>data.map</w:t>
+      </w:r>
+      <w:proofErr w:type="spellEnd"/>
+      <w:r>
+        <w:rPr>
+          <w:lang w:val="en-US"/>
+        </w:rPr>
+        <w:t>(</w:t>
+      </w:r>
+      <w:proofErr w:type="gramEnd"/>
+      <w:r>
+        <w:rPr>
+          <w:lang w:val="en-US"/>
+        </w:rPr>
+        <w:t xml:space="preserve">(item, </w:t>
+      </w:r>
+      <w:proofErr w:type="spellStart"/>
+      <w:r>
+        <w:rPr>
+          <w:lang w:val="en-US"/>
+        </w:rPr>
+        <w:t>rowIndex</w:t>
+      </w:r>
+      <w:proofErr w:type="spellEnd"/>
+      <w:r>
+        <w:rPr>
+          <w:lang w:val="en-US"/>
+        </w:rPr>
+        <w:t>) =&gt; (</w:t>
+      </w:r>
+    </w:p>
+    <w:p>
+      <w:pPr>
+        <w:pStyle w:val="aff0"/>
+        <w:rPr>
+          <w:lang w:val="en-US"/>
+        </w:rPr>
+      </w:pPr>
+      <w:r>
+        <w:rPr>
+          <w:lang w:val="en-US"/>
+        </w:rPr>
+        <w:t xml:space="preserve">                        &lt;tr key={</w:t>
+      </w:r>
+      <w:proofErr w:type="spellStart"/>
+      <w:r>
+        <w:rPr>
+          <w:lang w:val="en-US"/>
+        </w:rPr>
+        <w:t>rowIndex</w:t>
+      </w:r>
+      <w:proofErr w:type="spellEnd"/>
+      <w:r>
+        <w:rPr>
+          <w:lang w:val="en-US"/>
+        </w:rPr>
+        <w:t>}&gt;</w:t>
+      </w:r>
+    </w:p>
+    <w:p>
+      <w:pPr>
+        <w:pStyle w:val="aff0"/>
+        <w:rPr>
+          <w:lang w:val="en-US"/>
+        </w:rPr>
+      </w:pPr>
+      <w:r>
+        <w:rPr>
+          <w:lang w:val="en-US"/>
+        </w:rPr>
+        <w:t xml:space="preserve">                            {</w:t>
+      </w:r>
+      <w:proofErr w:type="spellStart"/>
+      <w:proofErr w:type="gramStart"/>
+      <w:r>
+        <w:rPr>
+          <w:lang w:val="en-US"/>
+        </w:rPr>
+        <w:t>columns.map</w:t>
+      </w:r>
+      <w:proofErr w:type="spellEnd"/>
+      <w:r>
+        <w:rPr>
+          <w:lang w:val="en-US"/>
+        </w:rPr>
+        <w:t>(</w:t>
+      </w:r>
+      <w:proofErr w:type="gramEnd"/>
+      <w:r>
+        <w:rPr>
+          <w:lang w:val="en-US"/>
+        </w:rPr>
+        <w:t xml:space="preserve">(column, </w:t>
+      </w:r>
+      <w:proofErr w:type="spellStart"/>
+      <w:r>
+        <w:rPr>
+          <w:lang w:val="en-US"/>
+        </w:rPr>
+        <w:t>colIndex</w:t>
+      </w:r>
+      <w:proofErr w:type="spellEnd"/>
+      <w:r>
+        <w:rPr>
+          <w:lang w:val="en-US"/>
+        </w:rPr>
+        <w:t>) =&gt; (</w:t>
       </w:r>
     </w:p>
     <w:p>
@@ -8601,21 +10349,169 @@
           <w:lang w:val="en-US"/>
         </w:rPr>
         <w:lastRenderedPageBreak/>
-        <w:t xml:space="preserve">                                &lt;td key={colIndex} className={column.className}&gt;</w:t>
-      </w:r>
-    </w:p>
-    <w:p>
-      <w:pPr>
-        <w:pStyle w:val="aff0"/>
-        <w:rPr>
-          <w:lang w:val="en-US"/>
-        </w:rPr>
-      </w:pPr>
-      <w:r>
-        <w:rPr>
-          <w:lang w:val="en-US"/>
-        </w:rPr>
-        <w:t xml:space="preserve">                                    {column.render ? column.render(item) : getValueByPath(item, column.key) ?? 'Нет'}</w:t>
+        <w:t xml:space="preserve">                                &lt;td key={</w:t>
+      </w:r>
+      <w:proofErr w:type="spellStart"/>
+      <w:r>
+        <w:rPr>
+          <w:lang w:val="en-US"/>
+        </w:rPr>
+        <w:t>colIndex</w:t>
+      </w:r>
+      <w:proofErr w:type="spellEnd"/>
+      <w:r>
+        <w:rPr>
+          <w:lang w:val="en-US"/>
+        </w:rPr>
+        <w:t xml:space="preserve">} </w:t>
+      </w:r>
+      <w:proofErr w:type="spellStart"/>
+      <w:r>
+        <w:rPr>
+          <w:lang w:val="en-US"/>
+        </w:rPr>
+        <w:t>className</w:t>
+      </w:r>
+      <w:proofErr w:type="spellEnd"/>
+      <w:r>
+        <w:rPr>
+          <w:lang w:val="en-US"/>
+        </w:rPr>
+        <w:t>={</w:t>
+      </w:r>
+      <w:proofErr w:type="spellStart"/>
+      <w:proofErr w:type="gramStart"/>
+      <w:r>
+        <w:rPr>
+          <w:lang w:val="en-US"/>
+        </w:rPr>
+        <w:t>column.className</w:t>
+      </w:r>
+      <w:proofErr w:type="spellEnd"/>
+      <w:proofErr w:type="gramEnd"/>
+      <w:r>
+        <w:rPr>
+          <w:lang w:val="en-US"/>
+        </w:rPr>
+        <w:t>}&gt;</w:t>
+      </w:r>
+    </w:p>
+    <w:p>
+      <w:pPr>
+        <w:pStyle w:val="aff0"/>
+        <w:rPr>
+          <w:lang w:val="en-US"/>
+        </w:rPr>
+      </w:pPr>
+      <w:r>
+        <w:rPr>
+          <w:lang w:val="en-US"/>
+        </w:rPr>
+        <w:t xml:space="preserve">                                    {</w:t>
+      </w:r>
+      <w:proofErr w:type="spellStart"/>
+      <w:proofErr w:type="gramStart"/>
+      <w:r>
+        <w:rPr>
+          <w:lang w:val="en-US"/>
+        </w:rPr>
+        <w:t>column.render</w:t>
+      </w:r>
+      <w:proofErr w:type="spellEnd"/>
+      <w:proofErr w:type="gramEnd"/>
+      <w:r>
+        <w:rPr>
+          <w:lang w:val="en-US"/>
+        </w:rPr>
+        <w:t xml:space="preserve"> ? </w:t>
+      </w:r>
+      <w:proofErr w:type="spellStart"/>
+      <w:proofErr w:type="gramStart"/>
+      <w:r>
+        <w:rPr>
+          <w:lang w:val="en-US"/>
+        </w:rPr>
+        <w:t>column.render</w:t>
+      </w:r>
+      <w:proofErr w:type="spellEnd"/>
+      <w:proofErr w:type="gramEnd"/>
+      <w:r>
+        <w:rPr>
+          <w:lang w:val="en-US"/>
+        </w:rPr>
+        <w:t>(item</w:t>
+      </w:r>
+      <w:proofErr w:type="gramStart"/>
+      <w:r>
+        <w:rPr>
+          <w:lang w:val="en-US"/>
+        </w:rPr>
+        <w:t>) :</w:t>
+      </w:r>
+      <w:proofErr w:type="gramEnd"/>
+      <w:r>
+        <w:rPr>
+          <w:lang w:val="en-US"/>
+        </w:rPr>
+        <w:t xml:space="preserve"> </w:t>
+      </w:r>
+      <w:proofErr w:type="spellStart"/>
+      <w:proofErr w:type="gramStart"/>
+      <w:r>
+        <w:rPr>
+          <w:lang w:val="en-US"/>
+        </w:rPr>
+        <w:t>getValueByPath</w:t>
+      </w:r>
+      <w:proofErr w:type="spellEnd"/>
+      <w:r>
+        <w:rPr>
+          <w:lang w:val="en-US"/>
+        </w:rPr>
+        <w:t>(</w:t>
+      </w:r>
+      <w:proofErr w:type="gramEnd"/>
+      <w:r>
+        <w:rPr>
+          <w:lang w:val="en-US"/>
+        </w:rPr>
+        <w:t xml:space="preserve">item, </w:t>
+      </w:r>
+      <w:proofErr w:type="spellStart"/>
+      <w:r>
+        <w:rPr>
+          <w:lang w:val="en-US"/>
+        </w:rPr>
+        <w:t>column.key</w:t>
+      </w:r>
+      <w:proofErr w:type="spellEnd"/>
+      <w:proofErr w:type="gramStart"/>
+      <w:r>
+        <w:rPr>
+          <w:lang w:val="en-US"/>
+        </w:rPr>
+        <w:t>) ??</w:t>
+      </w:r>
+      <w:proofErr w:type="gramEnd"/>
+      <w:r>
+        <w:rPr>
+          <w:lang w:val="en-US"/>
+        </w:rPr>
+        <w:t xml:space="preserve"> '</w:t>
+      </w:r>
+      <w:proofErr w:type="spellStart"/>
+      <w:r>
+        <w:rPr>
+          <w:lang w:val="en-US"/>
+        </w:rPr>
+        <w:t>Нет</w:t>
+      </w:r>
+      <w:proofErr w:type="spellEnd"/>
+      <w:r>
+        <w:rPr>
+          <w:lang w:val="en-US"/>
+        </w:rPr>
+        <w:t>'}</w:t>
       </w:r>
     </w:p>
     <w:p>
@@ -8657,7 +10553,21 @@
         <w:rPr>
           <w:lang w:val="en-US"/>
         </w:rPr>
-        <w:t xml:space="preserve">                            {hasActions &amp;&amp; (</w:t>
+        <w:t xml:space="preserve">                            {</w:t>
+      </w:r>
+      <w:proofErr w:type="spellStart"/>
+      <w:r>
+        <w:rPr>
+          <w:lang w:val="en-US"/>
+        </w:rPr>
+        <w:t>hasActions</w:t>
+      </w:r>
+      <w:proofErr w:type="spellEnd"/>
+      <w:r>
+        <w:rPr>
+          <w:lang w:val="en-US"/>
+        </w:rPr>
+        <w:t xml:space="preserve"> &amp;&amp; (</w:t>
       </w:r>
     </w:p>
     <w:p>
@@ -8685,35 +10595,173 @@
         <w:rPr>
           <w:lang w:val="en-US"/>
         </w:rPr>
-        <w:t xml:space="preserve">                                    &lt;div className={styles.actionButtons}&gt;</w:t>
-      </w:r>
-    </w:p>
-    <w:p>
-      <w:pPr>
-        <w:pStyle w:val="aff0"/>
-        <w:rPr>
-          <w:lang w:val="en-US"/>
-        </w:rPr>
-      </w:pPr>
-      <w:r>
-        <w:rPr>
-          <w:lang w:val="en-US"/>
-        </w:rPr>
-        <w:t xml:space="preserve">                                         {actions!.map((action, actionIndex) =&gt; (</w:t>
-      </w:r>
-    </w:p>
-    <w:p>
-      <w:pPr>
-        <w:pStyle w:val="aff0"/>
-        <w:rPr>
-          <w:lang w:val="en-US"/>
-        </w:rPr>
-      </w:pPr>
-      <w:r>
-        <w:rPr>
-          <w:lang w:val="en-US"/>
-        </w:rPr>
-        <w:t xml:space="preserve">                                            &lt;React.Fragment key={actionIndex}&gt;{action.render(item)}&lt;/React.Fragment&gt;</w:t>
+        <w:t xml:space="preserve">                                    &lt;div </w:t>
+      </w:r>
+      <w:proofErr w:type="spellStart"/>
+      <w:r>
+        <w:rPr>
+          <w:lang w:val="en-US"/>
+        </w:rPr>
+        <w:t>className</w:t>
+      </w:r>
+      <w:proofErr w:type="spellEnd"/>
+      <w:r>
+        <w:rPr>
+          <w:lang w:val="en-US"/>
+        </w:rPr>
+        <w:t>={</w:t>
+      </w:r>
+      <w:proofErr w:type="spellStart"/>
+      <w:proofErr w:type="gramStart"/>
+      <w:r>
+        <w:rPr>
+          <w:lang w:val="en-US"/>
+        </w:rPr>
+        <w:t>styles.actionButtons</w:t>
+      </w:r>
+      <w:proofErr w:type="spellEnd"/>
+      <w:proofErr w:type="gramEnd"/>
+      <w:r>
+        <w:rPr>
+          <w:lang w:val="en-US"/>
+        </w:rPr>
+        <w:t>}&gt;</w:t>
+      </w:r>
+    </w:p>
+    <w:p>
+      <w:pPr>
+        <w:pStyle w:val="aff0"/>
+        <w:rPr>
+          <w:lang w:val="en-US"/>
+        </w:rPr>
+      </w:pPr>
+      <w:r>
+        <w:rPr>
+          <w:lang w:val="en-US"/>
+        </w:rPr>
+        <w:t xml:space="preserve">                                         {</w:t>
+      </w:r>
+      <w:proofErr w:type="spellStart"/>
+      <w:proofErr w:type="gramStart"/>
+      <w:r>
+        <w:rPr>
+          <w:lang w:val="en-US"/>
+        </w:rPr>
+        <w:t>actions!.map</w:t>
+      </w:r>
+      <w:proofErr w:type="spellEnd"/>
+      <w:r>
+        <w:rPr>
+          <w:lang w:val="en-US"/>
+        </w:rPr>
+        <w:t>(</w:t>
+      </w:r>
+      <w:proofErr w:type="gramEnd"/>
+      <w:r>
+        <w:rPr>
+          <w:lang w:val="en-US"/>
+        </w:rPr>
+        <w:t xml:space="preserve">(action, </w:t>
+      </w:r>
+      <w:proofErr w:type="spellStart"/>
+      <w:r>
+        <w:rPr>
+          <w:lang w:val="en-US"/>
+        </w:rPr>
+        <w:t>actionIndex</w:t>
+      </w:r>
+      <w:proofErr w:type="spellEnd"/>
+      <w:r>
+        <w:rPr>
+          <w:lang w:val="en-US"/>
+        </w:rPr>
+        <w:t>) =&gt; (</w:t>
+      </w:r>
+    </w:p>
+    <w:p>
+      <w:pPr>
+        <w:pStyle w:val="aff0"/>
+        <w:rPr>
+          <w:lang w:val="en-US"/>
+        </w:rPr>
+      </w:pPr>
+      <w:r>
+        <w:rPr>
+          <w:lang w:val="en-US"/>
+        </w:rPr>
+        <w:t xml:space="preserve">                                            &lt;</w:t>
+      </w:r>
+      <w:proofErr w:type="spellStart"/>
+      <w:r>
+        <w:rPr>
+          <w:lang w:val="en-US"/>
+        </w:rPr>
+        <w:t>React.Fragment</w:t>
+      </w:r>
+      <w:proofErr w:type="spellEnd"/>
+      <w:r>
+        <w:rPr>
+          <w:lang w:val="en-US"/>
+        </w:rPr>
+        <w:t xml:space="preserve"> key={</w:t>
+      </w:r>
+      <w:proofErr w:type="spellStart"/>
+      <w:r>
+        <w:rPr>
+          <w:lang w:val="en-US"/>
+        </w:rPr>
+        <w:t>actionIndex</w:t>
+      </w:r>
+      <w:proofErr w:type="spellEnd"/>
+      <w:r>
+        <w:rPr>
+          <w:lang w:val="en-US"/>
+        </w:rPr>
+        <w:t>}&gt;{</w:t>
+      </w:r>
+      <w:proofErr w:type="spellStart"/>
+      <w:proofErr w:type="gramStart"/>
+      <w:r>
+        <w:rPr>
+          <w:lang w:val="en-US"/>
+        </w:rPr>
+        <w:t>action.render</w:t>
+      </w:r>
+      <w:proofErr w:type="spellEnd"/>
+      <w:proofErr w:type="gramEnd"/>
+      <w:r>
+        <w:rPr>
+          <w:lang w:val="en-US"/>
+        </w:rPr>
+        <w:t>(item</w:t>
+      </w:r>
+      <w:proofErr w:type="gramStart"/>
+      <w:r>
+        <w:rPr>
+          <w:lang w:val="en-US"/>
+        </w:rPr>
+        <w:t>)}&lt;</w:t>
+      </w:r>
+      <w:proofErr w:type="gramEnd"/>
+      <w:r>
+        <w:rPr>
+          <w:lang w:val="en-US"/>
+        </w:rPr>
+        <w:t>/</w:t>
+      </w:r>
+      <w:proofErr w:type="spellStart"/>
+      <w:r>
+        <w:rPr>
+          <w:lang w:val="en-US"/>
+        </w:rPr>
+        <w:t>React.Fragment</w:t>
+      </w:r>
+      <w:proofErr w:type="spellEnd"/>
+      <w:r>
+        <w:rPr>
+          <w:lang w:val="en-US"/>
+        </w:rPr>
+        <w:t>&gt;</w:t>
       </w:r>
     </w:p>
     <w:p>
@@ -8851,7 +10899,21 @@
         <w:rPr>
           <w:lang w:val="en-US"/>
         </w:rPr>
-        <w:t xml:space="preserve">{/*Plaseholder </w:t>
+        <w:t>{/*</w:t>
+      </w:r>
+      <w:proofErr w:type="spellStart"/>
+      <w:r>
+        <w:rPr>
+          <w:lang w:val="en-US"/>
+        </w:rPr>
+        <w:t>Plaseholder</w:t>
+      </w:r>
+      <w:proofErr w:type="spellEnd"/>
+      <w:r>
+        <w:rPr>
+          <w:lang w:val="en-US"/>
+        </w:rPr>
+        <w:t xml:space="preserve"> </w:t>
       </w:r>
       <w:r>
         <w:t>при</w:t>
@@ -8862,9 +10924,11 @@
         </w:rPr>
         <w:t xml:space="preserve"> </w:t>
       </w:r>
+      <w:proofErr w:type="spellStart"/>
       <w:r>
         <w:t>отсутсвии</w:t>
       </w:r>
+      <w:proofErr w:type="spellEnd"/>
       <w:r>
         <w:rPr>
           <w:lang w:val="en-US"/>
@@ -8892,7 +10956,101 @@
         <w:rPr>
           <w:lang w:val="en-US"/>
         </w:rPr>
-        <w:t xml:space="preserve">                        &lt;td colSpan={columns.length + (hasActions ? 1 : 0)} className="text-center"&gt;{emptyMessage}&lt;/td&gt;</w:t>
+        <w:t xml:space="preserve">                        &lt;td </w:t>
+      </w:r>
+      <w:proofErr w:type="spellStart"/>
+      <w:r>
+        <w:rPr>
+          <w:lang w:val="en-US"/>
+        </w:rPr>
+        <w:t>colSpan</w:t>
+      </w:r>
+      <w:proofErr w:type="spellEnd"/>
+      <w:proofErr w:type="gramStart"/>
+      <w:r>
+        <w:rPr>
+          <w:lang w:val="en-US"/>
+        </w:rPr>
+        <w:t>={</w:t>
+      </w:r>
+      <w:proofErr w:type="spellStart"/>
+      <w:r>
+        <w:rPr>
+          <w:lang w:val="en-US"/>
+        </w:rPr>
+        <w:t>columns.length</w:t>
+      </w:r>
+      <w:proofErr w:type="spellEnd"/>
+      <w:proofErr w:type="gramEnd"/>
+      <w:r>
+        <w:rPr>
+          <w:lang w:val="en-US"/>
+        </w:rPr>
+        <w:t xml:space="preserve"> + (</w:t>
+      </w:r>
+      <w:proofErr w:type="spellStart"/>
+      <w:proofErr w:type="gramStart"/>
+      <w:r>
+        <w:rPr>
+          <w:lang w:val="en-US"/>
+        </w:rPr>
+        <w:t>hasActions</w:t>
+      </w:r>
+      <w:proofErr w:type="spellEnd"/>
+      <w:r>
+        <w:rPr>
+          <w:lang w:val="en-US"/>
+        </w:rPr>
+        <w:t xml:space="preserve"> ?</w:t>
+      </w:r>
+      <w:proofErr w:type="gramEnd"/>
+      <w:r>
+        <w:rPr>
+          <w:lang w:val="en-US"/>
+        </w:rPr>
+        <w:t xml:space="preserve"> </w:t>
+      </w:r>
+      <w:proofErr w:type="gramStart"/>
+      <w:r>
+        <w:rPr>
+          <w:lang w:val="en-US"/>
+        </w:rPr>
+        <w:t>1 :</w:t>
+      </w:r>
+      <w:proofErr w:type="gramEnd"/>
+      <w:r>
+        <w:rPr>
+          <w:lang w:val="en-US"/>
+        </w:rPr>
+        <w:t xml:space="preserve"> 0)} </w:t>
+      </w:r>
+      <w:proofErr w:type="spellStart"/>
+      <w:r>
+        <w:rPr>
+          <w:lang w:val="en-US"/>
+        </w:rPr>
+        <w:t>className</w:t>
+      </w:r>
+      <w:proofErr w:type="spellEnd"/>
+      <w:r>
+        <w:rPr>
+          <w:lang w:val="en-US"/>
+        </w:rPr>
+        <w:t>="text-center"&gt;{</w:t>
+      </w:r>
+      <w:proofErr w:type="spellStart"/>
+      <w:r>
+        <w:rPr>
+          <w:lang w:val="en-US"/>
+        </w:rPr>
+        <w:t>emptyMessage</w:t>
+      </w:r>
+      <w:proofErr w:type="spellEnd"/>
+      <w:r>
+        <w:rPr>
+          <w:lang w:val="en-US"/>
+        </w:rPr>
+        <w:t>}&lt;/td&gt;</w:t>
       </w:r>
     </w:p>
     <w:p>
@@ -8934,7 +11092,21 @@
         <w:rPr>
           <w:lang w:val="en-US"/>
         </w:rPr>
-        <w:t xml:space="preserve">           &lt;/tbody&gt;</w:t>
+        <w:t xml:space="preserve">           &lt;/</w:t>
+      </w:r>
+      <w:proofErr w:type="spellStart"/>
+      <w:r>
+        <w:rPr>
+          <w:lang w:val="en-US"/>
+        </w:rPr>
+        <w:t>tbody</w:t>
+      </w:r>
+      <w:proofErr w:type="spellEnd"/>
+      <w:r>
+        <w:rPr>
+          <w:lang w:val="en-US"/>
+        </w:rPr>
+        <w:t>&gt;</w:t>
       </w:r>
     </w:p>
     <w:p>
@@ -9228,8 +11400,21 @@
       <w:pPr>
         <w:pStyle w:val="aff0"/>
       </w:pPr>
-      <w:r>
-        <w:t>export const routes = [</w:t>
+      <w:proofErr w:type="spellStart"/>
+      <w:r>
+        <w:t>export</w:t>
+      </w:r>
+      <w:proofErr w:type="spellEnd"/>
+      <w:r>
+        <w:t xml:space="preserve"> const </w:t>
+      </w:r>
+      <w:proofErr w:type="spellStart"/>
+      <w:r>
+        <w:t>routes</w:t>
+      </w:r>
+      <w:proofErr w:type="spellEnd"/>
+      <w:r>
+        <w:t xml:space="preserve"> = [</w:t>
       </w:r>
     </w:p>
     <w:p>
@@ -9253,7 +11438,31 @@
         <w:pStyle w:val="aff0"/>
       </w:pPr>
       <w:r>
-        <w:t xml:space="preserve">    path: "/", element: &lt;LoginPage /&gt;,</w:t>
+        <w:t xml:space="preserve">    </w:t>
+      </w:r>
+      <w:proofErr w:type="spellStart"/>
+      <w:r>
+        <w:t>path</w:t>
+      </w:r>
+      <w:proofErr w:type="spellEnd"/>
+      <w:r>
+        <w:t xml:space="preserve">: "/", </w:t>
+      </w:r>
+      <w:proofErr w:type="spellStart"/>
+      <w:r>
+        <w:t>element</w:t>
+      </w:r>
+      <w:proofErr w:type="spellEnd"/>
+      <w:r>
+        <w:t>: &lt;</w:t>
+      </w:r>
+      <w:proofErr w:type="spellStart"/>
+      <w:r>
+        <w:t>LoginPage</w:t>
+      </w:r>
+      <w:proofErr w:type="spellEnd"/>
+      <w:r>
+        <w:t xml:space="preserve"> /&gt;,</w:t>
       </w:r>
     </w:p>
     <w:p>
@@ -9322,21 +11531,49 @@
         <w:rPr>
           <w:lang w:val="en-US"/>
         </w:rPr>
-        <w:t xml:space="preserve">      &lt;ProtectedRoute&gt;</w:t>
-      </w:r>
-    </w:p>
-    <w:p>
-      <w:pPr>
-        <w:pStyle w:val="aff0"/>
-        <w:rPr>
-          <w:lang w:val="en-US"/>
-        </w:rPr>
-      </w:pPr>
-      <w:r>
-        <w:rPr>
-          <w:lang w:val="en-US"/>
-        </w:rPr>
-        <w:t xml:space="preserve">        &lt;DashboardLayout /&gt;</w:t>
+        <w:t xml:space="preserve">      &lt;</w:t>
+      </w:r>
+      <w:proofErr w:type="spellStart"/>
+      <w:r>
+        <w:rPr>
+          <w:lang w:val="en-US"/>
+        </w:rPr>
+        <w:t>ProtectedRoute</w:t>
+      </w:r>
+      <w:proofErr w:type="spellEnd"/>
+      <w:r>
+        <w:rPr>
+          <w:lang w:val="en-US"/>
+        </w:rPr>
+        <w:t>&gt;</w:t>
+      </w:r>
+    </w:p>
+    <w:p>
+      <w:pPr>
+        <w:pStyle w:val="aff0"/>
+        <w:rPr>
+          <w:lang w:val="en-US"/>
+        </w:rPr>
+      </w:pPr>
+      <w:r>
+        <w:rPr>
+          <w:lang w:val="en-US"/>
+        </w:rPr>
+        <w:t xml:space="preserve">        &lt;</w:t>
+      </w:r>
+      <w:proofErr w:type="spellStart"/>
+      <w:r>
+        <w:rPr>
+          <w:lang w:val="en-US"/>
+        </w:rPr>
+        <w:t>DashboardLayout</w:t>
+      </w:r>
+      <w:proofErr w:type="spellEnd"/>
+      <w:r>
+        <w:rPr>
+          <w:lang w:val="en-US"/>
+        </w:rPr>
+        <w:t xml:space="preserve"> /&gt;</w:t>
       </w:r>
     </w:p>
     <w:p>
@@ -9350,7 +11587,15 @@
         <w:t xml:space="preserve">      </w:t>
       </w:r>
       <w:r>
-        <w:t>&lt;/ProtectedRoute&gt;</w:t>
+        <w:t>&lt;/</w:t>
+      </w:r>
+      <w:proofErr w:type="spellStart"/>
+      <w:r>
+        <w:t>ProtectedRoute</w:t>
+      </w:r>
+      <w:proofErr w:type="spellEnd"/>
+      <w:r>
+        <w:t>&gt;</w:t>
       </w:r>
     </w:p>
     <w:p>
@@ -9366,15 +11611,52 @@
         <w:pStyle w:val="aff0"/>
       </w:pPr>
       <w:r>
-        <w:t xml:space="preserve">    // Мета-данные для маршрута</w:t>
-      </w:r>
-    </w:p>
-    <w:p>
-      <w:pPr>
-        <w:pStyle w:val="aff0"/>
-      </w:pPr>
-      <w:r>
-        <w:t xml:space="preserve">    handle: { title: 'Панель управления' },</w:t>
+        <w:t xml:space="preserve">    // </w:t>
+      </w:r>
+      <w:proofErr w:type="gramStart"/>
+      <w:r>
+        <w:t>Мета-данные</w:t>
+      </w:r>
+      <w:proofErr w:type="gramEnd"/>
+      <w:r>
+        <w:t xml:space="preserve"> для маршрута</w:t>
+      </w:r>
+    </w:p>
+    <w:p>
+      <w:pPr>
+        <w:pStyle w:val="aff0"/>
+      </w:pPr>
+      <w:r>
+        <w:t xml:space="preserve">    </w:t>
+      </w:r>
+      <w:proofErr w:type="spellStart"/>
+      <w:r>
+        <w:t>handle</w:t>
+      </w:r>
+      <w:proofErr w:type="spellEnd"/>
+      <w:r>
+        <w:t xml:space="preserve">: </w:t>
+      </w:r>
+      <w:proofErr w:type="gramStart"/>
+      <w:r>
+        <w:t xml:space="preserve">{ </w:t>
+      </w:r>
+      <w:proofErr w:type="spellStart"/>
+      <w:r>
+        <w:t>title</w:t>
+      </w:r>
+      <w:proofErr w:type="spellEnd"/>
+      <w:proofErr w:type="gramEnd"/>
+      <w:r>
+        <w:t>: 'Панель управления</w:t>
+      </w:r>
+      <w:proofErr w:type="gramStart"/>
+      <w:r>
+        <w:t>' }</w:t>
+      </w:r>
+      <w:proofErr w:type="gramEnd"/>
+      <w:r>
+        <w:t>,</w:t>
       </w:r>
     </w:p>
     <w:p>
@@ -9390,15 +11672,31 @@
         <w:pStyle w:val="aff0"/>
       </w:pPr>
       <w:r>
-        <w:t xml:space="preserve">    children: [</w:t>
-      </w:r>
-    </w:p>
-    <w:p>
-      <w:pPr>
-        <w:pStyle w:val="aff0"/>
-      </w:pPr>
-      <w:r>
-        <w:t xml:space="preserve">      // Раздел структуры общежития (требуется роль educator)</w:t>
+        <w:t xml:space="preserve">    </w:t>
+      </w:r>
+      <w:proofErr w:type="spellStart"/>
+      <w:r>
+        <w:t>children</w:t>
+      </w:r>
+      <w:proofErr w:type="spellEnd"/>
+      <w:r>
+        <w:t>: [</w:t>
+      </w:r>
+    </w:p>
+    <w:p>
+      <w:pPr>
+        <w:pStyle w:val="aff0"/>
+      </w:pPr>
+      <w:r>
+        <w:t xml:space="preserve">      // Раздел структуры общежития (требуется роль </w:t>
+      </w:r>
+      <w:proofErr w:type="spellStart"/>
+      <w:r>
+        <w:t>educator</w:t>
+      </w:r>
+      <w:proofErr w:type="spellEnd"/>
+      <w:r>
+        <w:t>)</w:t>
       </w:r>
     </w:p>
     <w:p>
@@ -9411,11 +11709,33 @@
       <w:r>
         <w:t xml:space="preserve">      </w:t>
       </w:r>
-      <w:r>
-        <w:rPr>
-          <w:lang w:val="en-US"/>
-        </w:rPr>
-        <w:t>{ path: "structure", element: &lt;&gt;&lt;/&gt;, handle: { title: '</w:t>
+      <w:proofErr w:type="gramStart"/>
+      <w:r>
+        <w:rPr>
+          <w:lang w:val="en-US"/>
+        </w:rPr>
+        <w:t>{ path</w:t>
+      </w:r>
+      <w:proofErr w:type="gramEnd"/>
+      <w:r>
+        <w:rPr>
+          <w:lang w:val="en-US"/>
+        </w:rPr>
+        <w:t xml:space="preserve">: "structure", element: &lt;&gt;&lt;/&gt;, handle: </w:t>
+      </w:r>
+      <w:proofErr w:type="gramStart"/>
+      <w:r>
+        <w:rPr>
+          <w:lang w:val="en-US"/>
+        </w:rPr>
+        <w:t>{ title</w:t>
+      </w:r>
+      <w:proofErr w:type="gramEnd"/>
+      <w:r>
+        <w:rPr>
+          <w:lang w:val="en-US"/>
+        </w:rPr>
+        <w:t>: '</w:t>
       </w:r>
       <w:r>
         <w:t>Структура</w:t>
@@ -9433,21 +11753,91 @@
         <w:rPr>
           <w:lang w:val="en-US"/>
         </w:rPr>
-        <w:t>', requiredRole: 'educator' } },</w:t>
-      </w:r>
-    </w:p>
-    <w:p>
-      <w:pPr>
-        <w:pStyle w:val="aff0"/>
-        <w:rPr>
-          <w:lang w:val="en-US"/>
-        </w:rPr>
-      </w:pPr>
-      <w:r>
-        <w:rPr>
-          <w:lang w:val="en-US"/>
-        </w:rPr>
-        <w:t xml:space="preserve">      { path: "students", element: &lt;StudentsLayout /&gt;, handle: { title: '</w:t>
+        <w:t xml:space="preserve">', </w:t>
+      </w:r>
+      <w:proofErr w:type="spellStart"/>
+      <w:r>
+        <w:rPr>
+          <w:lang w:val="en-US"/>
+        </w:rPr>
+        <w:t>requiredRole</w:t>
+      </w:r>
+      <w:proofErr w:type="spellEnd"/>
+      <w:r>
+        <w:rPr>
+          <w:lang w:val="en-US"/>
+        </w:rPr>
+        <w:t>: 'educator</w:t>
+      </w:r>
+      <w:proofErr w:type="gramStart"/>
+      <w:r>
+        <w:rPr>
+          <w:lang w:val="en-US"/>
+        </w:rPr>
+        <w:t>' }</w:t>
+      </w:r>
+      <w:proofErr w:type="gramEnd"/>
+      <w:r>
+        <w:rPr>
+          <w:lang w:val="en-US"/>
+        </w:rPr>
+        <w:t xml:space="preserve"> },</w:t>
+      </w:r>
+    </w:p>
+    <w:p>
+      <w:pPr>
+        <w:pStyle w:val="aff0"/>
+        <w:rPr>
+          <w:lang w:val="en-US"/>
+        </w:rPr>
+      </w:pPr>
+      <w:r>
+        <w:rPr>
+          <w:lang w:val="en-US"/>
+        </w:rPr>
+        <w:t xml:space="preserve">      </w:t>
+      </w:r>
+      <w:proofErr w:type="gramStart"/>
+      <w:r>
+        <w:rPr>
+          <w:lang w:val="en-US"/>
+        </w:rPr>
+        <w:t>{ path</w:t>
+      </w:r>
+      <w:proofErr w:type="gramEnd"/>
+      <w:r>
+        <w:rPr>
+          <w:lang w:val="en-US"/>
+        </w:rPr>
+        <w:t>: "students", element: &lt;</w:t>
+      </w:r>
+      <w:proofErr w:type="spellStart"/>
+      <w:r>
+        <w:rPr>
+          <w:lang w:val="en-US"/>
+        </w:rPr>
+        <w:t>StudentsLayout</w:t>
+      </w:r>
+      <w:proofErr w:type="spellEnd"/>
+      <w:r>
+        <w:rPr>
+          <w:lang w:val="en-US"/>
+        </w:rPr>
+        <w:t xml:space="preserve"> /&gt;, handle: </w:t>
+      </w:r>
+      <w:proofErr w:type="gramStart"/>
+      <w:r>
+        <w:rPr>
+          <w:lang w:val="en-US"/>
+        </w:rPr>
+        <w:t>{ title</w:t>
+      </w:r>
+      <w:proofErr w:type="gramEnd"/>
+      <w:r>
+        <w:rPr>
+          <w:lang w:val="en-US"/>
+        </w:rPr>
+        <w:t>: '</w:t>
       </w:r>
       <w:r>
         <w:t>Студенты</w:t>
@@ -9456,21 +11846,113 @@
         <w:rPr>
           <w:lang w:val="en-US"/>
         </w:rPr>
-        <w:t>', requiredRole: 'educator' } },</w:t>
-      </w:r>
-    </w:p>
-    <w:p>
-      <w:pPr>
-        <w:pStyle w:val="aff0"/>
-        <w:rPr>
-          <w:lang w:val="en-US"/>
-        </w:rPr>
-      </w:pPr>
-      <w:r>
-        <w:rPr>
-          <w:lang w:val="en-US"/>
-        </w:rPr>
-        <w:t xml:space="preserve">      { path: "students/:studentId", element: &lt;StudentCardLayout /&gt;, handle: { title: '</w:t>
+        <w:t xml:space="preserve">', </w:t>
+      </w:r>
+      <w:proofErr w:type="spellStart"/>
+      <w:r>
+        <w:rPr>
+          <w:lang w:val="en-US"/>
+        </w:rPr>
+        <w:t>requiredRole</w:t>
+      </w:r>
+      <w:proofErr w:type="spellEnd"/>
+      <w:r>
+        <w:rPr>
+          <w:lang w:val="en-US"/>
+        </w:rPr>
+        <w:t>: 'educator</w:t>
+      </w:r>
+      <w:proofErr w:type="gramStart"/>
+      <w:r>
+        <w:rPr>
+          <w:lang w:val="en-US"/>
+        </w:rPr>
+        <w:t>' }</w:t>
+      </w:r>
+      <w:proofErr w:type="gramEnd"/>
+      <w:r>
+        <w:rPr>
+          <w:lang w:val="en-US"/>
+        </w:rPr>
+        <w:t xml:space="preserve"> },</w:t>
+      </w:r>
+    </w:p>
+    <w:p>
+      <w:pPr>
+        <w:pStyle w:val="aff0"/>
+        <w:rPr>
+          <w:lang w:val="en-US"/>
+        </w:rPr>
+      </w:pPr>
+      <w:r>
+        <w:rPr>
+          <w:lang w:val="en-US"/>
+        </w:rPr>
+        <w:t xml:space="preserve">      </w:t>
+      </w:r>
+      <w:proofErr w:type="gramStart"/>
+      <w:r>
+        <w:rPr>
+          <w:lang w:val="en-US"/>
+        </w:rPr>
+        <w:t>{ path</w:t>
+      </w:r>
+      <w:proofErr w:type="gramEnd"/>
+      <w:r>
+        <w:rPr>
+          <w:lang w:val="en-US"/>
+        </w:rPr>
+        <w:t>: "students</w:t>
+      </w:r>
+      <w:proofErr w:type="gramStart"/>
+      <w:r>
+        <w:rPr>
+          <w:lang w:val="en-US"/>
+        </w:rPr>
+        <w:t>/:</w:t>
+      </w:r>
+      <w:proofErr w:type="spellStart"/>
+      <w:r>
+        <w:rPr>
+          <w:lang w:val="en-US"/>
+        </w:rPr>
+        <w:t>studentId</w:t>
+      </w:r>
+      <w:proofErr w:type="spellEnd"/>
+      <w:proofErr w:type="gramEnd"/>
+      <w:r>
+        <w:rPr>
+          <w:lang w:val="en-US"/>
+        </w:rPr>
+        <w:t>", element: &lt;</w:t>
+      </w:r>
+      <w:proofErr w:type="spellStart"/>
+      <w:r>
+        <w:rPr>
+          <w:lang w:val="en-US"/>
+        </w:rPr>
+        <w:t>StudentCardLayout</w:t>
+      </w:r>
+      <w:proofErr w:type="spellEnd"/>
+      <w:r>
+        <w:rPr>
+          <w:lang w:val="en-US"/>
+        </w:rPr>
+        <w:t xml:space="preserve"> /&gt;, handle: </w:t>
+      </w:r>
+      <w:proofErr w:type="gramStart"/>
+      <w:r>
+        <w:rPr>
+          <w:lang w:val="en-US"/>
+        </w:rPr>
+        <w:t>{ title</w:t>
+      </w:r>
+      <w:proofErr w:type="gramEnd"/>
+      <w:r>
+        <w:rPr>
+          <w:lang w:val="en-US"/>
+        </w:rPr>
+        <w:t>: '</w:t>
       </w:r>
       <w:r>
         <w:t>Карточка</w:t>
@@ -9488,7 +11970,35 @@
         <w:rPr>
           <w:lang w:val="en-US"/>
         </w:rPr>
-        <w:t>', requiredRole: 'educator' } },</w:t>
+        <w:t xml:space="preserve">', </w:t>
+      </w:r>
+      <w:proofErr w:type="spellStart"/>
+      <w:r>
+        <w:rPr>
+          <w:lang w:val="en-US"/>
+        </w:rPr>
+        <w:t>requiredRole</w:t>
+      </w:r>
+      <w:proofErr w:type="spellEnd"/>
+      <w:r>
+        <w:rPr>
+          <w:lang w:val="en-US"/>
+        </w:rPr>
+        <w:t>: 'educator</w:t>
+      </w:r>
+      <w:proofErr w:type="gramStart"/>
+      <w:r>
+        <w:rPr>
+          <w:lang w:val="en-US"/>
+        </w:rPr>
+        <w:t>' }</w:t>
+      </w:r>
+      <w:proofErr w:type="gramEnd"/>
+      <w:r>
+        <w:rPr>
+          <w:lang w:val="en-US"/>
+        </w:rPr>
+        <w:t xml:space="preserve"> },</w:t>
       </w:r>
     </w:p>
     <w:p>
@@ -9510,7 +12020,15 @@
         <w:t xml:space="preserve">      </w:t>
       </w:r>
       <w:r>
-        <w:t>// Раздел студентов (требуется роль commandant)</w:t>
+        <w:t xml:space="preserve">// Раздел студентов (требуется роль </w:t>
+      </w:r>
+      <w:proofErr w:type="spellStart"/>
+      <w:r>
+        <w:t>commandant</w:t>
+      </w:r>
+      <w:proofErr w:type="spellEnd"/>
+      <w:r>
+        <w:t>)</w:t>
       </w:r>
     </w:p>
     <w:p>
@@ -9523,11 +12041,33 @@
       <w:r>
         <w:t xml:space="preserve">      </w:t>
       </w:r>
-      <w:r>
-        <w:rPr>
-          <w:lang w:val="en-US"/>
-        </w:rPr>
-        <w:t>{ path: "settlement", element: &lt;&gt;&lt;/&gt;, handle: { title: '</w:t>
+      <w:proofErr w:type="gramStart"/>
+      <w:r>
+        <w:rPr>
+          <w:lang w:val="en-US"/>
+        </w:rPr>
+        <w:t>{ path</w:t>
+      </w:r>
+      <w:proofErr w:type="gramEnd"/>
+      <w:r>
+        <w:rPr>
+          <w:lang w:val="en-US"/>
+        </w:rPr>
+        <w:t xml:space="preserve">: "settlement", element: &lt;&gt;&lt;/&gt;, handle: </w:t>
+      </w:r>
+      <w:proofErr w:type="gramStart"/>
+      <w:r>
+        <w:rPr>
+          <w:lang w:val="en-US"/>
+        </w:rPr>
+        <w:t>{ title</w:t>
+      </w:r>
+      <w:proofErr w:type="gramEnd"/>
+      <w:r>
+        <w:rPr>
+          <w:lang w:val="en-US"/>
+        </w:rPr>
+        <w:t>: '</w:t>
       </w:r>
       <w:r>
         <w:t>Расселение</w:t>
@@ -9536,7 +12076,35 @@
         <w:rPr>
           <w:lang w:val="en-US"/>
         </w:rPr>
-        <w:t>', requiredRole: 'commandant' } },</w:t>
+        <w:t xml:space="preserve">', </w:t>
+      </w:r>
+      <w:proofErr w:type="spellStart"/>
+      <w:r>
+        <w:rPr>
+          <w:lang w:val="en-US"/>
+        </w:rPr>
+        <w:t>requiredRole</w:t>
+      </w:r>
+      <w:proofErr w:type="spellEnd"/>
+      <w:r>
+        <w:rPr>
+          <w:lang w:val="en-US"/>
+        </w:rPr>
+        <w:t>: 'commandant</w:t>
+      </w:r>
+      <w:proofErr w:type="gramStart"/>
+      <w:r>
+        <w:rPr>
+          <w:lang w:val="en-US"/>
+        </w:rPr>
+        <w:t>' }</w:t>
+      </w:r>
+      <w:proofErr w:type="gramEnd"/>
+      <w:r>
+        <w:rPr>
+          <w:lang w:val="en-US"/>
+        </w:rPr>
+        <w:t xml:space="preserve"> },</w:t>
       </w:r>
     </w:p>
     <w:p>
@@ -9558,7 +12126,15 @@
         <w:t xml:space="preserve">      </w:t>
       </w:r>
       <w:r>
-        <w:t>// Раздел пользователей (требуется роль admin)</w:t>
+        <w:t xml:space="preserve">// Раздел пользователей (требуется роль </w:t>
+      </w:r>
+      <w:proofErr w:type="spellStart"/>
+      <w:r>
+        <w:t>admin</w:t>
+      </w:r>
+      <w:proofErr w:type="spellEnd"/>
+      <w:r>
+        <w:t>)</w:t>
       </w:r>
     </w:p>
     <w:p>
@@ -9571,11 +12147,47 @@
       <w:r>
         <w:t xml:space="preserve">      </w:t>
       </w:r>
-      <w:r>
-        <w:rPr>
-          <w:lang w:val="en-US"/>
-        </w:rPr>
-        <w:t>{ path: "users", element: &lt;UsersLayout /&gt;, handle: { title: '</w:t>
+      <w:proofErr w:type="gramStart"/>
+      <w:r>
+        <w:rPr>
+          <w:lang w:val="en-US"/>
+        </w:rPr>
+        <w:t>{ path</w:t>
+      </w:r>
+      <w:proofErr w:type="gramEnd"/>
+      <w:r>
+        <w:rPr>
+          <w:lang w:val="en-US"/>
+        </w:rPr>
+        <w:t>: "users", element: &lt;</w:t>
+      </w:r>
+      <w:proofErr w:type="spellStart"/>
+      <w:r>
+        <w:rPr>
+          <w:lang w:val="en-US"/>
+        </w:rPr>
+        <w:t>UsersLayout</w:t>
+      </w:r>
+      <w:proofErr w:type="spellEnd"/>
+      <w:r>
+        <w:rPr>
+          <w:lang w:val="en-US"/>
+        </w:rPr>
+        <w:t xml:space="preserve"> /&gt;, handle: </w:t>
+      </w:r>
+      <w:proofErr w:type="gramStart"/>
+      <w:r>
+        <w:rPr>
+          <w:lang w:val="en-US"/>
+        </w:rPr>
+        <w:t>{ title</w:t>
+      </w:r>
+      <w:proofErr w:type="gramEnd"/>
+      <w:r>
+        <w:rPr>
+          <w:lang w:val="en-US"/>
+        </w:rPr>
+        <w:t>: '</w:t>
       </w:r>
       <w:r>
         <w:t>Пользователи</w:t>
@@ -9584,7 +12196,35 @@
         <w:rPr>
           <w:lang w:val="en-US"/>
         </w:rPr>
-        <w:t>', requiredRole: 'admin' } },</w:t>
+        <w:t xml:space="preserve">', </w:t>
+      </w:r>
+      <w:proofErr w:type="spellStart"/>
+      <w:r>
+        <w:rPr>
+          <w:lang w:val="en-US"/>
+        </w:rPr>
+        <w:t>requiredRole</w:t>
+      </w:r>
+      <w:proofErr w:type="spellEnd"/>
+      <w:r>
+        <w:rPr>
+          <w:lang w:val="en-US"/>
+        </w:rPr>
+        <w:t>: 'admin</w:t>
+      </w:r>
+      <w:proofErr w:type="gramStart"/>
+      <w:r>
+        <w:rPr>
+          <w:lang w:val="en-US"/>
+        </w:rPr>
+        <w:t>' }</w:t>
+      </w:r>
+      <w:proofErr w:type="gramEnd"/>
+      <w:r>
+        <w:rPr>
+          <w:lang w:val="en-US"/>
+        </w:rPr>
+        <w:t xml:space="preserve"> },</w:t>
       </w:r>
     </w:p>
     <w:p>
@@ -9606,7 +12246,15 @@
         <w:t xml:space="preserve">      </w:t>
       </w:r>
       <w:r>
-        <w:t>// Маршрут по умолчанию для /dashboard - редирект на структуру</w:t>
+        <w:t>// Маршрут по умолчанию для /</w:t>
+      </w:r>
+      <w:proofErr w:type="spellStart"/>
+      <w:r>
+        <w:t>dashboard</w:t>
+      </w:r>
+      <w:proofErr w:type="spellEnd"/>
+      <w:r>
+        <w:t xml:space="preserve"> - редирект на структуру</w:t>
       </w:r>
     </w:p>
     <w:p>
@@ -9619,11 +12267,47 @@
       <w:r>
         <w:t xml:space="preserve">      </w:t>
       </w:r>
-      <w:r>
-        <w:rPr>
-          <w:lang w:val="en-US"/>
-        </w:rPr>
-        <w:t>{ index: true, element: &lt;Navigate to="structure" replace /&gt; },</w:t>
+      <w:proofErr w:type="gramStart"/>
+      <w:r>
+        <w:rPr>
+          <w:lang w:val="en-US"/>
+        </w:rPr>
+        <w:t>{ index</w:t>
+      </w:r>
+      <w:proofErr w:type="gramEnd"/>
+      <w:r>
+        <w:rPr>
+          <w:lang w:val="en-US"/>
+        </w:rPr>
+        <w:t xml:space="preserve">: true, element: &lt;Navigate to="structure" </w:t>
+      </w:r>
+      <w:proofErr w:type="gramStart"/>
+      <w:r>
+        <w:rPr>
+          <w:lang w:val="en-US"/>
+        </w:rPr>
+        <w:t>replace</w:t>
+      </w:r>
+      <w:proofErr w:type="gramEnd"/>
+      <w:r>
+        <w:rPr>
+          <w:lang w:val="en-US"/>
+        </w:rPr>
+        <w:t xml:space="preserve"> /</w:t>
+      </w:r>
+      <w:proofErr w:type="gramStart"/>
+      <w:r>
+        <w:rPr>
+          <w:lang w:val="en-US"/>
+        </w:rPr>
+        <w:t>&gt; }</w:t>
+      </w:r>
+      <w:proofErr w:type="gramEnd"/>
+      <w:r>
+        <w:rPr>
+          <w:lang w:val="en-US"/>
+        </w:rPr>
+        <w:t>,</w:t>
       </w:r>
     </w:p>
     <w:p>
@@ -9662,7 +12346,44 @@
       </w:pPr>
       <w:r>
         <w:lastRenderedPageBreak/>
-        <w:t xml:space="preserve">  { path: "*", element: &lt;NotFoundLayout /&gt; },</w:t>
+        <w:t xml:space="preserve">  </w:t>
+      </w:r>
+      <w:proofErr w:type="gramStart"/>
+      <w:r>
+        <w:t xml:space="preserve">{ </w:t>
+      </w:r>
+      <w:proofErr w:type="spellStart"/>
+      <w:r>
+        <w:t>path</w:t>
+      </w:r>
+      <w:proofErr w:type="spellEnd"/>
+      <w:proofErr w:type="gramEnd"/>
+      <w:r>
+        <w:t xml:space="preserve">: "*", </w:t>
+      </w:r>
+      <w:proofErr w:type="spellStart"/>
+      <w:r>
+        <w:t>element</w:t>
+      </w:r>
+      <w:proofErr w:type="spellEnd"/>
+      <w:r>
+        <w:t>: &lt;</w:t>
+      </w:r>
+      <w:proofErr w:type="spellStart"/>
+      <w:r>
+        <w:t>NotFoundLayout</w:t>
+      </w:r>
+      <w:proofErr w:type="spellEnd"/>
+      <w:r>
+        <w:t xml:space="preserve"> /</w:t>
+      </w:r>
+      <w:proofErr w:type="gramStart"/>
+      <w:r>
+        <w:t>&gt; }</w:t>
+      </w:r>
+      <w:proofErr w:type="gramEnd"/>
+      <w:r>
+        <w:t>,</w:t>
       </w:r>
     </w:p>
     <w:p>
@@ -9718,12 +12439,14 @@
       <w:r>
         <w:t xml:space="preserve"> Код метода </w:t>
       </w:r>
+      <w:proofErr w:type="spellStart"/>
       <w:r>
         <w:rPr>
           <w:lang w:val="en-US"/>
         </w:rPr>
         <w:t>handleExportToExcel</w:t>
       </w:r>
+      <w:proofErr w:type="spellEnd"/>
       <w:r>
         <w:t xml:space="preserve"> представлен листингом 6. Также в веб-приложении присутствует </w:t>
       </w:r>
@@ -9759,12 +12482,14 @@
       <w:r>
         <w:t xml:space="preserve"> </w:t>
       </w:r>
+      <w:proofErr w:type="spellStart"/>
       <w:r>
         <w:rPr>
           <w:lang w:val="en-US"/>
         </w:rPr>
         <w:t>handleExportToExcel</w:t>
       </w:r>
+      <w:proofErr w:type="spellEnd"/>
     </w:p>
     <w:p>
       <w:pPr>
@@ -9797,12 +12522,14 @@
       <w:r>
         <w:t xml:space="preserve"> </w:t>
       </w:r>
+      <w:proofErr w:type="spellStart"/>
       <w:r>
         <w:rPr>
           <w:lang w:val="en-US"/>
         </w:rPr>
         <w:t>handleExportToExcel</w:t>
       </w:r>
+      <w:proofErr w:type="spellEnd"/>
       <w:r>
         <w:t xml:space="preserve"> = () =&gt; {</w:t>
       </w:r>
@@ -9860,8 +12587,13 @@
         <w:t>х</w:t>
       </w:r>
       <w:r>
-        <w:t xml:space="preserve"> для экспорта из processedStudents</w:t>
-      </w:r>
+        <w:t xml:space="preserve"> для экспорта из </w:t>
+      </w:r>
+      <w:proofErr w:type="spellStart"/>
+      <w:r>
+        <w:t>processedStudents</w:t>
+      </w:r>
+      <w:proofErr w:type="spellEnd"/>
     </w:p>
     <w:p>
       <w:pPr>
@@ -9877,7 +12609,43 @@
         <w:rPr>
           <w:lang w:val="en-US"/>
         </w:rPr>
-        <w:t>const dataForExport = processedStudents.map(student =&gt; ({</w:t>
+        <w:t xml:space="preserve">const </w:t>
+      </w:r>
+      <w:proofErr w:type="spellStart"/>
+      <w:r>
+        <w:rPr>
+          <w:lang w:val="en-US"/>
+        </w:rPr>
+        <w:t>dataForExport</w:t>
+      </w:r>
+      <w:proofErr w:type="spellEnd"/>
+      <w:r>
+        <w:rPr>
+          <w:lang w:val="en-US"/>
+        </w:rPr>
+        <w:t xml:space="preserve"> = </w:t>
+      </w:r>
+      <w:proofErr w:type="spellStart"/>
+      <w:proofErr w:type="gramStart"/>
+      <w:r>
+        <w:rPr>
+          <w:lang w:val="en-US"/>
+        </w:rPr>
+        <w:t>processedStudents.map</w:t>
+      </w:r>
+      <w:proofErr w:type="spellEnd"/>
+      <w:r>
+        <w:rPr>
+          <w:lang w:val="en-US"/>
+        </w:rPr>
+        <w:t>(</w:t>
+      </w:r>
+      <w:proofErr w:type="gramEnd"/>
+      <w:r>
+        <w:rPr>
+          <w:lang w:val="en-US"/>
+        </w:rPr>
+        <w:t>student =&gt; ({</w:t>
       </w:r>
     </w:p>
     <w:p>
@@ -9900,7 +12668,67 @@
         <w:rPr>
           <w:lang w:val="en-US"/>
         </w:rPr>
-        <w:t>': `${student.surname || ''} ${student.name || ''} ${student.patronymic || ''}`.trim() || '</w:t>
+        <w:t>': `${</w:t>
+      </w:r>
+      <w:proofErr w:type="spellStart"/>
+      <w:proofErr w:type="gramStart"/>
+      <w:r>
+        <w:rPr>
+          <w:lang w:val="en-US"/>
+        </w:rPr>
+        <w:t>student.surname</w:t>
+      </w:r>
+      <w:proofErr w:type="spellEnd"/>
+      <w:proofErr w:type="gramEnd"/>
+      <w:r>
+        <w:rPr>
+          <w:lang w:val="en-US"/>
+        </w:rPr>
+        <w:t xml:space="preserve"> || ''} ${student.name || ''} ${</w:t>
+      </w:r>
+      <w:proofErr w:type="spellStart"/>
+      <w:proofErr w:type="gramStart"/>
+      <w:r>
+        <w:rPr>
+          <w:lang w:val="en-US"/>
+        </w:rPr>
+        <w:t>student.patronymic</w:t>
+      </w:r>
+      <w:proofErr w:type="spellEnd"/>
+      <w:proofErr w:type="gramEnd"/>
+      <w:r>
+        <w:rPr>
+          <w:lang w:val="en-US"/>
+        </w:rPr>
+        <w:t xml:space="preserve"> || '</w:t>
+      </w:r>
+      <w:proofErr w:type="gramStart"/>
+      <w:r>
+        <w:rPr>
+          <w:lang w:val="en-US"/>
+        </w:rPr>
+        <w:t>'}`</w:t>
+      </w:r>
+      <w:proofErr w:type="gramEnd"/>
+      <w:r>
+        <w:rPr>
+          <w:lang w:val="en-US"/>
+        </w:rPr>
+        <w:t>.</w:t>
+      </w:r>
+      <w:proofErr w:type="gramStart"/>
+      <w:r>
+        <w:rPr>
+          <w:lang w:val="en-US"/>
+        </w:rPr>
+        <w:t>trim(</w:t>
+      </w:r>
+      <w:proofErr w:type="gramEnd"/>
+      <w:r>
+        <w:rPr>
+          <w:lang w:val="en-US"/>
+        </w:rPr>
+        <w:t>) || '</w:t>
       </w:r>
       <w:r>
         <w:t>Нет</w:t>
@@ -9964,7 +12792,29 @@
         <w:rPr>
           <w:lang w:val="en-US"/>
         </w:rPr>
-        <w:t>': student.group?.course || '</w:t>
+        <w:t xml:space="preserve">': </w:t>
+      </w:r>
+      <w:proofErr w:type="spellStart"/>
+      <w:proofErr w:type="gramStart"/>
+      <w:r>
+        <w:rPr>
+          <w:lang w:val="en-US"/>
+        </w:rPr>
+        <w:t>student.group?.</w:t>
+      </w:r>
+      <w:proofErr w:type="gramEnd"/>
+      <w:r>
+        <w:rPr>
+          <w:lang w:val="en-US"/>
+        </w:rPr>
+        <w:t>course</w:t>
+      </w:r>
+      <w:proofErr w:type="spellEnd"/>
+      <w:r>
+        <w:rPr>
+          <w:lang w:val="en-US"/>
+        </w:rPr>
+        <w:t xml:space="preserve"> || '</w:t>
       </w:r>
       <w:r>
         <w:t>Нет</w:t>
@@ -9987,23 +12837,61 @@
         <w:t xml:space="preserve">            </w:t>
       </w:r>
       <w:r>
-        <w:t>'Пол': student.gender ? 'Мужчина' : 'Женщина',</w:t>
-      </w:r>
-    </w:p>
-    <w:p>
-      <w:pPr>
-        <w:pStyle w:val="aff0"/>
-      </w:pPr>
-      <w:r>
-        <w:t>            'Блок': student.blockNumber || 'Нет',</w:t>
-      </w:r>
-    </w:p>
-    <w:p>
-      <w:pPr>
-        <w:pStyle w:val="aff0"/>
-      </w:pPr>
-      <w:r>
-        <w:t>            'Телефон': student.phone || 'Нет',</w:t>
+        <w:t xml:space="preserve">'Пол': </w:t>
+      </w:r>
+      <w:proofErr w:type="spellStart"/>
+      <w:proofErr w:type="gramStart"/>
+      <w:r>
+        <w:t>student.gender</w:t>
+      </w:r>
+      <w:proofErr w:type="spellEnd"/>
+      <w:proofErr w:type="gramEnd"/>
+      <w:r>
+        <w:t xml:space="preserve"> ? 'Мужчина</w:t>
+      </w:r>
+      <w:proofErr w:type="gramStart"/>
+      <w:r>
+        <w:t>' :</w:t>
+      </w:r>
+      <w:proofErr w:type="gramEnd"/>
+      <w:r>
+        <w:t xml:space="preserve"> 'Женщина',</w:t>
+      </w:r>
+    </w:p>
+    <w:p>
+      <w:pPr>
+        <w:pStyle w:val="aff0"/>
+      </w:pPr>
+      <w:r>
+        <w:t xml:space="preserve">            'Блок': </w:t>
+      </w:r>
+      <w:proofErr w:type="spellStart"/>
+      <w:proofErr w:type="gramStart"/>
+      <w:r>
+        <w:t>student.blockNumber</w:t>
+      </w:r>
+      <w:proofErr w:type="spellEnd"/>
+      <w:proofErr w:type="gramEnd"/>
+      <w:r>
+        <w:t xml:space="preserve"> || 'Нет',</w:t>
+      </w:r>
+    </w:p>
+    <w:p>
+      <w:pPr>
+        <w:pStyle w:val="aff0"/>
+      </w:pPr>
+      <w:r>
+        <w:t xml:space="preserve">            'Телефон': </w:t>
+      </w:r>
+      <w:proofErr w:type="spellStart"/>
+      <w:proofErr w:type="gramStart"/>
+      <w:r>
+        <w:t>student.phone</w:t>
+      </w:r>
+      <w:proofErr w:type="spellEnd"/>
+      <w:proofErr w:type="gramEnd"/>
+      <w:r>
+        <w:t xml:space="preserve"> || 'Нет',</w:t>
       </w:r>
     </w:p>
     <w:p>
@@ -10038,7 +12926,65 @@
         <w:rPr>
           <w:lang w:val="en-US"/>
         </w:rPr>
-        <w:t>': new Intl.DateTimeFormat('ru-RU', { day: 'numeric', month: 'long', year: 'numeric' }).format(new Date(student.birthday)),</w:t>
+        <w:t xml:space="preserve">': new </w:t>
+      </w:r>
+      <w:proofErr w:type="spellStart"/>
+      <w:r>
+        <w:rPr>
+          <w:lang w:val="en-US"/>
+        </w:rPr>
+        <w:t>Intl.DateTimeFormat</w:t>
+      </w:r>
+      <w:proofErr w:type="spellEnd"/>
+      <w:r>
+        <w:rPr>
+          <w:lang w:val="en-US"/>
+        </w:rPr>
+        <w:t xml:space="preserve">('ru-RU', </w:t>
+      </w:r>
+      <w:proofErr w:type="gramStart"/>
+      <w:r>
+        <w:rPr>
+          <w:lang w:val="en-US"/>
+        </w:rPr>
+        <w:t>{ day</w:t>
+      </w:r>
+      <w:proofErr w:type="gramEnd"/>
+      <w:r>
+        <w:rPr>
+          <w:lang w:val="en-US"/>
+        </w:rPr>
+        <w:t>: 'numeric', month: 'long', year: 'numeric</w:t>
+      </w:r>
+      <w:proofErr w:type="gramStart"/>
+      <w:r>
+        <w:rPr>
+          <w:lang w:val="en-US"/>
+        </w:rPr>
+        <w:t>' }).format</w:t>
+      </w:r>
+      <w:proofErr w:type="gramEnd"/>
+      <w:r>
+        <w:rPr>
+          <w:lang w:val="en-US"/>
+        </w:rPr>
+        <w:t>(new Date(</w:t>
+      </w:r>
+      <w:proofErr w:type="spellStart"/>
+      <w:proofErr w:type="gramStart"/>
+      <w:r>
+        <w:rPr>
+          <w:lang w:val="en-US"/>
+        </w:rPr>
+        <w:t>student.birthday</w:t>
+      </w:r>
+      <w:proofErr w:type="spellEnd"/>
+      <w:proofErr w:type="gramEnd"/>
+      <w:r>
+        <w:rPr>
+          <w:lang w:val="en-US"/>
+        </w:rPr>
+        <w:t>)),</w:t>
       </w:r>
     </w:p>
     <w:p>
@@ -10118,7 +13064,57 @@
         <w:rPr>
           <w:lang w:val="en-US"/>
         </w:rPr>
-        <w:t>        const wb = XLSX.utils.book_new();</w:t>
+        <w:t xml:space="preserve">        const </w:t>
+      </w:r>
+      <w:proofErr w:type="spellStart"/>
+      <w:r>
+        <w:rPr>
+          <w:lang w:val="en-US"/>
+        </w:rPr>
+        <w:t>wb</w:t>
+      </w:r>
+      <w:proofErr w:type="spellEnd"/>
+      <w:r>
+        <w:rPr>
+          <w:lang w:val="en-US"/>
+        </w:rPr>
+        <w:t xml:space="preserve"> = </w:t>
+      </w:r>
+      <w:proofErr w:type="spellStart"/>
+      <w:proofErr w:type="gramStart"/>
+      <w:r>
+        <w:rPr>
+          <w:lang w:val="en-US"/>
+        </w:rPr>
+        <w:t>XLSX.utils.book</w:t>
+      </w:r>
+      <w:proofErr w:type="gramEnd"/>
+      <w:r>
+        <w:rPr>
+          <w:lang w:val="en-US"/>
+        </w:rPr>
+        <w:t>_</w:t>
+      </w:r>
+      <w:proofErr w:type="gramStart"/>
+      <w:r>
+        <w:rPr>
+          <w:lang w:val="en-US"/>
+        </w:rPr>
+        <w:t>new</w:t>
+      </w:r>
+      <w:proofErr w:type="spellEnd"/>
+      <w:r>
+        <w:rPr>
+          <w:lang w:val="en-US"/>
+        </w:rPr>
+        <w:t>(</w:t>
+      </w:r>
+      <w:proofErr w:type="gramEnd"/>
+      <w:r>
+        <w:rPr>
+          <w:lang w:val="en-US"/>
+        </w:rPr>
+        <w:t>);</w:t>
       </w:r>
     </w:p>
     <w:p>
@@ -10182,7 +13178,57 @@
         <w:rPr>
           <w:lang w:val="en-US"/>
         </w:rPr>
-        <w:t>        const ws = XLSX.utils.json_to_sheet(dataForExport);</w:t>
+        <w:t xml:space="preserve">        const </w:t>
+      </w:r>
+      <w:proofErr w:type="spellStart"/>
+      <w:r>
+        <w:rPr>
+          <w:lang w:val="en-US"/>
+        </w:rPr>
+        <w:t>ws</w:t>
+      </w:r>
+      <w:proofErr w:type="spellEnd"/>
+      <w:r>
+        <w:rPr>
+          <w:lang w:val="en-US"/>
+        </w:rPr>
+        <w:t xml:space="preserve"> = </w:t>
+      </w:r>
+      <w:proofErr w:type="spellStart"/>
+      <w:proofErr w:type="gramStart"/>
+      <w:r>
+        <w:rPr>
+          <w:lang w:val="en-US"/>
+        </w:rPr>
+        <w:t>XLSX.utils.json</w:t>
+      </w:r>
+      <w:proofErr w:type="gramEnd"/>
+      <w:r>
+        <w:rPr>
+          <w:lang w:val="en-US"/>
+        </w:rPr>
+        <w:t>_to_sheet</w:t>
+      </w:r>
+      <w:proofErr w:type="spellEnd"/>
+      <w:r>
+        <w:rPr>
+          <w:lang w:val="en-US"/>
+        </w:rPr>
+        <w:t>(</w:t>
+      </w:r>
+      <w:proofErr w:type="spellStart"/>
+      <w:r>
+        <w:rPr>
+          <w:lang w:val="en-US"/>
+        </w:rPr>
+        <w:t>dataForExport</w:t>
+      </w:r>
+      <w:proofErr w:type="spellEnd"/>
+      <w:r>
+        <w:rPr>
+          <w:lang w:val="en-US"/>
+        </w:rPr>
+        <w:t>);</w:t>
       </w:r>
     </w:p>
     <w:p>
@@ -10246,7 +13292,65 @@
         <w:rPr>
           <w:lang w:val="en-US"/>
         </w:rPr>
-        <w:t>        XLSX.utils.book_append_sheet(wb, ws, "</w:t>
+        <w:t xml:space="preserve">        </w:t>
+      </w:r>
+      <w:proofErr w:type="spellStart"/>
+      <w:proofErr w:type="gramStart"/>
+      <w:r>
+        <w:rPr>
+          <w:lang w:val="en-US"/>
+        </w:rPr>
+        <w:t>XLSX.utils.book</w:t>
+      </w:r>
+      <w:proofErr w:type="gramEnd"/>
+      <w:r>
+        <w:rPr>
+          <w:lang w:val="en-US"/>
+        </w:rPr>
+        <w:t>_append_</w:t>
+      </w:r>
+      <w:proofErr w:type="gramStart"/>
+      <w:r>
+        <w:rPr>
+          <w:lang w:val="en-US"/>
+        </w:rPr>
+        <w:t>sheet</w:t>
+      </w:r>
+      <w:proofErr w:type="spellEnd"/>
+      <w:r>
+        <w:rPr>
+          <w:lang w:val="en-US"/>
+        </w:rPr>
+        <w:t>(</w:t>
+      </w:r>
+      <w:proofErr w:type="spellStart"/>
+      <w:proofErr w:type="gramEnd"/>
+      <w:r>
+        <w:rPr>
+          <w:lang w:val="en-US"/>
+        </w:rPr>
+        <w:t>wb</w:t>
+      </w:r>
+      <w:proofErr w:type="spellEnd"/>
+      <w:r>
+        <w:rPr>
+          <w:lang w:val="en-US"/>
+        </w:rPr>
+        <w:t xml:space="preserve">, </w:t>
+      </w:r>
+      <w:proofErr w:type="spellStart"/>
+      <w:r>
+        <w:rPr>
+          <w:lang w:val="en-US"/>
+        </w:rPr>
+        <w:t>ws</w:t>
+      </w:r>
+      <w:proofErr w:type="spellEnd"/>
+      <w:r>
+        <w:rPr>
+          <w:lang w:val="en-US"/>
+        </w:rPr>
+        <w:t>, "</w:t>
       </w:r>
       <w:r>
         <w:t>Студенты</w:t>
@@ -10330,7 +13434,35 @@
         <w:rPr>
           <w:lang w:val="en-US"/>
         </w:rPr>
-        <w:t>        XLSX.writeFile(wb, `</w:t>
+        <w:t xml:space="preserve">        </w:t>
+      </w:r>
+      <w:proofErr w:type="spellStart"/>
+      <w:r>
+        <w:rPr>
+          <w:lang w:val="en-US"/>
+        </w:rPr>
+        <w:t>XLSX.writeFile</w:t>
+      </w:r>
+      <w:proofErr w:type="spellEnd"/>
+      <w:r>
+        <w:rPr>
+          <w:lang w:val="en-US"/>
+        </w:rPr>
+        <w:t>(</w:t>
+      </w:r>
+      <w:proofErr w:type="spellStart"/>
+      <w:r>
+        <w:rPr>
+          <w:lang w:val="en-US"/>
+        </w:rPr>
+        <w:t>wb</w:t>
+      </w:r>
+      <w:proofErr w:type="spellEnd"/>
+      <w:r>
+        <w:rPr>
+          <w:lang w:val="en-US"/>
+        </w:rPr>
+        <w:t>, `</w:t>
       </w:r>
       <w:r>
         <w:t>Список</w:t>
@@ -10348,12 +13480,51 @@
         <w:rPr>
           <w:lang w:val="en-US"/>
         </w:rPr>
-        <w:t>_${new Date().toISOString().slice(0, 10)}.xlsx`);</w:t>
-      </w:r>
-    </w:p>
-    <w:p>
-      <w:pPr>
-        <w:pStyle w:val="aff0"/>
+        <w:t>_${new Date(</w:t>
+      </w:r>
+      <w:proofErr w:type="gramStart"/>
+      <w:r>
+        <w:rPr>
+          <w:lang w:val="en-US"/>
+        </w:rPr>
+        <w:t>).</w:t>
+      </w:r>
+      <w:proofErr w:type="spellStart"/>
+      <w:r>
+        <w:rPr>
+          <w:lang w:val="en-US"/>
+        </w:rPr>
+        <w:t>toISOString</w:t>
+      </w:r>
+      <w:proofErr w:type="spellEnd"/>
+      <w:proofErr w:type="gramEnd"/>
+      <w:r>
+        <w:rPr>
+          <w:lang w:val="en-US"/>
+        </w:rPr>
+        <w:t>(</w:t>
+      </w:r>
+      <w:proofErr w:type="gramStart"/>
+      <w:r>
+        <w:rPr>
+          <w:lang w:val="en-US"/>
+        </w:rPr>
+        <w:t>).slice</w:t>
+      </w:r>
+      <w:proofErr w:type="gramEnd"/>
+      <w:r>
+        <w:rPr>
+          <w:lang w:val="en-US"/>
+        </w:rPr>
+        <w:t>(0, 10)}.xlsx`);</w:t>
+      </w:r>
+    </w:p>
+    <w:p>
+      <w:pPr>
+        <w:pStyle w:val="aff0"/>
+        <w:rPr>
+          <w:lang w:val="en-US"/>
+        </w:rPr>
       </w:pPr>
       <w:r>
         <w:rPr>
@@ -10370,12 +13541,26 @@
     </w:p>
     <w:p>
       <w:pPr>
-        <w:pStyle w:val="a3"/>
-      </w:pPr>
-    </w:p>
-    <w:p>
-      <w:pPr>
-        <w:pStyle w:val="a3"/>
+        <w:pStyle w:val="aff0"/>
+        <w:rPr>
+          <w:lang w:val="en-US"/>
+        </w:rPr>
+      </w:pPr>
+    </w:p>
+    <w:p>
+      <w:pPr>
+        <w:pStyle w:val="aff0"/>
+        <w:rPr>
+          <w:lang w:val="en-US"/>
+        </w:rPr>
+      </w:pPr>
+    </w:p>
+    <w:p>
+      <w:pPr>
+        <w:pStyle w:val="aff0"/>
+        <w:rPr>
+          <w:lang w:val="en-US"/>
+        </w:rPr>
       </w:pPr>
     </w:p>
     <w:p>
@@ -10434,25 +13619,63 @@
         </w:rPr>
         <w:t xml:space="preserve"> </w:t>
       </w:r>
+      <w:proofErr w:type="spellStart"/>
       <w:r>
         <w:rPr>
           <w:lang w:val="en-US"/>
         </w:rPr>
         <w:t>handleDownloadTemplate</w:t>
       </w:r>
-    </w:p>
-    <w:p>
-      <w:pPr>
-        <w:pStyle w:val="aff0"/>
-        <w:rPr>
-          <w:lang w:val="en-US"/>
-        </w:rPr>
-      </w:pPr>
-      <w:r>
-        <w:rPr>
-          <w:lang w:val="en-US"/>
-        </w:rPr>
-        <w:t>const handleDownloadTemplate = useCallback(() =&gt; {</w:t>
+      <w:proofErr w:type="spellEnd"/>
+    </w:p>
+    <w:p>
+      <w:pPr>
+        <w:pStyle w:val="aff0"/>
+        <w:rPr>
+          <w:lang w:val="en-US"/>
+        </w:rPr>
+      </w:pPr>
+      <w:r>
+        <w:rPr>
+          <w:lang w:val="en-US"/>
+        </w:rPr>
+        <w:t xml:space="preserve">const </w:t>
+      </w:r>
+      <w:proofErr w:type="spellStart"/>
+      <w:r>
+        <w:rPr>
+          <w:lang w:val="en-US"/>
+        </w:rPr>
+        <w:t>handleDownloadTemplate</w:t>
+      </w:r>
+      <w:proofErr w:type="spellEnd"/>
+      <w:r>
+        <w:rPr>
+          <w:lang w:val="en-US"/>
+        </w:rPr>
+        <w:t xml:space="preserve"> = </w:t>
+      </w:r>
+      <w:proofErr w:type="spellStart"/>
+      <w:proofErr w:type="gramStart"/>
+      <w:r>
+        <w:rPr>
+          <w:lang w:val="en-US"/>
+        </w:rPr>
+        <w:t>useCallback</w:t>
+      </w:r>
+      <w:proofErr w:type="spellEnd"/>
+      <w:r>
+        <w:rPr>
+          <w:lang w:val="en-US"/>
+        </w:rPr>
+        <w:t>(</w:t>
+      </w:r>
+      <w:proofErr w:type="gramEnd"/>
+      <w:r>
+        <w:rPr>
+          <w:lang w:val="en-US"/>
+        </w:rPr>
+        <w:t>() =&gt; {</w:t>
       </w:r>
     </w:p>
     <w:p>
@@ -10545,12 +13768,14 @@
       <w:r>
         <w:t xml:space="preserve"> </w:t>
       </w:r>
+      <w:proofErr w:type="spellStart"/>
       <w:r>
         <w:rPr>
           <w:lang w:val="en-US"/>
         </w:rPr>
         <w:t>templateSheet</w:t>
       </w:r>
+      <w:proofErr w:type="spellEnd"/>
       <w:r>
         <w:t xml:space="preserve"> = </w:t>
       </w:r>
@@ -10572,12 +13797,14 @@
       <w:r>
         <w:t>.</w:t>
       </w:r>
+      <w:proofErr w:type="spellStart"/>
       <w:r>
         <w:rPr>
           <w:lang w:val="en-US"/>
         </w:rPr>
         <w:t>aoa</w:t>
       </w:r>
+      <w:proofErr w:type="spellEnd"/>
       <w:r>
         <w:t>_</w:t>
       </w:r>
@@ -10590,6 +13817,7 @@
       <w:r>
         <w:t>_</w:t>
       </w:r>
+      <w:proofErr w:type="gramStart"/>
       <w:r>
         <w:rPr>
           <w:lang w:val="en-US"/>
@@ -10597,7 +13825,11 @@
         <w:t>sheet</w:t>
       </w:r>
       <w:r>
-        <w:t>([</w:t>
+        <w:t>(</w:t>
+      </w:r>
+      <w:proofErr w:type="gramEnd"/>
+      <w:r>
+        <w:t>[</w:t>
       </w:r>
     </w:p>
     <w:p>
@@ -10902,12 +14134,14 @@
       <w:r>
         <w:t xml:space="preserve"> </w:t>
       </w:r>
+      <w:proofErr w:type="spellStart"/>
       <w:r>
         <w:rPr>
           <w:lang w:val="en-US"/>
         </w:rPr>
         <w:t>groupsSheetData</w:t>
       </w:r>
+      <w:proofErr w:type="spellEnd"/>
       <w:r>
         <w:t xml:space="preserve"> = [</w:t>
       </w:r>
@@ -11023,35 +14257,129 @@
         <w:rPr>
           <w:lang w:val="en-US"/>
         </w:rPr>
-        <w:t>                .slice()</w:t>
-      </w:r>
-    </w:p>
-    <w:p>
-      <w:pPr>
-        <w:pStyle w:val="aff0"/>
-        <w:rPr>
-          <w:lang w:val="en-US"/>
-        </w:rPr>
-      </w:pPr>
-      <w:r>
-        <w:rPr>
-          <w:lang w:val="en-US"/>
-        </w:rPr>
-        <w:t>                .sort((a, b) =&gt; (a.name || '').localeCompare(b.name || '', 'ru'))</w:t>
-      </w:r>
-    </w:p>
-    <w:p>
-      <w:pPr>
-        <w:pStyle w:val="aff0"/>
-        <w:rPr>
-          <w:lang w:val="en-US"/>
-        </w:rPr>
-      </w:pPr>
-      <w:r>
-        <w:rPr>
-          <w:lang w:val="en-US"/>
-        </w:rPr>
-        <w:t>                .map(group =&gt; [group.name ?? '', group.course ?? '']),</w:t>
+        <w:t xml:space="preserve">                </w:t>
+      </w:r>
+      <w:proofErr w:type="gramStart"/>
+      <w:r>
+        <w:rPr>
+          <w:lang w:val="en-US"/>
+        </w:rPr>
+        <w:t>.slice</w:t>
+      </w:r>
+      <w:proofErr w:type="gramEnd"/>
+      <w:r>
+        <w:rPr>
+          <w:lang w:val="en-US"/>
+        </w:rPr>
+        <w:t>()</w:t>
+      </w:r>
+    </w:p>
+    <w:p>
+      <w:pPr>
+        <w:pStyle w:val="aff0"/>
+        <w:rPr>
+          <w:lang w:val="en-US"/>
+        </w:rPr>
+      </w:pPr>
+      <w:r>
+        <w:rPr>
+          <w:lang w:val="en-US"/>
+        </w:rPr>
+        <w:t xml:space="preserve">                </w:t>
+      </w:r>
+      <w:proofErr w:type="gramStart"/>
+      <w:r>
+        <w:rPr>
+          <w:lang w:val="en-US"/>
+        </w:rPr>
+        <w:t>.sort</w:t>
+      </w:r>
+      <w:proofErr w:type="gramEnd"/>
+      <w:r>
+        <w:rPr>
+          <w:lang w:val="en-US"/>
+        </w:rPr>
+        <w:t>((a, b) =&gt; (a.name || ''</w:t>
+      </w:r>
+      <w:proofErr w:type="gramStart"/>
+      <w:r>
+        <w:rPr>
+          <w:lang w:val="en-US"/>
+        </w:rPr>
+        <w:t>).</w:t>
+      </w:r>
+      <w:proofErr w:type="spellStart"/>
+      <w:r>
+        <w:rPr>
+          <w:lang w:val="en-US"/>
+        </w:rPr>
+        <w:t>localeCompare</w:t>
+      </w:r>
+      <w:proofErr w:type="spellEnd"/>
+      <w:proofErr w:type="gramEnd"/>
+      <w:r>
+        <w:rPr>
+          <w:lang w:val="en-US"/>
+        </w:rPr>
+        <w:t>(b.name || '', 'ru'))</w:t>
+      </w:r>
+    </w:p>
+    <w:p>
+      <w:pPr>
+        <w:pStyle w:val="aff0"/>
+        <w:rPr>
+          <w:lang w:val="en-US"/>
+        </w:rPr>
+      </w:pPr>
+      <w:r>
+        <w:rPr>
+          <w:lang w:val="en-US"/>
+        </w:rPr>
+        <w:t xml:space="preserve">                </w:t>
+      </w:r>
+      <w:proofErr w:type="gramStart"/>
+      <w:r>
+        <w:rPr>
+          <w:lang w:val="en-US"/>
+        </w:rPr>
+        <w:t>.map</w:t>
+      </w:r>
+      <w:proofErr w:type="gramEnd"/>
+      <w:r>
+        <w:rPr>
+          <w:lang w:val="en-US"/>
+        </w:rPr>
+        <w:t>(group =&gt; [</w:t>
+      </w:r>
+      <w:proofErr w:type="gramStart"/>
+      <w:r>
+        <w:rPr>
+          <w:lang w:val="en-US"/>
+        </w:rPr>
+        <w:t>group.name ??</w:t>
+      </w:r>
+      <w:proofErr w:type="gramEnd"/>
+      <w:r>
+        <w:rPr>
+          <w:lang w:val="en-US"/>
+        </w:rPr>
+        <w:t xml:space="preserve"> '', </w:t>
+      </w:r>
+      <w:proofErr w:type="spellStart"/>
+      <w:proofErr w:type="gramStart"/>
+      <w:r>
+        <w:rPr>
+          <w:lang w:val="en-US"/>
+        </w:rPr>
+        <w:t>group.course</w:t>
+      </w:r>
+      <w:proofErr w:type="spellEnd"/>
+      <w:proofErr w:type="gramEnd"/>
+      <w:r>
+        <w:rPr>
+          <w:lang w:val="en-US"/>
+        </w:rPr>
+        <w:t xml:space="preserve"> ?? '']),</w:t>
       </w:r>
     </w:p>
     <w:p>
@@ -11079,43 +14407,171 @@
         <w:rPr>
           <w:lang w:val="en-US"/>
         </w:rPr>
-        <w:t>        const groupsSheet = XLSX.utils.aoa_to_sheet(groupsSheetData);</w:t>
-      </w:r>
-    </w:p>
-    <w:p>
-      <w:pPr>
-        <w:pStyle w:val="aff0"/>
-        <w:rPr>
-          <w:lang w:val="en-US"/>
-        </w:rPr>
-      </w:pPr>
-    </w:p>
-    <w:p>
-      <w:pPr>
-        <w:pStyle w:val="aff0"/>
-        <w:rPr>
-          <w:lang w:val="en-US"/>
-        </w:rPr>
-      </w:pPr>
-      <w:r>
-        <w:rPr>
-          <w:lang w:val="en-US"/>
-        </w:rPr>
-        <w:t>        const workbook = XLSX.utils.book_new();</w:t>
-      </w:r>
-    </w:p>
-    <w:p>
-      <w:pPr>
-        <w:pStyle w:val="aff0"/>
-        <w:rPr>
-          <w:lang w:val="en-US"/>
-        </w:rPr>
-      </w:pPr>
-      <w:r>
-        <w:rPr>
-          <w:lang w:val="en-US"/>
-        </w:rPr>
-        <w:t>        XLSX.utils.book_append_sheet(workbook, templateSheet, '</w:t>
+        <w:t xml:space="preserve">        const </w:t>
+      </w:r>
+      <w:proofErr w:type="spellStart"/>
+      <w:r>
+        <w:rPr>
+          <w:lang w:val="en-US"/>
+        </w:rPr>
+        <w:t>groupsSheet</w:t>
+      </w:r>
+      <w:proofErr w:type="spellEnd"/>
+      <w:r>
+        <w:rPr>
+          <w:lang w:val="en-US"/>
+        </w:rPr>
+        <w:t xml:space="preserve"> = </w:t>
+      </w:r>
+      <w:proofErr w:type="spellStart"/>
+      <w:r>
+        <w:rPr>
+          <w:lang w:val="en-US"/>
+        </w:rPr>
+        <w:t>XLSX.utils.aoa_to_sheet</w:t>
+      </w:r>
+      <w:proofErr w:type="spellEnd"/>
+      <w:r>
+        <w:rPr>
+          <w:lang w:val="en-US"/>
+        </w:rPr>
+        <w:t>(</w:t>
+      </w:r>
+      <w:proofErr w:type="spellStart"/>
+      <w:r>
+        <w:rPr>
+          <w:lang w:val="en-US"/>
+        </w:rPr>
+        <w:t>groupsSheetData</w:t>
+      </w:r>
+      <w:proofErr w:type="spellEnd"/>
+      <w:r>
+        <w:rPr>
+          <w:lang w:val="en-US"/>
+        </w:rPr>
+        <w:t>);</w:t>
+      </w:r>
+    </w:p>
+    <w:p>
+      <w:pPr>
+        <w:pStyle w:val="aff0"/>
+        <w:rPr>
+          <w:lang w:val="en-US"/>
+        </w:rPr>
+      </w:pPr>
+    </w:p>
+    <w:p>
+      <w:pPr>
+        <w:pStyle w:val="aff0"/>
+        <w:rPr>
+          <w:lang w:val="en-US"/>
+        </w:rPr>
+      </w:pPr>
+      <w:r>
+        <w:rPr>
+          <w:lang w:val="en-US"/>
+        </w:rPr>
+        <w:t xml:space="preserve">        const workbook = </w:t>
+      </w:r>
+      <w:proofErr w:type="spellStart"/>
+      <w:proofErr w:type="gramStart"/>
+      <w:r>
+        <w:rPr>
+          <w:lang w:val="en-US"/>
+        </w:rPr>
+        <w:t>XLSX.utils.book</w:t>
+      </w:r>
+      <w:proofErr w:type="gramEnd"/>
+      <w:r>
+        <w:rPr>
+          <w:lang w:val="en-US"/>
+        </w:rPr>
+        <w:t>_</w:t>
+      </w:r>
+      <w:proofErr w:type="gramStart"/>
+      <w:r>
+        <w:rPr>
+          <w:lang w:val="en-US"/>
+        </w:rPr>
+        <w:t>new</w:t>
+      </w:r>
+      <w:proofErr w:type="spellEnd"/>
+      <w:r>
+        <w:rPr>
+          <w:lang w:val="en-US"/>
+        </w:rPr>
+        <w:t>(</w:t>
+      </w:r>
+      <w:proofErr w:type="gramEnd"/>
+      <w:r>
+        <w:rPr>
+          <w:lang w:val="en-US"/>
+        </w:rPr>
+        <w:t>);</w:t>
+      </w:r>
+    </w:p>
+    <w:p>
+      <w:pPr>
+        <w:pStyle w:val="aff0"/>
+        <w:rPr>
+          <w:lang w:val="en-US"/>
+        </w:rPr>
+      </w:pPr>
+      <w:r>
+        <w:rPr>
+          <w:lang w:val="en-US"/>
+        </w:rPr>
+        <w:t xml:space="preserve">        </w:t>
+      </w:r>
+      <w:proofErr w:type="spellStart"/>
+      <w:proofErr w:type="gramStart"/>
+      <w:r>
+        <w:rPr>
+          <w:lang w:val="en-US"/>
+        </w:rPr>
+        <w:t>XLSX.utils.book</w:t>
+      </w:r>
+      <w:proofErr w:type="gramEnd"/>
+      <w:r>
+        <w:rPr>
+          <w:lang w:val="en-US"/>
+        </w:rPr>
+        <w:t>_append_</w:t>
+      </w:r>
+      <w:proofErr w:type="gramStart"/>
+      <w:r>
+        <w:rPr>
+          <w:lang w:val="en-US"/>
+        </w:rPr>
+        <w:t>sheet</w:t>
+      </w:r>
+      <w:proofErr w:type="spellEnd"/>
+      <w:r>
+        <w:rPr>
+          <w:lang w:val="en-US"/>
+        </w:rPr>
+        <w:t>(</w:t>
+      </w:r>
+      <w:proofErr w:type="gramEnd"/>
+      <w:r>
+        <w:rPr>
+          <w:lang w:val="en-US"/>
+        </w:rPr>
+        <w:t xml:space="preserve">workbook, </w:t>
+      </w:r>
+      <w:proofErr w:type="spellStart"/>
+      <w:r>
+        <w:rPr>
+          <w:lang w:val="en-US"/>
+        </w:rPr>
+        <w:t>templateSheet</w:t>
+      </w:r>
+      <w:proofErr w:type="spellEnd"/>
+      <w:r>
+        <w:rPr>
+          <w:lang w:val="en-US"/>
+        </w:rPr>
+        <w:t>, '</w:t>
       </w:r>
       <w:r>
         <w:t>Шаблон</w:t>
@@ -11138,7 +14594,57 @@
         <w:rPr>
           <w:lang w:val="en-US"/>
         </w:rPr>
-        <w:t>        XLSX.utils.book_append_sheet(workbook, groupsSheet, '</w:t>
+        <w:t xml:space="preserve">        </w:t>
+      </w:r>
+      <w:proofErr w:type="spellStart"/>
+      <w:proofErr w:type="gramStart"/>
+      <w:r>
+        <w:rPr>
+          <w:lang w:val="en-US"/>
+        </w:rPr>
+        <w:t>XLSX.utils.book</w:t>
+      </w:r>
+      <w:proofErr w:type="gramEnd"/>
+      <w:r>
+        <w:rPr>
+          <w:lang w:val="en-US"/>
+        </w:rPr>
+        <w:t>_append_</w:t>
+      </w:r>
+      <w:proofErr w:type="gramStart"/>
+      <w:r>
+        <w:rPr>
+          <w:lang w:val="en-US"/>
+        </w:rPr>
+        <w:t>sheet</w:t>
+      </w:r>
+      <w:proofErr w:type="spellEnd"/>
+      <w:r>
+        <w:rPr>
+          <w:lang w:val="en-US"/>
+        </w:rPr>
+        <w:t>(</w:t>
+      </w:r>
+      <w:proofErr w:type="gramEnd"/>
+      <w:r>
+        <w:rPr>
+          <w:lang w:val="en-US"/>
+        </w:rPr>
+        <w:t xml:space="preserve">workbook, </w:t>
+      </w:r>
+      <w:proofErr w:type="spellStart"/>
+      <w:r>
+        <w:rPr>
+          <w:lang w:val="en-US"/>
+        </w:rPr>
+        <w:t>groupsSheet</w:t>
+      </w:r>
+      <w:proofErr w:type="spellEnd"/>
+      <w:r>
+        <w:rPr>
+          <w:lang w:val="en-US"/>
+        </w:rPr>
+        <w:t>, '</w:t>
       </w:r>
       <w:r>
         <w:t>Группы</w:t>
@@ -11161,7 +14667,21 @@
         <w:rPr>
           <w:lang w:val="en-US"/>
         </w:rPr>
-        <w:t>        XLSX.writeFile(workbook, '</w:t>
+        <w:t xml:space="preserve">        </w:t>
+      </w:r>
+      <w:proofErr w:type="spellStart"/>
+      <w:r>
+        <w:rPr>
+          <w:lang w:val="en-US"/>
+        </w:rPr>
+        <w:t>XLSX.writeFile</w:t>
+      </w:r>
+      <w:proofErr w:type="spellEnd"/>
+      <w:r>
+        <w:rPr>
+          <w:lang w:val="en-US"/>
+        </w:rPr>
+        <w:t>(workbook, '</w:t>
       </w:r>
       <w:r>
         <w:t>Шаблон</w:t>
@@ -11202,7 +14722,15 @@
         <w:t xml:space="preserve">    </w:t>
       </w:r>
       <w:r>
-        <w:t>}, [groups]);</w:t>
+        <w:t>}, [</w:t>
+      </w:r>
+      <w:proofErr w:type="spellStart"/>
+      <w:r>
+        <w:t>groups</w:t>
+      </w:r>
+      <w:proofErr w:type="spellEnd"/>
+      <w:r>
+        <w:t>]);</w:t>
       </w:r>
     </w:p>
     <w:p>
@@ -11670,7 +15198,25 @@
                 <w:szCs w:val="20"/>
                 <w:lang w:val="en-US"/>
               </w:rPr>
-              <w:t xml:space="preserve">  "studentId": 0,</w:t>
+              <w:t xml:space="preserve">  "</w:t>
+            </w:r>
+            <w:proofErr w:type="spellStart"/>
+            <w:r>
+              <w:rPr>
+                <w:sz w:val="24"/>
+                <w:szCs w:val="20"/>
+                <w:lang w:val="en-US"/>
+              </w:rPr>
+              <w:t>studentId</w:t>
+            </w:r>
+            <w:proofErr w:type="spellEnd"/>
+            <w:r>
+              <w:rPr>
+                <w:sz w:val="24"/>
+                <w:szCs w:val="20"/>
+                <w:lang w:val="en-US"/>
+              </w:rPr>
+              <w:t>": 0,</w:t>
             </w:r>
           </w:p>
           <w:p>
@@ -11688,7 +15234,25 @@
                 <w:szCs w:val="20"/>
                 <w:lang w:val="en-US"/>
               </w:rPr>
-              <w:t xml:space="preserve">  "userId": 0,</w:t>
+              <w:t xml:space="preserve">  "</w:t>
+            </w:r>
+            <w:proofErr w:type="spellStart"/>
+            <w:r>
+              <w:rPr>
+                <w:sz w:val="24"/>
+                <w:szCs w:val="20"/>
+                <w:lang w:val="en-US"/>
+              </w:rPr>
+              <w:t>userId</w:t>
+            </w:r>
+            <w:proofErr w:type="spellEnd"/>
+            <w:r>
+              <w:rPr>
+                <w:sz w:val="24"/>
+                <w:szCs w:val="20"/>
+                <w:lang w:val="en-US"/>
+              </w:rPr>
+              <w:t>": 0,</w:t>
             </w:r>
           </w:p>
           <w:p>
@@ -12146,7 +15710,25 @@
                 <w:szCs w:val="20"/>
                 <w:lang w:val="en-US"/>
               </w:rPr>
-              <w:t xml:space="preserve">  "studentId": </w:t>
+              <w:t xml:space="preserve">  "</w:t>
+            </w:r>
+            <w:proofErr w:type="spellStart"/>
+            <w:r>
+              <w:rPr>
+                <w:sz w:val="24"/>
+                <w:szCs w:val="20"/>
+                <w:lang w:val="en-US"/>
+              </w:rPr>
+              <w:t>studentId</w:t>
+            </w:r>
+            <w:proofErr w:type="spellEnd"/>
+            <w:r>
+              <w:rPr>
+                <w:sz w:val="24"/>
+                <w:szCs w:val="20"/>
+                <w:lang w:val="en-US"/>
+              </w:rPr>
+              <w:t xml:space="preserve">": </w:t>
             </w:r>
             <w:r>
               <w:rPr>
@@ -12180,7 +15762,25 @@
                 <w:szCs w:val="20"/>
                 <w:lang w:val="en-US"/>
               </w:rPr>
-              <w:t xml:space="preserve">  "userId": 0,</w:t>
+              <w:t xml:space="preserve">  "</w:t>
+            </w:r>
+            <w:proofErr w:type="spellStart"/>
+            <w:r>
+              <w:rPr>
+                <w:sz w:val="24"/>
+                <w:szCs w:val="20"/>
+                <w:lang w:val="en-US"/>
+              </w:rPr>
+              <w:t>userId</w:t>
+            </w:r>
+            <w:proofErr w:type="spellEnd"/>
+            <w:r>
+              <w:rPr>
+                <w:sz w:val="24"/>
+                <w:szCs w:val="20"/>
+                <w:lang w:val="en-US"/>
+              </w:rPr>
+              <w:t>": 0,</w:t>
             </w:r>
           </w:p>
           <w:p>
@@ -12632,7 +16232,25 @@
                 <w:szCs w:val="20"/>
                 <w:lang w:val="en-US"/>
               </w:rPr>
-              <w:t xml:space="preserve">  "studentId": </w:t>
+              <w:t xml:space="preserve">  "</w:t>
+            </w:r>
+            <w:proofErr w:type="spellStart"/>
+            <w:r>
+              <w:rPr>
+                <w:sz w:val="24"/>
+                <w:szCs w:val="20"/>
+                <w:lang w:val="en-US"/>
+              </w:rPr>
+              <w:t>studentId</w:t>
+            </w:r>
+            <w:proofErr w:type="spellEnd"/>
+            <w:r>
+              <w:rPr>
+                <w:sz w:val="24"/>
+                <w:szCs w:val="20"/>
+                <w:lang w:val="en-US"/>
+              </w:rPr>
+              <w:t xml:space="preserve">": </w:t>
             </w:r>
             <w:r>
               <w:rPr>
@@ -12666,7 +16284,25 @@
                 <w:szCs w:val="20"/>
                 <w:lang w:val="en-US"/>
               </w:rPr>
-              <w:t xml:space="preserve">  "userId": </w:t>
+              <w:t xml:space="preserve">  "</w:t>
+            </w:r>
+            <w:proofErr w:type="spellStart"/>
+            <w:r>
+              <w:rPr>
+                <w:sz w:val="24"/>
+                <w:szCs w:val="20"/>
+                <w:lang w:val="en-US"/>
+              </w:rPr>
+              <w:t>userId</w:t>
+            </w:r>
+            <w:proofErr w:type="spellEnd"/>
+            <w:r>
+              <w:rPr>
+                <w:sz w:val="24"/>
+                <w:szCs w:val="20"/>
+                <w:lang w:val="en-US"/>
+              </w:rPr>
+              <w:t xml:space="preserve">": </w:t>
             </w:r>
             <w:r>
               <w:rPr>
@@ -14297,10 +17933,6 @@
     <w:p>
       <w:pPr>
         <w:pStyle w:val="a"/>
-        <w:numPr>
-          <w:ilvl w:val="0"/>
-          <w:numId w:val="23"/>
-        </w:numPr>
       </w:pPr>
       <w:r>
         <w:t xml:space="preserve"> </w:t>
@@ -14325,9 +17957,16 @@
       <w:r>
         <w:t xml:space="preserve">обавить в корень проекта </w:t>
       </w:r>
-      <w:r>
-        <w:t>файл .env</w:t>
-      </w:r>
+      <w:proofErr w:type="gramStart"/>
+      <w:r>
+        <w:t>файл .</w:t>
+      </w:r>
+      <w:proofErr w:type="spellStart"/>
+      <w:r>
+        <w:t>env</w:t>
+      </w:r>
+      <w:proofErr w:type="spellEnd"/>
+      <w:proofErr w:type="gramEnd"/>
       <w:r>
         <w:t xml:space="preserve"> </w:t>
       </w:r>
@@ -14335,19 +17974,7 @@
         <w:t>и задать значения переменных окружения</w:t>
       </w:r>
       <w:r>
-        <w:t xml:space="preserve"> (</w:t>
-      </w:r>
-      <w:r>
-        <w:t xml:space="preserve">представлен </w:t>
-      </w:r>
-      <w:r>
-        <w:t>листинг</w:t>
-      </w:r>
-      <w:r>
-        <w:t xml:space="preserve">ом </w:t>
-      </w:r>
-      <w:r>
-        <w:t>8)</w:t>
+        <w:t xml:space="preserve"> (листинг 8)</w:t>
       </w:r>
       <w:r>
         <w:t>;</w:t>
@@ -14435,6 +18062,7 @@
         </w:rPr>
         <w:t xml:space="preserve"> </w:t>
       </w:r>
+      <w:proofErr w:type="gramStart"/>
       <w:r>
         <w:t>файла</w:t>
       </w:r>
@@ -14450,6 +18078,7 @@
         </w:rPr>
         <w:t>env</w:t>
       </w:r>
+      <w:proofErr w:type="gramEnd"/>
     </w:p>
     <w:p>
       <w:pPr>
@@ -15069,17 +18698,18 @@
       <w:r>
         <w:t xml:space="preserve">т, </w:t>
       </w:r>
+      <w:proofErr w:type="spellStart"/>
+      <w:proofErr w:type="gramStart"/>
       <w:r>
         <w:t>в</w:t>
       </w:r>
       <w:r>
-        <w:t>оспитатель.</w:t>
-      </w:r>
-      <w:r>
-        <w:t xml:space="preserve"> </w:t>
-      </w:r>
-      <w:r>
-        <w:t xml:space="preserve">В зависимости от роли </w:t>
+        <w:t>оспитатель.В</w:t>
+      </w:r>
+      <w:proofErr w:type="spellEnd"/>
+      <w:proofErr w:type="gramEnd"/>
+      <w:r>
+        <w:t xml:space="preserve"> зависимости от роли </w:t>
       </w:r>
       <w:r>
         <w:t>пользователь имеет разные права на доступ к функциональности системы.</w:t>
@@ -15301,28 +18931,14 @@
     </w:p>
     <w:p>
       <w:pPr>
-        <w:pStyle w:val="a3"/>
-      </w:pPr>
-      <w:r>
-        <w:t>Также при нажатии на кнопку «Карточка», находящуюся в области информации о заселенном студенте, имеется возможность перехода к странице «Карточка студента», на которой представлена более подробная информация о студенте, имеется возможность оставлять заметки и просматривать информацию о соседях</w:t>
-      </w:r>
-      <w:r>
-        <w:t xml:space="preserve"> (рисунок 9)</w:t>
-      </w:r>
-      <w:r>
-        <w:t>. Страница «Карточка студента» представлена на рисунке 8.</w:t>
-      </w:r>
-    </w:p>
-    <w:p>
-      <w:pPr>
         <w:pStyle w:val="afd"/>
       </w:pPr>
       <w:r>
         <w:lastRenderedPageBreak/>
         <w:drawing>
-          <wp:inline distT="0" distB="0" distL="0" distR="0" wp14:anchorId="09AF69EA" wp14:editId="0BD16E12">
+          <wp:inline distT="0" distB="0" distL="0" distR="0" wp14:anchorId="09AF69EA" wp14:editId="2ADA6142">
             <wp:extent cx="5939790" cy="2924810"/>
-            <wp:effectExtent l="19050" t="19050" r="20955" b="20320"/>
+            <wp:effectExtent l="19050" t="19050" r="22860" b="27940"/>
             <wp:docPr id="434567678" name="Рисунок 1" descr="Изображение выглядит как текст, снимок экрана, программное обеспечение, Значок на компьютере&#10;&#10;Содержимое, созданное искусственным интеллектом, может быть неверным."/>
             <wp:cNvGraphicFramePr>
               <a:graphicFrameLocks xmlns:a="http://schemas.openxmlformats.org/drawingml/2006/main" noChangeAspect="1"/>
@@ -15482,6 +19098,19 @@
     </w:p>
     <w:p>
       <w:pPr>
+        <w:pStyle w:val="a3"/>
+      </w:pPr>
+      <w:r>
+        <w:t>Также при нажатии на кнопку «Карточка», находящуюся в области информации о заселенном студенте, имеется возможность перехода к странице «Карточка студента», на которой представлена более подробная информация о студенте, имеется возможность оставлять заметки и просматривать информацию о соседях. Страница «Карточка студента» представлена на рисунке 8.</w:t>
+      </w:r>
+    </w:p>
+    <w:p>
+      <w:pPr>
+        <w:pStyle w:val="a3"/>
+      </w:pPr>
+    </w:p>
+    <w:p>
+      <w:pPr>
         <w:pStyle w:val="afd"/>
       </w:pPr>
       <w:r>
@@ -15540,61 +19169,6 @@
     </w:p>
     <w:p>
       <w:pPr>
-        <w:pStyle w:val="afd"/>
-      </w:pPr>
-      <w:r>
-        <w:drawing>
-          <wp:inline distT="0" distB="0" distL="0" distR="0" wp14:anchorId="0DB053DC" wp14:editId="45A17CCD">
-            <wp:extent cx="5939790" cy="2915285"/>
-            <wp:effectExtent l="19050" t="19050" r="22860" b="18415"/>
-            <wp:docPr id="524066351" name="Рисунок 1" descr="Изображение выглядит как текст, снимок экрана, Шрифт, программное обеспечение&#10;&#10;Содержимое, созданное искусственным интеллектом, может быть неверным."/>
-            <wp:cNvGraphicFramePr>
-              <a:graphicFrameLocks xmlns:a="http://schemas.openxmlformats.org/drawingml/2006/main" noChangeAspect="1"/>
-            </wp:cNvGraphicFramePr>
-            <a:graphic xmlns:a="http://schemas.openxmlformats.org/drawingml/2006/main">
-              <a:graphicData uri="http://schemas.openxmlformats.org/drawingml/2006/picture">
-                <pic:pic xmlns:pic="http://schemas.openxmlformats.org/drawingml/2006/picture">
-                  <pic:nvPicPr>
-                    <pic:cNvPr id="524066351" name="Рисунок 1" descr="Изображение выглядит как текст, снимок экрана, Шрифт, программное обеспечение&#10;&#10;Содержимое, созданное искусственным интеллектом, может быть неверным."/>
-                    <pic:cNvPicPr/>
-                  </pic:nvPicPr>
-                  <pic:blipFill>
-                    <a:blip r:embed="rId18"/>
-                    <a:stretch>
-                      <a:fillRect/>
-                    </a:stretch>
-                  </pic:blipFill>
-                  <pic:spPr>
-                    <a:xfrm>
-                      <a:off x="0" y="0"/>
-                      <a:ext cx="5939790" cy="2915285"/>
-                    </a:xfrm>
-                    <a:prstGeom prst="rect">
-                      <a:avLst/>
-                    </a:prstGeom>
-                    <a:ln w="12700">
-                      <a:solidFill>
-                        <a:schemeClr val="tx1"/>
-                      </a:solidFill>
-                    </a:ln>
-                  </pic:spPr>
-                </pic:pic>
-              </a:graphicData>
-            </a:graphic>
-          </wp:inline>
-        </w:drawing>
-      </w:r>
-    </w:p>
-    <w:p>
-      <w:pPr>
-        <w:pStyle w:val="afe"/>
-      </w:pPr>
-      <w:r>
-        <w:t>Рисунок 9 – УНФО. Вид вкладки проживания студента</w:t>
-      </w:r>
-    </w:p>
-    <w:p>
-      <w:pPr>
         <w:pStyle w:val="a7"/>
       </w:pPr>
       <w:bookmarkStart w:id="67" w:name="_Toc194697003"/>
@@ -15612,6 +19186,10 @@
       <w:pPr>
         <w:pStyle w:val="a3"/>
       </w:pPr>
+      <w:bookmarkStart w:id="70" w:name="_Hlk216033518"/>
+      <w:bookmarkStart w:id="71" w:name="_Toc194697004"/>
+      <w:bookmarkStart w:id="72" w:name="_Toc215610353"/>
+      <w:bookmarkStart w:id="73" w:name="_Toc215610411"/>
       <w:r>
         <w:t>В рамках курсового проекта была успешно разработана подсистема учета номерного фонда общежития. Созданное веб-приложение заменяет устаревшие ручные методы работы на централизованную цифровую систему, что напрямую</w:t>
       </w:r>
@@ -15655,7 +19233,7 @@
         <w:pStyle w:val="a"/>
         <w:numPr>
           <w:ilvl w:val="0"/>
-          <w:numId w:val="22"/>
+          <w:numId w:val="19"/>
         </w:numPr>
       </w:pPr>
       <w:r>
@@ -15711,13 +19289,7 @@
         <w:pStyle w:val="a"/>
       </w:pPr>
       <w:r>
-        <w:t>спроектиров</w:t>
-      </w:r>
-      <w:r>
-        <w:t>ана</w:t>
-      </w:r>
-      <w:r>
-        <w:t xml:space="preserve"> архитектуру системы</w:t>
+        <w:t>спроектирована архитектуру системы</w:t>
       </w:r>
       <w:r>
         <w:t xml:space="preserve">, </w:t>
@@ -15740,13 +19312,7 @@
         <w:pStyle w:val="a"/>
       </w:pPr>
       <w:r>
-        <w:t>реализов</w:t>
-      </w:r>
-      <w:r>
-        <w:t>ана</w:t>
-      </w:r>
-      <w:r>
-        <w:t xml:space="preserve"> БД </w:t>
+        <w:t xml:space="preserve">реализована БД </w:t>
       </w:r>
       <w:r>
         <w:t>для централизованного хранения</w:t>
@@ -15838,10 +19404,7 @@
         <w:t>создан</w:t>
       </w:r>
       <w:r>
-        <w:t>н</w:t>
-      </w:r>
-      <w:r>
-        <w:t xml:space="preserve">ое </w:t>
+        <w:t xml:space="preserve">ное </w:t>
       </w:r>
       <w:r>
         <w:t>программно</w:t>
@@ -15880,26 +19443,30 @@
         <w:t>а</w:t>
       </w:r>
       <w:r>
-        <w:t>, а также в их интеграции, составляют ценный багаж, подтверждающий готовность к реализации реальных IT-проектов</w:t>
+        <w:t>, а также в их интеграции, составляют ценный</w:t>
+      </w:r>
+      <w:r>
+        <w:t xml:space="preserve"> опыт</w:t>
+      </w:r>
+      <w:r>
+        <w:t>, подтверждающий готовность к реализации реальных IT-проектов</w:t>
       </w:r>
       <w:r>
         <w:t>.</w:t>
       </w:r>
     </w:p>
+    <w:bookmarkEnd w:id="70"/>
     <w:p>
       <w:pPr>
         <w:pStyle w:val="a7"/>
       </w:pPr>
-      <w:bookmarkStart w:id="70" w:name="_Toc194697004"/>
-      <w:bookmarkStart w:id="71" w:name="_Toc215610353"/>
-      <w:bookmarkStart w:id="72" w:name="_Toc215610411"/>
       <w:r>
         <w:lastRenderedPageBreak/>
         <w:t>Список использованных источников</w:t>
       </w:r>
-      <w:bookmarkEnd w:id="70"/>
       <w:bookmarkEnd w:id="71"/>
       <w:bookmarkEnd w:id="72"/>
+      <w:bookmarkEnd w:id="73"/>
     </w:p>
     <w:p>
       <w:pPr>
@@ -15914,13 +19481,29 @@
         <w:ind w:left="0" w:firstLine="709"/>
       </w:pPr>
       <w:r>
-        <w:t xml:space="preserve">Бек, К. Экстремальное программирование: разработка через тестирование. – Санкт-Петербург : Питер, 2021. – 224 с. – URL: https://ibooks.ru/bookshelf/376974/reading (дата обращения: </w:t>
+        <w:t>Бек, К. Экстремальное программирование: разработка через тестирование. – Санкт-</w:t>
+      </w:r>
+      <w:proofErr w:type="gramStart"/>
+      <w:r>
+        <w:t>Петербург :</w:t>
+      </w:r>
+      <w:proofErr w:type="gramEnd"/>
+      <w:r>
+        <w:t xml:space="preserve"> Питер, 2021. – 224 с. – URL: https://ibooks.ru/bookshelf/376974/reading (дата обращения: </w:t>
       </w:r>
       <w:r>
         <w:t>01</w:t>
       </w:r>
       <w:r>
-        <w:t>.11.2025). – Режим доступа: для зарегистрир. пользователей. – Текст : электронный.</w:t>
+        <w:t xml:space="preserve">.11.2025). – Режим доступа: для зарегистрир. пользователей. – </w:t>
+      </w:r>
+      <w:proofErr w:type="gramStart"/>
+      <w:r>
+        <w:t>Текст :</w:t>
+      </w:r>
+      <w:proofErr w:type="gramEnd"/>
+      <w:r>
+        <w:t xml:space="preserve"> электронный.</w:t>
       </w:r>
     </w:p>
     <w:p>
@@ -15936,13 +19519,58 @@
         <w:ind w:left="0" w:firstLine="709"/>
       </w:pPr>
       <w:r>
-        <w:t xml:space="preserve">Гагарина, Л. Г. Технология разработки программного обеспечения : учебное пособие / Л. Г. Гагарина, Е. В. Кокорева, Б. Д. Сидорова-Виснадул ; под ред. Л. Г. Гагариной. – Москва : ФОРУМ : ИНФРА-М, 2025. – 400 с. – URL: https://znanium.ru/catalog/product/2178802 (дата обращения: </w:t>
+        <w:t xml:space="preserve">Гагарина, Л. Г. Технология разработки программного </w:t>
+      </w:r>
+      <w:proofErr w:type="gramStart"/>
+      <w:r>
+        <w:t>обеспечения :</w:t>
+      </w:r>
+      <w:proofErr w:type="gramEnd"/>
+      <w:r>
+        <w:t xml:space="preserve"> учебное пособие / Л. Г. Гагарина, Е. В. Кокорева, Б. Д. Сидорова-</w:t>
+      </w:r>
+      <w:proofErr w:type="spellStart"/>
+      <w:proofErr w:type="gramStart"/>
+      <w:r>
+        <w:t>Виснадул</w:t>
+      </w:r>
+      <w:proofErr w:type="spellEnd"/>
+      <w:r>
+        <w:t xml:space="preserve"> ;</w:t>
+      </w:r>
+      <w:proofErr w:type="gramEnd"/>
+      <w:r>
+        <w:t xml:space="preserve"> под ред. Л. Г. Гагариной. – </w:t>
+      </w:r>
+      <w:proofErr w:type="gramStart"/>
+      <w:r>
+        <w:t>Москва :</w:t>
+      </w:r>
+      <w:proofErr w:type="gramEnd"/>
+      <w:r>
+        <w:t xml:space="preserve"> </w:t>
+      </w:r>
+      <w:proofErr w:type="gramStart"/>
+      <w:r>
+        <w:t>ФОРУМ :</w:t>
+      </w:r>
+      <w:proofErr w:type="gramEnd"/>
+      <w:r>
+        <w:t xml:space="preserve"> ИНФРА-М, 2025. – 400 с. – URL: https://znanium.ru/catalog/product/2178802 (дата обращения: </w:t>
       </w:r>
       <w:r>
         <w:t>12</w:t>
       </w:r>
       <w:r>
-        <w:t>.11.2025). – Режим доступа: по подписке. – Текст : электронный.</w:t>
+        <w:t xml:space="preserve">.11.2025). – Режим доступа: по подписке. – </w:t>
+      </w:r>
+      <w:proofErr w:type="gramStart"/>
+      <w:r>
+        <w:t>Текст :</w:t>
+      </w:r>
+      <w:proofErr w:type="gramEnd"/>
+      <w:r>
+        <w:t xml:space="preserve"> электронный.</w:t>
       </w:r>
     </w:p>
     <w:p>
@@ -15957,14 +19585,67 @@
         </w:tabs>
         <w:ind w:left="0" w:firstLine="709"/>
       </w:pPr>
-      <w:r>
-        <w:t xml:space="preserve">Мартишин, С. А. Базы данных. Практическое применение СУБД SQL и NoSQL-типа для проектирования информационных систем : учебное пособие / С. А. Мартишин, В. Л. Симонов, М. В. Храпченко. – Москва : ФОРУМ : ИНФРА-М, 2024. – 368 с. – URL: https://znanium.ru/catalog/product/2096940 (дата обращения: </w:t>
+      <w:proofErr w:type="spellStart"/>
+      <w:r>
+        <w:t>Мартишин</w:t>
+      </w:r>
+      <w:proofErr w:type="spellEnd"/>
+      <w:r>
+        <w:t xml:space="preserve">, С. А. Базы данных. Практическое применение СУБД SQL и </w:t>
+      </w:r>
+      <w:proofErr w:type="spellStart"/>
+      <w:r>
+        <w:t>NoSQL</w:t>
+      </w:r>
+      <w:proofErr w:type="spellEnd"/>
+      <w:r>
+        <w:t xml:space="preserve">-типа для проектирования информационных </w:t>
+      </w:r>
+      <w:proofErr w:type="gramStart"/>
+      <w:r>
+        <w:t>систем :</w:t>
+      </w:r>
+      <w:proofErr w:type="gramEnd"/>
+      <w:r>
+        <w:t xml:space="preserve"> учебное пособие / С. А. </w:t>
+      </w:r>
+      <w:proofErr w:type="spellStart"/>
+      <w:r>
+        <w:t>Мартишин</w:t>
+      </w:r>
+      <w:proofErr w:type="spellEnd"/>
+      <w:r>
+        <w:t xml:space="preserve">, В. Л. Симонов, М. В. Храпченко. – </w:t>
+      </w:r>
+      <w:proofErr w:type="gramStart"/>
+      <w:r>
+        <w:t>Москва :</w:t>
+      </w:r>
+      <w:proofErr w:type="gramEnd"/>
+      <w:r>
+        <w:t xml:space="preserve"> </w:t>
+      </w:r>
+      <w:proofErr w:type="gramStart"/>
+      <w:r>
+        <w:t>ФОРУМ :</w:t>
+      </w:r>
+      <w:proofErr w:type="gramEnd"/>
+      <w:r>
+        <w:t xml:space="preserve"> ИНФРА-М, 2024. – 368 с. – URL: https://znanium.ru/catalog/product/2096940 (дата обращения: </w:t>
       </w:r>
       <w:r>
         <w:t>23</w:t>
       </w:r>
       <w:r>
-        <w:t>.11.2025). – Режим доступа: по подписке. – Текст : электронный.</w:t>
+        <w:t xml:space="preserve">.11.2025). – Режим доступа: по подписке. – </w:t>
+      </w:r>
+      <w:proofErr w:type="gramStart"/>
+      <w:r>
+        <w:t>Текст :</w:t>
+      </w:r>
+      <w:proofErr w:type="gramEnd"/>
+      <w:r>
+        <w:t xml:space="preserve"> электронный.</w:t>
       </w:r>
     </w:p>
     <w:p>
@@ -15979,14 +19660,35 @@
         </w:tabs>
         <w:ind w:left="0" w:firstLine="709"/>
       </w:pPr>
-      <w:r>
-        <w:t xml:space="preserve">Тидвелл, Д. Разработка интерфейсов. Паттерны проектирования. 3-е изд. – Санкт-Петербург : Питер, 2022. – 560 с. – URL: https://ibooks.ru/bookshelf/386796/reading (дата обращения: </w:t>
+      <w:proofErr w:type="spellStart"/>
+      <w:r>
+        <w:t>Тидвелл</w:t>
+      </w:r>
+      <w:proofErr w:type="spellEnd"/>
+      <w:r>
+        <w:t>, Д. Разработка интерфейсов. Паттерны проектирования. 3-е изд. – Санкт-</w:t>
+      </w:r>
+      <w:proofErr w:type="gramStart"/>
+      <w:r>
+        <w:t>Петербург :</w:t>
+      </w:r>
+      <w:proofErr w:type="gramEnd"/>
+      <w:r>
+        <w:t xml:space="preserve"> Питер, 2022. – 560 с. – URL: https://ibooks.ru/bookshelf/386796/reading (дата обращения: </w:t>
       </w:r>
       <w:r>
         <w:t>23</w:t>
       </w:r>
       <w:r>
-        <w:t>.11.2025). – Режим доступа: для зарегистрир. пользователей. – Текст : электронный.</w:t>
+        <w:t xml:space="preserve">.11.2025). – Режим доступа: для зарегистрир. пользователей. – </w:t>
+      </w:r>
+      <w:proofErr w:type="gramStart"/>
+      <w:r>
+        <w:t>Текст :</w:t>
+      </w:r>
+      <w:proofErr w:type="gramEnd"/>
+      <w:r>
+        <w:t xml:space="preserve"> электронный.</w:t>
       </w:r>
     </w:p>
     <w:p>
@@ -16002,17 +19704,49 @@
         <w:ind w:left="0" w:firstLine="709"/>
       </w:pPr>
       <w:r>
-        <w:t xml:space="preserve">Федорова, Г. Н. Разработка, внедрение и адаптация программного обеспечения отраслевой направленности : учебное пособие. – Москва : КУРС : ИНФРА-М, 2024. – 336 с. – URL: https://znanium.ru/catalog/product/2083407 (дата обращения: </w:t>
+        <w:t xml:space="preserve">Федорова, Г. Н. Разработка, внедрение и адаптация программного обеспечения отраслевой </w:t>
+      </w:r>
+      <w:proofErr w:type="gramStart"/>
+      <w:r>
+        <w:t>направленности :</w:t>
+      </w:r>
+      <w:proofErr w:type="gramEnd"/>
+      <w:r>
+        <w:t xml:space="preserve"> учебное пособие. – </w:t>
+      </w:r>
+      <w:proofErr w:type="gramStart"/>
+      <w:r>
+        <w:t>Москва :</w:t>
+      </w:r>
+      <w:proofErr w:type="gramEnd"/>
+      <w:r>
+        <w:t xml:space="preserve"> </w:t>
+      </w:r>
+      <w:proofErr w:type="gramStart"/>
+      <w:r>
+        <w:t>КУРС :</w:t>
+      </w:r>
+      <w:proofErr w:type="gramEnd"/>
+      <w:r>
+        <w:t xml:space="preserve"> ИНФРА-М, 2024. – 336 с. – URL: https://znanium.ru/catalog/product/2083407 (дата обращения: </w:t>
       </w:r>
       <w:r>
         <w:t>24</w:t>
       </w:r>
       <w:r>
-        <w:t>.11.2025). – Режим доступа: по подписке. – Текст : электронный.</w:t>
+        <w:t xml:space="preserve">.11.2025). – Режим доступа: по подписке. – </w:t>
+      </w:r>
+      <w:proofErr w:type="gramStart"/>
+      <w:r>
+        <w:t>Текст :</w:t>
+      </w:r>
+      <w:proofErr w:type="gramEnd"/>
+      <w:r>
+        <w:t xml:space="preserve"> электронный.</w:t>
       </w:r>
     </w:p>
     <w:sectPr>
-      <w:footerReference w:type="default" r:id="rId19"/>
+      <w:footerReference w:type="default" r:id="rId18"/>
       <w:pgSz w:w="11906" w:h="16838"/>
       <w:pgMar w:top="1134" w:right="851" w:bottom="1134" w:left="1701" w:header="709" w:footer="709" w:gutter="0"/>
       <w:pgNumType w:start="1"/>
@@ -16844,119 +20578,6 @@
     </w:lvl>
   </w:abstractNum>
   <w:abstractNum w:abstractNumId="7" w15:restartNumberingAfterBreak="0">
-    <w:nsid w:val="4E590536"/>
-    <w:multiLevelType w:val="multilevel"/>
-    <w:tmpl w:val="2ACC4E32"/>
-    <w:lvl w:ilvl="0">
-      <w:start w:val="1"/>
-      <w:numFmt w:val="decimal"/>
-      <w:lvlText w:val="%1."/>
-      <w:lvlJc w:val="left"/>
-      <w:pPr>
-        <w:tabs>
-          <w:tab w:val="num" w:pos="720"/>
-        </w:tabs>
-        <w:ind w:left="720" w:hanging="360"/>
-      </w:pPr>
-    </w:lvl>
-    <w:lvl w:ilvl="1" w:tentative="1">
-      <w:start w:val="1"/>
-      <w:numFmt w:val="decimal"/>
-      <w:lvlText w:val="%2."/>
-      <w:lvlJc w:val="left"/>
-      <w:pPr>
-        <w:tabs>
-          <w:tab w:val="num" w:pos="1440"/>
-        </w:tabs>
-        <w:ind w:left="1440" w:hanging="360"/>
-      </w:pPr>
-    </w:lvl>
-    <w:lvl w:ilvl="2" w:tentative="1">
-      <w:start w:val="1"/>
-      <w:numFmt w:val="decimal"/>
-      <w:lvlText w:val="%3."/>
-      <w:lvlJc w:val="left"/>
-      <w:pPr>
-        <w:tabs>
-          <w:tab w:val="num" w:pos="2160"/>
-        </w:tabs>
-        <w:ind w:left="2160" w:hanging="360"/>
-      </w:pPr>
-    </w:lvl>
-    <w:lvl w:ilvl="3" w:tentative="1">
-      <w:start w:val="1"/>
-      <w:numFmt w:val="decimal"/>
-      <w:lvlText w:val="%4."/>
-      <w:lvlJc w:val="left"/>
-      <w:pPr>
-        <w:tabs>
-          <w:tab w:val="num" w:pos="2880"/>
-        </w:tabs>
-        <w:ind w:left="2880" w:hanging="360"/>
-      </w:pPr>
-    </w:lvl>
-    <w:lvl w:ilvl="4" w:tentative="1">
-      <w:start w:val="1"/>
-      <w:numFmt w:val="decimal"/>
-      <w:lvlText w:val="%5."/>
-      <w:lvlJc w:val="left"/>
-      <w:pPr>
-        <w:tabs>
-          <w:tab w:val="num" w:pos="3600"/>
-        </w:tabs>
-        <w:ind w:left="3600" w:hanging="360"/>
-      </w:pPr>
-    </w:lvl>
-    <w:lvl w:ilvl="5" w:tentative="1">
-      <w:start w:val="1"/>
-      <w:numFmt w:val="decimal"/>
-      <w:lvlText w:val="%6."/>
-      <w:lvlJc w:val="left"/>
-      <w:pPr>
-        <w:tabs>
-          <w:tab w:val="num" w:pos="4320"/>
-        </w:tabs>
-        <w:ind w:left="4320" w:hanging="360"/>
-      </w:pPr>
-    </w:lvl>
-    <w:lvl w:ilvl="6" w:tentative="1">
-      <w:start w:val="1"/>
-      <w:numFmt w:val="decimal"/>
-      <w:lvlText w:val="%7."/>
-      <w:lvlJc w:val="left"/>
-      <w:pPr>
-        <w:tabs>
-          <w:tab w:val="num" w:pos="5040"/>
-        </w:tabs>
-        <w:ind w:left="5040" w:hanging="360"/>
-      </w:pPr>
-    </w:lvl>
-    <w:lvl w:ilvl="7" w:tentative="1">
-      <w:start w:val="1"/>
-      <w:numFmt w:val="decimal"/>
-      <w:lvlText w:val="%8."/>
-      <w:lvlJc w:val="left"/>
-      <w:pPr>
-        <w:tabs>
-          <w:tab w:val="num" w:pos="5760"/>
-        </w:tabs>
-        <w:ind w:left="5760" w:hanging="360"/>
-      </w:pPr>
-    </w:lvl>
-    <w:lvl w:ilvl="8" w:tentative="1">
-      <w:start w:val="1"/>
-      <w:numFmt w:val="decimal"/>
-      <w:lvlText w:val="%9."/>
-      <w:lvlJc w:val="left"/>
-      <w:pPr>
-        <w:tabs>
-          <w:tab w:val="num" w:pos="6480"/>
-        </w:tabs>
-        <w:ind w:left="6480" w:hanging="360"/>
-      </w:pPr>
-    </w:lvl>
-  </w:abstractNum>
-  <w:abstractNum w:abstractNumId="8" w15:restartNumberingAfterBreak="0">
     <w:nsid w:val="54811E2B"/>
     <w:multiLevelType w:val="hybridMultilevel"/>
     <w:tmpl w:val="BDD41120"/>
@@ -17046,7 +20667,7 @@
       </w:pPr>
     </w:lvl>
   </w:abstractNum>
-  <w:abstractNum w:abstractNumId="9" w15:restartNumberingAfterBreak="0">
+  <w:abstractNum w:abstractNumId="8" w15:restartNumberingAfterBreak="0">
     <w:nsid w:val="55764D05"/>
     <w:multiLevelType w:val="multilevel"/>
     <w:tmpl w:val="0600682E"/>
@@ -17159,7 +20780,7 @@
       </w:rPr>
     </w:lvl>
   </w:abstractNum>
-  <w:abstractNum w:abstractNumId="10" w15:restartNumberingAfterBreak="0">
+  <w:abstractNum w:abstractNumId="9" w15:restartNumberingAfterBreak="0">
     <w:nsid w:val="582975A0"/>
     <w:multiLevelType w:val="multilevel"/>
     <w:tmpl w:val="9092D1F2"/>
@@ -17272,7 +20893,7 @@
       </w:pPr>
     </w:lvl>
   </w:abstractNum>
-  <w:abstractNum w:abstractNumId="11" w15:restartNumberingAfterBreak="0">
+  <w:abstractNum w:abstractNumId="10" w15:restartNumberingAfterBreak="0">
     <w:nsid w:val="61FA6CCF"/>
     <w:multiLevelType w:val="multilevel"/>
     <w:tmpl w:val="57140564"/>
@@ -17424,7 +21045,7 @@
       </w:rPr>
     </w:lvl>
   </w:abstractNum>
-  <w:abstractNum w:abstractNumId="12" w15:restartNumberingAfterBreak="0">
+  <w:abstractNum w:abstractNumId="11" w15:restartNumberingAfterBreak="0">
     <w:nsid w:val="6B2C542E"/>
     <w:multiLevelType w:val="hybridMultilevel"/>
     <w:tmpl w:val="892271FA"/>
@@ -17513,120 +21134,7 @@
       </w:pPr>
     </w:lvl>
   </w:abstractNum>
-  <w:abstractNum w:abstractNumId="13" w15:restartNumberingAfterBreak="0">
-    <w:nsid w:val="6E546548"/>
-    <w:multiLevelType w:val="multilevel"/>
-    <w:tmpl w:val="88AEE428"/>
-    <w:lvl w:ilvl="0">
-      <w:start w:val="1"/>
-      <w:numFmt w:val="decimal"/>
-      <w:lvlText w:val="%1."/>
-      <w:lvlJc w:val="left"/>
-      <w:pPr>
-        <w:tabs>
-          <w:tab w:val="num" w:pos="720"/>
-        </w:tabs>
-        <w:ind w:left="720" w:hanging="360"/>
-      </w:pPr>
-    </w:lvl>
-    <w:lvl w:ilvl="1" w:tentative="1">
-      <w:start w:val="1"/>
-      <w:numFmt w:val="decimal"/>
-      <w:lvlText w:val="%2."/>
-      <w:lvlJc w:val="left"/>
-      <w:pPr>
-        <w:tabs>
-          <w:tab w:val="num" w:pos="1440"/>
-        </w:tabs>
-        <w:ind w:left="1440" w:hanging="360"/>
-      </w:pPr>
-    </w:lvl>
-    <w:lvl w:ilvl="2" w:tentative="1">
-      <w:start w:val="1"/>
-      <w:numFmt w:val="decimal"/>
-      <w:lvlText w:val="%3."/>
-      <w:lvlJc w:val="left"/>
-      <w:pPr>
-        <w:tabs>
-          <w:tab w:val="num" w:pos="2160"/>
-        </w:tabs>
-        <w:ind w:left="2160" w:hanging="360"/>
-      </w:pPr>
-    </w:lvl>
-    <w:lvl w:ilvl="3" w:tentative="1">
-      <w:start w:val="1"/>
-      <w:numFmt w:val="decimal"/>
-      <w:lvlText w:val="%4."/>
-      <w:lvlJc w:val="left"/>
-      <w:pPr>
-        <w:tabs>
-          <w:tab w:val="num" w:pos="2880"/>
-        </w:tabs>
-        <w:ind w:left="2880" w:hanging="360"/>
-      </w:pPr>
-    </w:lvl>
-    <w:lvl w:ilvl="4" w:tentative="1">
-      <w:start w:val="1"/>
-      <w:numFmt w:val="decimal"/>
-      <w:lvlText w:val="%5."/>
-      <w:lvlJc w:val="left"/>
-      <w:pPr>
-        <w:tabs>
-          <w:tab w:val="num" w:pos="3600"/>
-        </w:tabs>
-        <w:ind w:left="3600" w:hanging="360"/>
-      </w:pPr>
-    </w:lvl>
-    <w:lvl w:ilvl="5" w:tentative="1">
-      <w:start w:val="1"/>
-      <w:numFmt w:val="decimal"/>
-      <w:lvlText w:val="%6."/>
-      <w:lvlJc w:val="left"/>
-      <w:pPr>
-        <w:tabs>
-          <w:tab w:val="num" w:pos="4320"/>
-        </w:tabs>
-        <w:ind w:left="4320" w:hanging="360"/>
-      </w:pPr>
-    </w:lvl>
-    <w:lvl w:ilvl="6" w:tentative="1">
-      <w:start w:val="1"/>
-      <w:numFmt w:val="decimal"/>
-      <w:lvlText w:val="%7."/>
-      <w:lvlJc w:val="left"/>
-      <w:pPr>
-        <w:tabs>
-          <w:tab w:val="num" w:pos="5040"/>
-        </w:tabs>
-        <w:ind w:left="5040" w:hanging="360"/>
-      </w:pPr>
-    </w:lvl>
-    <w:lvl w:ilvl="7" w:tentative="1">
-      <w:start w:val="1"/>
-      <w:numFmt w:val="decimal"/>
-      <w:lvlText w:val="%8."/>
-      <w:lvlJc w:val="left"/>
-      <w:pPr>
-        <w:tabs>
-          <w:tab w:val="num" w:pos="5760"/>
-        </w:tabs>
-        <w:ind w:left="5760" w:hanging="360"/>
-      </w:pPr>
-    </w:lvl>
-    <w:lvl w:ilvl="8" w:tentative="1">
-      <w:start w:val="1"/>
-      <w:numFmt w:val="decimal"/>
-      <w:lvlText w:val="%9."/>
-      <w:lvlJc w:val="left"/>
-      <w:pPr>
-        <w:tabs>
-          <w:tab w:val="num" w:pos="6480"/>
-        </w:tabs>
-        <w:ind w:left="6480" w:hanging="360"/>
-      </w:pPr>
-    </w:lvl>
-  </w:abstractNum>
-  <w:abstractNum w:abstractNumId="14" w15:restartNumberingAfterBreak="0">
+  <w:abstractNum w:abstractNumId="12" w15:restartNumberingAfterBreak="0">
     <w:nsid w:val="72266AFB"/>
     <w:multiLevelType w:val="multilevel"/>
     <w:tmpl w:val="DECE310A"/>
@@ -17739,7 +21247,7 @@
       </w:pPr>
     </w:lvl>
   </w:abstractNum>
-  <w:abstractNum w:abstractNumId="15" w15:restartNumberingAfterBreak="0">
+  <w:abstractNum w:abstractNumId="13" w15:restartNumberingAfterBreak="0">
     <w:nsid w:val="756E3D7D"/>
     <w:multiLevelType w:val="hybridMultilevel"/>
     <w:tmpl w:val="8DD6D278"/>
@@ -17829,7 +21337,7 @@
     </w:lvl>
   </w:abstractNum>
   <w:num w:numId="1" w16cid:durableId="985092317">
-    <w:abstractNumId w:val="11"/>
+    <w:abstractNumId w:val="10"/>
   </w:num>
   <w:num w:numId="2" w16cid:durableId="7950592">
     <w:abstractNumId w:val="5"/>
@@ -17850,10 +21358,10 @@
     </w:lvlOverride>
   </w:num>
   <w:num w:numId="6" w16cid:durableId="66077165">
-    <w:abstractNumId w:val="8"/>
+    <w:abstractNumId w:val="7"/>
   </w:num>
   <w:num w:numId="7" w16cid:durableId="1680040263">
-    <w:abstractNumId w:val="10"/>
+    <w:abstractNumId w:val="9"/>
   </w:num>
   <w:num w:numId="8" w16cid:durableId="1202328333">
     <w:abstractNumId w:val="2"/>
@@ -17862,13 +21370,13 @@
     <w:abstractNumId w:val="1"/>
   </w:num>
   <w:num w:numId="10" w16cid:durableId="1697805710">
-    <w:abstractNumId w:val="14"/>
+    <w:abstractNumId w:val="12"/>
   </w:num>
   <w:num w:numId="11" w16cid:durableId="349915838">
-    <w:abstractNumId w:val="9"/>
+    <w:abstractNumId w:val="8"/>
   </w:num>
   <w:num w:numId="12" w16cid:durableId="452289391">
-    <w:abstractNumId w:val="11"/>
+    <w:abstractNumId w:val="10"/>
     <w:lvlOverride w:ilvl="0">
       <w:startOverride w:val="1"/>
     </w:lvlOverride>
@@ -17898,7 +21406,7 @@
     </w:lvlOverride>
   </w:num>
   <w:num w:numId="13" w16cid:durableId="2095735237">
-    <w:abstractNumId w:val="11"/>
+    <w:abstractNumId w:val="10"/>
     <w:lvlOverride w:ilvl="0">
       <w:startOverride w:val="1"/>
     </w:lvlOverride>
@@ -17931,36 +21439,18 @@
     <w:abstractNumId w:val="4"/>
   </w:num>
   <w:num w:numId="15" w16cid:durableId="2107310534">
-    <w:abstractNumId w:val="15"/>
+    <w:abstractNumId w:val="13"/>
   </w:num>
   <w:num w:numId="16" w16cid:durableId="589696999">
     <w:abstractNumId w:val="6"/>
   </w:num>
   <w:num w:numId="17" w16cid:durableId="543714743">
-    <w:abstractNumId w:val="12"/>
+    <w:abstractNumId w:val="11"/>
   </w:num>
   <w:num w:numId="18" w16cid:durableId="1966571004">
     <w:abstractNumId w:val="0"/>
   </w:num>
-  <w:num w:numId="19" w16cid:durableId="1014767589">
-    <w:abstractNumId w:val="13"/>
-  </w:num>
-  <w:num w:numId="20" w16cid:durableId="755830841">
-    <w:abstractNumId w:val="7"/>
-  </w:num>
-  <w:num w:numId="21" w16cid:durableId="1462310696">
-    <w:abstractNumId w:val="1"/>
-    <w:lvlOverride w:ilvl="0">
-      <w:startOverride w:val="1"/>
-    </w:lvlOverride>
-  </w:num>
-  <w:num w:numId="22" w16cid:durableId="547836279">
-    <w:abstractNumId w:val="1"/>
-    <w:lvlOverride w:ilvl="0">
-      <w:startOverride w:val="1"/>
-    </w:lvlOverride>
-  </w:num>
-  <w:num w:numId="23" w16cid:durableId="806317797">
+  <w:num w:numId="19" w16cid:durableId="547836279">
     <w:abstractNumId w:val="1"/>
     <w:lvlOverride w:ilvl="0">
       <w:startOverride w:val="1"/>
@@ -18605,6 +22095,7 @@
   <w:style w:type="character" w:default="1" w:styleId="a4">
     <w:name w:val="Default Paragraph Font"/>
     <w:uiPriority w:val="1"/>
+    <w:semiHidden/>
     <w:unhideWhenUsed/>
   </w:style>
   <w:style w:type="table" w:default="1" w:styleId="a5">
